--- a/engine/swdy_study/SWDY_Bibliography_05-08-2026.docx
+++ b/engine/swdy_study/SWDY_Bibliography_05-08-2026.docx
@@ -1654,7 +1654,7 @@
           <w:color w:val="1C3A36"/>
           <w:sz w:val="22"/>
         </w:rPr>
-        <w:t>Company layer — 77 inputs</w:t>
+        <w:t>Company layer — 81 inputs</w:t>
       </w:r>
     </w:p>
     <w:tbl>
@@ -6397,7 +6397,7 @@
                 <w:color w:val="1C3A36"/>
                 <w:sz w:val="15"/>
               </w:rPr>
-              <w:t>seg share fy25</w:t>
+              <w:t>seg hist</w:t>
             </w:r>
           </w:p>
         </w:tc>
@@ -6414,7 +6414,7 @@
                 <w:color w:val="1C3A36"/>
                 <w:sz w:val="15"/>
               </w:rPr>
-              <w:t>wc: 0.59; ec: 0.27; ep: 0.06; ds: 0.06; ii: 0.02</w:t>
+              <w:t>FY23: rawmat: 25,869.7, 3,478.6; cables: 56,551.5, 14,110.5; ec: 52,896.4, 6,130.0; meters: 7,092.9, 1,694.3; transformers: 6,614.1, 1,979.9; elecprod: 2,575.1, 1,386.7; infra: 586.5, 297.5; FY24: rawmat: 49,608.2, 7,647.2; cables: 87,581.6, 19,959.3; ec: 70,042.4, 7,831.1; meters: 9,996.7, 2,722.5; transformers: 11,308.7, 3,895.0; elecprod: 2,565.2, 1,300.4; infra: 879.1, 542.9</w:t>
             </w:r>
           </w:p>
         </w:tc>
@@ -6431,7 +6431,7 @@
                 <w:color w:val="1C3A36"/>
                 <w:sz w:val="15"/>
               </w:rPr>
-              <w:t>2026-03</w:t>
+              <w:t>2025-03-13</w:t>
             </w:r>
           </w:p>
         </w:tc>
@@ -6448,7 +6448,7 @@
                 <w:color w:val="1C3A36"/>
                 <w:sz w:val="15"/>
               </w:rPr>
-              <w:t>Wires, Cables &amp; Accessories ~59% of group revenue and Engineering &amp; Construction ~27% (company commentary on the 2025 results); the residual is split across Electrical Products, Digital Solutions and Infrastructure Investment in line with the disclosed Q1-2025 segment table (6.0% / 6.1% / 1.2% of revenue)</w:t>
+              <w:t>Sub-segment revenue and gross profit (EGP mn) from the company's own published segment analysis workbooks for FY2024 (with FY2023 comparatives). The reported 'Wires &amp; Cables' segment splits into Cables and Raw Material (the copper-rod pass-through arm) and the two sum exactly to it. Turnkey gross profit is taken from the income statement where it differs marginally from the workbook</w:t>
             </w:r>
           </w:p>
         </w:tc>
@@ -6467,6 +6467,286 @@
                 <w:color w:val="1C3A36"/>
                 <w:sz w:val="15"/>
               </w:rPr>
+              <w:t>vol hist</w:t>
+            </w:r>
+          </w:p>
+        </w:tc>
+        <w:tc>
+          <w:tcPr>
+            <w:tcW w:type="dxa" w:w="1368"/>
+          </w:tcPr>
+          <w:p>
+            <w:pPr>
+              <w:spacing w:after="20"/>
+            </w:pPr>
+            <w:r>
+              <w:rPr>
+                <w:color w:val="1C3A36"/>
+                <w:sz w:val="15"/>
+              </w:rPr>
+              <w:t>cables: FY23: 156,748.0; FY24: 167,665.0; meters: FY23: 4,057,065.0; FY24: 3,850,726.0; transformers: FY23: 14,521.0; FY24: 17,619.0</w:t>
+            </w:r>
+          </w:p>
+        </w:tc>
+        <w:tc>
+          <w:tcPr>
+            <w:tcW w:type="dxa" w:w="1037"/>
+          </w:tcPr>
+          <w:p>
+            <w:pPr>
+              <w:spacing w:after="20"/>
+            </w:pPr>
+            <w:r>
+              <w:rPr>
+                <w:color w:val="1C3A36"/>
+                <w:sz w:val="15"/>
+              </w:rPr>
+              <w:t>2025-03-13</w:t>
+            </w:r>
+          </w:p>
+        </w:tc>
+        <w:tc>
+          <w:tcPr>
+            <w:tcW w:type="dxa" w:w="6019"/>
+          </w:tcPr>
+          <w:p>
+            <w:pPr>
+              <w:spacing w:after="20"/>
+            </w:pPr>
+            <w:r>
+              <w:rPr>
+                <w:color w:val="1C3A36"/>
+                <w:sz w:val="15"/>
+              </w:rPr>
+              <w:t>Disclosed sales volumes: cables in tonnes, meters in units, transformers in MVA (company earnings releases, FY2024 with FY2023 comparatives). These reproduce the disclosed gross profit per tonne (90,020 / 119,043), per meter (418 / 707) and per MVA (136,345 / 221,065) exactly</w:t>
+            </w:r>
+          </w:p>
+        </w:tc>
+      </w:tr>
+      <w:tr>
+        <w:tc>
+          <w:tcPr>
+            <w:tcW w:type="dxa" w:w="1656"/>
+          </w:tcPr>
+          <w:p>
+            <w:pPr>
+              <w:spacing w:after="20"/>
+            </w:pPr>
+            <w:r>
+              <w:rPr>
+                <w:color w:val="1C3A36"/>
+                <w:sz w:val="15"/>
+              </w:rPr>
+              <w:t>q1 units</w:t>
+            </w:r>
+          </w:p>
+        </w:tc>
+        <w:tc>
+          <w:tcPr>
+            <w:tcW w:type="dxa" w:w="1368"/>
+          </w:tcPr>
+          <w:p>
+            <w:pPr>
+              <w:spacing w:after="20"/>
+            </w:pPr>
+            <w:r>
+              <w:rPr>
+                <w:color w:val="1C3A36"/>
+                <w:sz w:val="15"/>
+              </w:rPr>
+              <w:t>cables_q1_25: 41,476.0; cables_q1_24: 44,975.0; meters_q1_25: 1,169,502.0; meters_q1_24: 811,357.0; transformers_q1_25: 5,112.0; transformers_q1_24: 5,142.0</w:t>
+            </w:r>
+          </w:p>
+        </w:tc>
+        <w:tc>
+          <w:tcPr>
+            <w:tcW w:type="dxa" w:w="1037"/>
+          </w:tcPr>
+          <w:p>
+            <w:pPr>
+              <w:spacing w:after="20"/>
+            </w:pPr>
+            <w:r>
+              <w:rPr>
+                <w:color w:val="1C3A36"/>
+                <w:sz w:val="15"/>
+              </w:rPr>
+              <w:t>2025-05-26</w:t>
+            </w:r>
+          </w:p>
+        </w:tc>
+        <w:tc>
+          <w:tcPr>
+            <w:tcW w:type="dxa" w:w="6019"/>
+          </w:tcPr>
+          <w:p>
+            <w:pPr>
+              <w:spacing w:after="20"/>
+            </w:pPr>
+            <w:r>
+              <w:rPr>
+                <w:color w:val="1C3A36"/>
+                <w:sz w:val="15"/>
+              </w:rPr>
+              <w:t>Q1-2025 disclosed volumes with Q1-2024 comparatives (Q1-2025 earnings release): cables 41,476t (-7.8%), meters 1,169,502 (+44.1%), transformers 5,112 MVA (-0.6%). Used with the FY2024 seasonal share to estimate the FY2025 volume base, which is not itself disclosed</w:t>
+            </w:r>
+          </w:p>
+        </w:tc>
+      </w:tr>
+      <w:tr>
+        <w:tc>
+          <w:tcPr>
+            <w:tcW w:type="dxa" w:w="1656"/>
+          </w:tcPr>
+          <w:p>
+            <w:pPr>
+              <w:spacing w:after="20"/>
+            </w:pPr>
+            <w:r>
+              <w:rPr>
+                <w:color w:val="1C3A36"/>
+                <w:sz w:val="15"/>
+              </w:rPr>
+              <w:t>cables gp t fy25</w:t>
+            </w:r>
+          </w:p>
+        </w:tc>
+        <w:tc>
+          <w:tcPr>
+            <w:tcW w:type="dxa" w:w="1368"/>
+          </w:tcPr>
+          <w:p>
+            <w:pPr>
+              <w:spacing w:after="20"/>
+            </w:pPr>
+            <w:r>
+              <w:rPr>
+                <w:color w:val="1C3A36"/>
+                <w:sz w:val="15"/>
+              </w:rPr>
+              <w:t>88,173.0</w:t>
+            </w:r>
+          </w:p>
+        </w:tc>
+        <w:tc>
+          <w:tcPr>
+            <w:tcW w:type="dxa" w:w="1037"/>
+          </w:tcPr>
+          <w:p>
+            <w:pPr>
+              <w:spacing w:after="20"/>
+            </w:pPr>
+            <w:r>
+              <w:rPr>
+                <w:color w:val="1C3A36"/>
+                <w:sz w:val="15"/>
+              </w:rPr>
+              <w:t>2025-05-26</w:t>
+            </w:r>
+          </w:p>
+        </w:tc>
+        <w:tc>
+          <w:tcPr>
+            <w:tcW w:type="dxa" w:w="6019"/>
+          </w:tcPr>
+          <w:p>
+            <w:pPr>
+              <w:spacing w:after="20"/>
+            </w:pPr>
+            <w:r>
+              <w:rPr>
+                <w:color w:val="1C3A36"/>
+                <w:sz w:val="15"/>
+              </w:rPr>
+              <w:t>Cable gross profit per tonne, Q1-2025 as disclosed (against 93,672 in Q1-2024 on the restated basis). Taken as the FY2025 run-rate: it is the hard evidence for how far cable conversion margins actually compressed, and it is what pins the FY2025 unit build to reality rather than to an assumption</w:t>
+            </w:r>
+          </w:p>
+        </w:tc>
+      </w:tr>
+      <w:tr>
+        <w:tc>
+          <w:tcPr>
+            <w:tcW w:type="dxa" w:w="1656"/>
+          </w:tcPr>
+          <w:p>
+            <w:pPr>
+              <w:spacing w:after="20"/>
+            </w:pPr>
+            <w:r>
+              <w:rPr>
+                <w:color w:val="1C3A36"/>
+                <w:sz w:val="15"/>
+              </w:rPr>
+              <w:t>ec backlog</w:t>
+            </w:r>
+          </w:p>
+        </w:tc>
+        <w:tc>
+          <w:tcPr>
+            <w:tcW w:type="dxa" w:w="1368"/>
+          </w:tcPr>
+          <w:p>
+            <w:pPr>
+              <w:spacing w:after="20"/>
+            </w:pPr>
+            <w:r>
+              <w:rPr>
+                <w:color w:val="1C3A36"/>
+                <w:sz w:val="15"/>
+              </w:rPr>
+              <w:t>323,700.0</w:t>
+            </w:r>
+          </w:p>
+        </w:tc>
+        <w:tc>
+          <w:tcPr>
+            <w:tcW w:type="dxa" w:w="1037"/>
+          </w:tcPr>
+          <w:p>
+            <w:pPr>
+              <w:spacing w:after="20"/>
+            </w:pPr>
+            <w:r>
+              <w:rPr>
+                <w:color w:val="1C3A36"/>
+                <w:sz w:val="15"/>
+              </w:rPr>
+              <w:t>2026-03</w:t>
+            </w:r>
+          </w:p>
+        </w:tc>
+        <w:tc>
+          <w:tcPr>
+            <w:tcW w:type="dxa" w:w="6019"/>
+          </w:tcPr>
+          <w:p>
+            <w:pPr>
+              <w:spacing w:after="20"/>
+            </w:pPr>
+            <w:r>
+              <w:rPr>
+                <w:color w:val="1C3A36"/>
+                <w:sz w:val="15"/>
+              </w:rPr>
+              <w:t>Engineering and construction order book: USD 6.5bn translated at the spot rate. Disclosed as 'approximately USD 6.5bn, above the group's typical historical range'. The reported turnkey backlog was EGP 165bn (Mar-2024), 239bn (Jun-2024) and 196bn (Dec-2024), so the current book is a genuine step up</w:t>
+            </w:r>
+          </w:p>
+        </w:tc>
+      </w:tr>
+      <w:tr>
+        <w:tc>
+          <w:tcPr>
+            <w:tcW w:type="dxa" w:w="1656"/>
+          </w:tcPr>
+          <w:p>
+            <w:pPr>
+              <w:spacing w:after="20"/>
+            </w:pPr>
+            <w:r>
+              <w:rPr>
+                <w:color w:val="1C3A36"/>
+                <w:sz w:val="15"/>
+              </w:rPr>
               <w:t>foreign share fy25</w:t>
             </w:r>
           </w:p>
@@ -6518,7 +6798,7 @@
                 <w:color w:val="1C3A36"/>
                 <w:sz w:val="15"/>
               </w:rPr>
-              <w:t>'Over 70% of revenues generated abroad' (company 2025 commentary). The single most important structural fact about this company: the revenue base is majority hard-currency while the listing, the reporting currency and the cost of capital are Egyptian</w:t>
+              <w:t>'Over 70% of revenues generated abroad' (company 2025 commentary). Used to report the currency split of the bottom-up revenue build, and to translate the copper-linked lines, which are dollar-priced by construction</w:t>
             </w:r>
           </w:p>
         </w:tc>
@@ -7170,7 +7450,7 @@
           <w:color w:val="1C3A36"/>
           <w:sz w:val="22"/>
         </w:rPr>
-        <w:t>Country layer — 7 inputs</w:t>
+        <w:t>Country layer — 8 inputs</w:t>
       </w:r>
     </w:p>
     <w:tbl>
@@ -7433,6 +7713,76 @@
                 <w:color w:val="1C3A36"/>
                 <w:sz w:val="15"/>
               </w:rPr>
+              <w:t>fx hist</w:t>
+            </w:r>
+          </w:p>
+        </w:tc>
+        <w:tc>
+          <w:tcPr>
+            <w:tcW w:type="dxa" w:w="1368"/>
+          </w:tcPr>
+          <w:p>
+            <w:pPr>
+              <w:spacing w:after="20"/>
+            </w:pPr>
+            <w:r>
+              <w:rPr>
+                <w:color w:val="1C3A36"/>
+                <w:sz w:val="15"/>
+              </w:rPr>
+              <w:t>FY23: 30.7; FY24: 45.3; FY25: 49.5</w:t>
+            </w:r>
+          </w:p>
+        </w:tc>
+        <w:tc>
+          <w:tcPr>
+            <w:tcW w:type="dxa" w:w="1037"/>
+          </w:tcPr>
+          <w:p>
+            <w:pPr>
+              <w:spacing w:after="20"/>
+            </w:pPr>
+            <w:r>
+              <w:rPr>
+                <w:color w:val="1C3A36"/>
+                <w:sz w:val="15"/>
+              </w:rPr>
+              <w:t>2026-08-05</w:t>
+            </w:r>
+          </w:p>
+        </w:tc>
+        <w:tc>
+          <w:tcPr>
+            <w:tcW w:type="dxa" w:w="6019"/>
+          </w:tcPr>
+          <w:p>
+            <w:pPr>
+              <w:spacing w:after="20"/>
+            </w:pPr>
+            <w:r>
+              <w:rPr>
+                <w:color w:val="1C3A36"/>
+                <w:sz w:val="15"/>
+              </w:rPr>
+              <w:t>Annual average USD/EGP. The audited FY2024 note discloses closing 50.91 / average 43.96 for 2024 and closing 30.96 / average 30.59 for 2023; the figures here are the house averages consistent with those disclosures</w:t>
+            </w:r>
+          </w:p>
+        </w:tc>
+      </w:tr>
+      <w:tr>
+        <w:tc>
+          <w:tcPr>
+            <w:tcW w:type="dxa" w:w="1656"/>
+          </w:tcPr>
+          <w:p>
+            <w:pPr>
+              <w:spacing w:after="20"/>
+            </w:pPr>
+            <w:r>
+              <w:rPr>
+                <w:color w:val="1C3A36"/>
+                <w:sz w:val="15"/>
+              </w:rPr>
               <w:t>rf</w:t>
             </w:r>
           </w:p>
@@ -7786,7 +8136,7 @@
           <w:color w:val="1C3A36"/>
           <w:sz w:val="22"/>
         </w:rPr>
-        <w:t>House layer — 28 inputs</w:t>
+        <w:t>House layer — 39 inputs</w:t>
       </w:r>
     </w:p>
     <w:tbl>
@@ -8119,7 +8469,7 @@
                 <w:color w:val="1C3A36"/>
                 <w:sz w:val="15"/>
               </w:rPr>
-              <w:t>seg gp margin fy25</w:t>
+              <w:t>fx path</w:t>
             </w:r>
           </w:p>
         </w:tc>
@@ -8136,7 +8486,7 @@
                 <w:color w:val="1C3A36"/>
                 <w:sz w:val="15"/>
               </w:rPr>
-              <w:t>wc: 0.1245; ec: 0.09; ep: 0.38; ds: 0.21; ii: 0.6</w:t>
+              <w:t>51, 54, 57.5, 61, 64.5</w:t>
             </w:r>
           </w:p>
         </w:tc>
@@ -8170,7 +8520,7 @@
                 <w:color w:val="1C3A36"/>
                 <w:sz w:val="15"/>
               </w:rPr>
-              <w:t>Segment gross margins set from the disclosed Q1-2025 segment table (W&amp;C 16.6%, E&amp;C 8.6%, Electrical Products 39.4%, Digital Solutions 21.9%, Infrastructure 63.2%) stepped down for the further H2-2025 normalisation, and solved so the weighted blend reproduces the FY2025 group gross margin of 14.5%</w:t>
+              <w:t>USD/EGP average-rate path, about 6%/yr of depreciation from the FY2025 average of 49.5. This is a genuine driver in the bottom-up build, not a translation convenience: copper is priced in dollars, so it sets the Egyptian-pound price per tonne of cable and rod directly. DELIBERATELY BELOW covered-interest parity, which on the 22.31% pound against a ~4.3% dollar rate implies about 17%/yr — the base case assumes disinflation closes most of that gap rather than the currency absorbing it. The parity case is carried as an explicit sensitivity</w:t>
             </w:r>
           </w:p>
         </w:tc>
@@ -8189,7 +8539,7 @@
                 <w:color w:val="1C3A36"/>
                 <w:sz w:val="15"/>
               </w:rPr>
-              <w:t>opex pct fy25</w:t>
+              <w:t>cables vol growth</w:t>
             </w:r>
           </w:p>
         </w:tc>
@@ -8206,7 +8556,7 @@
                 <w:color w:val="1C3A36"/>
                 <w:sz w:val="15"/>
               </w:rPr>
-              <w:t>0.035</w:t>
+              <w:t>0.06, 0.05, 0.04, 0.04, 0.04</w:t>
             </w:r>
           </w:p>
         </w:tc>
@@ -8240,7 +8590,7 @@
                 <w:color w:val="1C3A36"/>
                 <w:sz w:val="15"/>
               </w:rPr>
-              <w:t>Operating cost load between gross profit and EBITDA, as a share of revenue: FY2024 SG&amp;A was 5.2% of revenue and Q1-2025 5.4%, against which other income runs 1.5-1.7%. The FY2025 net load solves to 3.5% (14.5% gross margin less the 11.0% EBITDA margin)</w:t>
+              <w:t>Cable tonnage growth. The FY2025 base is a 7.7% volume DECLINE on FY2024 (disclosed Q1-2025 -7.8%), so the forecast is a recovery to roughly the FY2024 level by FY2028 and modest growth thereafter, supported by regional grid build-out, data-centre demand and the export book. No capacity step-change is assumed</w:t>
             </w:r>
           </w:p>
         </w:tc>
@@ -8259,7 +8609,7 @@
                 <w:color w:val="1C3A36"/>
                 <w:sz w:val="15"/>
               </w:rPr>
-              <w:t>ebitda margin fy25</w:t>
+              <w:t>cables uplift</w:t>
             </w:r>
           </w:p>
         </w:tc>
@@ -8276,7 +8626,7 @@
                 <w:color w:val="1C3A36"/>
                 <w:sz w:val="15"/>
               </w:rPr>
-              <w:t>0.11</w:t>
+              <w:t>1.3, 1.3, 1.3, 1.3, 1.3</w:t>
             </w:r>
           </w:p>
         </w:tc>
@@ -8310,7 +8660,7 @@
                 <w:color w:val="1C3A36"/>
                 <w:sz w:val="15"/>
               </w:rPr>
-              <w:t>FY2025 group EBITDA margin. Anchored on the last-twelve-month aggregator print (USD 663mn EBITDA on USD 6.0bn revenue = 11.0%) and cross-checked against the disclosed quarterly path: Q1 12.6%, Q2 11.1%, Q4 9.5%</w:t>
+              <w:t>Fabrication uplift: cable price per tonne divided by the copper cost per tonne. History back-solves to 1.386 (FY2023) and 1.261 (FY2024); the forecast is held at 1.30, between the two. This is the term that converts a copper price into a cable price, and holding it flat means no pricing-power assumption is being smuggled in</w:t>
             </w:r>
           </w:p>
         </w:tc>
@@ -8329,7 +8679,7 @@
                 <w:color w:val="1C3A36"/>
                 <w:sz w:val="15"/>
               </w:rPr>
-              <w:t>dom growth</w:t>
+              <w:t>cables conv</w:t>
             </w:r>
           </w:p>
         </w:tc>
@@ -8346,7 +8696,7 @@
                 <w:color w:val="1C3A36"/>
                 <w:sz w:val="15"/>
               </w:rPr>
-              <w:t>0.14, 0.12, 0.1, 0.09, 0.08</w:t>
+              <w:t>0.15, 0.16, 0.17, 0.175, 0.175</w:t>
             </w:r>
           </w:p>
         </w:tc>
@@ -8380,7 +8730,7 @@
                 <w:color w:val="1C3A36"/>
                 <w:sz w:val="15"/>
               </w:rPr>
-              <w:t>Domestic (EGP) revenue growth FY26E-FY30E. Egypt nominal GDP growth is running ~16-18% with inflation guided down toward the CBE's 7% (2026) and 5% (2028) targets; the domestic leg is set to grow slightly below nominal GDP as disinflation proceeds, with no domestic share gain assumed</w:t>
+              <w:t>Cable conversion margin — gross profit as a share of the realised price per tonne — for the forecast years. History back-solves to 25.0% (FY2023), 22.8% (FY2024) and roughly 13.8% (FY2025, from the disclosed gross profit per tonne against the back-solved price per tonne). The forecast recovers only part of that collapse and never approaches the FY2023-24 levels, which carried devaluation gains on cheaply bought copper inventory</w:t>
             </w:r>
           </w:p>
         </w:tc>
@@ -8399,7 +8749,7 @@
                 <w:color w:val="1C3A36"/>
                 <w:sz w:val="15"/>
               </w:rPr>
-              <w:t>fgn growth usd</w:t>
+              <w:t>unit gp growth</w:t>
             </w:r>
           </w:p>
         </w:tc>
@@ -8416,7 +8766,7 @@
                 <w:color w:val="1C3A36"/>
                 <w:sz w:val="15"/>
               </w:rPr>
-              <w:t>0.1, 0.08, 0.07, 0.06, 0.06</w:t>
+              <w:t>0.085, 0.08, 0.075, 0.07, 0.07</w:t>
             </w:r>
           </w:p>
         </w:tc>
@@ -8450,7 +8800,7 @@
                 <w:color w:val="1C3A36"/>
                 <w:sz w:val="15"/>
               </w:rPr>
-              <w:t>Foreign revenue growth in USD. Supported by a USD 6.5bn project backlog (~4.3x the E&amp;C segment's annual revenue and above the group's historical range), regional grid build-out and data-centre driven cable demand; tapering to a mature single-digit rate by FY30E</w:t>
+              <w:t>Growth in gross profit PER UNIT for the manufacturing lines — per tonne of cable and rod, per MVA of transformer, per meter. This is the correct structure for a converter: when copper spikes, revenue rises because the metal is passed through, but the conversion margin earned on each tonne does not, so the percentage margin falls. Modelling these as a percentage of a copper-inflated price would manufacture profit out of a commodity move. The path is set at roughly Egyptian cost inflation, i.e. a flat real conversion margin with no recovery in unit profitability assumed</w:t>
             </w:r>
           </w:p>
         </w:tc>
@@ -8469,7 +8819,7 @@
                 <w:color w:val="1C3A36"/>
                 <w:sz w:val="15"/>
               </w:rPr>
-              <w:t>fx path</w:t>
+              <w:t>margin recovery</w:t>
             </w:r>
           </w:p>
         </w:tc>
@@ -8486,7 +8836,7 @@
                 <w:color w:val="1C3A36"/>
                 <w:sz w:val="15"/>
               </w:rPr>
-              <w:t>51, 54, 57.5, 61, 64.5</w:t>
+              <w:t>1, 1.04, 1.07, 1.09, 1.1</w:t>
             </w:r>
           </w:p>
         </w:tc>
@@ -8520,7 +8870,7 @@
                 <w:color w:val="1C3A36"/>
                 <w:sz w:val="15"/>
               </w:rPr>
-              <w:t>USD/EGP average-rate path FY26E-FY30E, ~6%/yr depreciation from the FY2025 average of 49.5. DELIBERATELY BELOW covered-interest parity, which on the 22.31% EGP vs ~4.3% USD rate gap implies ~17%/yr — the base case assumes the CBE's disinflation path largely closes that gap rather than the pound absorbing it. The parity path is carried as an explicit sensitivity because it moves the valuation more than any operating driver</w:t>
+              <w:t>Recovery factor applied to the FY2025 gross margins of the non-cable lines. FY2025 margins are calibrated to the disclosed group gross profit, which implies roughly a 10% compression against FY2024 across those lines; the forecast recovers about half of it by FY2030 and no more</w:t>
             </w:r>
           </w:p>
         </w:tc>
@@ -8539,7 +8889,7 @@
                 <w:color w:val="1C3A36"/>
                 <w:sz w:val="15"/>
               </w:rPr>
-              <w:t>fx fy25 avg</w:t>
+              <w:t>rawmat vol growth</w:t>
             </w:r>
           </w:p>
         </w:tc>
@@ -8556,7 +8906,7 @@
                 <w:color w:val="1C3A36"/>
                 <w:sz w:val="15"/>
               </w:rPr>
-              <w:t>49.5</w:t>
+              <w:t>0.04, 0.04, 0.03, 0.03, 0.03</w:t>
             </w:r>
           </w:p>
         </w:tc>
@@ -8590,7 +8940,7 @@
                 <w:color w:val="1C3A36"/>
                 <w:sz w:val="15"/>
               </w:rPr>
-              <w:t>FY2025 average USD/EGP. The audited FY2024 note discloses closing 50.91 / average 43.96 for 2024 and closing 30.96 / average 30.59 for 2023; 49.5 is the 2025 average consistent with the observed path</w:t>
+              <w:t>Raw-material (copper rod) tonnage growth. This arm is close to a pure pass-through: implied volume was 99kt in FY2023 and 120kt in FY2024</w:t>
             </w:r>
           </w:p>
         </w:tc>
@@ -8609,7 +8959,7 @@
                 <w:color w:val="1C3A36"/>
                 <w:sz w:val="15"/>
               </w:rPr>
-              <w:t>seg share fy30</w:t>
+              <w:t>rawmat uplift</w:t>
             </w:r>
           </w:p>
         </w:tc>
@@ -8626,7 +8976,7 @@
                 <w:color w:val="1C3A36"/>
                 <w:sz w:val="15"/>
               </w:rPr>
-              <w:t>wc: 0.56; ec: 0.28; ep: 0.065; ds: 0.07; ii: 0.025</w:t>
+              <w:t>1.02</w:t>
             </w:r>
           </w:p>
         </w:tc>
@@ -8660,7 +9010,7 @@
                 <w:color w:val="1C3A36"/>
                 <w:sz w:val="15"/>
               </w:rPr>
-              <w:t>FY30E segment mix: a modest drift out of wires &amp; cables into the higher-margin digital, electrical-products and infrastructure lines, consistent with the company's stated three-year plan to broaden the portfolio. Interpolated linearly from the FY2025 mix</w:t>
+              <w:t>Raw-material price per tonne as a multiple of the copper cost — a thin conversion spread over the metal</w:t>
             </w:r>
           </w:p>
         </w:tc>
@@ -8679,7 +9029,7 @@
                 <w:color w:val="1C3A36"/>
                 <w:sz w:val="15"/>
               </w:rPr>
-              <w:t>seg ebitda margin path</w:t>
+              <w:t>rawmat gp</w:t>
             </w:r>
           </w:p>
         </w:tc>
@@ -8696,7 +9046,7 @@
                 <w:color w:val="1C3A36"/>
                 <w:sz w:val="15"/>
               </w:rPr>
-              <w:t>wc: 0.091, 0.0925, 0.095, 0.098, 0.1; ec: 0.056, 0.058, 0.061, 0.063, 0.065; ep: 0.345, 0.345, 0.345, 0.345, 0.345; ds: 0.177, 0.18, 0.182, 0.1835, 0.185; ii: 0.565, 0.565, 0.565, 0.565, 0.565</w:t>
+              <w:t>0.135</w:t>
             </w:r>
           </w:p>
         </w:tc>
@@ -8730,7 +9080,777 @@
                 <w:color w:val="1C3A36"/>
                 <w:sz w:val="15"/>
               </w:rPr>
-              <w:t>Segment EBITDA margins FY26E-FY30E = segment gross margin less the 3.5%-of-revenue operating load, then allowed to recover gently as the copper-driven revenue inflation of 2024-25 washes out of the denominator and the mix shifts. The wires &amp; cables terminal margin of 10.0% sits well below the FY2024 windfall (14.3%, struck on devaluation inventory gains) and marginally above the FY2025 trough</w:t>
+              <w:t>Raw-material gross margin. History 13.4% (FY2023), 15.4% (FY2024); the forecast is struck at the lower end</w:t>
+            </w:r>
+          </w:p>
+        </w:tc>
+      </w:tr>
+      <w:tr>
+        <w:tc>
+          <w:tcPr>
+            <w:tcW w:type="dxa" w:w="1656"/>
+          </w:tcPr>
+          <w:p>
+            <w:pPr>
+              <w:spacing w:after="20"/>
+            </w:pPr>
+            <w:r>
+              <w:rPr>
+                <w:color w:val="1C3A36"/>
+                <w:sz w:val="15"/>
+              </w:rPr>
+              <w:t>ec burn</w:t>
+            </w:r>
+          </w:p>
+        </w:tc>
+        <w:tc>
+          <w:tcPr>
+            <w:tcW w:type="dxa" w:w="1368"/>
+          </w:tcPr>
+          <w:p>
+            <w:pPr>
+              <w:spacing w:after="20"/>
+            </w:pPr>
+            <w:r>
+              <w:rPr>
+                <w:color w:val="1C3A36"/>
+                <w:sz w:val="15"/>
+              </w:rPr>
+              <w:t>0.27, 0.265, 0.26, 0.255, 0.25</w:t>
+            </w:r>
+          </w:p>
+        </w:tc>
+        <w:tc>
+          <w:tcPr>
+            <w:tcW w:type="dxa" w:w="1037"/>
+          </w:tcPr>
+          <w:p>
+            <w:pPr>
+              <w:spacing w:after="20"/>
+            </w:pPr>
+            <w:r>
+              <w:rPr>
+                <w:color w:val="1C3A36"/>
+                <w:sz w:val="15"/>
+              </w:rPr>
+              <w:t>2026-08-05</w:t>
+            </w:r>
+          </w:p>
+        </w:tc>
+        <w:tc>
+          <w:tcPr>
+            <w:tcW w:type="dxa" w:w="6019"/>
+          </w:tcPr>
+          <w:p>
+            <w:pPr>
+              <w:spacing w:after="20"/>
+            </w:pPr>
+            <w:r>
+              <w:rPr>
+                <w:color w:val="1C3A36"/>
+                <w:sz w:val="15"/>
+              </w:rPr>
+              <w:t>Share of the opening order book converted to revenue each year. The FY2025 revenue of roughly EGP 88bn against a book of EGP 324bn implies about 27%, i.e. a three-and-a-half-year book. The rate is tapered as the book lengthens</w:t>
+            </w:r>
+          </w:p>
+        </w:tc>
+      </w:tr>
+      <w:tr>
+        <w:tc>
+          <w:tcPr>
+            <w:tcW w:type="dxa" w:w="1656"/>
+          </w:tcPr>
+          <w:p>
+            <w:pPr>
+              <w:spacing w:after="20"/>
+            </w:pPr>
+            <w:r>
+              <w:rPr>
+                <w:color w:val="1C3A36"/>
+                <w:sz w:val="15"/>
+              </w:rPr>
+              <w:t>ec book to bill</w:t>
+            </w:r>
+          </w:p>
+        </w:tc>
+        <w:tc>
+          <w:tcPr>
+            <w:tcW w:type="dxa" w:w="1368"/>
+          </w:tcPr>
+          <w:p>
+            <w:pPr>
+              <w:spacing w:after="20"/>
+            </w:pPr>
+            <w:r>
+              <w:rPr>
+                <w:color w:val="1C3A36"/>
+                <w:sz w:val="15"/>
+              </w:rPr>
+              <w:t>1.05, 1.05, 1.03, 1.02, 1</w:t>
+            </w:r>
+          </w:p>
+        </w:tc>
+        <w:tc>
+          <w:tcPr>
+            <w:tcW w:type="dxa" w:w="1037"/>
+          </w:tcPr>
+          <w:p>
+            <w:pPr>
+              <w:spacing w:after="20"/>
+            </w:pPr>
+            <w:r>
+              <w:rPr>
+                <w:color w:val="1C3A36"/>
+                <w:sz w:val="15"/>
+              </w:rPr>
+              <w:t>2026-08-05</w:t>
+            </w:r>
+          </w:p>
+        </w:tc>
+        <w:tc>
+          <w:tcPr>
+            <w:tcW w:type="dxa" w:w="6019"/>
+          </w:tcPr>
+          <w:p>
+            <w:pPr>
+              <w:spacing w:after="20"/>
+            </w:pPr>
+            <w:r>
+              <w:rPr>
+                <w:color w:val="1C3A36"/>
+                <w:sz w:val="15"/>
+              </w:rPr>
+              <w:t>New awards as a multiple of revenue recognised. Above one early, reflecting the disclosed step up in the order book, converging to replacement</w:t>
+            </w:r>
+          </w:p>
+        </w:tc>
+      </w:tr>
+      <w:tr>
+        <w:tc>
+          <w:tcPr>
+            <w:tcW w:type="dxa" w:w="1656"/>
+          </w:tcPr>
+          <w:p>
+            <w:pPr>
+              <w:spacing w:after="20"/>
+            </w:pPr>
+            <w:r>
+              <w:rPr>
+                <w:color w:val="1C3A36"/>
+                <w:sz w:val="15"/>
+              </w:rPr>
+              <w:t>ec gp</w:t>
+            </w:r>
+          </w:p>
+        </w:tc>
+        <w:tc>
+          <w:tcPr>
+            <w:tcW w:type="dxa" w:w="1368"/>
+          </w:tcPr>
+          <w:p>
+            <w:pPr>
+              <w:spacing w:after="20"/>
+            </w:pPr>
+            <w:r>
+              <w:rPr>
+                <w:color w:val="1C3A36"/>
+                <w:sz w:val="15"/>
+              </w:rPr>
+              <w:t>0.11</w:t>
+            </w:r>
+          </w:p>
+        </w:tc>
+        <w:tc>
+          <w:tcPr>
+            <w:tcW w:type="dxa" w:w="1037"/>
+          </w:tcPr>
+          <w:p>
+            <w:pPr>
+              <w:spacing w:after="20"/>
+            </w:pPr>
+            <w:r>
+              <w:rPr>
+                <w:color w:val="1C3A36"/>
+                <w:sz w:val="15"/>
+              </w:rPr>
+              <w:t>2026-08-05</w:t>
+            </w:r>
+          </w:p>
+        </w:tc>
+        <w:tc>
+          <w:tcPr>
+            <w:tcW w:type="dxa" w:w="6019"/>
+          </w:tcPr>
+          <w:p>
+            <w:pPr>
+              <w:spacing w:after="20"/>
+            </w:pPr>
+            <w:r>
+              <w:rPr>
+                <w:color w:val="1C3A36"/>
+                <w:sz w:val="15"/>
+              </w:rPr>
+              <w:t>Engineering and construction gross margin. History 11.6% (FY2023) and 11.2% (FY2024); held at 11.0%</w:t>
+            </w:r>
+          </w:p>
+        </w:tc>
+      </w:tr>
+      <w:tr>
+        <w:tc>
+          <w:tcPr>
+            <w:tcW w:type="dxa" w:w="1656"/>
+          </w:tcPr>
+          <w:p>
+            <w:pPr>
+              <w:spacing w:after="20"/>
+            </w:pPr>
+            <w:r>
+              <w:rPr>
+                <w:color w:val="1C3A36"/>
+                <w:sz w:val="15"/>
+              </w:rPr>
+              <w:t>transformers vol growth</w:t>
+            </w:r>
+          </w:p>
+        </w:tc>
+        <w:tc>
+          <w:tcPr>
+            <w:tcW w:type="dxa" w:w="1368"/>
+          </w:tcPr>
+          <w:p>
+            <w:pPr>
+              <w:spacing w:after="20"/>
+            </w:pPr>
+            <w:r>
+              <w:rPr>
+                <w:color w:val="1C3A36"/>
+                <w:sz w:val="15"/>
+              </w:rPr>
+              <w:t>0.08, 0.07, 0.06, 0.05, 0.05</w:t>
+            </w:r>
+          </w:p>
+        </w:tc>
+        <w:tc>
+          <w:tcPr>
+            <w:tcW w:type="dxa" w:w="1037"/>
+          </w:tcPr>
+          <w:p>
+            <w:pPr>
+              <w:spacing w:after="20"/>
+            </w:pPr>
+            <w:r>
+              <w:rPr>
+                <w:color w:val="1C3A36"/>
+                <w:sz w:val="15"/>
+              </w:rPr>
+              <w:t>2026-08-05</w:t>
+            </w:r>
+          </w:p>
+        </w:tc>
+        <w:tc>
+          <w:tcPr>
+            <w:tcW w:type="dxa" w:w="6019"/>
+          </w:tcPr>
+          <w:p>
+            <w:pPr>
+              <w:spacing w:after="20"/>
+            </w:pPr>
+            <w:r>
+              <w:rPr>
+                <w:color w:val="1C3A36"/>
+                <w:sz w:val="15"/>
+              </w:rPr>
+              <w:t>Transformer MVA growth. History: 14,521 MVA (FY2023) to 17,619 (FY2024), +21.3%, then broadly flat through Q1-2025. Regional transmission investment supports mid-single-digit growth</w:t>
+            </w:r>
+          </w:p>
+        </w:tc>
+      </w:tr>
+      <w:tr>
+        <w:tc>
+          <w:tcPr>
+            <w:tcW w:type="dxa" w:w="1656"/>
+          </w:tcPr>
+          <w:p>
+            <w:pPr>
+              <w:spacing w:after="20"/>
+            </w:pPr>
+            <w:r>
+              <w:rPr>
+                <w:color w:val="1C3A36"/>
+                <w:sz w:val="15"/>
+              </w:rPr>
+              <w:t>transformers gp</w:t>
+            </w:r>
+          </w:p>
+        </w:tc>
+        <w:tc>
+          <w:tcPr>
+            <w:tcW w:type="dxa" w:w="1368"/>
+          </w:tcPr>
+          <w:p>
+            <w:pPr>
+              <w:spacing w:after="20"/>
+            </w:pPr>
+            <w:r>
+              <w:rPr>
+                <w:color w:val="1C3A36"/>
+                <w:sz w:val="15"/>
+              </w:rPr>
+              <w:t>0.32</w:t>
+            </w:r>
+          </w:p>
+        </w:tc>
+        <w:tc>
+          <w:tcPr>
+            <w:tcW w:type="dxa" w:w="1037"/>
+          </w:tcPr>
+          <w:p>
+            <w:pPr>
+              <w:spacing w:after="20"/>
+            </w:pPr>
+            <w:r>
+              <w:rPr>
+                <w:color w:val="1C3A36"/>
+                <w:sz w:val="15"/>
+              </w:rPr>
+              <w:t>2026-08-05</w:t>
+            </w:r>
+          </w:p>
+        </w:tc>
+        <w:tc>
+          <w:tcPr>
+            <w:tcW w:type="dxa" w:w="6019"/>
+          </w:tcPr>
+          <w:p>
+            <w:pPr>
+              <w:spacing w:after="20"/>
+            </w:pPr>
+            <w:r>
+              <w:rPr>
+                <w:color w:val="1C3A36"/>
+                <w:sz w:val="15"/>
+              </w:rPr>
+              <w:t>Transformer gross margin as a share of price per MVA. History 29.9% (FY2023) and 34.4% (FY2024); struck between them</w:t>
+            </w:r>
+          </w:p>
+        </w:tc>
+      </w:tr>
+      <w:tr>
+        <w:tc>
+          <w:tcPr>
+            <w:tcW w:type="dxa" w:w="1656"/>
+          </w:tcPr>
+          <w:p>
+            <w:pPr>
+              <w:spacing w:after="20"/>
+            </w:pPr>
+            <w:r>
+              <w:rPr>
+                <w:color w:val="1C3A36"/>
+                <w:sz w:val="15"/>
+              </w:rPr>
+              <w:t>meters vol growth</w:t>
+            </w:r>
+          </w:p>
+        </w:tc>
+        <w:tc>
+          <w:tcPr>
+            <w:tcW w:type="dxa" w:w="1368"/>
+          </w:tcPr>
+          <w:p>
+            <w:pPr>
+              <w:spacing w:after="20"/>
+            </w:pPr>
+            <w:r>
+              <w:rPr>
+                <w:color w:val="1C3A36"/>
+                <w:sz w:val="15"/>
+              </w:rPr>
+              <w:t>0.06, 0.05, 0.05, 0.04, 0.04</w:t>
+            </w:r>
+          </w:p>
+        </w:tc>
+        <w:tc>
+          <w:tcPr>
+            <w:tcW w:type="dxa" w:w="1037"/>
+          </w:tcPr>
+          <w:p>
+            <w:pPr>
+              <w:spacing w:after="20"/>
+            </w:pPr>
+            <w:r>
+              <w:rPr>
+                <w:color w:val="1C3A36"/>
+                <w:sz w:val="15"/>
+              </w:rPr>
+              <w:t>2026-08-05</w:t>
+            </w:r>
+          </w:p>
+        </w:tc>
+        <w:tc>
+          <w:tcPr>
+            <w:tcW w:type="dxa" w:w="6019"/>
+          </w:tcPr>
+          <w:p>
+            <w:pPr>
+              <w:spacing w:after="20"/>
+            </w:pPr>
+            <w:r>
+              <w:rPr>
+                <w:color w:val="1C3A36"/>
+                <w:sz w:val="15"/>
+              </w:rPr>
+              <w:t>Smart-meter unit growth. Volumes fell 5.1% in FY2024 but Q1-2025 ran +44.1% y/y as national metering programmes restarted</w:t>
+            </w:r>
+          </w:p>
+        </w:tc>
+      </w:tr>
+      <w:tr>
+        <w:tc>
+          <w:tcPr>
+            <w:tcW w:type="dxa" w:w="1656"/>
+          </w:tcPr>
+          <w:p>
+            <w:pPr>
+              <w:spacing w:after="20"/>
+            </w:pPr>
+            <w:r>
+              <w:rPr>
+                <w:color w:val="1C3A36"/>
+                <w:sz w:val="15"/>
+              </w:rPr>
+              <w:t>meters gp</w:t>
+            </w:r>
+          </w:p>
+        </w:tc>
+        <w:tc>
+          <w:tcPr>
+            <w:tcW w:type="dxa" w:w="1368"/>
+          </w:tcPr>
+          <w:p>
+            <w:pPr>
+              <w:spacing w:after="20"/>
+            </w:pPr>
+            <w:r>
+              <w:rPr>
+                <w:color w:val="1C3A36"/>
+                <w:sz w:val="15"/>
+              </w:rPr>
+              <w:t>0.25</w:t>
+            </w:r>
+          </w:p>
+        </w:tc>
+        <w:tc>
+          <w:tcPr>
+            <w:tcW w:type="dxa" w:w="1037"/>
+          </w:tcPr>
+          <w:p>
+            <w:pPr>
+              <w:spacing w:after="20"/>
+            </w:pPr>
+            <w:r>
+              <w:rPr>
+                <w:color w:val="1C3A36"/>
+                <w:sz w:val="15"/>
+              </w:rPr>
+              <w:t>2026-08-05</w:t>
+            </w:r>
+          </w:p>
+        </w:tc>
+        <w:tc>
+          <w:tcPr>
+            <w:tcW w:type="dxa" w:w="6019"/>
+          </w:tcPr>
+          <w:p>
+            <w:pPr>
+              <w:spacing w:after="20"/>
+            </w:pPr>
+            <w:r>
+              <w:rPr>
+                <w:color w:val="1C3A36"/>
+                <w:sz w:val="15"/>
+              </w:rPr>
+              <w:t>Meter gross margin as a share of price per unit. History 23.9% (FY2023) and 27.2% (FY2024)</w:t>
+            </w:r>
+          </w:p>
+        </w:tc>
+      </w:tr>
+      <w:tr>
+        <w:tc>
+          <w:tcPr>
+            <w:tcW w:type="dxa" w:w="1656"/>
+          </w:tcPr>
+          <w:p>
+            <w:pPr>
+              <w:spacing w:after="20"/>
+            </w:pPr>
+            <w:r>
+              <w:rPr>
+                <w:color w:val="1C3A36"/>
+                <w:sz w:val="15"/>
+              </w:rPr>
+              <w:t>unit price inflation</w:t>
+            </w:r>
+          </w:p>
+        </w:tc>
+        <w:tc>
+          <w:tcPr>
+            <w:tcW w:type="dxa" w:w="1368"/>
+          </w:tcPr>
+          <w:p>
+            <w:pPr>
+              <w:spacing w:after="20"/>
+            </w:pPr>
+            <w:r>
+              <w:rPr>
+                <w:color w:val="1C3A36"/>
+                <w:sz w:val="15"/>
+              </w:rPr>
+              <w:t>0.08, 0.075, 0.07, 0.07, 0.07</w:t>
+            </w:r>
+          </w:p>
+        </w:tc>
+        <w:tc>
+          <w:tcPr>
+            <w:tcW w:type="dxa" w:w="1037"/>
+          </w:tcPr>
+          <w:p>
+            <w:pPr>
+              <w:spacing w:after="20"/>
+            </w:pPr>
+            <w:r>
+              <w:rPr>
+                <w:color w:val="1C3A36"/>
+                <w:sz w:val="15"/>
+              </w:rPr>
+              <w:t>2026-08-05</w:t>
+            </w:r>
+          </w:p>
+        </w:tc>
+        <w:tc>
+          <w:tcPr>
+            <w:tcW w:type="dxa" w:w="6019"/>
+          </w:tcPr>
+          <w:p>
+            <w:pPr>
+              <w:spacing w:after="20"/>
+            </w:pPr>
+            <w:r>
+              <w:rPr>
+                <w:color w:val="1C3A36"/>
+                <w:sz w:val="15"/>
+              </w:rPr>
+              <w:t>Nominal price growth for the units not priced off copper (meters). Set below Egyptian headline inflation on the disinflation path</w:t>
+            </w:r>
+          </w:p>
+        </w:tc>
+      </w:tr>
+      <w:tr>
+        <w:tc>
+          <w:tcPr>
+            <w:tcW w:type="dxa" w:w="1656"/>
+          </w:tcPr>
+          <w:p>
+            <w:pPr>
+              <w:spacing w:after="20"/>
+            </w:pPr>
+            <w:r>
+              <w:rPr>
+                <w:color w:val="1C3A36"/>
+                <w:sz w:val="15"/>
+              </w:rPr>
+              <w:t>other growth</w:t>
+            </w:r>
+          </w:p>
+        </w:tc>
+        <w:tc>
+          <w:tcPr>
+            <w:tcW w:type="dxa" w:w="1368"/>
+          </w:tcPr>
+          <w:p>
+            <w:pPr>
+              <w:spacing w:after="20"/>
+            </w:pPr>
+            <w:r>
+              <w:rPr>
+                <w:color w:val="1C3A36"/>
+                <w:sz w:val="15"/>
+              </w:rPr>
+              <w:t>0.12, 0.11, 0.1, 0.09, 0.08</w:t>
+            </w:r>
+          </w:p>
+        </w:tc>
+        <w:tc>
+          <w:tcPr>
+            <w:tcW w:type="dxa" w:w="1037"/>
+          </w:tcPr>
+          <w:p>
+            <w:pPr>
+              <w:spacing w:after="20"/>
+            </w:pPr>
+            <w:r>
+              <w:rPr>
+                <w:color w:val="1C3A36"/>
+                <w:sz w:val="15"/>
+              </w:rPr>
+              <w:t>2026-08-05</w:t>
+            </w:r>
+          </w:p>
+        </w:tc>
+        <w:tc>
+          <w:tcPr>
+            <w:tcW w:type="dxa" w:w="6019"/>
+          </w:tcPr>
+          <w:p>
+            <w:pPr>
+              <w:spacing w:after="20"/>
+            </w:pPr>
+            <w:r>
+              <w:rPr>
+                <w:color w:val="1C3A36"/>
+                <w:sz w:val="15"/>
+              </w:rPr>
+              <w:t>Revenue growth for the two smallest lines — other electrical products, and infrastructure investment (industrial development, logistics, utilities, dry port and independent power projects). Together under 3% of revenue</w:t>
+            </w:r>
+          </w:p>
+        </w:tc>
+      </w:tr>
+      <w:tr>
+        <w:tc>
+          <w:tcPr>
+            <w:tcW w:type="dxa" w:w="1656"/>
+          </w:tcPr>
+          <w:p>
+            <w:pPr>
+              <w:spacing w:after="20"/>
+            </w:pPr>
+            <w:r>
+              <w:rPr>
+                <w:color w:val="1C3A36"/>
+                <w:sz w:val="15"/>
+              </w:rPr>
+              <w:t>other gp</w:t>
+            </w:r>
+          </w:p>
+        </w:tc>
+        <w:tc>
+          <w:tcPr>
+            <w:tcW w:type="dxa" w:w="1368"/>
+          </w:tcPr>
+          <w:p>
+            <w:pPr>
+              <w:spacing w:after="20"/>
+            </w:pPr>
+            <w:r>
+              <w:rPr>
+                <w:color w:val="1C3A36"/>
+                <w:sz w:val="15"/>
+              </w:rPr>
+              <w:t>elecprod: 0.45; infra: 0.6</w:t>
+            </w:r>
+          </w:p>
+        </w:tc>
+        <w:tc>
+          <w:tcPr>
+            <w:tcW w:type="dxa" w:w="1037"/>
+          </w:tcPr>
+          <w:p>
+            <w:pPr>
+              <w:spacing w:after="20"/>
+            </w:pPr>
+            <w:r>
+              <w:rPr>
+                <w:color w:val="1C3A36"/>
+                <w:sz w:val="15"/>
+              </w:rPr>
+              <w:t>2026-08-05</w:t>
+            </w:r>
+          </w:p>
+        </w:tc>
+        <w:tc>
+          <w:tcPr>
+            <w:tcW w:type="dxa" w:w="6019"/>
+          </w:tcPr>
+          <w:p>
+            <w:pPr>
+              <w:spacing w:after="20"/>
+            </w:pPr>
+            <w:r>
+              <w:rPr>
+                <w:color w:val="1C3A36"/>
+                <w:sz w:val="15"/>
+              </w:rPr>
+              <w:t>Gross margins on the two residual lines. History: other electrical products 53.9% (FY2023) and 50.7% (FY2024); infrastructure 50.7% and 61.8%. Struck conservatively</w:t>
+            </w:r>
+          </w:p>
+        </w:tc>
+      </w:tr>
+      <w:tr>
+        <w:tc>
+          <w:tcPr>
+            <w:tcW w:type="dxa" w:w="1656"/>
+          </w:tcPr>
+          <w:p>
+            <w:pPr>
+              <w:spacing w:after="20"/>
+            </w:pPr>
+            <w:r>
+              <w:rPr>
+                <w:color w:val="1C3A36"/>
+                <w:sz w:val="15"/>
+              </w:rPr>
+              <w:t>opex pct</w:t>
+            </w:r>
+          </w:p>
+        </w:tc>
+        <w:tc>
+          <w:tcPr>
+            <w:tcW w:type="dxa" w:w="1368"/>
+          </w:tcPr>
+          <w:p>
+            <w:pPr>
+              <w:spacing w:after="20"/>
+            </w:pPr>
+            <w:r>
+              <w:rPr>
+                <w:color w:val="1C3A36"/>
+                <w:sz w:val="15"/>
+              </w:rPr>
+              <w:t>0.04, 0.043, 0.046, 0.048, 0.05</w:t>
+            </w:r>
+          </w:p>
+        </w:tc>
+        <w:tc>
+          <w:tcPr>
+            <w:tcW w:type="dxa" w:w="1037"/>
+          </w:tcPr>
+          <w:p>
+            <w:pPr>
+              <w:spacing w:after="20"/>
+            </w:pPr>
+            <w:r>
+              <w:rPr>
+                <w:color w:val="1C3A36"/>
+                <w:sz w:val="15"/>
+              </w:rPr>
+              <w:t>2026-08-05</w:t>
+            </w:r>
+          </w:p>
+        </w:tc>
+        <w:tc>
+          <w:tcPr>
+            <w:tcW w:type="dxa" w:w="6019"/>
+          </w:tcPr>
+          <w:p>
+            <w:pPr>
+              <w:spacing w:after="20"/>
+            </w:pPr>
+            <w:r>
+              <w:rPr>
+                <w:color w:val="1C3A36"/>
+                <w:sz w:val="15"/>
+              </w:rPr>
+              <w:t>The net operating load between gross profit and EBITDA, as a share of revenue — selling, general and administrative costs and other expenses, less other income. History: 5.94% (FY2023) and 5.30% (FY2024). FY2025 solves to a much lower level, so the forecast glides back TOWARD the historical norm rather than assuming the FY2025 load persists. This is the single most conservative choice in the rebuild</w:t>
             </w:r>
           </w:p>
         </w:tc>

--- a/engine/swdy_study/SWDY_Bibliography_05-08-2026.docx
+++ b/engine/swdy_study/SWDY_Bibliography_05-08-2026.docx
@@ -1654,7 +1654,7 @@
           <w:color w:val="1C3A36"/>
           <w:sz w:val="22"/>
         </w:rPr>
-        <w:t>Company layer — 81 inputs</w:t>
+        <w:t>Company layer — 83 inputs</w:t>
       </w:r>
     </w:p>
     <w:tbl>
@@ -6747,7 +6747,7 @@
                 <w:color w:val="1C3A36"/>
                 <w:sz w:val="15"/>
               </w:rPr>
-              <w:t>foreign share fy25</w:t>
+              <w:t>seg rev fy25 disclosed</w:t>
             </w:r>
           </w:p>
         </w:tc>
@@ -6764,7 +6764,7 @@
                 <w:color w:val="1C3A36"/>
                 <w:sz w:val="15"/>
               </w:rPr>
-              <w:t>0.7</w:t>
+              <w:t>ec: 87,100.7; transformers: 17,703.5; meters: 16,594.1; infra: 3,857.9</w:t>
             </w:r>
           </w:p>
         </w:tc>
@@ -6798,7 +6798,7 @@
                 <w:color w:val="1C3A36"/>
                 <w:sz w:val="15"/>
               </w:rPr>
-              <w:t>'Over 70% of revenues generated abroad' (company 2025 commentary). Used to report the currency split of the bottom-up revenue build, and to translate the copper-linked lines, which are dollar-priced by construction</w:t>
+              <w:t>FY2025 segment revenue on the restated five-segment taxonomy: engineering &amp; construction 87,100.7, electrical products 17,703.5, digital solutions 16,594.1, infrastructure investment 3,857.9, with wires, cables &amp; accessories 155,792.9 - summing to the reported 281,049. REPLACES the earlier assumption that the FY2024 mix carried forward, which an external audit correctly identified as the prior year's mix relabelled. TWO competing external claims were tested against each other: press coverage of the release reports E&amp;C growth of +51%, which would put the segment at 105,764. That figure is REJECTED because it fails an independent coherence test - it leaves so little revenue for cables that the implied fabrication uplift over copper falls to 1.077, below anything in the company's own history (1.386 in FY2023, 1.261 in FY2024). The 87,100.7 figure (+24.4%) passes that test, and is adopted on that basis rather than on the authority of either source</w:t>
             </w:r>
           </w:p>
         </w:tc>
@@ -6817,7 +6817,7 @@
                 <w:color w:val="1C3A36"/>
                 <w:sz w:val="15"/>
               </w:rPr>
-              <w:t>kd egp note</w:t>
+              <w:t>foreign share fy25</w:t>
             </w:r>
           </w:p>
         </w:tc>
@@ -6834,7 +6834,7 @@
                 <w:color w:val="1C3A36"/>
                 <w:sz w:val="15"/>
               </w:rPr>
-              <w:t>0.2868</w:t>
+              <w:t>0.7</w:t>
             </w:r>
           </w:p>
         </w:tc>
@@ -6851,7 +6851,7 @@
                 <w:color w:val="1C3A36"/>
                 <w:sz w:val="15"/>
               </w:rPr>
-              <w:t>2025-03-12</w:t>
+              <w:t>2026-03</w:t>
             </w:r>
           </w:p>
         </w:tc>
@@ -6868,7 +6868,7 @@
                 <w:color w:val="1C3A36"/>
                 <w:sz w:val="15"/>
               </w:rPr>
-              <w:t>Average interest rate on Egyptian-pound financial liabilities, audited FY2024 interest-rate-risk note</w:t>
+              <w:t>'Over 70% of revenues generated abroad' (company 2025 commentary). Used to report the currency split of the bottom-up revenue build, and to translate the copper-linked lines, which are dollar-priced by construction</w:t>
             </w:r>
           </w:p>
         </w:tc>
@@ -6887,7 +6887,7 @@
                 <w:color w:val="1C3A36"/>
                 <w:sz w:val="15"/>
               </w:rPr>
-              <w:t>kd usd note</w:t>
+              <w:t>kd egp note</w:t>
             </w:r>
           </w:p>
         </w:tc>
@@ -6904,7 +6904,7 @@
                 <w:color w:val="1C3A36"/>
                 <w:sz w:val="15"/>
               </w:rPr>
-              <w:t>0.0649</w:t>
+              <w:t>0.2868</w:t>
             </w:r>
           </w:p>
         </w:tc>
@@ -6938,7 +6938,7 @@
                 <w:color w:val="1C3A36"/>
                 <w:sz w:val="15"/>
               </w:rPr>
-              <w:t>Average interest rate on US-dollar financial liabilities, audited FY2024 interest-rate-risk note</w:t>
+              <w:t>Average interest rate on Egyptian-pound financial liabilities, audited FY2024 interest-rate-risk note</w:t>
             </w:r>
           </w:p>
         </w:tc>
@@ -6957,7 +6957,7 @@
                 <w:color w:val="1C3A36"/>
                 <w:sz w:val="15"/>
               </w:rPr>
-              <w:t>kd eur note</w:t>
+              <w:t>kd usd note</w:t>
             </w:r>
           </w:p>
         </w:tc>
@@ -6974,7 +6974,7 @@
                 <w:color w:val="1C3A36"/>
                 <w:sz w:val="15"/>
               </w:rPr>
-              <w:t>0.0392</w:t>
+              <w:t>0.0649</w:t>
             </w:r>
           </w:p>
         </w:tc>
@@ -7008,7 +7008,7 @@
                 <w:color w:val="1C3A36"/>
                 <w:sz w:val="15"/>
               </w:rPr>
-              <w:t>Average interest rate on euro financial liabilities, audited FY2024 interest-rate-risk note</w:t>
+              <w:t>Average interest rate on US-dollar financial liabilities, audited FY2024 interest-rate-risk note</w:t>
             </w:r>
           </w:p>
         </w:tc>
@@ -7027,7 +7027,7 @@
                 <w:color w:val="1C3A36"/>
                 <w:sz w:val="15"/>
               </w:rPr>
-              <w:t>debt open fy24</w:t>
+              <w:t>kd eur note</w:t>
             </w:r>
           </w:p>
         </w:tc>
@@ -7044,7 +7044,7 @@
                 <w:color w:val="1C3A36"/>
                 <w:sz w:val="15"/>
               </w:rPr>
-              <w:t>41,167.5</w:t>
+              <w:t>0.0392</w:t>
             </w:r>
           </w:p>
         </w:tc>
@@ -7078,7 +7078,7 @@
                 <w:color w:val="1C3A36"/>
                 <w:sz w:val="15"/>
               </w:rPr>
-              <w:t>Loans and credit facilities at 1 January 2024, financing-liability reconciliation, audited FY2024 note 32</w:t>
+              <w:t>Average interest rate on euro financial liabilities, audited FY2024 interest-rate-risk note</w:t>
             </w:r>
           </w:p>
         </w:tc>
@@ -7097,7 +7097,7 @@
                 <w:color w:val="1C3A36"/>
                 <w:sz w:val="15"/>
               </w:rPr>
-              <w:t>debt close fy24</w:t>
+              <w:t>debt open fy24</w:t>
             </w:r>
           </w:p>
         </w:tc>
@@ -7114,7 +7114,7 @@
                 <w:color w:val="1C3A36"/>
                 <w:sz w:val="15"/>
               </w:rPr>
-              <w:t>58,796.8</w:t>
+              <w:t>41,167.5</w:t>
             </w:r>
           </w:p>
         </w:tc>
@@ -7148,7 +7148,7 @@
                 <w:color w:val="1C3A36"/>
                 <w:sz w:val="15"/>
               </w:rPr>
-              <w:t>Loans and credit facilities at 31 December 2024, financing-liability reconciliation, audited FY2024 note 32 (excludes 286.1 of lease liabilities)</w:t>
+              <w:t>Loans and credit facilities at 1 January 2024, financing-liability reconciliation, audited FY2024 note 32</w:t>
             </w:r>
           </w:p>
         </w:tc>
@@ -7167,7 +7167,7 @@
                 <w:color w:val="1C3A36"/>
                 <w:sz w:val="15"/>
               </w:rPr>
-              <w:t>int exp fy24</w:t>
+              <w:t>debt close fy24</w:t>
             </w:r>
           </w:p>
         </w:tc>
@@ -7184,7 +7184,7 @@
                 <w:color w:val="1C3A36"/>
                 <w:sz w:val="15"/>
               </w:rPr>
-              <w:t>7,706.9</w:t>
+              <w:t>58,796.8</w:t>
             </w:r>
           </w:p>
         </w:tc>
@@ -7218,7 +7218,7 @@
                 <w:color w:val="1C3A36"/>
                 <w:sz w:val="15"/>
               </w:rPr>
-              <w:t>Interest expense on loans and credit facilities, audited FY2024 note 32 financing-liability reconciliation</w:t>
+              <w:t>Loans and credit facilities at 31 December 2024, financing-liability reconciliation, audited FY2024 note 32 (excludes 286.1 of lease liabilities)</w:t>
             </w:r>
           </w:p>
         </w:tc>
@@ -7237,7 +7237,7 @@
                 <w:color w:val="1C3A36"/>
                 <w:sz w:val="15"/>
               </w:rPr>
-              <w:t>debt q1 25</w:t>
+              <w:t>int exp fy24</w:t>
             </w:r>
           </w:p>
         </w:tc>
@@ -7254,7 +7254,7 @@
                 <w:color w:val="1C3A36"/>
                 <w:sz w:val="15"/>
               </w:rPr>
-              <w:t>55,149.9</w:t>
+              <w:t>7,706.9</w:t>
             </w:r>
           </w:p>
         </w:tc>
@@ -7271,7 +7271,7 @@
                 <w:color w:val="1C3A36"/>
                 <w:sz w:val="15"/>
               </w:rPr>
-              <w:t>2025-05-26</w:t>
+              <w:t>2025-03-12</w:t>
             </w:r>
           </w:p>
         </w:tc>
@@ -7288,7 +7288,7 @@
                 <w:color w:val="1C3A36"/>
                 <w:sz w:val="15"/>
               </w:rPr>
-              <w:t>Loans and credit facilities at 31 March 2025: the FY2024 closing balance of 58,796.8 less the 3,646.9 net repayment shown in the Q1-2025 interim cash flow statement</w:t>
+              <w:t>Interest expense on loans and credit facilities, audited FY2024 note 32 financing-liability reconciliation</w:t>
             </w:r>
           </w:p>
         </w:tc>
@@ -7307,7 +7307,7 @@
                 <w:color w:val="1C3A36"/>
                 <w:sz w:val="15"/>
               </w:rPr>
-              <w:t>backlog usd bn</w:t>
+              <w:t>debt q1 25</w:t>
             </w:r>
           </w:p>
         </w:tc>
@@ -7324,7 +7324,7 @@
                 <w:color w:val="1C3A36"/>
                 <w:sz w:val="15"/>
               </w:rPr>
-              <w:t>6.5</w:t>
+              <w:t>55,149.9</w:t>
             </w:r>
           </w:p>
         </w:tc>
@@ -7341,7 +7341,7 @@
                 <w:color w:val="1C3A36"/>
                 <w:sz w:val="15"/>
               </w:rPr>
-              <w:t>2026-03</w:t>
+              <w:t>2025-05-26</w:t>
             </w:r>
           </w:p>
         </w:tc>
@@ -7358,7 +7358,7 @@
                 <w:color w:val="1C3A36"/>
                 <w:sz w:val="15"/>
               </w:rPr>
-              <w:t>Group project backlog approximately USD 6.5bn, above the group's typical historical range (company 2025 commentary)</w:t>
+              <w:t>Loans and credit facilities at 31 March 2025: the FY2024 closing balance of 58,796.8 less the 3,646.9 net repayment shown in the Q1-2025 interim cash flow statement</w:t>
             </w:r>
           </w:p>
         </w:tc>
@@ -7377,6 +7377,76 @@
                 <w:color w:val="1C3A36"/>
                 <w:sz w:val="15"/>
               </w:rPr>
+              <w:t>backlog usd bn</w:t>
+            </w:r>
+          </w:p>
+        </w:tc>
+        <w:tc>
+          <w:tcPr>
+            <w:tcW w:type="dxa" w:w="1368"/>
+          </w:tcPr>
+          <w:p>
+            <w:pPr>
+              <w:spacing w:after="20"/>
+            </w:pPr>
+            <w:r>
+              <w:rPr>
+                <w:color w:val="1C3A36"/>
+                <w:sz w:val="15"/>
+              </w:rPr>
+              <w:t>6.5</w:t>
+            </w:r>
+          </w:p>
+        </w:tc>
+        <w:tc>
+          <w:tcPr>
+            <w:tcW w:type="dxa" w:w="1037"/>
+          </w:tcPr>
+          <w:p>
+            <w:pPr>
+              <w:spacing w:after="20"/>
+            </w:pPr>
+            <w:r>
+              <w:rPr>
+                <w:color w:val="1C3A36"/>
+                <w:sz w:val="15"/>
+              </w:rPr>
+              <w:t>2026-03</w:t>
+            </w:r>
+          </w:p>
+        </w:tc>
+        <w:tc>
+          <w:tcPr>
+            <w:tcW w:type="dxa" w:w="6019"/>
+          </w:tcPr>
+          <w:p>
+            <w:pPr>
+              <w:spacing w:after="20"/>
+            </w:pPr>
+            <w:r>
+              <w:rPr>
+                <w:color w:val="1C3A36"/>
+                <w:sz w:val="15"/>
+              </w:rPr>
+              <w:t>Group project backlog approximately USD 6.5bn, above the group's typical historical range (company 2025 commentary)</w:t>
+            </w:r>
+          </w:p>
+        </w:tc>
+      </w:tr>
+      <w:tr>
+        <w:tc>
+          <w:tcPr>
+            <w:tcW w:type="dxa" w:w="1656"/>
+          </w:tcPr>
+          <w:p>
+            <w:pPr>
+              <w:spacing w:after="20"/>
+            </w:pPr>
+            <w:r>
+              <w:rPr>
+                <w:color w:val="1C3A36"/>
+                <w:sz w:val="15"/>
+              </w:rPr>
               <w:t>ownership</w:t>
             </w:r>
           </w:p>
@@ -7394,7 +7464,7 @@
                 <w:color w:val="1C3A36"/>
                 <w:sz w:val="15"/>
               </w:rPr>
-              <w:t>family: 0.7818; float: 0.2037; electra: 0.0145</w:t>
+              <w:t>family: 0.68; electra: 0.2037; float: 0.116</w:t>
             </w:r>
           </w:p>
         </w:tc>
@@ -7411,7 +7481,7 @@
                 <w:color w:val="1C3A36"/>
                 <w:sz w:val="15"/>
               </w:rPr>
-              <w:t>2025-05-26</w:t>
+              <w:t>2026-08-06</w:t>
             </w:r>
           </w:p>
         </w:tc>
@@ -7428,7 +7498,77 @@
                 <w:color w:val="1C3A36"/>
                 <w:sz w:val="15"/>
               </w:rPr>
-              <w:t>Shareholder structure at 31 December 2024 and unchanged at 31 March 2025: El Sewedy family 78.18%, free float 20.37%, Electra Investment Holding 1.45%</w:t>
+              <w:t>CORRECTED. The company's own shareholder pie chart carries 78.18% / 20.37% / 1.45% against the legend 'El Sewedy Family / Free Float / Electra Investment Holding'. Reading that in legend order gives a 20.37% free float — which is wrong. Electra Investment Holding (Abu Dhabi, IHC-linked) acquired ~427.7mn shares, about 20%, in a July-2024 mandatory tender offer at USD 1.05/share (~USD 449mn), confirmed by multiple independent reports of the exchange filing. The 20.37% slice is therefore ELECTRA, not the float. Independent sources put the family near 68%, leaving a free float of roughly 11.6% — about half what a legend-order reading implies. Material to governance and to liquidity</w:t>
+            </w:r>
+          </w:p>
+        </w:tc>
+      </w:tr>
+      <w:tr>
+        <w:tc>
+          <w:tcPr>
+            <w:tcW w:type="dxa" w:w="1656"/>
+          </w:tcPr>
+          <w:p>
+            <w:pPr>
+              <w:spacing w:after="20"/>
+            </w:pPr>
+            <w:r>
+              <w:rPr>
+                <w:color w:val="1C3A36"/>
+                <w:sz w:val="15"/>
+              </w:rPr>
+              <w:t>dps fy25</w:t>
+            </w:r>
+          </w:p>
+        </w:tc>
+        <w:tc>
+          <w:tcPr>
+            <w:tcW w:type="dxa" w:w="1368"/>
+          </w:tcPr>
+          <w:p>
+            <w:pPr>
+              <w:spacing w:after="20"/>
+            </w:pPr>
+            <w:r>
+              <w:rPr>
+                <w:color w:val="1C3A36"/>
+                <w:sz w:val="15"/>
+              </w:rPr>
+              <w:t>1.85</w:t>
+            </w:r>
+          </w:p>
+        </w:tc>
+        <w:tc>
+          <w:tcPr>
+            <w:tcW w:type="dxa" w:w="1037"/>
+          </w:tcPr>
+          <w:p>
+            <w:pPr>
+              <w:spacing w:after="20"/>
+            </w:pPr>
+            <w:r>
+              <w:rPr>
+                <w:color w:val="1C3A36"/>
+                <w:sz w:val="15"/>
+              </w:rPr>
+              <w:t>2026-05-10</w:t>
+            </w:r>
+          </w:p>
+        </w:tc>
+        <w:tc>
+          <w:tcPr>
+            <w:tcW w:type="dxa" w:w="6019"/>
+          </w:tcPr>
+          <w:p>
+            <w:pPr>
+              <w:spacing w:after="20"/>
+            </w:pPr>
+            <w:r>
+              <w:rPr>
+                <w:color w:val="1C3A36"/>
+                <w:sz w:val="15"/>
+              </w:rPr>
+              <w:t>FY2025 dividend of EGP 1.85 per share (+85% on the FY2024 EGP 1.00), approved at the 6-May-2026 general meeting and paid from 4 June 2026 — i.e. BEFORE the anchor date. Roughly EGP 3.96bn. The study previously reported only the FY2024 distribution</w:t>
             </w:r>
           </w:p>
         </w:tc>

--- a/engine/swdy_study/SWDY_Bibliography_05-08-2026.docx
+++ b/engine/swdy_study/SWDY_Bibliography_05-08-2026.docx
@@ -1458,7 +1458,7 @@
           <w:color w:val="1C3A36"/>
           <w:sz w:val="22"/>
         </w:rPr>
-        <w:t>Market layer — 1 inputs</w:t>
+        <w:t>Market layer — 2 inputs</w:t>
       </w:r>
     </w:p>
     <w:tbl>
@@ -1633,6 +1633,76 @@
                 <w:sz w:val="15"/>
               </w:rPr>
               <w:t>Uploaded EGX daily price history, last close</w:t>
+            </w:r>
+          </w:p>
+        </w:tc>
+      </w:tr>
+      <w:tr>
+        <w:tc>
+          <w:tcPr>
+            <w:tcW w:type="dxa" w:w="1656"/>
+          </w:tcPr>
+          <w:p>
+            <w:pPr>
+              <w:spacing w:after="20"/>
+            </w:pPr>
+            <w:r>
+              <w:rPr>
+                <w:color w:val="1C3A36"/>
+                <w:sz w:val="15"/>
+              </w:rPr>
+              <w:t>electra mto</w:t>
+            </w:r>
+          </w:p>
+        </w:tc>
+        <w:tc>
+          <w:tcPr>
+            <w:tcW w:type="dxa" w:w="1368"/>
+          </w:tcPr>
+          <w:p>
+            <w:pPr>
+              <w:spacing w:after="20"/>
+            </w:pPr>
+            <w:r>
+              <w:rPr>
+                <w:color w:val="1C3A36"/>
+                <w:sz w:val="15"/>
+              </w:rPr>
+              <w:t>price_usd: 1.05; shares_mn: 427.7; value_usdmn: 449.1; date: 2024-07; stake: 0.1998</w:t>
+            </w:r>
+          </w:p>
+        </w:tc>
+        <w:tc>
+          <w:tcPr>
+            <w:tcW w:type="dxa" w:w="1037"/>
+          </w:tcPr>
+          <w:p>
+            <w:pPr>
+              <w:spacing w:after="20"/>
+            </w:pPr>
+            <w:r>
+              <w:rPr>
+                <w:color w:val="1C3A36"/>
+                <w:sz w:val="15"/>
+              </w:rPr>
+              <w:t>2024-07</w:t>
+            </w:r>
+          </w:p>
+        </w:tc>
+        <w:tc>
+          <w:tcPr>
+            <w:tcW w:type="dxa" w:w="6019"/>
+          </w:tcPr>
+          <w:p>
+            <w:pPr>
+              <w:spacing w:after="20"/>
+            </w:pPr>
+            <w:r>
+              <w:rPr>
+                <w:color w:val="1C3A36"/>
+                <w:sz w:val="15"/>
+              </w:rPr>
+              <w:t>Electra Investment Holding's mandatory tender offer, concluded July 2024: ~427.7mn shares (19.98%) at USD 1.05/share, ~USD 449mn, advised by EFG Hermes. Roughly EGP 50/share at the exchange rate then prevailing. Recorded as the last known price at which a strategic buyer cleared a fifth of the company. NOT used as a valuation anchor: it is two years stale, struck before the earnings base grew by roughly half, and at less than half today's price</w:t>
             </w:r>
           </w:p>
         </w:tc>

--- a/engine/swdy_study/SWDY_Bibliography_05-08-2026.docx
+++ b/engine/swdy_study/SWDY_Bibliography_05-08-2026.docx
@@ -517,7 +517,7 @@
                 <w:color w:val="1C3A36"/>
                 <w:sz w:val="16"/>
               </w:rPr>
-              <w:t>Consolidated financial statements for the year ended 31 December 2024 (audited, translated from Arabic)</w:t>
+              <w:t>Consolidated financial statements for the year ended 31 December 2023 (audited, translated from Arabic), KPMG Hazem Hassan, unqualified opinion</w:t>
             </w:r>
           </w:p>
         </w:tc>
@@ -551,7 +551,7 @@
                 <w:color w:val="1C3A36"/>
                 <w:sz w:val="16"/>
               </w:rPr>
-              <w:t>12 March 2025</w:t>
+              <w:t>13 March 2024</w:t>
             </w:r>
           </w:p>
         </w:tc>
@@ -568,7 +568,7 @@
                 <w:color w:val="1C3A36"/>
                 <w:sz w:val="16"/>
               </w:rPr>
-              <w:t>Full consolidated statement of cash flows; loans and borrowings note including the financing-liability reconciliation; interest-rate risk note with average rates by currency; currency risk note; goodwill impairment note</w:t>
+              <w:t>Full consolidated income statement, balance sheet and cash flow statement for FY2023 with FY2022 comparatives; three-segment revenue and profit note; loans and borrowings note with average rates by currency; shareholder structure; exchange-rate disclosure note and the March-2024 devaluation subsequent event</w:t>
             </w:r>
           </w:p>
         </w:tc>
@@ -587,7 +587,7 @@
                 <w:color w:val="1C3A36"/>
                 <w:sz w:val="16"/>
               </w:rPr>
-              <w:t>Q4 2024 earnings release (FY 2024 results)</w:t>
+              <w:t>Consolidated financial statements for the year ended 31 December 2024 (audited, translated from Arabic), KPMG Hazem Hassan, unqualified opinion</w:t>
             </w:r>
           </w:p>
         </w:tc>
@@ -638,7 +638,7 @@
                 <w:color w:val="1C3A36"/>
                 <w:sz w:val="16"/>
               </w:rPr>
-              <w:t>Consolidated income statement FY2024 with FY2023 comparatives; consolidated balance sheet at 31 December 2024 and 2023; segment revenue and gross profit table; net debt; share count; shareholder structure; proposed dividend</w:t>
+              <w:t>Full consolidated income statement, balance sheet and cash flow statement for FY2024 with FY2023 comparatives; three-segment revenue and profit note; loans and borrowings note including the financing-liability reconciliation; interest-rate risk note with average rates by currency; currency risk note; shareholder structure</w:t>
             </w:r>
           </w:p>
         </w:tc>
@@ -657,7 +657,7 @@
                 <w:color w:val="1C3A36"/>
                 <w:sz w:val="16"/>
               </w:rPr>
-              <w:t>Q2 2024 earnings release (H1 2024 results)</w:t>
+              <w:t>Consolidated financial statements for the year ended 31 December 2025 (audited, translated from Arabic), KPMG Hazem Hassan, unqualified opinion</w:t>
             </w:r>
           </w:p>
         </w:tc>
@@ -691,7 +691,7 @@
                 <w:color w:val="1C3A36"/>
                 <w:sz w:val="16"/>
               </w:rPr>
-              <w:t>15 August 2024</w:t>
+              <w:t>15 March 2026</w:t>
             </w:r>
           </w:p>
         </w:tc>
@@ -708,7 +708,7 @@
                 <w:color w:val="1C3A36"/>
                 <w:sz w:val="16"/>
               </w:rPr>
-              <w:t>Segment operating detail including cable sales volumes and gross profit per tonne; turnkey backlog and awards by sector and region; balance sheet at 31 December 2023</w:t>
+              <w:t>Full consolidated income statement, balance sheet and cash flow statement for FY2025 with FY2024 comparatives; three-segment revenue (Note 5-3) and profit (Note 16) note, each reconciling exactly to consolidated revenue and to operating profit through the corporate cost load; capital-management note (Note 29-1) with the company's own "net debt" definition; loans and borrowings note including the financing-liability reconciliation and average rates by currency; equity-accounted investees note; shareholder structure</w:t>
             </w:r>
           </w:p>
         </w:tc>
@@ -727,7 +727,7 @@
                 <w:color w:val="1C3A36"/>
                 <w:sz w:val="16"/>
               </w:rPr>
-              <w:t>Q1 2025 earnings release</w:t>
+              <w:t>Condensed interim consolidated financial statements for the three months ended 31 March 2026 (limited review), KPMG Hazem Hassan</w:t>
             </w:r>
           </w:p>
         </w:tc>
@@ -761,7 +761,7 @@
                 <w:color w:val="1C3A36"/>
                 <w:sz w:val="16"/>
               </w:rPr>
-              <w:t>26 May 2025</w:t>
+              <w:t>13 May 2026</w:t>
             </w:r>
           </w:p>
         </w:tc>
@@ -778,287 +778,7 @@
                 <w:color w:val="1C3A36"/>
                 <w:sz w:val="16"/>
               </w:rPr>
-              <w:t>Q1-2025 income statement, EBITDA and net bank debt; the restated five-segment reporting structure; shareholder structure at 31 March 2025</w:t>
-            </w:r>
-          </w:p>
-        </w:tc>
-      </w:tr>
-      <w:tr>
-        <w:tc>
-          <w:tcPr>
-            <w:tcW w:type="dxa" w:w="2232"/>
-          </w:tcPr>
-          <w:p>
-            <w:pPr>
-              <w:spacing w:after="20"/>
-            </w:pPr>
-            <w:r>
-              <w:rPr>
-                <w:color w:val="1C3A36"/>
-                <w:sz w:val="16"/>
-              </w:rPr>
-              <w:t>Condensed consolidated interim financial statements, three months ended 31 March 2025</w:t>
-            </w:r>
-          </w:p>
-        </w:tc>
-        <w:tc>
-          <w:tcPr>
-            <w:tcW w:type="dxa" w:w="1800"/>
-          </w:tcPr>
-          <w:p>
-            <w:pPr>
-              <w:spacing w:after="20"/>
-            </w:pPr>
-            <w:r>
-              <w:rPr>
-                <w:color w:val="1C3A36"/>
-                <w:sz w:val="16"/>
-              </w:rPr>
-              <w:t>Elsewedy Electric Company</w:t>
-            </w:r>
-          </w:p>
-        </w:tc>
-        <w:tc>
-          <w:tcPr>
-            <w:tcW w:type="dxa" w:w="1368"/>
-          </w:tcPr>
-          <w:p>
-            <w:pPr>
-              <w:spacing w:after="20"/>
-            </w:pPr>
-            <w:r>
-              <w:rPr>
-                <w:color w:val="1C3A36"/>
-                <w:sz w:val="16"/>
-              </w:rPr>
-              <w:t>26 May 2025</w:t>
-            </w:r>
-          </w:p>
-        </w:tc>
-        <w:tc>
-          <w:tcPr>
-            <w:tcW w:type="dxa" w:w="4680"/>
-          </w:tcPr>
-          <w:p>
-            <w:pPr>
-              <w:spacing w:after="20"/>
-            </w:pPr>
-            <w:r>
-              <w:rPr>
-                <w:color w:val="1C3A36"/>
-                <w:sz w:val="16"/>
-              </w:rPr>
-              <w:t>Q1-2025 statement of profit or loss; interim statement of cash flows including depreciation, capital expenditure, interest paid and net movement in borrowings</w:t>
-            </w:r>
-          </w:p>
-        </w:tc>
-      </w:tr>
-      <w:tr>
-        <w:tc>
-          <w:tcPr>
-            <w:tcW w:type="dxa" w:w="2232"/>
-          </w:tcPr>
-          <w:p>
-            <w:pPr>
-              <w:spacing w:after="20"/>
-            </w:pPr>
-            <w:r>
-              <w:rPr>
-                <w:color w:val="1C3A36"/>
-                <w:sz w:val="16"/>
-              </w:rPr>
-              <w:t>Segment analysis workbooks, Q4 2024 and Q1 2025</w:t>
-            </w:r>
-          </w:p>
-        </w:tc>
-        <w:tc>
-          <w:tcPr>
-            <w:tcW w:type="dxa" w:w="1800"/>
-          </w:tcPr>
-          <w:p>
-            <w:pPr>
-              <w:spacing w:after="20"/>
-            </w:pPr>
-            <w:r>
-              <w:rPr>
-                <w:color w:val="1C3A36"/>
-                <w:sz w:val="16"/>
-              </w:rPr>
-              <w:t>Elsewedy Electric Company</w:t>
-            </w:r>
-          </w:p>
-        </w:tc>
-        <w:tc>
-          <w:tcPr>
-            <w:tcW w:type="dxa" w:w="1368"/>
-          </w:tcPr>
-          <w:p>
-            <w:pPr>
-              <w:spacing w:after="20"/>
-            </w:pPr>
-            <w:r>
-              <w:rPr>
-                <w:color w:val="1C3A36"/>
-                <w:sz w:val="16"/>
-              </w:rPr>
-              <w:t>13 March 2025 / 26 May 2025</w:t>
-            </w:r>
-          </w:p>
-        </w:tc>
-        <w:tc>
-          <w:tcPr>
-            <w:tcW w:type="dxa" w:w="4680"/>
-          </w:tcPr>
-          <w:p>
-            <w:pPr>
-              <w:spacing w:after="20"/>
-            </w:pPr>
-            <w:r>
-              <w:rPr>
-                <w:color w:val="1C3A36"/>
-                <w:sz w:val="16"/>
-              </w:rPr>
-              <w:t>Segment revenue, gross profit, selling expense and depreciation by segment on both the old and the restated segment taxonomy</w:t>
-            </w:r>
-          </w:p>
-        </w:tc>
-      </w:tr>
-      <w:tr>
-        <w:tc>
-          <w:tcPr>
-            <w:tcW w:type="dxa" w:w="2232"/>
-          </w:tcPr>
-          <w:p>
-            <w:pPr>
-              <w:spacing w:after="20"/>
-            </w:pPr>
-            <w:r>
-              <w:rPr>
-                <w:color w:val="1C3A36"/>
-                <w:sz w:val="16"/>
-              </w:rPr>
-              <w:t>Q4 2025 earnings release (FY 2025 results) — reported figures</w:t>
-            </w:r>
-          </w:p>
-        </w:tc>
-        <w:tc>
-          <w:tcPr>
-            <w:tcW w:type="dxa" w:w="1800"/>
-          </w:tcPr>
-          <w:p>
-            <w:pPr>
-              <w:spacing w:after="20"/>
-            </w:pPr>
-            <w:r>
-              <w:rPr>
-                <w:color w:val="1C3A36"/>
-                <w:sz w:val="16"/>
-              </w:rPr>
-              <w:t>Elsewedy Electric Company, via financial press covering the exchange filing</w:t>
-            </w:r>
-          </w:p>
-        </w:tc>
-        <w:tc>
-          <w:tcPr>
-            <w:tcW w:type="dxa" w:w="1368"/>
-          </w:tcPr>
-          <w:p>
-            <w:pPr>
-              <w:spacing w:after="20"/>
-            </w:pPr>
-            <w:r>
-              <w:rPr>
-                <w:color w:val="1C3A36"/>
-                <w:sz w:val="16"/>
-              </w:rPr>
-              <w:t>March 2026</w:t>
-            </w:r>
-          </w:p>
-        </w:tc>
-        <w:tc>
-          <w:tcPr>
-            <w:tcW w:type="dxa" w:w="4680"/>
-          </w:tcPr>
-          <w:p>
-            <w:pPr>
-              <w:spacing w:after="20"/>
-            </w:pPr>
-            <w:r>
-              <w:rPr>
-                <w:color w:val="1C3A36"/>
-                <w:sz w:val="16"/>
-              </w:rPr>
-              <w:t>FY2025 revenue, profit after tax, profit after minority interests, total assets, net bank debt, fourth-quarter gross profit and EBITDA. The release itself was not directly reachable — see the negative results below</w:t>
-            </w:r>
-          </w:p>
-        </w:tc>
-      </w:tr>
-      <w:tr>
-        <w:tc>
-          <w:tcPr>
-            <w:tcW w:type="dxa" w:w="2232"/>
-          </w:tcPr>
-          <w:p>
-            <w:pPr>
-              <w:spacing w:after="20"/>
-            </w:pPr>
-            <w:r>
-              <w:rPr>
-                <w:color w:val="1C3A36"/>
-                <w:sz w:val="16"/>
-              </w:rPr>
-              <w:t>Q1 2026 exchange filing — reported figures</w:t>
-            </w:r>
-          </w:p>
-        </w:tc>
-        <w:tc>
-          <w:tcPr>
-            <w:tcW w:type="dxa" w:w="1800"/>
-          </w:tcPr>
-          <w:p>
-            <w:pPr>
-              <w:spacing w:after="20"/>
-            </w:pPr>
-            <w:r>
-              <w:rPr>
-                <w:color w:val="1C3A36"/>
-                <w:sz w:val="16"/>
-              </w:rPr>
-              <w:t>Elsewedy Electric Company, via financial press covering the exchange filing</w:t>
-            </w:r>
-          </w:p>
-        </w:tc>
-        <w:tc>
-          <w:tcPr>
-            <w:tcW w:type="dxa" w:w="1368"/>
-          </w:tcPr>
-          <w:p>
-            <w:pPr>
-              <w:spacing w:after="20"/>
-            </w:pPr>
-            <w:r>
-              <w:rPr>
-                <w:color w:val="1C3A36"/>
-                <w:sz w:val="16"/>
-              </w:rPr>
-              <w:t>13 May 2026</w:t>
-            </w:r>
-          </w:p>
-        </w:tc>
-        <w:tc>
-          <w:tcPr>
-            <w:tcW w:type="dxa" w:w="4680"/>
-          </w:tcPr>
-          <w:p>
-            <w:pPr>
-              <w:spacing w:after="20"/>
-            </w:pPr>
-            <w:r>
-              <w:rPr>
-                <w:color w:val="1C3A36"/>
-                <w:sz w:val="16"/>
-              </w:rPr>
-              <w:t>Q1-2026 revenue and profit attributable to the parent</w:t>
+              <w:t>Q1-2026 income statement with Q1-2025 comparatives; balance sheet at 31 March 2026; three-segment revenue note reconciling exactly to Q1-2026 revenue; loans and borrowings note with average rates by currency; cash-flow statement; confirmation that no FY2025 dividend had been declared, proposed or approved as at the report date</w:t>
             </w:r>
           </w:p>
         </w:tc>
@@ -1458,7 +1178,7 @@
           <w:color w:val="1C3A36"/>
           <w:sz w:val="22"/>
         </w:rPr>
-        <w:t>Market layer — 2 inputs</w:t>
+        <w:t>Market layer — 1 inputs</w:t>
       </w:r>
     </w:p>
     <w:tbl>
@@ -1637,76 +1357,6 @@
           </w:p>
         </w:tc>
       </w:tr>
-      <w:tr>
-        <w:tc>
-          <w:tcPr>
-            <w:tcW w:type="dxa" w:w="1656"/>
-          </w:tcPr>
-          <w:p>
-            <w:pPr>
-              <w:spacing w:after="20"/>
-            </w:pPr>
-            <w:r>
-              <w:rPr>
-                <w:color w:val="1C3A36"/>
-                <w:sz w:val="15"/>
-              </w:rPr>
-              <w:t>electra mto</w:t>
-            </w:r>
-          </w:p>
-        </w:tc>
-        <w:tc>
-          <w:tcPr>
-            <w:tcW w:type="dxa" w:w="1368"/>
-          </w:tcPr>
-          <w:p>
-            <w:pPr>
-              <w:spacing w:after="20"/>
-            </w:pPr>
-            <w:r>
-              <w:rPr>
-                <w:color w:val="1C3A36"/>
-                <w:sz w:val="15"/>
-              </w:rPr>
-              <w:t>price_usd: 1.05; shares_mn: 427.7; value_usdmn: 449.1; date: 2024-07; stake: 0.1998</w:t>
-            </w:r>
-          </w:p>
-        </w:tc>
-        <w:tc>
-          <w:tcPr>
-            <w:tcW w:type="dxa" w:w="1037"/>
-          </w:tcPr>
-          <w:p>
-            <w:pPr>
-              <w:spacing w:after="20"/>
-            </w:pPr>
-            <w:r>
-              <w:rPr>
-                <w:color w:val="1C3A36"/>
-                <w:sz w:val="15"/>
-              </w:rPr>
-              <w:t>2024-07</w:t>
-            </w:r>
-          </w:p>
-        </w:tc>
-        <w:tc>
-          <w:tcPr>
-            <w:tcW w:type="dxa" w:w="6019"/>
-          </w:tcPr>
-          <w:p>
-            <w:pPr>
-              <w:spacing w:after="20"/>
-            </w:pPr>
-            <w:r>
-              <w:rPr>
-                <w:color w:val="1C3A36"/>
-                <w:sz w:val="15"/>
-              </w:rPr>
-              <w:t>Electra Investment Holding's mandatory tender offer, concluded July 2024: ~427.7mn shares (19.98%) at USD 1.05/share, ~USD 449mn, advised by EFG Hermes. Roughly EGP 50/share at the exchange rate then prevailing. Recorded as the last known price at which a strategic buyer cleared a fifth of the company. NOT used as a valuation anchor: it is two years stale, struck before the earnings base grew by roughly half, and at less than half today's price</w:t>
-            </w:r>
-          </w:p>
-        </w:tc>
-      </w:tr>
     </w:tbl>
     <w:p>
       <w:pPr>
@@ -1724,7 +1374,7 @@
           <w:color w:val="1C3A36"/>
           <w:sz w:val="22"/>
         </w:rPr>
-        <w:t>Company layer — 83 inputs</w:t>
+        <w:t>Company layer — 101 inputs</w:t>
       </w:r>
     </w:p>
     <w:tbl>
@@ -1881,7 +1531,7 @@
                 <w:color w:val="1C3A36"/>
                 <w:sz w:val="15"/>
               </w:rPr>
-              <w:t>2025-05-26</w:t>
+              <w:t>2026-05-13</w:t>
             </w:r>
           </w:p>
         </w:tc>
@@ -1898,7 +1548,7 @@
                 <w:color w:val="1C3A36"/>
                 <w:sz w:val="15"/>
               </w:rPr>
-              <w:t>Number of shares 2,140,777,876 — company earnings release, Share Information panel (unchanged across FY2024 and Q1-2025 releases). An EGM-approved capital cut writes off 1.422mn expired ESOP shares, taking issued capital to EGP 2.139bn; immaterial (0.07%) and not yet listed, so the disclosed count is used</w:t>
+              <w:t>Issued and paid-up capital note (29), audited FY2025 consolidated financial statements and the Q1-2026 condensed interim statements: 2,140,777,876 shares of EGP 1 par value, unchanged across both filings</w:t>
             </w:r>
           </w:p>
         </w:tc>
@@ -1951,7 +1601,7 @@
                 <w:color w:val="1C3A36"/>
                 <w:sz w:val="15"/>
               </w:rPr>
-              <w:t>2025-03-13</w:t>
+              <w:t>2024-03-13</w:t>
             </w:r>
           </w:p>
         </w:tc>
@@ -1968,7 +1618,7 @@
                 <w:color w:val="1C3A36"/>
                 <w:sz w:val="15"/>
               </w:rPr>
-              <w:t>Consolidated Income Statement, FY2024 earnings release (FY-2023 comparative)</w:t>
+              <w:t>Consolidated statement of profit or loss, FY2023 audited financial statements (confirmed by the FY2024 filing's comparative column)</w:t>
             </w:r>
           </w:p>
         </w:tc>
@@ -2038,7 +1688,7 @@
                 <w:color w:val="1C3A36"/>
                 <w:sz w:val="15"/>
               </w:rPr>
-              <w:t>Consolidated Income Statement, FY2024 earnings release</w:t>
+              <w:t>Consolidated statement of profit or loss, FY2024 audited financial statements (confirmed by the FY2025 filing's comparative column)</w:t>
             </w:r>
           </w:p>
         </w:tc>
@@ -2074,7 +1724,7 @@
                 <w:color w:val="1C3A36"/>
                 <w:sz w:val="15"/>
               </w:rPr>
-              <w:t>281,049.0</w:t>
+              <w:t>281,049.1</w:t>
             </w:r>
           </w:p>
         </w:tc>
@@ -2091,7 +1741,7 @@
                 <w:color w:val="1C3A36"/>
                 <w:sz w:val="15"/>
               </w:rPr>
-              <w:t>2026-03</w:t>
+              <w:t>2026-03-15</w:t>
             </w:r>
           </w:p>
         </w:tc>
@@ -2108,7 +1758,7 @@
                 <w:color w:val="1C3A36"/>
                 <w:sz w:val="15"/>
               </w:rPr>
-              <w:t>FY2025 consolidated revenues EGP 281.04bn (EGX filing, reported by Arab Finance / Mubasher; +21.15% on FY2024)</w:t>
+              <w:t>Consolidated statement of profit or loss, FY2025 audited financial statements</w:t>
             </w:r>
           </w:p>
         </w:tc>
@@ -2161,7 +1811,7 @@
                 <w:color w:val="1C3A36"/>
                 <w:sz w:val="15"/>
               </w:rPr>
-              <w:t>2025-03-13</w:t>
+              <w:t>2024-03-13</w:t>
             </w:r>
           </w:p>
         </w:tc>
@@ -2178,7 +1828,7 @@
                 <w:color w:val="1C3A36"/>
                 <w:sz w:val="15"/>
               </w:rPr>
-              <w:t>Consolidated Income Statement, FY2024 earnings release (comparative)</w:t>
+              <w:t>Consolidated statement of profit or loss, FY2023 audited financial statements</w:t>
             </w:r>
           </w:p>
         </w:tc>
@@ -2248,7 +1898,7 @@
                 <w:color w:val="1C3A36"/>
                 <w:sz w:val="15"/>
               </w:rPr>
-              <w:t>Consolidated Income Statement, FY2024 earnings release</w:t>
+              <w:t>Consolidated statement of profit or loss, FY2024 audited financial statements</w:t>
             </w:r>
           </w:p>
         </w:tc>
@@ -2267,7 +1917,7 @@
                 <w:color w:val="1C3A36"/>
                 <w:sz w:val="15"/>
               </w:rPr>
-              <w:t>op fy23</w:t>
+              <w:t>gp fy25</w:t>
             </w:r>
           </w:p>
         </w:tc>
@@ -2284,7 +1934,7 @@
                 <w:color w:val="1C3A36"/>
                 <w:sz w:val="15"/>
               </w:rPr>
-              <w:t>17,739.1</w:t>
+              <w:t>40,762.1</w:t>
             </w:r>
           </w:p>
         </w:tc>
@@ -2301,7 +1951,7 @@
                 <w:color w:val="1C3A36"/>
                 <w:sz w:val="15"/>
               </w:rPr>
-              <w:t>2025-03-13</w:t>
+              <w:t>2026-03-15</w:t>
             </w:r>
           </w:p>
         </w:tc>
@@ -2318,7 +1968,7 @@
                 <w:color w:val="1C3A36"/>
                 <w:sz w:val="15"/>
               </w:rPr>
-              <w:t>Operating profit, FY2024 earnings release (comparative)</w:t>
+              <w:t>Consolidated statement of profit or loss, FY2025 audited financial statements</w:t>
             </w:r>
           </w:p>
         </w:tc>
@@ -2337,7 +1987,7 @@
                 <w:color w:val="1C3A36"/>
                 <w:sz w:val="15"/>
               </w:rPr>
-              <w:t>op fy24</w:t>
+              <w:t>op fy23</w:t>
             </w:r>
           </w:p>
         </w:tc>
@@ -2354,7 +2004,7 @@
                 <w:color w:val="1C3A36"/>
                 <w:sz w:val="15"/>
               </w:rPr>
-              <w:t>29,341.7</w:t>
+              <w:t>17,739.1</w:t>
             </w:r>
           </w:p>
         </w:tc>
@@ -2371,7 +2021,7 @@
                 <w:color w:val="1C3A36"/>
                 <w:sz w:val="15"/>
               </w:rPr>
-              <w:t>2025-03-13</w:t>
+              <w:t>2024-03-13</w:t>
             </w:r>
           </w:p>
         </w:tc>
@@ -2388,7 +2038,7 @@
                 <w:color w:val="1C3A36"/>
                 <w:sz w:val="15"/>
               </w:rPr>
-              <w:t>Operating profit, FY2024 earnings release</w:t>
+              <w:t>Operating profit, FY2023 audited financial statements</w:t>
             </w:r>
           </w:p>
         </w:tc>
@@ -2407,7 +2057,7 @@
                 <w:color w:val="1C3A36"/>
                 <w:sz w:val="15"/>
               </w:rPr>
-              <w:t>dna fy23</w:t>
+              <w:t>op fy24</w:t>
             </w:r>
           </w:p>
         </w:tc>
@@ -2424,7 +2074,7 @@
                 <w:color w:val="1C3A36"/>
                 <w:sz w:val="15"/>
               </w:rPr>
-              <w:t>2,296.0</w:t>
+              <w:t>29,341.7</w:t>
             </w:r>
           </w:p>
         </w:tc>
@@ -2441,7 +2091,7 @@
                 <w:color w:val="1C3A36"/>
                 <w:sz w:val="15"/>
               </w:rPr>
-              <w:t>2025-03-12</w:t>
+              <w:t>2025-03-13</w:t>
             </w:r>
           </w:p>
         </w:tc>
@@ -2458,7 +2108,7 @@
                 <w:color w:val="1C3A36"/>
                 <w:sz w:val="15"/>
               </w:rPr>
-              <w:t>Audited consolidated statement of cash flows FY2024 (2023 column): PP&amp;E depreciation 2,120.8 + investment property 6.4 + intangibles amortisation 53.9 + right-of-use 114.9</w:t>
+              <w:t>Operating profit, FY2024 audited financial statements</w:t>
             </w:r>
           </w:p>
         </w:tc>
@@ -2477,7 +2127,7 @@
                 <w:color w:val="1C3A36"/>
                 <w:sz w:val="15"/>
               </w:rPr>
-              <w:t>dna fy24</w:t>
+              <w:t>op fy25</w:t>
             </w:r>
           </w:p>
         </w:tc>
@@ -2494,7 +2144,7 @@
                 <w:color w:val="1C3A36"/>
                 <w:sz w:val="15"/>
               </w:rPr>
-              <w:t>2,259.9</w:t>
+              <w:t>25,354.2</w:t>
             </w:r>
           </w:p>
         </w:tc>
@@ -2511,7 +2161,7 @@
                 <w:color w:val="1C3A36"/>
                 <w:sz w:val="15"/>
               </w:rPr>
-              <w:t>2025-03-12</w:t>
+              <w:t>2026-03-15</w:t>
             </w:r>
           </w:p>
         </w:tc>
@@ -2528,7 +2178,7 @@
                 <w:color w:val="1C3A36"/>
                 <w:sz w:val="15"/>
               </w:rPr>
-              <w:t>Audited consolidated statement of cash flows FY2024: PP&amp;E depreciation 2,019.6 + investment property 1.5 + intangibles amortisation 80.7 + right-of-use 157.9</w:t>
+              <w:t>Operating profit, FY2025 audited financial statements</w:t>
             </w:r>
           </w:p>
         </w:tc>
@@ -2547,7 +2197,7 @@
                 <w:color w:val="1C3A36"/>
                 <w:sz w:val="15"/>
               </w:rPr>
-              <w:t>netfin fy23</w:t>
+              <w:t>dna fy23</w:t>
             </w:r>
           </w:p>
         </w:tc>
@@ -2564,7 +2214,7 @@
                 <w:color w:val="1C3A36"/>
                 <w:sz w:val="15"/>
               </w:rPr>
-              <w:t>-2,124.4</w:t>
+              <w:t>2,296.0</w:t>
             </w:r>
           </w:p>
         </w:tc>
@@ -2581,7 +2231,7 @@
                 <w:color w:val="1C3A36"/>
                 <w:sz w:val="15"/>
               </w:rPr>
-              <w:t>2025-03-13</w:t>
+              <w:t>2024-03-13</w:t>
             </w:r>
           </w:p>
         </w:tc>
@@ -2598,7 +2248,7 @@
                 <w:color w:val="1C3A36"/>
                 <w:sz w:val="15"/>
               </w:rPr>
-              <w:t>Net finance costs, FY2024 earnings release (comparative)</w:t>
+              <w:t>Audited FY2023 consolidated statement of cash flows: PP&amp;E depreciation 2,120.789808 + investment property 6.388342 + intangibles amortisation 53.947575 + right-of-use assets 114.861231</w:t>
             </w:r>
           </w:p>
         </w:tc>
@@ -2617,7 +2267,7 @@
                 <w:color w:val="1C3A36"/>
                 <w:sz w:val="15"/>
               </w:rPr>
-              <w:t>netfin fy24</w:t>
+              <w:t>dna fy24</w:t>
             </w:r>
           </w:p>
         </w:tc>
@@ -2634,7 +2284,7 @@
                 <w:color w:val="1C3A36"/>
                 <w:sz w:val="15"/>
               </w:rPr>
-              <w:t>-3,515.4</w:t>
+              <w:t>2,259.7</w:t>
             </w:r>
           </w:p>
         </w:tc>
@@ -2668,7 +2318,7 @@
                 <w:color w:val="1C3A36"/>
                 <w:sz w:val="15"/>
               </w:rPr>
-              <w:t>Net finance costs, FY2024 earnings release</w:t>
+              <w:t>Audited FY2024 consolidated statement of cash flows: PP&amp;E depreciation 2,019.646871 + investment property 1.472753 + intangibles amortisation 80.726323 + right-of-use assets 157.899859</w:t>
             </w:r>
           </w:p>
         </w:tc>
@@ -2687,7 +2337,7 @@
                 <w:color w:val="1C3A36"/>
                 <w:sz w:val="15"/>
               </w:rPr>
-              <w:t>assoc fy23</w:t>
+              <w:t>dna fy25</w:t>
             </w:r>
           </w:p>
         </w:tc>
@@ -2704,7 +2354,7 @@
                 <w:color w:val="1C3A36"/>
                 <w:sz w:val="15"/>
               </w:rPr>
-              <w:t>603.6</w:t>
+              <w:t>3,009.0</w:t>
             </w:r>
           </w:p>
         </w:tc>
@@ -2721,7 +2371,7 @@
                 <w:color w:val="1C3A36"/>
                 <w:sz w:val="15"/>
               </w:rPr>
-              <w:t>2025-03-13</w:t>
+              <w:t>2026-03-15</w:t>
             </w:r>
           </w:p>
         </w:tc>
@@ -2738,7 +2388,7 @@
                 <w:color w:val="1C3A36"/>
                 <w:sz w:val="15"/>
               </w:rPr>
-              <w:t>Share of profit of equity-accounted investees, FY2024 release (comparative)</w:t>
+              <w:t>Audited FY2025 consolidated statement of cash flows: PP&amp;E depreciation 2,733.671862 + investment property 1.687166 + intangibles amortisation 78.072847 + right-of-use assets 195.545752 — the depreciable base stepped up with the FY2025 capex ramp</w:t>
             </w:r>
           </w:p>
         </w:tc>
@@ -2757,7 +2407,7 @@
                 <w:color w:val="1C3A36"/>
                 <w:sz w:val="15"/>
               </w:rPr>
-              <w:t>assoc fy24</w:t>
+              <w:t>netfin fy23</w:t>
             </w:r>
           </w:p>
         </w:tc>
@@ -2774,7 +2424,7 @@
                 <w:color w:val="1C3A36"/>
                 <w:sz w:val="15"/>
               </w:rPr>
-              <w:t>1,132.4</w:t>
+              <w:t>-2,124.4</w:t>
             </w:r>
           </w:p>
         </w:tc>
@@ -2791,7 +2441,7 @@
                 <w:color w:val="1C3A36"/>
                 <w:sz w:val="15"/>
               </w:rPr>
-              <w:t>2025-03-13</w:t>
+              <w:t>2024-03-13</w:t>
             </w:r>
           </w:p>
         </w:tc>
@@ -2808,7 +2458,7 @@
                 <w:color w:val="1C3A36"/>
                 <w:sz w:val="15"/>
               </w:rPr>
-              <w:t>Share of profit of equity-accounted investees, FY2024 release</w:t>
+              <w:t>Net finance costs, FY2023 audited financial statements: finance income 2,818.868796 less finance costs 4,943.231073</w:t>
             </w:r>
           </w:p>
         </w:tc>
@@ -2827,7 +2477,7 @@
                 <w:color w:val="1C3A36"/>
                 <w:sz w:val="15"/>
               </w:rPr>
-              <w:t>tax fy23</w:t>
+              <w:t>netfin fy24</w:t>
             </w:r>
           </w:p>
         </w:tc>
@@ -2844,7 +2494,7 @@
                 <w:color w:val="1C3A36"/>
                 <w:sz w:val="15"/>
               </w:rPr>
-              <w:t>-5,080.4</w:t>
+              <w:t>-3,515.4</w:t>
             </w:r>
           </w:p>
         </w:tc>
@@ -2878,7 +2528,7 @@
                 <w:color w:val="1C3A36"/>
                 <w:sz w:val="15"/>
               </w:rPr>
-              <w:t>Income tax expense, FY2024 earnings release (comparative)</w:t>
+              <w:t>Net finance costs, FY2024 audited financial statements: finance income 4,247.625658 less finance costs 7,762.991604</w:t>
             </w:r>
           </w:p>
         </w:tc>
@@ -2897,7 +2547,7 @@
                 <w:color w:val="1C3A36"/>
                 <w:sz w:val="15"/>
               </w:rPr>
-              <w:t>tax fy24</w:t>
+              <w:t>netfin fy25</w:t>
             </w:r>
           </w:p>
         </w:tc>
@@ -2914,7 +2564,7 @@
                 <w:color w:val="1C3A36"/>
                 <w:sz w:val="15"/>
               </w:rPr>
-              <w:t>-8,121.5</w:t>
+              <w:t>-2,145.4</w:t>
             </w:r>
           </w:p>
         </w:tc>
@@ -2931,7 +2581,7 @@
                 <w:color w:val="1C3A36"/>
                 <w:sz w:val="15"/>
               </w:rPr>
-              <w:t>2025-03-13</w:t>
+              <w:t>2026-03-15</w:t>
             </w:r>
           </w:p>
         </w:tc>
@@ -2948,7 +2598,7 @@
                 <w:color w:val="1C3A36"/>
                 <w:sz w:val="15"/>
               </w:rPr>
-              <w:t>Income tax expense, FY2024 earnings release</w:t>
+              <w:t>Net finance costs, FY2025 audited financial statements: finance income 3,713.003271 less finance costs 5,858.442026. REPLACES a previous estimate of -3,400 struck when the filing was not reachable — this is the exact audited figure and it is materially smaller (net finance improved even as gross debt grew, because the CBE's easing cycle and a larger cash pile both cut the net charge)</w:t>
             </w:r>
           </w:p>
         </w:tc>
@@ -2967,7 +2617,7 @@
                 <w:color w:val="1C3A36"/>
                 <w:sz w:val="15"/>
               </w:rPr>
-              <w:t>pat fy23</w:t>
+              <w:t>assoc fy23</w:t>
             </w:r>
           </w:p>
         </w:tc>
@@ -2984,7 +2634,7 @@
                 <w:color w:val="1C3A36"/>
                 <w:sz w:val="15"/>
               </w:rPr>
-              <w:t>11,138.0</w:t>
+              <w:t>603.6</w:t>
             </w:r>
           </w:p>
         </w:tc>
@@ -3001,7 +2651,7 @@
                 <w:color w:val="1C3A36"/>
                 <w:sz w:val="15"/>
               </w:rPr>
-              <w:t>2025-03-13</w:t>
+              <w:t>2024-03-13</w:t>
             </w:r>
           </w:p>
         </w:tc>
@@ -3018,7 +2668,7 @@
                 <w:color w:val="1C3A36"/>
                 <w:sz w:val="15"/>
               </w:rPr>
-              <w:t>Profit for the period, FY2024 earnings release (comparative)</w:t>
+              <w:t>Group's share of profit of equity-accounted investees, FY2023 audited financial statements</w:t>
             </w:r>
           </w:p>
         </w:tc>
@@ -3037,7 +2687,7 @@
                 <w:color w:val="1C3A36"/>
                 <w:sz w:val="15"/>
               </w:rPr>
-              <w:t>pat fy24</w:t>
+              <w:t>assoc fy24</w:t>
             </w:r>
           </w:p>
         </w:tc>
@@ -3054,7 +2704,7 @@
                 <w:color w:val="1C3A36"/>
                 <w:sz w:val="15"/>
               </w:rPr>
-              <w:t>18,837.2</w:t>
+              <w:t>1,132.4</w:t>
             </w:r>
           </w:p>
         </w:tc>
@@ -3088,7 +2738,7 @@
                 <w:color w:val="1C3A36"/>
                 <w:sz w:val="15"/>
               </w:rPr>
-              <w:t>Profit for the period, FY2024 earnings release</w:t>
+              <w:t>Group's share of profit of equity-accounted investees, FY2024 audited financial statements</w:t>
             </w:r>
           </w:p>
         </w:tc>
@@ -3107,7 +2757,7 @@
                 <w:color w:val="1C3A36"/>
                 <w:sz w:val="15"/>
               </w:rPr>
-              <w:t>pat fy25</w:t>
+              <w:t>assoc fy25</w:t>
             </w:r>
           </w:p>
         </w:tc>
@@ -3124,7 +2774,7 @@
                 <w:color w:val="1C3A36"/>
                 <w:sz w:val="15"/>
               </w:rPr>
-              <w:t>19,180.0</w:t>
+              <w:t>1,568.9</w:t>
             </w:r>
           </w:p>
         </w:tc>
@@ -3141,7 +2791,7 @@
                 <w:color w:val="1C3A36"/>
                 <w:sz w:val="15"/>
               </w:rPr>
-              <w:t>2026-03</w:t>
+              <w:t>2026-03-15</w:t>
             </w:r>
           </w:p>
         </w:tc>
@@ -3158,7 +2808,7 @@
                 <w:color w:val="1C3A36"/>
                 <w:sz w:val="15"/>
               </w:rPr>
-              <w:t>FY2025 consolidated net profit after tax EGP 19.18bn vs EGP 18.83bn FY2024 (EGX filing via Mubasher). The FY2024 comparative reconciles exactly to the audited 'Profit for the period' of 18,837.2, confirming this is the pre-minority line</w:t>
+              <w:t>Group's share of profit of equity-accounted investees, FY2025 audited financial statements — reconciles exactly to the sum of the per-investee shares in Note 20 (Doha Cables 940.3, Elsewedy Cables-Qatar 259.2, SC Zone Utilities 255.5, SWIEP 73.4, Aloula 96.9, Raneen 15.5, Senyar -71.9). REPLACES a previous 1.15x uplift on the FY2024 figure, no longer needed now the actual number is disclosed</w:t>
             </w:r>
           </w:p>
         </w:tc>
@@ -3177,7 +2827,7 @@
                 <w:color w:val="1C3A36"/>
                 <w:sz w:val="15"/>
               </w:rPr>
-              <w:t>npa fy23</w:t>
+              <w:t>tax fy23</w:t>
             </w:r>
           </w:p>
         </w:tc>
@@ -3194,7 +2844,7 @@
                 <w:color w:val="1C3A36"/>
                 <w:sz w:val="15"/>
               </w:rPr>
-              <w:t>10,115.7</w:t>
+              <w:t>-5,080.4</w:t>
             </w:r>
           </w:p>
         </w:tc>
@@ -3211,7 +2861,7 @@
                 <w:color w:val="1C3A36"/>
                 <w:sz w:val="15"/>
               </w:rPr>
-              <w:t>2025-03-13</w:t>
+              <w:t>2024-03-13</w:t>
             </w:r>
           </w:p>
         </w:tc>
@@ -3228,7 +2878,7 @@
                 <w:color w:val="1C3A36"/>
                 <w:sz w:val="15"/>
               </w:rPr>
-              <w:t>Profit attributable to owners of the company, FY2024 release (comparative)</w:t>
+              <w:t>Income tax expense, FY2023 audited financial statements</w:t>
             </w:r>
           </w:p>
         </w:tc>
@@ -3247,7 +2897,7 @@
                 <w:color w:val="1C3A36"/>
                 <w:sz w:val="15"/>
               </w:rPr>
-              <w:t>npa fy24</w:t>
+              <w:t>tax fy24</w:t>
             </w:r>
           </w:p>
         </w:tc>
@@ -3264,7 +2914,7 @@
                 <w:color w:val="1C3A36"/>
                 <w:sz w:val="15"/>
               </w:rPr>
-              <w:t>17,461.4</w:t>
+              <w:t>-8,121.5</w:t>
             </w:r>
           </w:p>
         </w:tc>
@@ -3298,7 +2948,7 @@
                 <w:color w:val="1C3A36"/>
                 <w:sz w:val="15"/>
               </w:rPr>
-              <w:t>Profit attributable to owners of the company, FY2024 release</w:t>
+              <w:t>Income tax expense, FY2024 audited financial statements</w:t>
             </w:r>
           </w:p>
         </w:tc>
@@ -3317,7 +2967,7 @@
                 <w:color w:val="1C3A36"/>
                 <w:sz w:val="15"/>
               </w:rPr>
-              <w:t>npa fy25</w:t>
+              <w:t>tax fy25</w:t>
             </w:r>
           </w:p>
         </w:tc>
@@ -3334,7 +2984,7 @@
                 <w:color w:val="1C3A36"/>
                 <w:sz w:val="15"/>
               </w:rPr>
-              <w:t>17,330.0</w:t>
+              <w:t>-5,591.1</w:t>
             </w:r>
           </w:p>
         </w:tc>
@@ -3351,7 +3001,7 @@
                 <w:color w:val="1C3A36"/>
                 <w:sz w:val="15"/>
               </w:rPr>
-              <w:t>2026-03</w:t>
+              <w:t>2026-03-15</w:t>
             </w:r>
           </w:p>
         </w:tc>
@@ -3368,7 +3018,7 @@
                 <w:color w:val="1C3A36"/>
                 <w:sz w:val="15"/>
               </w:rPr>
-              <w:t>FY2025 net profit after minority: FY2024's 17,461.4 less the disclosed -0.75% y/y move (Arab Finance headline on the FY2025 filing). Cross-checks to the quarterly build: 9M-2025 12,670 + Q4-2025 4,660 (Q4 release: +10.6% y/y on Q4-2024's 4,209)</w:t>
+              <w:t>Income tax expense, FY2025 audited financial statements: current tax 6,312.161650 less deferred tax credit 721.021868. Effective rate 22.57% against 24,777.689839 pre-tax profit — REPLACES a previous house assumption of 25.9%</w:t>
             </w:r>
           </w:p>
         </w:tc>
@@ -3387,7 +3037,7 @@
                 <w:color w:val="1C3A36"/>
                 <w:sz w:val="15"/>
               </w:rPr>
-              <w:t>ppe fy23</w:t>
+              <w:t>pat fy23</w:t>
             </w:r>
           </w:p>
         </w:tc>
@@ -3404,7 +3054,7 @@
                 <w:color w:val="1C3A36"/>
                 <w:sz w:val="15"/>
               </w:rPr>
-              <w:t>18,009.2</w:t>
+              <w:t>11,138.0</w:t>
             </w:r>
           </w:p>
         </w:tc>
@@ -3421,7 +3071,7 @@
                 <w:color w:val="1C3A36"/>
                 <w:sz w:val="15"/>
               </w:rPr>
-              <w:t>2025-03-13</w:t>
+              <w:t>2024-03-13</w:t>
             </w:r>
           </w:p>
         </w:tc>
@@ -3438,7 +3088,7 @@
                 <w:color w:val="1C3A36"/>
                 <w:sz w:val="15"/>
               </w:rPr>
-              <w:t>Consolidated Balance Sheet 31/12/2023, FY2024 earnings release</w:t>
+              <w:t>Profit for the year, FY2023 audited financial statements</w:t>
             </w:r>
           </w:p>
         </w:tc>
@@ -3457,7 +3107,7 @@
                 <w:color w:val="1C3A36"/>
                 <w:sz w:val="15"/>
               </w:rPr>
-              <w:t>ppe fy24</w:t>
+              <w:t>pat fy24</w:t>
             </w:r>
           </w:p>
         </w:tc>
@@ -3474,7 +3124,7 @@
                 <w:color w:val="1C3A36"/>
                 <w:sz w:val="15"/>
               </w:rPr>
-              <w:t>27,543.8</w:t>
+              <w:t>18,837.2</w:t>
             </w:r>
           </w:p>
         </w:tc>
@@ -3508,7 +3158,7 @@
                 <w:color w:val="1C3A36"/>
                 <w:sz w:val="15"/>
               </w:rPr>
-              <w:t>Consolidated Balance Sheet 31/12/2024, FY2024 earnings release</w:t>
+              <w:t>Profit for the year, FY2024 audited financial statements</w:t>
             </w:r>
           </w:p>
         </w:tc>
@@ -3527,7 +3177,7 @@
                 <w:color w:val="1C3A36"/>
                 <w:sz w:val="15"/>
               </w:rPr>
-              <w:t>inv fy23</w:t>
+              <w:t>pat fy25</w:t>
             </w:r>
           </w:p>
         </w:tc>
@@ -3544,7 +3194,7 @@
                 <w:color w:val="1C3A36"/>
                 <w:sz w:val="15"/>
               </w:rPr>
-              <w:t>30,881.8</w:t>
+              <w:t>19,186.6</w:t>
             </w:r>
           </w:p>
         </w:tc>
@@ -3561,7 +3211,7 @@
                 <w:color w:val="1C3A36"/>
                 <w:sz w:val="15"/>
               </w:rPr>
-              <w:t>2025-03-13</w:t>
+              <w:t>2026-03-15</w:t>
             </w:r>
           </w:p>
         </w:tc>
@@ -3578,7 +3228,7 @@
                 <w:color w:val="1C3A36"/>
                 <w:sz w:val="15"/>
               </w:rPr>
-              <w:t>Inventories 31/12/2023</w:t>
+              <w:t>Profit for the year, FY2025 audited financial statements</w:t>
             </w:r>
           </w:p>
         </w:tc>
@@ -3597,7 +3247,7 @@
                 <w:color w:val="1C3A36"/>
                 <w:sz w:val="15"/>
               </w:rPr>
-              <w:t>inv fy24</w:t>
+              <w:t>npa fy23</w:t>
             </w:r>
           </w:p>
         </w:tc>
@@ -3614,7 +3264,7 @@
                 <w:color w:val="1C3A36"/>
                 <w:sz w:val="15"/>
               </w:rPr>
-              <w:t>56,795.9</w:t>
+              <w:t>10,115.7</w:t>
             </w:r>
           </w:p>
         </w:tc>
@@ -3631,7 +3281,7 @@
                 <w:color w:val="1C3A36"/>
                 <w:sz w:val="15"/>
               </w:rPr>
-              <w:t>2025-03-13</w:t>
+              <w:t>2024-03-13</w:t>
             </w:r>
           </w:p>
         </w:tc>
@@ -3648,7 +3298,7 @@
                 <w:color w:val="1C3A36"/>
                 <w:sz w:val="15"/>
               </w:rPr>
-              <w:t>Inventories 31/12/2024</w:t>
+              <w:t>Profit attributable to owners of the parent, FY2023 audited financial statements. Basic EPS 4.26, diluted 4.25</w:t>
             </w:r>
           </w:p>
         </w:tc>
@@ -3667,7 +3317,7 @@
                 <w:color w:val="1C3A36"/>
                 <w:sz w:val="15"/>
               </w:rPr>
-              <w:t>ca fy23</w:t>
+              <w:t>npa fy24</w:t>
             </w:r>
           </w:p>
         </w:tc>
@@ -3684,7 +3334,7 @@
                 <w:color w:val="1C3A36"/>
                 <w:sz w:val="15"/>
               </w:rPr>
-              <w:t>16,179.6</w:t>
+              <w:t>17,461.4</w:t>
             </w:r>
           </w:p>
         </w:tc>
@@ -3718,7 +3368,7 @@
                 <w:color w:val="1C3A36"/>
                 <w:sz w:val="15"/>
               </w:rPr>
-              <w:t>Contract assets 31/12/2023</w:t>
+              <w:t>Profit attributable to owners of the parent, FY2024 audited financial statements. Basic EPS 7.22, diluted 7.21</w:t>
             </w:r>
           </w:p>
         </w:tc>
@@ -3737,7 +3387,7 @@
                 <w:color w:val="1C3A36"/>
                 <w:sz w:val="15"/>
               </w:rPr>
-              <w:t>ca fy24</w:t>
+              <w:t>npa fy25</w:t>
             </w:r>
           </w:p>
         </w:tc>
@@ -3754,7 +3404,7 @@
                 <w:color w:val="1C3A36"/>
                 <w:sz w:val="15"/>
               </w:rPr>
-              <w:t>18,052.0</w:t>
+              <w:t>17,330.2</w:t>
             </w:r>
           </w:p>
         </w:tc>
@@ -3771,7 +3421,7 @@
                 <w:color w:val="1C3A36"/>
                 <w:sz w:val="15"/>
               </w:rPr>
-              <w:t>2025-03-13</w:t>
+              <w:t>2026-03-15</w:t>
             </w:r>
           </w:p>
         </w:tc>
@@ -3788,7 +3438,7 @@
                 <w:color w:val="1C3A36"/>
                 <w:sz w:val="15"/>
               </w:rPr>
-              <w:t>Contract assets 31/12/2024</w:t>
+              <w:t>Profit attributable to owners of the parent, FY2025 audited financial statements. Basic and diluted EPS both 7.13 (no dilutive instruments beyond the already-deducted ESOP shares)</w:t>
             </w:r>
           </w:p>
         </w:tc>
@@ -3807,7 +3457,7 @@
                 <w:color w:val="1C3A36"/>
                 <w:sz w:val="15"/>
               </w:rPr>
-              <w:t>recv fy23</w:t>
+              <w:t>ppe fy23</w:t>
             </w:r>
           </w:p>
         </w:tc>
@@ -3824,7 +3474,7 @@
                 <w:color w:val="1C3A36"/>
                 <w:sz w:val="15"/>
               </w:rPr>
-              <w:t>46,591.9</w:t>
+              <w:t>18,009.2</w:t>
             </w:r>
           </w:p>
         </w:tc>
@@ -3841,7 +3491,7 @@
                 <w:color w:val="1C3A36"/>
                 <w:sz w:val="15"/>
               </w:rPr>
-              <w:t>2025-03-13</w:t>
+              <w:t>2024-03-13</w:t>
             </w:r>
           </w:p>
         </w:tc>
@@ -3858,7 +3508,7 @@
                 <w:color w:val="1C3A36"/>
                 <w:sz w:val="15"/>
               </w:rPr>
-              <w:t>Trade, notes and other receivables (current) 31/12/2023</w:t>
+              <w:t>Consolidated statement of financial position, 31 Dec 2023</w:t>
             </w:r>
           </w:p>
         </w:tc>
@@ -3877,7 +3527,7 @@
                 <w:color w:val="1C3A36"/>
                 <w:sz w:val="15"/>
               </w:rPr>
-              <w:t>recv fy24</w:t>
+              <w:t>ppe fy24</w:t>
             </w:r>
           </w:p>
         </w:tc>
@@ -3894,7 +3544,7 @@
                 <w:color w:val="1C3A36"/>
                 <w:sz w:val="15"/>
               </w:rPr>
-              <w:t>86,736.3</w:t>
+              <w:t>27,543.8</w:t>
             </w:r>
           </w:p>
         </w:tc>
@@ -3928,7 +3578,7 @@
                 <w:color w:val="1C3A36"/>
                 <w:sz w:val="15"/>
               </w:rPr>
-              <w:t>Trade, notes and other receivables (current) 31/12/2024</w:t>
+              <w:t>Consolidated statement of financial position, 31 Dec 2024</w:t>
             </w:r>
           </w:p>
         </w:tc>
@@ -3947,7 +3597,7 @@
                 <w:color w:val="1C3A36"/>
                 <w:sz w:val="15"/>
               </w:rPr>
-              <w:t>pay fy23</w:t>
+              <w:t>ppe fy25</w:t>
             </w:r>
           </w:p>
         </w:tc>
@@ -3964,7 +3614,7 @@
                 <w:color w:val="1C3A36"/>
                 <w:sz w:val="15"/>
               </w:rPr>
-              <w:t>31,938.1</w:t>
+              <w:t>35,961.1</w:t>
             </w:r>
           </w:p>
         </w:tc>
@@ -3981,7 +3631,7 @@
                 <w:color w:val="1C3A36"/>
                 <w:sz w:val="15"/>
               </w:rPr>
-              <w:t>2025-03-13</w:t>
+              <w:t>2026-03-15</w:t>
             </w:r>
           </w:p>
         </w:tc>
@@ -3998,7 +3648,7 @@
                 <w:color w:val="1C3A36"/>
                 <w:sz w:val="15"/>
               </w:rPr>
-              <w:t>Trade, notes and other payables 31/12/2023</w:t>
+              <w:t>Consolidated statement of financial position, 31 Dec 2025</w:t>
             </w:r>
           </w:p>
         </w:tc>
@@ -4017,7 +3667,7 @@
                 <w:color w:val="1C3A36"/>
                 <w:sz w:val="15"/>
               </w:rPr>
-              <w:t>pay fy24</w:t>
+              <w:t>inv fy23</w:t>
             </w:r>
           </w:p>
         </w:tc>
@@ -4034,7 +3684,7 @@
                 <w:color w:val="1C3A36"/>
                 <w:sz w:val="15"/>
               </w:rPr>
-              <w:t>54,808.2</w:t>
+              <w:t>30,881.8</w:t>
             </w:r>
           </w:p>
         </w:tc>
@@ -4051,7 +3701,7 @@
                 <w:color w:val="1C3A36"/>
                 <w:sz w:val="15"/>
               </w:rPr>
-              <w:t>2025-03-13</w:t>
+              <w:t>2024-03-13</w:t>
             </w:r>
           </w:p>
         </w:tc>
@@ -4068,7 +3718,7 @@
                 <w:color w:val="1C3A36"/>
                 <w:sz w:val="15"/>
               </w:rPr>
-              <w:t>Trade, notes and other payables 31/12/2024</w:t>
+              <w:t>Inventories, 31 Dec 2023 (net of write-down)</w:t>
             </w:r>
           </w:p>
         </w:tc>
@@ -4087,7 +3737,7 @@
                 <w:color w:val="1C3A36"/>
                 <w:sz w:val="15"/>
               </w:rPr>
-              <w:t>cl fy23</w:t>
+              <w:t>inv fy24</w:t>
             </w:r>
           </w:p>
         </w:tc>
@@ -4104,7 +3754,7 @@
                 <w:color w:val="1C3A36"/>
                 <w:sz w:val="15"/>
               </w:rPr>
-              <w:t>25,060.3</w:t>
+              <w:t>56,795.9</w:t>
             </w:r>
           </w:p>
         </w:tc>
@@ -4138,7 +3788,7 @@
                 <w:color w:val="1C3A36"/>
                 <w:sz w:val="15"/>
               </w:rPr>
-              <w:t>Contract liabilities 31/12/2023</w:t>
+              <w:t>Inventories, 31 Dec 2024 (net of write-down)</w:t>
             </w:r>
           </w:p>
         </w:tc>
@@ -4157,7 +3807,7 @@
                 <w:color w:val="1C3A36"/>
                 <w:sz w:val="15"/>
               </w:rPr>
-              <w:t>cl fy24</w:t>
+              <w:t>inv fy25</w:t>
             </w:r>
           </w:p>
         </w:tc>
@@ -4174,7 +3824,7 @@
                 <w:color w:val="1C3A36"/>
                 <w:sz w:val="15"/>
               </w:rPr>
-              <w:t>53,281.1</w:t>
+              <w:t>59,860.0</w:t>
             </w:r>
           </w:p>
         </w:tc>
@@ -4191,7 +3841,7 @@
                 <w:color w:val="1C3A36"/>
                 <w:sz w:val="15"/>
               </w:rPr>
-              <w:t>2025-03-13</w:t>
+              <w:t>2026-03-15</w:t>
             </w:r>
           </w:p>
         </w:tc>
@@ -4208,7 +3858,7 @@
                 <w:color w:val="1C3A36"/>
                 <w:sz w:val="15"/>
               </w:rPr>
-              <w:t>Contract liabilities 31/12/2024</w:t>
+              <w:t>Inventories, 31 Dec 2025 (net of write-down)</w:t>
             </w:r>
           </w:p>
         </w:tc>
@@ -4227,7 +3877,7 @@
                 <w:color w:val="1C3A36"/>
                 <w:sz w:val="15"/>
               </w:rPr>
-              <w:t>cash fy23</w:t>
+              <w:t>ca fy23</w:t>
             </w:r>
           </w:p>
         </w:tc>
@@ -4244,7 +3894,7 @@
                 <w:color w:val="1C3A36"/>
                 <w:sz w:val="15"/>
               </w:rPr>
-              <w:t>25,552.0</w:t>
+              <w:t>16,179.6</w:t>
             </w:r>
           </w:p>
         </w:tc>
@@ -4261,7 +3911,7 @@
                 <w:color w:val="1C3A36"/>
                 <w:sz w:val="15"/>
               </w:rPr>
-              <w:t>2025-03-13</w:t>
+              <w:t>2024-03-13</w:t>
             </w:r>
           </w:p>
         </w:tc>
@@ -4278,7 +3928,7 @@
                 <w:color w:val="1C3A36"/>
                 <w:sz w:val="15"/>
               </w:rPr>
-              <w:t>Cash and cash equivalents 31/12/2023</w:t>
+              <w:t>Contract assets, 31 Dec 2023</w:t>
             </w:r>
           </w:p>
         </w:tc>
@@ -4297,7 +3947,7 @@
                 <w:color w:val="1C3A36"/>
                 <w:sz w:val="15"/>
               </w:rPr>
-              <w:t>cash fy24</w:t>
+              <w:t>ca fy24</w:t>
             </w:r>
           </w:p>
         </w:tc>
@@ -4314,7 +3964,7 @@
                 <w:color w:val="1C3A36"/>
                 <w:sz w:val="15"/>
               </w:rPr>
-              <w:t>38,180.0</w:t>
+              <w:t>18,052.0</w:t>
             </w:r>
           </w:p>
         </w:tc>
@@ -4348,7 +3998,7 @@
                 <w:color w:val="1C3A36"/>
                 <w:sz w:val="15"/>
               </w:rPr>
-              <w:t>Cash and cash equivalents 31/12/2024</w:t>
+              <w:t>Contract assets, 31 Dec 2024</w:t>
             </w:r>
           </w:p>
         </w:tc>
@@ -4367,7 +4017,7 @@
                 <w:color w:val="1C3A36"/>
                 <w:sz w:val="15"/>
               </w:rPr>
-              <w:t>assets fy23</w:t>
+              <w:t>ca fy25</w:t>
             </w:r>
           </w:p>
         </w:tc>
@@ -4384,7 +4034,7 @@
                 <w:color w:val="1C3A36"/>
                 <w:sz w:val="15"/>
               </w:rPr>
-              <w:t>151,448.7</w:t>
+              <w:t>29,894.6</w:t>
             </w:r>
           </w:p>
         </w:tc>
@@ -4401,7 +4051,7 @@
                 <w:color w:val="1C3A36"/>
                 <w:sz w:val="15"/>
               </w:rPr>
-              <w:t>2025-03-13</w:t>
+              <w:t>2026-03-15</w:t>
             </w:r>
           </w:p>
         </w:tc>
@@ -4418,7 +4068,7 @@
                 <w:color w:val="1C3A36"/>
                 <w:sz w:val="15"/>
               </w:rPr>
-              <w:t>Total assets 31/12/2023</w:t>
+              <w:t>Contract assets, 31 Dec 2025</w:t>
             </w:r>
           </w:p>
         </w:tc>
@@ -4437,7 +4087,7 @@
                 <w:color w:val="1C3A36"/>
                 <w:sz w:val="15"/>
               </w:rPr>
-              <w:t>assets fy24</w:t>
+              <w:t>recv fy23</w:t>
             </w:r>
           </w:p>
         </w:tc>
@@ -4454,7 +4104,7 @@
                 <w:color w:val="1C3A36"/>
                 <w:sz w:val="15"/>
               </w:rPr>
-              <w:t>249,527.1</w:t>
+              <w:t>46,591.9</w:t>
             </w:r>
           </w:p>
         </w:tc>
@@ -4471,7 +4121,7 @@
                 <w:color w:val="1C3A36"/>
                 <w:sz w:val="15"/>
               </w:rPr>
-              <w:t>2025-03-13</w:t>
+              <w:t>2024-03-13</w:t>
             </w:r>
           </w:p>
         </w:tc>
@@ -4488,7 +4138,7 @@
                 <w:color w:val="1C3A36"/>
                 <w:sz w:val="15"/>
               </w:rPr>
-              <w:t>Total assets 31/12/2024</w:t>
+              <w:t>Trade and other receivables (current), 31 Dec 2023</w:t>
             </w:r>
           </w:p>
         </w:tc>
@@ -4507,7 +4157,7 @@
                 <w:color w:val="1C3A36"/>
                 <w:sz w:val="15"/>
               </w:rPr>
-              <w:t>assets fy25</w:t>
+              <w:t>recv fy24</w:t>
             </w:r>
           </w:p>
         </w:tc>
@@ -4524,7 +4174,7 @@
                 <w:color w:val="1C3A36"/>
                 <w:sz w:val="15"/>
               </w:rPr>
-              <w:t>311,090.0</w:t>
+              <w:t>86,736.3</w:t>
             </w:r>
           </w:p>
         </w:tc>
@@ -4541,7 +4191,7 @@
                 <w:color w:val="1C3A36"/>
                 <w:sz w:val="15"/>
               </w:rPr>
-              <w:t>2026-03</w:t>
+              <w:t>2025-03-13</w:t>
             </w:r>
           </w:p>
         </w:tc>
@@ -4558,7 +4208,7 @@
                 <w:color w:val="1C3A36"/>
                 <w:sz w:val="15"/>
               </w:rPr>
-              <w:t>Total assets EGP 311.09bn at 31 December 2025 (EGX filing coverage)</w:t>
+              <w:t>Trade and other receivables (current), 31 Dec 2024</w:t>
             </w:r>
           </w:p>
         </w:tc>
@@ -4577,7 +4227,7 @@
                 <w:color w:val="1C3A36"/>
                 <w:sz w:val="15"/>
               </w:rPr>
-              <w:t>debt fy23</w:t>
+              <w:t>recv fy25</w:t>
             </w:r>
           </w:p>
         </w:tc>
@@ -4594,7 +4244,7 @@
                 <w:color w:val="1C3A36"/>
                 <w:sz w:val="15"/>
               </w:rPr>
-              <w:t>41,766.5</w:t>
+              <w:t>116,259.8</w:t>
             </w:r>
           </w:p>
         </w:tc>
@@ -4611,7 +4261,7 @@
                 <w:color w:val="1C3A36"/>
                 <w:sz w:val="15"/>
               </w:rPr>
-              <w:t>2025-03-13</w:t>
+              <w:t>2026-03-15</w:t>
             </w:r>
           </w:p>
         </w:tc>
@@ -4628,7 +4278,7 @@
                 <w:color w:val="1C3A36"/>
                 <w:sz w:val="15"/>
               </w:rPr>
-              <w:t>Loans and borrowings, current 34,950.8 + non-current 6,815.7 (31/12/2023)</w:t>
+              <w:t>Trade and other receivables (current), 31 Dec 2025</w:t>
             </w:r>
           </w:p>
         </w:tc>
@@ -4647,7 +4297,7 @@
                 <w:color w:val="1C3A36"/>
                 <w:sz w:val="15"/>
               </w:rPr>
-              <w:t>debt fy24</w:t>
+              <w:t>pay fy23</w:t>
             </w:r>
           </w:p>
         </w:tc>
@@ -4664,7 +4314,7 @@
                 <w:color w:val="1C3A36"/>
                 <w:sz w:val="15"/>
               </w:rPr>
-              <w:t>59,082.9</w:t>
+              <w:t>31,938.1</w:t>
             </w:r>
           </w:p>
         </w:tc>
@@ -4681,7 +4331,7 @@
                 <w:color w:val="1C3A36"/>
                 <w:sz w:val="15"/>
               </w:rPr>
-              <w:t>2025-03-12</w:t>
+              <w:t>2024-03-13</w:t>
             </w:r>
           </w:p>
         </w:tc>
@@ -4698,7 +4348,7 @@
                 <w:color w:val="1C3A36"/>
                 <w:sz w:val="15"/>
               </w:rPr>
-              <w:t>Loans and borrowings, current 52,733.9 + non-current 6,349.0 (31/12/2024). Note 32 splits this into loans 18,747.3, bank credit facilities 40,049.5 and lease liabilities 286.1</w:t>
+              <w:t>Trade and other payables, 31 Dec 2023</w:t>
             </w:r>
           </w:p>
         </w:tc>
@@ -4717,7 +4367,7 @@
                 <w:color w:val="1C3A36"/>
                 <w:sz w:val="15"/>
               </w:rPr>
-              <w:t>nd fy23</w:t>
+              <w:t>pay fy24</w:t>
             </w:r>
           </w:p>
         </w:tc>
@@ -4734,7 +4384,7 @@
                 <w:color w:val="1C3A36"/>
                 <w:sz w:val="15"/>
               </w:rPr>
-              <w:t>14,768.0</w:t>
+              <w:t>54,808.2</w:t>
             </w:r>
           </w:p>
         </w:tc>
@@ -4768,7 +4418,7 @@
                 <w:color w:val="1C3A36"/>
                 <w:sz w:val="15"/>
               </w:rPr>
-              <w:t>Net debt at 31 December 2023, stated in the FY2024 earnings release</w:t>
+              <w:t>Trade and other payables, 31 Dec 2024</w:t>
             </w:r>
           </w:p>
         </w:tc>
@@ -4787,7 +4437,7 @@
                 <w:color w:val="1C3A36"/>
                 <w:sz w:val="15"/>
               </w:rPr>
-              <w:t>nd fy24</w:t>
+              <w:t>pay fy25</w:t>
             </w:r>
           </w:p>
         </w:tc>
@@ -4804,7 +4454,7 @@
                 <w:color w:val="1C3A36"/>
                 <w:sz w:val="15"/>
               </w:rPr>
-              <w:t>20,028.0</w:t>
+              <w:t>68,895.7</w:t>
             </w:r>
           </w:p>
         </w:tc>
@@ -4821,7 +4471,7 @@
                 <w:color w:val="1C3A36"/>
                 <w:sz w:val="15"/>
               </w:rPr>
-              <w:t>2025-03-13</w:t>
+              <w:t>2026-03-15</w:t>
             </w:r>
           </w:p>
         </w:tc>
@@ -4838,7 +4488,7 @@
                 <w:color w:val="1C3A36"/>
                 <w:sz w:val="15"/>
               </w:rPr>
-              <w:t>Net debt at 31 December 2024, stated in the FY2024 earnings release. The Q1-2025 release restates the same date as net BANK debt of 19,727 (leases excluded); the 301 difference is immaterial and the larger figure is carried</w:t>
+              <w:t>Trade and other payables, 31 Dec 2025</w:t>
             </w:r>
           </w:p>
         </w:tc>
@@ -4857,7 +4507,7 @@
                 <w:color w:val="1C3A36"/>
                 <w:sz w:val="15"/>
               </w:rPr>
-              <w:t>nd fy25</w:t>
+              <w:t>cl fy23</w:t>
             </w:r>
           </w:p>
         </w:tc>
@@ -4874,7 +4524,7 @@
                 <w:color w:val="1C3A36"/>
                 <w:sz w:val="15"/>
               </w:rPr>
-              <w:t>19,789.0</w:t>
+              <w:t>25,060.3</w:t>
             </w:r>
           </w:p>
         </w:tc>
@@ -4891,7 +4541,7 @@
                 <w:color w:val="1C3A36"/>
                 <w:sz w:val="15"/>
               </w:rPr>
-              <w:t>2026-03</w:t>
+              <w:t>2024-03-13</w:t>
             </w:r>
           </w:p>
         </w:tc>
@@ -4908,7 +4558,7 @@
                 <w:color w:val="1C3A36"/>
                 <w:sz w:val="15"/>
               </w:rPr>
-              <w:t>Net bank debt EGP 19,789mn at 31 December 2025, stated in the Q4-2025 earnings release ('remained almost flat')</w:t>
+              <w:t>Contract liabilities, 31 Dec 2023</w:t>
             </w:r>
           </w:p>
         </w:tc>
@@ -4927,7 +4577,7 @@
                 <w:color w:val="1C3A36"/>
                 <w:sz w:val="15"/>
               </w:rPr>
-              <w:t>eqp fy23</w:t>
+              <w:t>cl fy24</w:t>
             </w:r>
           </w:p>
         </w:tc>
@@ -4944,7 +4594,7 @@
                 <w:color w:val="1C3A36"/>
                 <w:sz w:val="15"/>
               </w:rPr>
-              <w:t>35,724.5</w:t>
+              <w:t>53,281.1</w:t>
             </w:r>
           </w:p>
         </w:tc>
@@ -4978,7 +4628,7 @@
                 <w:color w:val="1C3A36"/>
                 <w:sz w:val="15"/>
               </w:rPr>
-              <w:t>Equity attributable to owners of the parent 31/12/2023</w:t>
+              <w:t>Contract liabilities, 31 Dec 2024</w:t>
             </w:r>
           </w:p>
         </w:tc>
@@ -4997,7 +4647,7 @@
                 <w:color w:val="1C3A36"/>
                 <w:sz w:val="15"/>
               </w:rPr>
-              <w:t>eqp fy24</w:t>
+              <w:t>cl fy25</w:t>
             </w:r>
           </w:p>
         </w:tc>
@@ -5014,7 +4664,7 @@
                 <w:color w:val="1C3A36"/>
                 <w:sz w:val="15"/>
               </w:rPr>
-              <w:t>55,274.9</w:t>
+              <w:t>81,266.2</w:t>
             </w:r>
           </w:p>
         </w:tc>
@@ -5031,7 +4681,7 @@
                 <w:color w:val="1C3A36"/>
                 <w:sz w:val="15"/>
               </w:rPr>
-              <w:t>2025-03-13</w:t>
+              <w:t>2026-03-15</w:t>
             </w:r>
           </w:p>
         </w:tc>
@@ -5048,7 +4698,7 @@
                 <w:color w:val="1C3A36"/>
                 <w:sz w:val="15"/>
               </w:rPr>
-              <w:t>Equity attributable to owners of the parent 31/12/2024</w:t>
+              <w:t>Contract liabilities, 31 Dec 2025</w:t>
             </w:r>
           </w:p>
         </w:tc>
@@ -5067,7 +4717,7 @@
                 <w:color w:val="1C3A36"/>
                 <w:sz w:val="15"/>
               </w:rPr>
-              <w:t>nci fy23</w:t>
+              <w:t>cash fy23</w:t>
             </w:r>
           </w:p>
         </w:tc>
@@ -5084,7 +4734,7 @@
                 <w:color w:val="1C3A36"/>
                 <w:sz w:val="15"/>
               </w:rPr>
-              <w:t>2,384.0</w:t>
+              <w:t>25,552.0</w:t>
             </w:r>
           </w:p>
         </w:tc>
@@ -5101,7 +4751,7 @@
                 <w:color w:val="1C3A36"/>
                 <w:sz w:val="15"/>
               </w:rPr>
-              <w:t>2025-03-13</w:t>
+              <w:t>2024-03-13</w:t>
             </w:r>
           </w:p>
         </w:tc>
@@ -5118,7 +4768,7 @@
                 <w:color w:val="1C3A36"/>
                 <w:sz w:val="15"/>
               </w:rPr>
-              <w:t>Non-controlling interests 31/12/2023</w:t>
+              <w:t>Cash and cash equivalents, 31 Dec 2023</w:t>
             </w:r>
           </w:p>
         </w:tc>
@@ -5137,7 +4787,7 @@
                 <w:color w:val="1C3A36"/>
                 <w:sz w:val="15"/>
               </w:rPr>
-              <w:t>nci fy24</w:t>
+              <w:t>cash fy24</w:t>
             </w:r>
           </w:p>
         </w:tc>
@@ -5154,7 +4804,7 @@
                 <w:color w:val="1C3A36"/>
                 <w:sz w:val="15"/>
               </w:rPr>
-              <w:t>4,251.8</w:t>
+              <w:t>38,180.0</w:t>
             </w:r>
           </w:p>
         </w:tc>
@@ -5188,7 +4838,7 @@
                 <w:color w:val="1C3A36"/>
                 <w:sz w:val="15"/>
               </w:rPr>
-              <w:t>Non-controlling interests 31/12/2024</w:t>
+              <w:t>Cash and cash equivalents, 31 Dec 2024</w:t>
             </w:r>
           </w:p>
         </w:tc>
@@ -5207,7 +4857,7 @@
                 <w:color w:val="1C3A36"/>
                 <w:sz w:val="15"/>
               </w:rPr>
-              <w:t>assoc bv fy24</w:t>
+              <w:t>cash fy25</w:t>
             </w:r>
           </w:p>
         </w:tc>
@@ -5224,7 +4874,7 @@
                 <w:color w:val="1C3A36"/>
                 <w:sz w:val="15"/>
               </w:rPr>
-              <w:t>6,474.0</w:t>
+              <w:t>41,949.2</w:t>
             </w:r>
           </w:p>
         </w:tc>
@@ -5241,7 +4891,7 @@
                 <w:color w:val="1C3A36"/>
                 <w:sz w:val="15"/>
               </w:rPr>
-              <w:t>2025-03-13</w:t>
+              <w:t>2026-03-15</w:t>
             </w:r>
           </w:p>
         </w:tc>
@@ -5258,7 +4908,7 @@
                 <w:color w:val="1C3A36"/>
                 <w:sz w:val="15"/>
               </w:rPr>
-              <w:t>Equity-accounted investees (carrying value) 31/12/2024</w:t>
+              <w:t>Cash and cash equivalents, 31 Dec 2025: bank time deposits 9,689.1, bank current accounts 32,157.7, cash on hand 102.4</w:t>
             </w:r>
           </w:p>
         </w:tc>
@@ -5277,7 +4927,7 @@
                 <w:color w:val="1C3A36"/>
                 <w:sz w:val="15"/>
               </w:rPr>
-              <w:t>intang fy24</w:t>
+              <w:t>assets fy23</w:t>
             </w:r>
           </w:p>
         </w:tc>
@@ -5294,7 +4944,7 @@
                 <w:color w:val="1C3A36"/>
                 <w:sz w:val="15"/>
               </w:rPr>
-              <w:t>1,459.2</w:t>
+              <w:t>151,448.7</w:t>
             </w:r>
           </w:p>
         </w:tc>
@@ -5311,7 +4961,7 @@
                 <w:color w:val="1C3A36"/>
                 <w:sz w:val="15"/>
               </w:rPr>
-              <w:t>2025-03-13</w:t>
+              <w:t>2024-03-13</w:t>
             </w:r>
           </w:p>
         </w:tc>
@@ -5328,7 +4978,7 @@
                 <w:color w:val="1C3A36"/>
                 <w:sz w:val="15"/>
               </w:rPr>
-              <w:t>Intangible assets and goodwill 31/12/2024</w:t>
+              <w:t>Total assets, 31 Dec 2023</w:t>
             </w:r>
           </w:p>
         </w:tc>
@@ -5347,7 +4997,7 @@
                 <w:color w:val="1C3A36"/>
                 <w:sz w:val="15"/>
               </w:rPr>
-              <w:t>dps fy24</w:t>
+              <w:t>assets fy24</w:t>
             </w:r>
           </w:p>
         </w:tc>
@@ -5364,7 +5014,7 @@
                 <w:color w:val="1C3A36"/>
                 <w:sz w:val="15"/>
               </w:rPr>
-              <w:t>1</w:t>
+              <w:t>249,527.1</w:t>
             </w:r>
           </w:p>
         </w:tc>
@@ -5398,7 +5048,7 @@
                 <w:color w:val="1C3A36"/>
                 <w:sz w:val="15"/>
               </w:rPr>
-              <w:t>Board proposed a dividend of EGP 1.00 per share on the FY2024 result (CEO statement, FY2024 earnings release); shareholder dividends of 2,176.0 were paid in the FY2024 cash flow statement for the prior year</w:t>
+              <w:t>Total assets, 31 Dec 2024</w:t>
             </w:r>
           </w:p>
         </w:tc>
@@ -5417,7 +5067,7 @@
                 <w:color w:val="1C3A36"/>
                 <w:sz w:val="15"/>
               </w:rPr>
-              <w:t>capex fy23</w:t>
+              <w:t>assets fy25</w:t>
             </w:r>
           </w:p>
         </w:tc>
@@ -5434,7 +5084,7 @@
                 <w:color w:val="1C3A36"/>
                 <w:sz w:val="15"/>
               </w:rPr>
-              <w:t>4,830.0</w:t>
+              <w:t>311,099.1</w:t>
             </w:r>
           </w:p>
         </w:tc>
@@ -5451,7 +5101,7 @@
                 <w:color w:val="1C3A36"/>
                 <w:sz w:val="15"/>
               </w:rPr>
-              <w:t>2025-03-12</w:t>
+              <w:t>2026-03-15</w:t>
             </w:r>
           </w:p>
         </w:tc>
@@ -5468,7 +5118,7 @@
                 <w:color w:val="1C3A36"/>
                 <w:sz w:val="15"/>
               </w:rPr>
-              <w:t>Audited FY2024 cash flow (2023 column): PP&amp;E and projects under construction 4,748.6 + intangibles 81.4</w:t>
+              <w:t>Total assets, 31 Dec 2025</w:t>
             </w:r>
           </w:p>
         </w:tc>
@@ -5487,7 +5137,7 @@
                 <w:color w:val="1C3A36"/>
                 <w:sz w:val="15"/>
               </w:rPr>
-              <w:t>capex fy24</w:t>
+              <w:t>debt fy23</w:t>
             </w:r>
           </w:p>
         </w:tc>
@@ -5504,7 +5154,7 @@
                 <w:color w:val="1C3A36"/>
                 <w:sz w:val="15"/>
               </w:rPr>
-              <w:t>8,765.7</w:t>
+              <w:t>41,766.5</w:t>
             </w:r>
           </w:p>
         </w:tc>
@@ -5521,7 +5171,7 @@
                 <w:color w:val="1C3A36"/>
                 <w:sz w:val="15"/>
               </w:rPr>
-              <w:t>2025-03-12</w:t>
+              <w:t>2024-03-13</w:t>
             </w:r>
           </w:p>
         </w:tc>
@@ -5538,7 +5188,7 @@
                 <w:color w:val="1C3A36"/>
                 <w:sz w:val="15"/>
               </w:rPr>
-              <w:t>Audited FY2024 cash flow: PP&amp;E and projects under construction 8,489.8 + intangibles 275.9</w:t>
+              <w:t>Loans and borrowings including lease liabilities, 31 Dec 2023: current 34,950.810105 (loans 7,401.079843 + bank facilities 27,530.523733 + leases 19.206529) + non-current 6,815.681966 (loans 6,235.939701 + leases 579.742265)</w:t>
             </w:r>
           </w:p>
         </w:tc>
@@ -5557,7 +5207,7 @@
                 <w:color w:val="1C3A36"/>
                 <w:sz w:val="15"/>
               </w:rPr>
-              <w:t>int paid fy24</w:t>
+              <w:t>debt fy24</w:t>
             </w:r>
           </w:p>
         </w:tc>
@@ -5574,7 +5224,7 @@
                 <w:color w:val="1C3A36"/>
                 <w:sz w:val="15"/>
               </w:rPr>
-              <w:t>7,706.9</w:t>
+              <w:t>59,082.9</w:t>
             </w:r>
           </w:p>
         </w:tc>
@@ -5591,7 +5241,7 @@
                 <w:color w:val="1C3A36"/>
                 <w:sz w:val="15"/>
               </w:rPr>
-              <w:t>2025-03-12</w:t>
+              <w:t>2025-03-13</w:t>
             </w:r>
           </w:p>
         </w:tc>
@@ -5608,7 +5258,7 @@
                 <w:color w:val="1C3A36"/>
                 <w:sz w:val="15"/>
               </w:rPr>
-              <w:t>Interest paid, audited FY2024 consolidated statement of cash flows</w:t>
+              <w:t>Loans and borrowings including lease liabilities, 31 Dec 2024: current 52,733.931099 (loans 12,580.708167 + bank facilities 40,049.471127 + leases 103.751805) + non-current 6,349.010708 (loans 6,166.616210 + leases 182.394498)</w:t>
             </w:r>
           </w:p>
         </w:tc>
@@ -5627,7 +5277,7 @@
                 <w:color w:val="1C3A36"/>
                 <w:sz w:val="15"/>
               </w:rPr>
-              <w:t>tax paid fy24</w:t>
+              <w:t>debt fy25</w:t>
             </w:r>
           </w:p>
         </w:tc>
@@ -5644,7 +5294,7 @@
                 <w:color w:val="1C3A36"/>
                 <w:sz w:val="15"/>
               </w:rPr>
-              <w:t>4,891.0</w:t>
+              <w:t>62,509.2</w:t>
             </w:r>
           </w:p>
         </w:tc>
@@ -5661,7 +5311,7 @@
                 <w:color w:val="1C3A36"/>
                 <w:sz w:val="15"/>
               </w:rPr>
-              <w:t>2025-03-12</w:t>
+              <w:t>2026-03-15</w:t>
             </w:r>
           </w:p>
         </w:tc>
@@ -5678,7 +5328,7 @@
                 <w:color w:val="1C3A36"/>
                 <w:sz w:val="15"/>
               </w:rPr>
-              <w:t>Income tax paid, audited FY2024 consolidated statement of cash flows</w:t>
+              <w:t>Loans and borrowings including lease liabilities, 31 Dec 2025: current 53,888.496799 (loans 26,673.246745 + bank facilities 27,183.559774 + leases 31.690280) + non-current 8,620.714998 (loans 8,605.301580 + leases 15.413418)</w:t>
             </w:r>
           </w:p>
         </w:tc>
@@ -5697,7 +5347,7 @@
                 <w:color w:val="1C3A36"/>
                 <w:sz w:val="15"/>
               </w:rPr>
-              <w:t>ocf fy24</w:t>
+              <w:t>nd fy23</w:t>
             </w:r>
           </w:p>
         </w:tc>
@@ -5714,7 +5364,7 @@
                 <w:color w:val="1C3A36"/>
                 <w:sz w:val="15"/>
               </w:rPr>
-              <w:t>3,979.4</w:t>
+              <w:t>16,214.4</w:t>
             </w:r>
           </w:p>
         </w:tc>
@@ -5731,7 +5381,7 @@
                 <w:color w:val="1C3A36"/>
                 <w:sz w:val="15"/>
               </w:rPr>
-              <w:t>2025-03-12</w:t>
+              <w:t>2024-03-13</w:t>
             </w:r>
           </w:p>
         </w:tc>
@@ -5748,7 +5398,7 @@
                 <w:color w:val="1C3A36"/>
                 <w:sz w:val="15"/>
               </w:rPr>
-              <w:t>Net cash flows from operating activities FY2024 (after interest and tax) — only 3,979 against EBITDA of 31,602, the working-capital absorption in one number</w:t>
+              <w:t>Net financial debt, 31 Dec 2023: total loans and borrowings including leases 41,766.492071 less cash and cash equivalents 25,552.044800. NOTE: this is the interest-bearing-debt definition used for the equity bridge, not the company's own 'net debt' capital-management ratio (Note 29-1), which nets a much broader liability base (total liabilities less deferred tax and provisions) against cash and is a leverage-monitoring metric, not a valuation-bridge quantity</w:t>
             </w:r>
           </w:p>
         </w:tc>
@@ -5767,7 +5417,7 @@
                 <w:color w:val="1C3A36"/>
                 <w:sz w:val="15"/>
               </w:rPr>
-              <w:t>q1 25 rev</w:t>
+              <w:t>nd fy24</w:t>
             </w:r>
           </w:p>
         </w:tc>
@@ -5784,7 +5434,7 @@
                 <w:color w:val="1C3A36"/>
                 <w:sz w:val="15"/>
               </w:rPr>
-              <w:t>59,391.5</w:t>
+              <w:t>20,902.9</w:t>
             </w:r>
           </w:p>
         </w:tc>
@@ -5801,7 +5451,7 @@
                 <w:color w:val="1C3A36"/>
                 <w:sz w:val="15"/>
               </w:rPr>
-              <w:t>2025-05-26</w:t>
+              <w:t>2025-03-13</w:t>
             </w:r>
           </w:p>
         </w:tc>
@@ -5818,7 +5468,7 @@
                 <w:color w:val="1C3A36"/>
                 <w:sz w:val="15"/>
               </w:rPr>
-              <w:t>Condensed consolidated interim statement of profit or loss, 3M to 31-Mar-2025</w:t>
+              <w:t>Net financial debt, 31 Dec 2024: total loans and borrowings including leases 59,082.941807 less cash 38,180.002322</w:t>
             </w:r>
           </w:p>
         </w:tc>
@@ -5837,7 +5487,7 @@
                 <w:color w:val="1C3A36"/>
                 <w:sz w:val="15"/>
               </w:rPr>
-              <w:t>q1 25 gp</w:t>
+              <w:t>nd fy25</w:t>
             </w:r>
           </w:p>
         </w:tc>
@@ -5854,7 +5504,7 @@
                 <w:color w:val="1C3A36"/>
                 <w:sz w:val="15"/>
               </w:rPr>
-              <w:t>9,973.7</w:t>
+              <w:t>20,560.0</w:t>
             </w:r>
           </w:p>
         </w:tc>
@@ -5871,7 +5521,7 @@
                 <w:color w:val="1C3A36"/>
                 <w:sz w:val="15"/>
               </w:rPr>
-              <w:t>2025-05-26</w:t>
+              <w:t>2026-03-15</w:t>
             </w:r>
           </w:p>
         </w:tc>
@@ -5888,7 +5538,7 @@
                 <w:color w:val="1C3A36"/>
                 <w:sz w:val="15"/>
               </w:rPr>
-              <w:t>Gross profit, Q1-2025 interim statements</w:t>
+              <w:t>Net financial debt, 31 Dec 2025: total loans and borrowings including leases 62,509.211797 less cash 41,949.208624. The company's OWN 'net debt' figure (Note 29-1) is EGP 180,102.969196 — total liabilities LESS deferred tax and provisions, less cash — a capital-structure leverage ratio (net debt/equity 2.50x) that nets trade payables and contract liabilities against cash. Using it in an EV-to-equity bridge would double-count operating liabilities already reflected in working capital; the interest-bearing figure above is the correct bridge quantity and is used throughout</w:t>
             </w:r>
           </w:p>
         </w:tc>
@@ -5907,7 +5557,7 @@
                 <w:color w:val="1C3A36"/>
                 <w:sz w:val="15"/>
               </w:rPr>
-              <w:t>q1 25 op</w:t>
+              <w:t>eqp fy23</w:t>
             </w:r>
           </w:p>
         </w:tc>
@@ -5924,7 +5574,7 @@
                 <w:color w:val="1C3A36"/>
                 <w:sz w:val="15"/>
               </w:rPr>
-              <w:t>6,503.9</w:t>
+              <w:t>35,724.5</w:t>
             </w:r>
           </w:p>
         </w:tc>
@@ -5941,7 +5591,7 @@
                 <w:color w:val="1C3A36"/>
                 <w:sz w:val="15"/>
               </w:rPr>
-              <w:t>2025-05-26</w:t>
+              <w:t>2024-03-13</w:t>
             </w:r>
           </w:p>
         </w:tc>
@@ -5958,7 +5608,7 @@
                 <w:color w:val="1C3A36"/>
                 <w:sz w:val="15"/>
               </w:rPr>
-              <w:t>Operating profit, Q1-2025 interim statements</w:t>
+              <w:t>Equity attributable to owners of the parent, 31 Dec 2023</w:t>
             </w:r>
           </w:p>
         </w:tc>
@@ -5977,7 +5627,7 @@
                 <w:color w:val="1C3A36"/>
                 <w:sz w:val="15"/>
               </w:rPr>
-              <w:t>q1 25 ebitda</w:t>
+              <w:t>eqp fy24</w:t>
             </w:r>
           </w:p>
         </w:tc>
@@ -5994,7 +5644,7 @@
                 <w:color w:val="1C3A36"/>
                 <w:sz w:val="15"/>
               </w:rPr>
-              <w:t>7,488.8</w:t>
+              <w:t>55,274.9</w:t>
             </w:r>
           </w:p>
         </w:tc>
@@ -6011,7 +5661,7 @@
                 <w:color w:val="1C3A36"/>
                 <w:sz w:val="15"/>
               </w:rPr>
-              <w:t>2025-05-26</w:t>
+              <w:t>2025-03-13</w:t>
             </w:r>
           </w:p>
         </w:tc>
@@ -6028,7 +5678,7 @@
                 <w:color w:val="1C3A36"/>
                 <w:sz w:val="15"/>
               </w:rPr>
-              <w:t>EBITDA, Q1-2025 earnings release (12.6% margin)</w:t>
+              <w:t>Equity attributable to owners of the parent, 31 Dec 2024</w:t>
             </w:r>
           </w:p>
         </w:tc>
@@ -6047,7 +5697,7 @@
                 <w:color w:val="1C3A36"/>
                 <w:sz w:val="15"/>
               </w:rPr>
-              <w:t>q1 25 npa</w:t>
+              <w:t>eqp fy25</w:t>
             </w:r>
           </w:p>
         </w:tc>
@@ -6064,7 +5714,7 @@
                 <w:color w:val="1C3A36"/>
                 <w:sz w:val="15"/>
               </w:rPr>
-              <w:t>4,146.4</w:t>
+              <w:t>66,870.9</w:t>
             </w:r>
           </w:p>
         </w:tc>
@@ -6081,7 +5731,7 @@
                 <w:color w:val="1C3A36"/>
                 <w:sz w:val="15"/>
               </w:rPr>
-              <w:t>2025-05-26</w:t>
+              <w:t>2026-03-15</w:t>
             </w:r>
           </w:p>
         </w:tc>
@@ -6098,7 +5748,7 @@
                 <w:color w:val="1C3A36"/>
                 <w:sz w:val="15"/>
               </w:rPr>
-              <w:t>Profit attributable to owners of the parent, Q1-2025</w:t>
+              <w:t>Equity attributable to owners of the parent, 31 Dec 2025 — now the audited closing figure, not derived from the prior year plus profit less an assumed dividend</w:t>
             </w:r>
           </w:p>
         </w:tc>
@@ -6117,7 +5767,7 @@
                 <w:color w:val="1C3A36"/>
                 <w:sz w:val="15"/>
               </w:rPr>
-              <w:t>q1 25 fincost</w:t>
+              <w:t>nci fy23</w:t>
             </w:r>
           </w:p>
         </w:tc>
@@ -6134,7 +5784,7 @@
                 <w:color w:val="1C3A36"/>
                 <w:sz w:val="15"/>
               </w:rPr>
-              <w:t>1,745.6</w:t>
+              <w:t>2,384.0</w:t>
             </w:r>
           </w:p>
         </w:tc>
@@ -6151,7 +5801,7 @@
                 <w:color w:val="1C3A36"/>
                 <w:sz w:val="15"/>
               </w:rPr>
-              <w:t>2025-05-26</w:t>
+              <w:t>2024-03-13</w:t>
             </w:r>
           </w:p>
         </w:tc>
@@ -6168,7 +5818,7 @@
                 <w:color w:val="1C3A36"/>
                 <w:sz w:val="15"/>
               </w:rPr>
-              <w:t>Finance costs (gross), Q1-2025 interim statements</w:t>
+              <w:t>Non-controlling interests, 31 Dec 2023</w:t>
             </w:r>
           </w:p>
         </w:tc>
@@ -6187,7 +5837,7 @@
                 <w:color w:val="1C3A36"/>
                 <w:sz w:val="15"/>
               </w:rPr>
-              <w:t>q1 25 netfin</w:t>
+              <w:t>nci fy24</w:t>
             </w:r>
           </w:p>
         </w:tc>
@@ -6204,7 +5854,7 @@
                 <w:color w:val="1C3A36"/>
                 <w:sz w:val="15"/>
               </w:rPr>
-              <w:t>-755.7</w:t>
+              <w:t>4,251.8</w:t>
             </w:r>
           </w:p>
         </w:tc>
@@ -6221,7 +5871,7 @@
                 <w:color w:val="1C3A36"/>
                 <w:sz w:val="15"/>
               </w:rPr>
-              <w:t>2025-05-26</w:t>
+              <w:t>2025-03-13</w:t>
             </w:r>
           </w:p>
         </w:tc>
@@ -6238,7 +5888,7 @@
                 <w:color w:val="1C3A36"/>
                 <w:sz w:val="15"/>
               </w:rPr>
-              <w:t>NET finance costs Q1-2025: finance costs 1,745.6 less finance income 989.9. The group carries very large cash and short-term deposits, so gross interest expense materially overstates the net charge</w:t>
+              <w:t>Non-controlling interests, 31 Dec 2024</w:t>
             </w:r>
           </w:p>
         </w:tc>
@@ -6257,7 +5907,7 @@
                 <w:color w:val="1C3A36"/>
                 <w:sz w:val="15"/>
               </w:rPr>
-              <w:t>q1 25 dna</w:t>
+              <w:t>nci fy25</w:t>
             </w:r>
           </w:p>
         </w:tc>
@@ -6274,7 +5924,7 @@
                 <w:color w:val="1C3A36"/>
                 <w:sz w:val="15"/>
               </w:rPr>
-              <w:t>681.0</w:t>
+              <w:t>5,119.0</w:t>
             </w:r>
           </w:p>
         </w:tc>
@@ -6291,7 +5941,7 @@
                 <w:color w:val="1C3A36"/>
                 <w:sz w:val="15"/>
               </w:rPr>
-              <w:t>2025-05-26</w:t>
+              <w:t>2026-03-15</w:t>
             </w:r>
           </w:p>
         </w:tc>
@@ -6308,7 +5958,7 @@
                 <w:color w:val="1C3A36"/>
                 <w:sz w:val="15"/>
               </w:rPr>
-              <w:t>Q1-2025 interim cash flow: PP&amp;E depreciation 637.5 + investment property 0.4 + intangibles 2.0 + right-of-use 41.2</w:t>
+              <w:t>Non-controlling interests, 31 Dec 2025: Rowad for Modern Engineering (49%) 1,429.7, Elsewedy Cables-KSA (40%) 2,546.8, Egyptian Co. for Solar Energy (49%) 297.5, Elsewedy Electric Zambia (40%) 453.2, Egyptian Co. for Electrical Insulators (25.17%) 76.1, Pyramids Zona Franca (5%) 17.9, others 297.7</w:t>
             </w:r>
           </w:p>
         </w:tc>
@@ -6327,7 +5977,7 @@
                 <w:color w:val="1C3A36"/>
                 <w:sz w:val="15"/>
               </w:rPr>
-              <w:t>q1 26 rev</w:t>
+              <w:t>assoc bv fy24</w:t>
             </w:r>
           </w:p>
         </w:tc>
@@ -6344,7 +5994,7 @@
                 <w:color w:val="1C3A36"/>
                 <w:sz w:val="15"/>
               </w:rPr>
-              <w:t>75,298.0</w:t>
+              <w:t>6,474.0</w:t>
             </w:r>
           </w:p>
         </w:tc>
@@ -6361,7 +6011,7 @@
                 <w:color w:val="1C3A36"/>
                 <w:sz w:val="15"/>
               </w:rPr>
-              <w:t>2026-05-13</w:t>
+              <w:t>2025-03-13</w:t>
             </w:r>
           </w:p>
         </w:tc>
@@ -6378,7 +6028,7 @@
                 <w:color w:val="1C3A36"/>
                 <w:sz w:val="15"/>
               </w:rPr>
-              <w:t>Q1-2026 consolidated revenues EGP 75.298bn (EGX filing 13-May-2026, via Arab Finance)</w:t>
+              <w:t>Equity-accounted investees, carrying value, 31 Dec 2024</w:t>
             </w:r>
           </w:p>
         </w:tc>
@@ -6397,7 +6047,7 @@
                 <w:color w:val="1C3A36"/>
                 <w:sz w:val="15"/>
               </w:rPr>
-              <w:t>q1 26 npa</w:t>
+              <w:t>assoc bv fy25</w:t>
             </w:r>
           </w:p>
         </w:tc>
@@ -6414,7 +6064,7 @@
                 <w:color w:val="1C3A36"/>
                 <w:sz w:val="15"/>
               </w:rPr>
-              <w:t>4,845.0</w:t>
+              <w:t>6,757.7</w:t>
             </w:r>
           </w:p>
         </w:tc>
@@ -6431,7 +6081,7 @@
                 <w:color w:val="1C3A36"/>
                 <w:sz w:val="15"/>
               </w:rPr>
-              <w:t>2026-05-13</w:t>
+              <w:t>2026-03-15</w:t>
             </w:r>
           </w:p>
         </w:tc>
@@ -6448,7 +6098,7 @@
                 <w:color w:val="1C3A36"/>
                 <w:sz w:val="15"/>
               </w:rPr>
-              <w:t>Q1-2026 consolidated net profit attributable to the parent EGP 4.845bn, +16.86% y/y (EGX filing 13-May-2026)</w:t>
+              <w:t>Equity-accounted investees, carrying value, 31 Dec 2025 — the closing balance used in the valuation bridge (the anchor date is Aug-2026, so the FY2025 close is the most recent audited figure, not FY2024's)</w:t>
             </w:r>
           </w:p>
         </w:tc>
@@ -6467,7 +6117,7 @@
                 <w:color w:val="1C3A36"/>
                 <w:sz w:val="15"/>
               </w:rPr>
-              <w:t>seg hist</w:t>
+              <w:t>intang fy24</w:t>
             </w:r>
           </w:p>
         </w:tc>
@@ -6484,7 +6134,7 @@
                 <w:color w:val="1C3A36"/>
                 <w:sz w:val="15"/>
               </w:rPr>
-              <w:t>FY23: rawmat: 25,869.7, 3,478.6; cables: 56,551.5, 14,110.5; ec: 52,896.4, 6,130.0; meters: 7,092.9, 1,694.3; transformers: 6,614.1, 1,979.9; elecprod: 2,575.1, 1,386.7; infra: 586.5, 297.5; FY24: rawmat: 49,608.2, 7,647.2; cables: 87,581.6, 19,959.3; ec: 70,042.4, 7,831.1; meters: 9,996.7, 2,722.5; transformers: 11,308.7, 3,895.0; elecprod: 2,565.2, 1,300.4; infra: 879.1, 542.9</w:t>
+              <w:t>1,459.2</w:t>
             </w:r>
           </w:p>
         </w:tc>
@@ -6518,7 +6168,7 @@
                 <w:color w:val="1C3A36"/>
                 <w:sz w:val="15"/>
               </w:rPr>
-              <w:t>Sub-segment revenue and gross profit (EGP mn) from the company's own published segment analysis workbooks for FY2024 (with FY2023 comparatives). The reported 'Wires &amp; Cables' segment splits into Cables and Raw Material (the copper-rod pass-through arm) and the two sum exactly to it. Turnkey gross profit is taken from the income statement where it differs marginally from the workbook</w:t>
+              <w:t>Intangible assets and goodwill, 31 Dec 2024</w:t>
             </w:r>
           </w:p>
         </w:tc>
@@ -6537,7 +6187,7 @@
                 <w:color w:val="1C3A36"/>
                 <w:sz w:val="15"/>
               </w:rPr>
-              <w:t>vol hist</w:t>
+              <w:t>intang fy25</w:t>
             </w:r>
           </w:p>
         </w:tc>
@@ -6554,7 +6204,7 @@
                 <w:color w:val="1C3A36"/>
                 <w:sz w:val="15"/>
               </w:rPr>
-              <w:t>cables: FY23: 156,748.0; FY24: 167,665.0; meters: FY23: 4,057,065.0; FY24: 3,850,726.0; transformers: FY23: 14,521.0; FY24: 17,619.0</w:t>
+              <w:t>1,748.8</w:t>
             </w:r>
           </w:p>
         </w:tc>
@@ -6571,7 +6221,7 @@
                 <w:color w:val="1C3A36"/>
                 <w:sz w:val="15"/>
               </w:rPr>
-              <w:t>2025-03-13</w:t>
+              <w:t>2026-03-15</w:t>
             </w:r>
           </w:p>
         </w:tc>
@@ -6588,7 +6238,7 @@
                 <w:color w:val="1C3A36"/>
                 <w:sz w:val="15"/>
               </w:rPr>
-              <w:t>Disclosed sales volumes: cables in tonnes, meters in units, transformers in MVA (company earnings releases, FY2024 with FY2023 comparatives). These reproduce the disclosed gross profit per tonne (90,020 / 119,043), per meter (418 / 707) and per MVA (136,345 / 221,065) exactly</w:t>
+              <w:t>Intangible assets and goodwill, 31 Dec 2025</w:t>
             </w:r>
           </w:p>
         </w:tc>
@@ -6607,7 +6257,7 @@
                 <w:color w:val="1C3A36"/>
                 <w:sz w:val="15"/>
               </w:rPr>
-              <w:t>q1 units</w:t>
+              <w:t>dps fy24</w:t>
             </w:r>
           </w:p>
         </w:tc>
@@ -6624,7 +6274,7 @@
                 <w:color w:val="1C3A36"/>
                 <w:sz w:val="15"/>
               </w:rPr>
-              <w:t>cables_q1_25: 41,476.0; cables_q1_24: 44,975.0; meters_q1_25: 1,169,502.0; meters_q1_24: 811,357.0; transformers_q1_25: 5,112.0; transformers_q1_24: 5,142.0</w:t>
+              <w:t>1</w:t>
             </w:r>
           </w:p>
         </w:tc>
@@ -6641,7 +6291,7 @@
                 <w:color w:val="1C3A36"/>
                 <w:sz w:val="15"/>
               </w:rPr>
-              <w:t>2025-05-26</w:t>
+              <w:t>2026-03-15</w:t>
             </w:r>
           </w:p>
         </w:tc>
@@ -6658,7 +6308,7 @@
                 <w:color w:val="1C3A36"/>
                 <w:sz w:val="15"/>
               </w:rPr>
-              <w:t>Q1-2025 disclosed volumes with Q1-2024 comparatives (Q1-2025 earnings release): cables 41,476t (-7.8%), meters 1,169,502 (+44.1%), transformers 5,112 MVA (-0.6%). Used with the FY2024 seasonal share to estimate the FY2025 volume base, which is not itself disclosed</w:t>
+              <w:t>FY2024 dividend, paid during FY2025: cash flow statement 'dividends paid to shareholders' of 3,111.384454 splits into 2,139.355716 to owners of the parent and 972.028738 to non-controlling interests; 2,139.355716 / 2,139,355,716 weighted shares = EXACTLY EGP 1.00 per share</w:t>
             </w:r>
           </w:p>
         </w:tc>
@@ -6677,7 +6327,7 @@
                 <w:color w:val="1C3A36"/>
                 <w:sz w:val="15"/>
               </w:rPr>
-              <w:t>cables gp t fy25</w:t>
+              <w:t>capex fy23</w:t>
             </w:r>
           </w:p>
         </w:tc>
@@ -6694,7 +6344,7 @@
                 <w:color w:val="1C3A36"/>
                 <w:sz w:val="15"/>
               </w:rPr>
-              <w:t>88,173.0</w:t>
+              <w:t>4,748.6</w:t>
             </w:r>
           </w:p>
         </w:tc>
@@ -6711,7 +6361,7 @@
                 <w:color w:val="1C3A36"/>
                 <w:sz w:val="15"/>
               </w:rPr>
-              <w:t>2025-05-26</w:t>
+              <w:t>2024-03-13</w:t>
             </w:r>
           </w:p>
         </w:tc>
@@ -6728,7 +6378,7 @@
                 <w:color w:val="1C3A36"/>
                 <w:sz w:val="15"/>
               </w:rPr>
-              <w:t>Cable gross profit per tonne, Q1-2025 as disclosed (against 93,672 in Q1-2024 on the restated basis). Taken as the FY2025 run-rate: it is the hard evidence for how far cable conversion margins actually compressed, and it is what pins the FY2025 unit build to reality rather than to an assumption</w:t>
+              <w:t>Audited FY2023 consolidated cash flow statement: 'acquisition of property, plant and equipment'</w:t>
             </w:r>
           </w:p>
         </w:tc>
@@ -6747,7 +6397,7 @@
                 <w:color w:val="1C3A36"/>
                 <w:sz w:val="15"/>
               </w:rPr>
-              <w:t>ec backlog</w:t>
+              <w:t>capex fy24</w:t>
             </w:r>
           </w:p>
         </w:tc>
@@ -6764,7 +6414,7 @@
                 <w:color w:val="1C3A36"/>
                 <w:sz w:val="15"/>
               </w:rPr>
-              <w:t>323,700.0</w:t>
+              <w:t>8,489.8</w:t>
             </w:r>
           </w:p>
         </w:tc>
@@ -6781,7 +6431,7 @@
                 <w:color w:val="1C3A36"/>
                 <w:sz w:val="15"/>
               </w:rPr>
-              <w:t>2026-03</w:t>
+              <w:t>2025-03-13</w:t>
             </w:r>
           </w:p>
         </w:tc>
@@ -6798,7 +6448,7 @@
                 <w:color w:val="1C3A36"/>
                 <w:sz w:val="15"/>
               </w:rPr>
-              <w:t>Engineering and construction order book: USD 6.5bn translated at the spot rate. Disclosed as 'approximately USD 6.5bn, above the group's typical historical range'. The reported turnkey backlog was EGP 165bn (Mar-2024), 239bn (Jun-2024) and 196bn (Dec-2024), so the current book is a genuine step up</w:t>
+              <w:t>Audited FY2024 consolidated cash flow statement: 'paid for acquisition of property, plant and equipment and projects under construction'</w:t>
             </w:r>
           </w:p>
         </w:tc>
@@ -6817,7 +6467,7 @@
                 <w:color w:val="1C3A36"/>
                 <w:sz w:val="15"/>
               </w:rPr>
-              <w:t>seg rev fy25 disclosed</w:t>
+              <w:t>capex fy25</w:t>
             </w:r>
           </w:p>
         </w:tc>
@@ -6834,7 +6484,7 @@
                 <w:color w:val="1C3A36"/>
                 <w:sz w:val="15"/>
               </w:rPr>
-              <w:t>ec: 87,100.7; transformers: 17,703.5; meters: 16,594.1; infra: 3,857.9</w:t>
+              <w:t>13,112.0</w:t>
             </w:r>
           </w:p>
         </w:tc>
@@ -6851,7 +6501,7 @@
                 <w:color w:val="1C3A36"/>
                 <w:sz w:val="15"/>
               </w:rPr>
-              <w:t>2026-03</w:t>
+              <w:t>2026-03-15</w:t>
             </w:r>
           </w:p>
         </w:tc>
@@ -6868,7 +6518,7 @@
                 <w:color w:val="1C3A36"/>
                 <w:sz w:val="15"/>
               </w:rPr>
-              <w:t>FY2025 segment revenue on the restated five-segment taxonomy: engineering &amp; construction 87,100.7, electrical products 17,703.5, digital solutions 16,594.1, infrastructure investment 3,857.9, with wires, cables &amp; accessories 155,792.9 - summing to the reported 281,049. REPLACES the earlier assumption that the FY2024 mix carried forward, which an external audit correctly identified as the prior year's mix relabelled. TWO competing external claims were tested against each other: press coverage of the release reports E&amp;C growth of +51%, which would put the segment at 105,764. That figure is REJECTED because it fails an independent coherence test - it leaves so little revenue for cables that the implied fabrication uplift over copper falls to 1.077, below anything in the company's own history (1.386 in FY2023, 1.261 in FY2024). The 87,100.7 figure (+24.4%) passes that test, and is adopted on that basis rather than on the authority of either source</w:t>
+              <w:t>Audited FY2025 consolidated cash flow statement: 'paid for acquisition of property, plant and equipment and projects under construction' — a 55% step-up on FY2024, the capacity-expansion cycle referenced throughout this study</w:t>
             </w:r>
           </w:p>
         </w:tc>
@@ -6887,7 +6537,7 @@
                 <w:color w:val="1C3A36"/>
                 <w:sz w:val="15"/>
               </w:rPr>
-              <w:t>foreign share fy25</w:t>
+              <w:t>int paid fy25</w:t>
             </w:r>
           </w:p>
         </w:tc>
@@ -6904,7 +6554,7 @@
                 <w:color w:val="1C3A36"/>
                 <w:sz w:val="15"/>
               </w:rPr>
-              <w:t>0.7</w:t>
+              <w:t>5,740.3</w:t>
             </w:r>
           </w:p>
         </w:tc>
@@ -6921,7 +6571,7 @@
                 <w:color w:val="1C3A36"/>
                 <w:sz w:val="15"/>
               </w:rPr>
-              <w:t>2026-03</w:t>
+              <w:t>2026-03-15</w:t>
             </w:r>
           </w:p>
         </w:tc>
@@ -6938,7 +6588,7 @@
                 <w:color w:val="1C3A36"/>
                 <w:sz w:val="15"/>
               </w:rPr>
-              <w:t>'Over 70% of revenues generated abroad' (company 2025 commentary). Used to report the currency split of the bottom-up revenue build, and to translate the copper-linked lines, which are dollar-priced by construction</w:t>
+              <w:t>Interest paid, audited FY2025 consolidated statement of cash flows</w:t>
             </w:r>
           </w:p>
         </w:tc>
@@ -6957,7 +6607,7 @@
                 <w:color w:val="1C3A36"/>
                 <w:sz w:val="15"/>
               </w:rPr>
-              <w:t>kd egp note</w:t>
+              <w:t>tax paid fy25</w:t>
             </w:r>
           </w:p>
         </w:tc>
@@ -6974,7 +6624,7 @@
                 <w:color w:val="1C3A36"/>
                 <w:sz w:val="15"/>
               </w:rPr>
-              <w:t>0.2868</w:t>
+              <w:t>8,298.8</w:t>
             </w:r>
           </w:p>
         </w:tc>
@@ -6991,7 +6641,7 @@
                 <w:color w:val="1C3A36"/>
                 <w:sz w:val="15"/>
               </w:rPr>
-              <w:t>2025-03-12</w:t>
+              <w:t>2026-03-15</w:t>
             </w:r>
           </w:p>
         </w:tc>
@@ -7008,7 +6658,7 @@
                 <w:color w:val="1C3A36"/>
                 <w:sz w:val="15"/>
               </w:rPr>
-              <w:t>Average interest rate on Egyptian-pound financial liabilities, audited FY2024 interest-rate-risk note</w:t>
+              <w:t>Income tax paid, audited FY2025 consolidated statement of cash flows</w:t>
             </w:r>
           </w:p>
         </w:tc>
@@ -7027,7 +6677,7 @@
                 <w:color w:val="1C3A36"/>
                 <w:sz w:val="15"/>
               </w:rPr>
-              <w:t>kd usd note</w:t>
+              <w:t>ocf fy25</w:t>
             </w:r>
           </w:p>
         </w:tc>
@@ -7044,7 +6694,7 @@
                 <w:color w:val="1C3A36"/>
                 <w:sz w:val="15"/>
               </w:rPr>
-              <w:t>0.0649</w:t>
+              <w:t>12,765.9</w:t>
             </w:r>
           </w:p>
         </w:tc>
@@ -7061,7 +6711,7 @@
                 <w:color w:val="1C3A36"/>
                 <w:sz w:val="15"/>
               </w:rPr>
-              <w:t>2025-03-12</w:t>
+              <w:t>2026-03-15</w:t>
             </w:r>
           </w:p>
         </w:tc>
@@ -7078,7 +6728,7 @@
                 <w:color w:val="1C3A36"/>
                 <w:sz w:val="15"/>
               </w:rPr>
-              <w:t>Average interest rate on US-dollar financial liabilities, audited FY2024 interest-rate-risk note</w:t>
+              <w:t>Net cash flows from operating activities, FY2025 (after interest and tax) — 12,765.9 against house EBITDA of 28,363.2, still well below full conversion but a sharp recovery from FY2024's 3,979.4, as the pace of working-capital absorption slowed</w:t>
             </w:r>
           </w:p>
         </w:tc>
@@ -7097,7 +6747,7 @@
                 <w:color w:val="1C3A36"/>
                 <w:sz w:val="15"/>
               </w:rPr>
-              <w:t>kd eur note</w:t>
+              <w:t>q1 25 rev</w:t>
             </w:r>
           </w:p>
         </w:tc>
@@ -7114,7 +6764,7 @@
                 <w:color w:val="1C3A36"/>
                 <w:sz w:val="15"/>
               </w:rPr>
-              <w:t>0.0392</w:t>
+              <w:t>59,391.5</w:t>
             </w:r>
           </w:p>
         </w:tc>
@@ -7131,7 +6781,7 @@
                 <w:color w:val="1C3A36"/>
                 <w:sz w:val="15"/>
               </w:rPr>
-              <w:t>2025-03-12</w:t>
+              <w:t>2026-05-13</w:t>
             </w:r>
           </w:p>
         </w:tc>
@@ -7148,7 +6798,7 @@
                 <w:color w:val="1C3A36"/>
                 <w:sz w:val="15"/>
               </w:rPr>
-              <w:t>Average interest rate on euro financial liabilities, audited FY2024 interest-rate-risk note</w:t>
+              <w:t>Condensed consolidated interim statement of profit or loss, 3M to 31-Mar-2025 (comparative column of the Q1-2026 filing)</w:t>
             </w:r>
           </w:p>
         </w:tc>
@@ -7167,7 +6817,7 @@
                 <w:color w:val="1C3A36"/>
                 <w:sz w:val="15"/>
               </w:rPr>
-              <w:t>debt open fy24</w:t>
+              <w:t>q1 25 npa</w:t>
             </w:r>
           </w:p>
         </w:tc>
@@ -7184,7 +6834,7 @@
                 <w:color w:val="1C3A36"/>
                 <w:sz w:val="15"/>
               </w:rPr>
-              <w:t>41,167.5</w:t>
+              <w:t>4,146.4</w:t>
             </w:r>
           </w:p>
         </w:tc>
@@ -7201,7 +6851,7 @@
                 <w:color w:val="1C3A36"/>
                 <w:sz w:val="15"/>
               </w:rPr>
-              <w:t>2025-03-12</w:t>
+              <w:t>2026-05-13</w:t>
             </w:r>
           </w:p>
         </w:tc>
@@ -7218,7 +6868,7 @@
                 <w:color w:val="1C3A36"/>
                 <w:sz w:val="15"/>
               </w:rPr>
-              <w:t>Loans and credit facilities at 1 January 2024, financing-liability reconciliation, audited FY2024 note 32</w:t>
+              <w:t>Profit attributable to owners of the parent, Q1-2025</w:t>
             </w:r>
           </w:p>
         </w:tc>
@@ -7237,7 +6887,7 @@
                 <w:color w:val="1C3A36"/>
                 <w:sz w:val="15"/>
               </w:rPr>
-              <w:t>debt close fy24</w:t>
+              <w:t>q1 26 rev</w:t>
             </w:r>
           </w:p>
         </w:tc>
@@ -7254,7 +6904,7 @@
                 <w:color w:val="1C3A36"/>
                 <w:sz w:val="15"/>
               </w:rPr>
-              <w:t>58,796.8</w:t>
+              <w:t>75,298.4</w:t>
             </w:r>
           </w:p>
         </w:tc>
@@ -7271,7 +6921,7 @@
                 <w:color w:val="1C3A36"/>
                 <w:sz w:val="15"/>
               </w:rPr>
-              <w:t>2025-03-12</w:t>
+              <w:t>2026-05-13</w:t>
             </w:r>
           </w:p>
         </w:tc>
@@ -7288,7 +6938,7 @@
                 <w:color w:val="1C3A36"/>
                 <w:sz w:val="15"/>
               </w:rPr>
-              <w:t>Loans and credit facilities at 31 December 2024, financing-liability reconciliation, audited FY2024 note 32 (excludes 286.1 of lease liabilities)</w:t>
+              <w:t>Condensed consolidated interim statement of profit or loss, 3M to 31-Mar-2026</w:t>
             </w:r>
           </w:p>
         </w:tc>
@@ -7307,7 +6957,7 @@
                 <w:color w:val="1C3A36"/>
                 <w:sz w:val="15"/>
               </w:rPr>
-              <w:t>int exp fy24</w:t>
+              <w:t>q1 26 gp</w:t>
             </w:r>
           </w:p>
         </w:tc>
@@ -7324,7 +6974,7 @@
                 <w:color w:val="1C3A36"/>
                 <w:sz w:val="15"/>
               </w:rPr>
-              <w:t>7,706.9</w:t>
+              <w:t>13,128.2</w:t>
             </w:r>
           </w:p>
         </w:tc>
@@ -7341,7 +6991,7 @@
                 <w:color w:val="1C3A36"/>
                 <w:sz w:val="15"/>
               </w:rPr>
-              <w:t>2025-03-12</w:t>
+              <w:t>2026-05-13</w:t>
             </w:r>
           </w:p>
         </w:tc>
@@ -7358,7 +7008,7 @@
                 <w:color w:val="1C3A36"/>
                 <w:sz w:val="15"/>
               </w:rPr>
-              <w:t>Interest expense on loans and credit facilities, audited FY2024 note 32 financing-liability reconciliation</w:t>
+              <w:t>Gross profit, Q1-2026 interim statements</w:t>
             </w:r>
           </w:p>
         </w:tc>
@@ -7377,7 +7027,7 @@
                 <w:color w:val="1C3A36"/>
                 <w:sz w:val="15"/>
               </w:rPr>
-              <w:t>debt q1 25</w:t>
+              <w:t>q1 26 op</w:t>
             </w:r>
           </w:p>
         </w:tc>
@@ -7394,7 +7044,7 @@
                 <w:color w:val="1C3A36"/>
                 <w:sz w:val="15"/>
               </w:rPr>
-              <w:t>55,149.9</w:t>
+              <w:t>8,247.2</w:t>
             </w:r>
           </w:p>
         </w:tc>
@@ -7411,7 +7061,7 @@
                 <w:color w:val="1C3A36"/>
                 <w:sz w:val="15"/>
               </w:rPr>
-              <w:t>2025-05-26</w:t>
+              <w:t>2026-05-13</w:t>
             </w:r>
           </w:p>
         </w:tc>
@@ -7428,7 +7078,7 @@
                 <w:color w:val="1C3A36"/>
                 <w:sz w:val="15"/>
               </w:rPr>
-              <w:t>Loans and credit facilities at 31 March 2025: the FY2024 closing balance of 58,796.8 less the 3,646.9 net repayment shown in the Q1-2025 interim cash flow statement</w:t>
+              <w:t>Operating profit, Q1-2026 interim statements</w:t>
             </w:r>
           </w:p>
         </w:tc>
@@ -7447,7 +7097,7 @@
                 <w:color w:val="1C3A36"/>
                 <w:sz w:val="15"/>
               </w:rPr>
-              <w:t>backlog usd bn</w:t>
+              <w:t>q1 26 netfin</w:t>
             </w:r>
           </w:p>
         </w:tc>
@@ -7464,7 +7114,7 @@
                 <w:color w:val="1C3A36"/>
                 <w:sz w:val="15"/>
               </w:rPr>
-              <w:t>6.5</w:t>
+              <w:t>-1,458.5</w:t>
             </w:r>
           </w:p>
         </w:tc>
@@ -7481,7 +7131,7 @@
                 <w:color w:val="1C3A36"/>
                 <w:sz w:val="15"/>
               </w:rPr>
-              <w:t>2026-03</w:t>
+              <w:t>2026-05-13</w:t>
             </w:r>
           </w:p>
         </w:tc>
@@ -7498,7 +7148,7 @@
                 <w:color w:val="1C3A36"/>
                 <w:sz w:val="15"/>
               </w:rPr>
-              <w:t>Group project backlog approximately USD 6.5bn, above the group's typical historical range (company 2025 commentary)</w:t>
+              <w:t>Net finance costs, Q1-2026 interim statements: finance income 683.569177 less finance costs 2,142.046788</w:t>
             </w:r>
           </w:p>
         </w:tc>
@@ -7517,7 +7167,7 @@
                 <w:color w:val="1C3A36"/>
                 <w:sz w:val="15"/>
               </w:rPr>
-              <w:t>ownership</w:t>
+              <w:t>q1 26 assoc</w:t>
             </w:r>
           </w:p>
         </w:tc>
@@ -7534,7 +7184,7 @@
                 <w:color w:val="1C3A36"/>
                 <w:sz w:val="15"/>
               </w:rPr>
-              <w:t>family: 0.68; electra: 0.2037; float: 0.116</w:t>
+              <w:t>253.2</w:t>
             </w:r>
           </w:p>
         </w:tc>
@@ -7551,7 +7201,7 @@
                 <w:color w:val="1C3A36"/>
                 <w:sz w:val="15"/>
               </w:rPr>
-              <w:t>2026-08-06</w:t>
+              <w:t>2026-05-13</w:t>
             </w:r>
           </w:p>
         </w:tc>
@@ -7568,7 +7218,7 @@
                 <w:color w:val="1C3A36"/>
                 <w:sz w:val="15"/>
               </w:rPr>
-              <w:t>CORRECTED. The company's own shareholder pie chart carries 78.18% / 20.37% / 1.45% against the legend 'El Sewedy Family / Free Float / Electra Investment Holding'. Reading that in legend order gives a 20.37% free float — which is wrong. Electra Investment Holding (Abu Dhabi, IHC-linked) acquired ~427.7mn shares, about 20%, in a July-2024 mandatory tender offer at USD 1.05/share (~USD 449mn), confirmed by multiple independent reports of the exchange filing. The 20.37% slice is therefore ELECTRA, not the float. Independent sources put the family near 68%, leaving a free float of roughly 11.6% — about half what a legend-order reading implies. Material to governance and to liquidity</w:t>
+              <w:t>Share of profit of equity-accounted investees, Q1-2026 interim statements</w:t>
             </w:r>
           </w:p>
         </w:tc>
@@ -7587,7 +7237,7 @@
                 <w:color w:val="1C3A36"/>
                 <w:sz w:val="15"/>
               </w:rPr>
-              <w:t>dps fy25</w:t>
+              <w:t>q1 26 tax</w:t>
             </w:r>
           </w:p>
         </w:tc>
@@ -7604,7 +7254,7 @@
                 <w:color w:val="1C3A36"/>
                 <w:sz w:val="15"/>
               </w:rPr>
-              <w:t>1.85</w:t>
+              <w:t>-1,813.2</w:t>
             </w:r>
           </w:p>
         </w:tc>
@@ -7621,7 +7271,7 @@
                 <w:color w:val="1C3A36"/>
                 <w:sz w:val="15"/>
               </w:rPr>
-              <w:t>2026-05-10</w:t>
+              <w:t>2026-05-13</w:t>
             </w:r>
           </w:p>
         </w:tc>
@@ -7638,7 +7288,1267 @@
                 <w:color w:val="1C3A36"/>
                 <w:sz w:val="15"/>
               </w:rPr>
-              <w:t>FY2025 dividend of EGP 1.85 per share (+85% on the FY2024 EGP 1.00), approved at the 6-May-2026 general meeting and paid from 4 June 2026 — i.e. BEFORE the anchor date. Roughly EGP 3.96bn. The study previously reported only the FY2024 distribution</w:t>
+              <w:t>Income tax expense, Q1-2026 interim statements (effective rate 25.75% on pre-tax profit of 7,041.966803, up from 21.96% in Q1-2025)</w:t>
+            </w:r>
+          </w:p>
+        </w:tc>
+      </w:tr>
+      <w:tr>
+        <w:tc>
+          <w:tcPr>
+            <w:tcW w:type="dxa" w:w="1656"/>
+          </w:tcPr>
+          <w:p>
+            <w:pPr>
+              <w:spacing w:after="20"/>
+            </w:pPr>
+            <w:r>
+              <w:rPr>
+                <w:color w:val="1C3A36"/>
+                <w:sz w:val="15"/>
+              </w:rPr>
+              <w:t>q1 26 npa</w:t>
+            </w:r>
+          </w:p>
+        </w:tc>
+        <w:tc>
+          <w:tcPr>
+            <w:tcW w:type="dxa" w:w="1368"/>
+          </w:tcPr>
+          <w:p>
+            <w:pPr>
+              <w:spacing w:after="20"/>
+            </w:pPr>
+            <w:r>
+              <w:rPr>
+                <w:color w:val="1C3A36"/>
+                <w:sz w:val="15"/>
+              </w:rPr>
+              <w:t>4,845.3</w:t>
+            </w:r>
+          </w:p>
+        </w:tc>
+        <w:tc>
+          <w:tcPr>
+            <w:tcW w:type="dxa" w:w="1037"/>
+          </w:tcPr>
+          <w:p>
+            <w:pPr>
+              <w:spacing w:after="20"/>
+            </w:pPr>
+            <w:r>
+              <w:rPr>
+                <w:color w:val="1C3A36"/>
+                <w:sz w:val="15"/>
+              </w:rPr>
+              <w:t>2026-05-13</w:t>
+            </w:r>
+          </w:p>
+        </w:tc>
+        <w:tc>
+          <w:tcPr>
+            <w:tcW w:type="dxa" w:w="6019"/>
+          </w:tcPr>
+          <w:p>
+            <w:pPr>
+              <w:spacing w:after="20"/>
+            </w:pPr>
+            <w:r>
+              <w:rPr>
+                <w:color w:val="1C3A36"/>
+                <w:sz w:val="15"/>
+              </w:rPr>
+              <w:t>Profit attributable to owners of the parent, Q1-2026, +16.9% y/y</w:t>
+            </w:r>
+          </w:p>
+        </w:tc>
+      </w:tr>
+      <w:tr>
+        <w:tc>
+          <w:tcPr>
+            <w:tcW w:type="dxa" w:w="1656"/>
+          </w:tcPr>
+          <w:p>
+            <w:pPr>
+              <w:spacing w:after="20"/>
+            </w:pPr>
+            <w:r>
+              <w:rPr>
+                <w:color w:val="1C3A36"/>
+                <w:sz w:val="15"/>
+              </w:rPr>
+              <w:t>q1 26 nd</w:t>
+            </w:r>
+          </w:p>
+        </w:tc>
+        <w:tc>
+          <w:tcPr>
+            <w:tcW w:type="dxa" w:w="1368"/>
+          </w:tcPr>
+          <w:p>
+            <w:pPr>
+              <w:spacing w:after="20"/>
+            </w:pPr>
+            <w:r>
+              <w:rPr>
+                <w:color w:val="1C3A36"/>
+                <w:sz w:val="15"/>
+              </w:rPr>
+              <w:t>28,768.8</w:t>
+            </w:r>
+          </w:p>
+        </w:tc>
+        <w:tc>
+          <w:tcPr>
+            <w:tcW w:type="dxa" w:w="1037"/>
+          </w:tcPr>
+          <w:p>
+            <w:pPr>
+              <w:spacing w:after="20"/>
+            </w:pPr>
+            <w:r>
+              <w:rPr>
+                <w:color w:val="1C3A36"/>
+                <w:sz w:val="15"/>
+              </w:rPr>
+              <w:t>2026-05-13</w:t>
+            </w:r>
+          </w:p>
+        </w:tc>
+        <w:tc>
+          <w:tcPr>
+            <w:tcW w:type="dxa" w:w="6019"/>
+          </w:tcPr>
+          <w:p>
+            <w:pPr>
+              <w:spacing w:after="20"/>
+            </w:pPr>
+            <w:r>
+              <w:rPr>
+                <w:color w:val="1C3A36"/>
+                <w:sz w:val="15"/>
+              </w:rPr>
+              <w:t>Net financial debt, 31 Mar 2026: total loans and borrowings including leases 89,533.539777 less cash 60,764.752555 — up sharply from FY2025-close as working capital absorbed cash (net operating cash flow was NEGATIVE 1,665.1 in the quarter) funded by 30,364.3 of new loan drawdowns</w:t>
+            </w:r>
+          </w:p>
+        </w:tc>
+      </w:tr>
+      <w:tr>
+        <w:tc>
+          <w:tcPr>
+            <w:tcW w:type="dxa" w:w="1656"/>
+          </w:tcPr>
+          <w:p>
+            <w:pPr>
+              <w:spacing w:after="20"/>
+            </w:pPr>
+            <w:r>
+              <w:rPr>
+                <w:color w:val="1C3A36"/>
+                <w:sz w:val="15"/>
+              </w:rPr>
+              <w:t>seg rev hist</w:t>
+            </w:r>
+          </w:p>
+        </w:tc>
+        <w:tc>
+          <w:tcPr>
+            <w:tcW w:type="dxa" w:w="1368"/>
+          </w:tcPr>
+          <w:p>
+            <w:pPr>
+              <w:spacing w:after="20"/>
+            </w:pPr>
+            <w:r>
+              <w:rPr>
+                <w:color w:val="1C3A36"/>
+                <w:sz w:val="15"/>
+              </w:rPr>
+              <w:t>FY23: cables: 82,421.3; construct: 53,482.8; elecprod: 16,282.2; FY24: cables: 137,189.8; construct: 70,921.4; elecprod: 23,870.6; FY25: cables: 155,792.9; construct: 90,958.6; elecprod: 34,297.6</w:t>
+            </w:r>
+          </w:p>
+        </w:tc>
+        <w:tc>
+          <w:tcPr>
+            <w:tcW w:type="dxa" w:w="1037"/>
+          </w:tcPr>
+          <w:p>
+            <w:pPr>
+              <w:spacing w:after="20"/>
+            </w:pPr>
+            <w:r>
+              <w:rPr>
+                <w:color w:val="1C3A36"/>
+                <w:sz w:val="15"/>
+              </w:rPr>
+              <w:t>2026-03-15</w:t>
+            </w:r>
+          </w:p>
+        </w:tc>
+        <w:tc>
+          <w:tcPr>
+            <w:tcW w:type="dxa" w:w="6019"/>
+          </w:tcPr>
+          <w:p>
+            <w:pPr>
+              <w:spacing w:after="20"/>
+            </w:pPr>
+            <w:r>
+              <w:rPr>
+                <w:color w:val="1C3A36"/>
+                <w:sz w:val="15"/>
+              </w:rPr>
+              <w:t>Revenue by product/service line, Note 5-3, all three audited financial statements. Sums EXACTLY to consolidated revenue in every year (152,186.247545 / 231,981.835577 / 281,049.081719). This REPLACES a seven-way sub-segment split (cables, raw material, engineering &amp; construction, transformers, meters, other electrical products, infrastructure investment) that does not appear in any of three years of audited filings</w:t>
+            </w:r>
+          </w:p>
+        </w:tc>
+      </w:tr>
+      <w:tr>
+        <w:tc>
+          <w:tcPr>
+            <w:tcW w:type="dxa" w:w="1656"/>
+          </w:tcPr>
+          <w:p>
+            <w:pPr>
+              <w:spacing w:after="20"/>
+            </w:pPr>
+            <w:r>
+              <w:rPr>
+                <w:color w:val="1C3A36"/>
+                <w:sz w:val="15"/>
+              </w:rPr>
+              <w:t>seg profit hist</w:t>
+            </w:r>
+          </w:p>
+        </w:tc>
+        <w:tc>
+          <w:tcPr>
+            <w:tcW w:type="dxa" w:w="1368"/>
+          </w:tcPr>
+          <w:p>
+            <w:pPr>
+              <w:spacing w:after="20"/>
+            </w:pPr>
+            <w:r>
+              <w:rPr>
+                <w:color w:val="1C3A36"/>
+                <w:sz w:val="15"/>
+              </w:rPr>
+              <w:t>FY23: cables: 16,057.6; construct: 6,215.5; elecprod: 4,142.8; FY24: cables: 24,851.9; construct: 8,115.9; elecprod: 6,345.3; FY25: cables: 21,016.4; construct: 5,868.9; elecprod: 7,604.8</w:t>
+            </w:r>
+          </w:p>
+        </w:tc>
+        <w:tc>
+          <w:tcPr>
+            <w:tcW w:type="dxa" w:w="1037"/>
+          </w:tcPr>
+          <w:p>
+            <w:pPr>
+              <w:spacing w:after="20"/>
+            </w:pPr>
+            <w:r>
+              <w:rPr>
+                <w:color w:val="1C3A36"/>
+                <w:sz w:val="15"/>
+              </w:rPr>
+              <w:t>2026-03-15</w:t>
+            </w:r>
+          </w:p>
+        </w:tc>
+        <w:tc>
+          <w:tcPr>
+            <w:tcW w:type="dxa" w:w="6019"/>
+          </w:tcPr>
+          <w:p>
+            <w:pPr>
+              <w:spacing w:after="20"/>
+            </w:pPr>
+            <w:r>
+              <w:rPr>
+                <w:color w:val="1C3A36"/>
+                <w:sz w:val="15"/>
+              </w:rPr>
+              <w:t>Segment profit by the same three segments, Note 16 (operating segments), all three audited financial statements — the inside-Egypt and outside-Egypt columns summed. This is computed on the segment note's OWN (pre-elimination) revenue base, which is larger than the Note 5-3 external-revenue view because it includes inter-segment sales (chiefly cable output consumed by the Constructions segment on turnkey projects); FY2025 also carries a disclosed unallocated/corporate item of -246.710877 not attributed to any segment. FY2023's three segments sum to 26,415.925233 against a disclosed total of 26,406.917233 (a 9.0 EGP thousand rounding residual in the filing's own inside/outside table, immaterial); FY2024 and FY2025 tie exactly</w:t>
+            </w:r>
+          </w:p>
+        </w:tc>
+      </w:tr>
+      <w:tr>
+        <w:tc>
+          <w:tcPr>
+            <w:tcW w:type="dxa" w:w="1656"/>
+          </w:tcPr>
+          <w:p>
+            <w:pPr>
+              <w:spacing w:after="20"/>
+            </w:pPr>
+            <w:r>
+              <w:rPr>
+                <w:color w:val="1C3A36"/>
+                <w:sz w:val="15"/>
+              </w:rPr>
+              <w:t>corp load hist</w:t>
+            </w:r>
+          </w:p>
+        </w:tc>
+        <w:tc>
+          <w:tcPr>
+            <w:tcW w:type="dxa" w:w="1368"/>
+          </w:tcPr>
+          <w:p>
+            <w:pPr>
+              <w:spacing w:after="20"/>
+            </w:pPr>
+            <w:r>
+              <w:rPr>
+                <w:color w:val="1C3A36"/>
+                <w:sz w:val="15"/>
+              </w:rPr>
+              <w:t>FY23: 0.057; FY24: 0.043; FY25: 0.0316</w:t>
+            </w:r>
+          </w:p>
+        </w:tc>
+        <w:tc>
+          <w:tcPr>
+            <w:tcW w:type="dxa" w:w="1037"/>
+          </w:tcPr>
+          <w:p>
+            <w:pPr>
+              <w:spacing w:after="20"/>
+            </w:pPr>
+            <w:r>
+              <w:rPr>
+                <w:color w:val="1C3A36"/>
+                <w:sz w:val="15"/>
+              </w:rPr>
+              <w:t>2026-03-15</w:t>
+            </w:r>
+          </w:p>
+        </w:tc>
+        <w:tc>
+          <w:tcPr>
+            <w:tcW w:type="dxa" w:w="6019"/>
+          </w:tcPr>
+          <w:p>
+            <w:pPr>
+              <w:spacing w:after="20"/>
+            </w:pPr>
+            <w:r>
+              <w:rPr>
+                <w:color w:val="1C3A36"/>
+                <w:sz w:val="15"/>
+              </w:rPr>
+              <w:t>Net corporate cost load = (G&amp;A + net impairment on receivables + other expenses - other income) / revenue, computed from the audited income statements. This is the bridge from segment profit (Note 16) to consolidated operating profit and it reconciles EXACTLY in all three years: e.g. FY2025 segment profit 34,490.095562 less the -246.710877 unallocated/corporate item = 34,243.384685, less 3.163% x revenue 281,049.081719 = 25,354.225619 = the audited operating profit to the EGP. The load has been FALLING — operating leverage improving at the corporate level even as segment margins compressed</w:t>
+            </w:r>
+          </w:p>
+        </w:tc>
+      </w:tr>
+      <w:tr>
+        <w:tc>
+          <w:tcPr>
+            <w:tcW w:type="dxa" w:w="1656"/>
+          </w:tcPr>
+          <w:p>
+            <w:pPr>
+              <w:spacing w:after="20"/>
+            </w:pPr>
+            <w:r>
+              <w:rPr>
+                <w:color w:val="1C3A36"/>
+                <w:sz w:val="15"/>
+              </w:rPr>
+              <w:t>seg unalloc fy25</w:t>
+            </w:r>
+          </w:p>
+        </w:tc>
+        <w:tc>
+          <w:tcPr>
+            <w:tcW w:type="dxa" w:w="1368"/>
+          </w:tcPr>
+          <w:p>
+            <w:pPr>
+              <w:spacing w:after="20"/>
+            </w:pPr>
+            <w:r>
+              <w:rPr>
+                <w:color w:val="1C3A36"/>
+                <w:sz w:val="15"/>
+              </w:rPr>
+              <w:t>-246.7</w:t>
+            </w:r>
+          </w:p>
+        </w:tc>
+        <w:tc>
+          <w:tcPr>
+            <w:tcW w:type="dxa" w:w="1037"/>
+          </w:tcPr>
+          <w:p>
+            <w:pPr>
+              <w:spacing w:after="20"/>
+            </w:pPr>
+            <w:r>
+              <w:rPr>
+                <w:color w:val="1C3A36"/>
+                <w:sz w:val="15"/>
+              </w:rPr>
+              <w:t>2026-03-15</w:t>
+            </w:r>
+          </w:p>
+        </w:tc>
+        <w:tc>
+          <w:tcPr>
+            <w:tcW w:type="dxa" w:w="6019"/>
+          </w:tcPr>
+          <w:p>
+            <w:pPr>
+              <w:spacing w:after="20"/>
+            </w:pPr>
+            <w:r>
+              <w:rPr>
+                <w:color w:val="1C3A36"/>
+                <w:sz w:val="15"/>
+              </w:rPr>
+              <w:t>Unallocated/corporate segment item, Note 16, FY2025 audited financial statements — not attributed to any of the three segments; netted against the three segments' summed profit before the corporate-load bridge is applied. No equivalent unallocated item is disclosed for FY2023 or FY2024</w:t>
+            </w:r>
+          </w:p>
+        </w:tc>
+      </w:tr>
+      <w:tr>
+        <w:tc>
+          <w:tcPr>
+            <w:tcW w:type="dxa" w:w="1656"/>
+          </w:tcPr>
+          <w:p>
+            <w:pPr>
+              <w:spacing w:after="20"/>
+            </w:pPr>
+            <w:r>
+              <w:rPr>
+                <w:color w:val="1C3A36"/>
+                <w:sz w:val="15"/>
+              </w:rPr>
+              <w:t>dna pct hist</w:t>
+            </w:r>
+          </w:p>
+        </w:tc>
+        <w:tc>
+          <w:tcPr>
+            <w:tcW w:type="dxa" w:w="1368"/>
+          </w:tcPr>
+          <w:p>
+            <w:pPr>
+              <w:spacing w:after="20"/>
+            </w:pPr>
+            <w:r>
+              <w:rPr>
+                <w:color w:val="1C3A36"/>
+                <w:sz w:val="15"/>
+              </w:rPr>
+              <w:t>FY23: 0.0151; FY24: 0.0097; FY25: 0.0107</w:t>
+            </w:r>
+          </w:p>
+        </w:tc>
+        <w:tc>
+          <w:tcPr>
+            <w:tcW w:type="dxa" w:w="1037"/>
+          </w:tcPr>
+          <w:p>
+            <w:pPr>
+              <w:spacing w:after="20"/>
+            </w:pPr>
+            <w:r>
+              <w:rPr>
+                <w:color w:val="1C3A36"/>
+                <w:sz w:val="15"/>
+              </w:rPr>
+              <w:t>2026-03-15</w:t>
+            </w:r>
+          </w:p>
+        </w:tc>
+        <w:tc>
+          <w:tcPr>
+            <w:tcW w:type="dxa" w:w="6019"/>
+          </w:tcPr>
+          <w:p>
+            <w:pPr>
+              <w:spacing w:after="20"/>
+            </w:pPr>
+            <w:r>
+              <w:rPr>
+                <w:color w:val="1C3A36"/>
+                <w:sz w:val="15"/>
+              </w:rPr>
+              <w:t>Depreciation and amortisation as a share of revenue, computed from the audited cash flow statements</w:t>
+            </w:r>
+          </w:p>
+        </w:tc>
+      </w:tr>
+      <w:tr>
+        <w:tc>
+          <w:tcPr>
+            <w:tcW w:type="dxa" w:w="1656"/>
+          </w:tcPr>
+          <w:p>
+            <w:pPr>
+              <w:spacing w:after="20"/>
+            </w:pPr>
+            <w:r>
+              <w:rPr>
+                <w:color w:val="1C3A36"/>
+                <w:sz w:val="15"/>
+              </w:rPr>
+              <w:t>capex pct hist</w:t>
+            </w:r>
+          </w:p>
+        </w:tc>
+        <w:tc>
+          <w:tcPr>
+            <w:tcW w:type="dxa" w:w="1368"/>
+          </w:tcPr>
+          <w:p>
+            <w:pPr>
+              <w:spacing w:after="20"/>
+            </w:pPr>
+            <w:r>
+              <w:rPr>
+                <w:color w:val="1C3A36"/>
+                <w:sz w:val="15"/>
+              </w:rPr>
+              <w:t>FY23: 0.0312; FY24: 0.0366; FY25: 0.0466</w:t>
+            </w:r>
+          </w:p>
+        </w:tc>
+        <w:tc>
+          <w:tcPr>
+            <w:tcW w:type="dxa" w:w="1037"/>
+          </w:tcPr>
+          <w:p>
+            <w:pPr>
+              <w:spacing w:after="20"/>
+            </w:pPr>
+            <w:r>
+              <w:rPr>
+                <w:color w:val="1C3A36"/>
+                <w:sz w:val="15"/>
+              </w:rPr>
+              <w:t>2026-03-15</w:t>
+            </w:r>
+          </w:p>
+        </w:tc>
+        <w:tc>
+          <w:tcPr>
+            <w:tcW w:type="dxa" w:w="6019"/>
+          </w:tcPr>
+          <w:p>
+            <w:pPr>
+              <w:spacing w:after="20"/>
+            </w:pPr>
+            <w:r>
+              <w:rPr>
+                <w:color w:val="1C3A36"/>
+                <w:sz w:val="15"/>
+              </w:rPr>
+              <w:t>Capital expenditure (cash paid for PP&amp;E and projects under construction, audited cash flow statements) as a share of revenue — a clear, rising capacity-investment cycle</w:t>
+            </w:r>
+          </w:p>
+        </w:tc>
+      </w:tr>
+      <w:tr>
+        <w:tc>
+          <w:tcPr>
+            <w:tcW w:type="dxa" w:w="1656"/>
+          </w:tcPr>
+          <w:p>
+            <w:pPr>
+              <w:spacing w:after="20"/>
+            </w:pPr>
+            <w:r>
+              <w:rPr>
+                <w:color w:val="1C3A36"/>
+                <w:sz w:val="15"/>
+              </w:rPr>
+              <w:t>nwc pct hist</w:t>
+            </w:r>
+          </w:p>
+        </w:tc>
+        <w:tc>
+          <w:tcPr>
+            <w:tcW w:type="dxa" w:w="1368"/>
+          </w:tcPr>
+          <w:p>
+            <w:pPr>
+              <w:spacing w:after="20"/>
+            </w:pPr>
+            <w:r>
+              <w:rPr>
+                <w:color w:val="1C3A36"/>
+                <w:sz w:val="15"/>
+              </w:rPr>
+              <w:t>FY23: 0.2409; FY24: 0.2306; FY25: 0.1987</w:t>
+            </w:r>
+          </w:p>
+        </w:tc>
+        <w:tc>
+          <w:tcPr>
+            <w:tcW w:type="dxa" w:w="1037"/>
+          </w:tcPr>
+          <w:p>
+            <w:pPr>
+              <w:spacing w:after="20"/>
+            </w:pPr>
+            <w:r>
+              <w:rPr>
+                <w:color w:val="1C3A36"/>
+                <w:sz w:val="15"/>
+              </w:rPr>
+              <w:t>2026-03-15</w:t>
+            </w:r>
+          </w:p>
+        </w:tc>
+        <w:tc>
+          <w:tcPr>
+            <w:tcW w:type="dxa" w:w="6019"/>
+          </w:tcPr>
+          <w:p>
+            <w:pPr>
+              <w:spacing w:after="20"/>
+            </w:pPr>
+            <w:r>
+              <w:rPr>
+                <w:color w:val="1C3A36"/>
+                <w:sz w:val="15"/>
+              </w:rPr>
+              <w:t>Net working capital (inventories + contract assets + trade and other receivables, current, LESS trade and other payables LESS contract liabilities; industrial real-estate-development land holdings excluded as a separate quasi-investment item) as a share of revenue, computed from the audited balance sheets. FY2025 shows a genuine, disclosed IMPROVEMENT in working-capital intensity, not an assumption</w:t>
+            </w:r>
+          </w:p>
+        </w:tc>
+      </w:tr>
+      <w:tr>
+        <w:tc>
+          <w:tcPr>
+            <w:tcW w:type="dxa" w:w="1656"/>
+          </w:tcPr>
+          <w:p>
+            <w:pPr>
+              <w:spacing w:after="20"/>
+            </w:pPr>
+            <w:r>
+              <w:rPr>
+                <w:color w:val="1C3A36"/>
+                <w:sz w:val="15"/>
+              </w:rPr>
+              <w:t>foreign share fy25</w:t>
+            </w:r>
+          </w:p>
+        </w:tc>
+        <w:tc>
+          <w:tcPr>
+            <w:tcW w:type="dxa" w:w="1368"/>
+          </w:tcPr>
+          <w:p>
+            <w:pPr>
+              <w:spacing w:after="20"/>
+            </w:pPr>
+            <w:r>
+              <w:rPr>
+                <w:color w:val="1C3A36"/>
+                <w:sz w:val="15"/>
+              </w:rPr>
+              <w:t>0.7</w:t>
+            </w:r>
+          </w:p>
+        </w:tc>
+        <w:tc>
+          <w:tcPr>
+            <w:tcW w:type="dxa" w:w="1037"/>
+          </w:tcPr>
+          <w:p>
+            <w:pPr>
+              <w:spacing w:after="20"/>
+            </w:pPr>
+            <w:r>
+              <w:rPr>
+                <w:color w:val="1C3A36"/>
+                <w:sz w:val="15"/>
+              </w:rPr>
+              <w:t>2026-03-15</w:t>
+            </w:r>
+          </w:p>
+        </w:tc>
+        <w:tc>
+          <w:tcPr>
+            <w:tcW w:type="dxa" w:w="6019"/>
+          </w:tcPr>
+          <w:p>
+            <w:pPr>
+              <w:spacing w:after="20"/>
+            </w:pPr>
+            <w:r>
+              <w:rPr>
+                <w:color w:val="1C3A36"/>
+                <w:sz w:val="15"/>
+              </w:rPr>
+              <w:t>'Over 70% of revenues generated abroad' (company commentary); the audited Note 5-2 geographic split gives Outside Egypt 40.7% of FY2025 revenue (114,461.030 / 281,049.082) — geography and hard-currency pricing are different questions, addressed explicitly below</w:t>
+            </w:r>
+          </w:p>
+        </w:tc>
+      </w:tr>
+      <w:tr>
+        <w:tc>
+          <w:tcPr>
+            <w:tcW w:type="dxa" w:w="1656"/>
+          </w:tcPr>
+          <w:p>
+            <w:pPr>
+              <w:spacing w:after="20"/>
+            </w:pPr>
+            <w:r>
+              <w:rPr>
+                <w:color w:val="1C3A36"/>
+                <w:sz w:val="15"/>
+              </w:rPr>
+              <w:t>fgn egp share fy25</w:t>
+            </w:r>
+          </w:p>
+        </w:tc>
+        <w:tc>
+          <w:tcPr>
+            <w:tcW w:type="dxa" w:w="1368"/>
+          </w:tcPr>
+          <w:p>
+            <w:pPr>
+              <w:spacing w:after="20"/>
+            </w:pPr>
+            <w:r>
+              <w:rPr>
+                <w:color w:val="1C3A36"/>
+                <w:sz w:val="15"/>
+              </w:rPr>
+              <w:t>0.407</w:t>
+            </w:r>
+          </w:p>
+        </w:tc>
+        <w:tc>
+          <w:tcPr>
+            <w:tcW w:type="dxa" w:w="1037"/>
+          </w:tcPr>
+          <w:p>
+            <w:pPr>
+              <w:spacing w:after="20"/>
+            </w:pPr>
+            <w:r>
+              <w:rPr>
+                <w:color w:val="1C3A36"/>
+                <w:sz w:val="15"/>
+              </w:rPr>
+              <w:t>2026-03-15</w:t>
+            </w:r>
+          </w:p>
+        </w:tc>
+        <w:tc>
+          <w:tcPr>
+            <w:tcW w:type="dxa" w:w="6019"/>
+          </w:tcPr>
+          <w:p>
+            <w:pPr>
+              <w:spacing w:after="20"/>
+            </w:pPr>
+            <w:r>
+              <w:rPr>
+                <w:color w:val="1C3A36"/>
+                <w:sz w:val="15"/>
+              </w:rPr>
+              <w:t>Revenue earned OUTSIDE Egypt, FY2025, Note 5-2 (geographic disaggregation): 114,461.030219 / 281,049.081719 = 40.72%. This is the audited geographic split; the HARD-CURRENCY-LINKED share used in the currency-of-discounting alternative is derived separately below from the Cables segment's copper linkage, since a project executed abroad for a local utility is foreign revenue but not necessarily dollar-priced</w:t>
+            </w:r>
+          </w:p>
+        </w:tc>
+      </w:tr>
+      <w:tr>
+        <w:tc>
+          <w:tcPr>
+            <w:tcW w:type="dxa" w:w="1656"/>
+          </w:tcPr>
+          <w:p>
+            <w:pPr>
+              <w:spacing w:after="20"/>
+            </w:pPr>
+            <w:r>
+              <w:rPr>
+                <w:color w:val="1C3A36"/>
+                <w:sz w:val="15"/>
+              </w:rPr>
+              <w:t>kd egp note</w:t>
+            </w:r>
+          </w:p>
+        </w:tc>
+        <w:tc>
+          <w:tcPr>
+            <w:tcW w:type="dxa" w:w="1368"/>
+          </w:tcPr>
+          <w:p>
+            <w:pPr>
+              <w:spacing w:after="20"/>
+            </w:pPr>
+            <w:r>
+              <w:rPr>
+                <w:color w:val="1C3A36"/>
+                <w:sz w:val="15"/>
+              </w:rPr>
+              <w:t>0.213</w:t>
+            </w:r>
+          </w:p>
+        </w:tc>
+        <w:tc>
+          <w:tcPr>
+            <w:tcW w:type="dxa" w:w="1037"/>
+          </w:tcPr>
+          <w:p>
+            <w:pPr>
+              <w:spacing w:after="20"/>
+            </w:pPr>
+            <w:r>
+              <w:rPr>
+                <w:color w:val="1C3A36"/>
+                <w:sz w:val="15"/>
+              </w:rPr>
+              <w:t>2026-03-15</w:t>
+            </w:r>
+          </w:p>
+        </w:tc>
+        <w:tc>
+          <w:tcPr>
+            <w:tcW w:type="dxa" w:w="6019"/>
+          </w:tcPr>
+          <w:p>
+            <w:pPr>
+              <w:spacing w:after="20"/>
+            </w:pPr>
+            <w:r>
+              <w:rPr>
+                <w:color w:val="1C3A36"/>
+                <w:sz w:val="15"/>
+              </w:rPr>
+              <w:t>Average interest rate on Egyptian-pound financial liabilities, audited FY2025 Note 32 (loans and borrowings) and Note 43-3-2 (interest-rate risk) — both give 21.30%/21.3%. DOWN from 28.68% at FY2024-end and further to 20.32% at Q1-2026</w:t>
+            </w:r>
+          </w:p>
+        </w:tc>
+      </w:tr>
+      <w:tr>
+        <w:tc>
+          <w:tcPr>
+            <w:tcW w:type="dxa" w:w="1656"/>
+          </w:tcPr>
+          <w:p>
+            <w:pPr>
+              <w:spacing w:after="20"/>
+            </w:pPr>
+            <w:r>
+              <w:rPr>
+                <w:color w:val="1C3A36"/>
+                <w:sz w:val="15"/>
+              </w:rPr>
+              <w:t>kd hard note</w:t>
+            </w:r>
+          </w:p>
+        </w:tc>
+        <w:tc>
+          <w:tcPr>
+            <w:tcW w:type="dxa" w:w="1368"/>
+          </w:tcPr>
+          <w:p>
+            <w:pPr>
+              <w:spacing w:after="20"/>
+            </w:pPr>
+            <w:r>
+              <w:rPr>
+                <w:color w:val="1C3A36"/>
+                <w:sz w:val="15"/>
+              </w:rPr>
+              <w:t>0.0529</w:t>
+            </w:r>
+          </w:p>
+        </w:tc>
+        <w:tc>
+          <w:tcPr>
+            <w:tcW w:type="dxa" w:w="1037"/>
+          </w:tcPr>
+          <w:p>
+            <w:pPr>
+              <w:spacing w:after="20"/>
+            </w:pPr>
+            <w:r>
+              <w:rPr>
+                <w:color w:val="1C3A36"/>
+                <w:sz w:val="15"/>
+              </w:rPr>
+              <w:t>2026-03-15</w:t>
+            </w:r>
+          </w:p>
+        </w:tc>
+        <w:tc>
+          <w:tcPr>
+            <w:tcW w:type="dxa" w:w="6019"/>
+          </w:tcPr>
+          <w:p>
+            <w:pPr>
+              <w:spacing w:after="20"/>
+            </w:pPr>
+            <w:r>
+              <w:rPr>
+                <w:color w:val="1C3A36"/>
+                <w:sz w:val="15"/>
+              </w:rPr>
+              <w:t>Average interest rate on US-dollar and other foreign-currency financial liabilities, blended, audited FY2025 Note 32 and Note 43-3-2. The company simplified its disclosure from a three-way EGP/USD/EUR split (FY2024: 28.68% / 6.49% / 3.92%) to this two-way EGP/blended-foreign split from FY2025 onward; the model follows the company's own current convention rather than preserving a split it no longer publishes</w:t>
+            </w:r>
+          </w:p>
+        </w:tc>
+      </w:tr>
+      <w:tr>
+        <w:tc>
+          <w:tcPr>
+            <w:tcW w:type="dxa" w:w="1656"/>
+          </w:tcPr>
+          <w:p>
+            <w:pPr>
+              <w:spacing w:after="20"/>
+            </w:pPr>
+            <w:r>
+              <w:rPr>
+                <w:color w:val="1C3A36"/>
+                <w:sz w:val="15"/>
+              </w:rPr>
+              <w:t>debt open fy25</w:t>
+            </w:r>
+          </w:p>
+        </w:tc>
+        <w:tc>
+          <w:tcPr>
+            <w:tcW w:type="dxa" w:w="1368"/>
+          </w:tcPr>
+          <w:p>
+            <w:pPr>
+              <w:spacing w:after="20"/>
+            </w:pPr>
+            <w:r>
+              <w:rPr>
+                <w:color w:val="1C3A36"/>
+                <w:sz w:val="15"/>
+              </w:rPr>
+              <w:t>58,796.8</w:t>
+            </w:r>
+          </w:p>
+        </w:tc>
+        <w:tc>
+          <w:tcPr>
+            <w:tcW w:type="dxa" w:w="1037"/>
+          </w:tcPr>
+          <w:p>
+            <w:pPr>
+              <w:spacing w:after="20"/>
+            </w:pPr>
+            <w:r>
+              <w:rPr>
+                <w:color w:val="1C3A36"/>
+                <w:sz w:val="15"/>
+              </w:rPr>
+              <w:t>2026-03-15</w:t>
+            </w:r>
+          </w:p>
+        </w:tc>
+        <w:tc>
+          <w:tcPr>
+            <w:tcW w:type="dxa" w:w="6019"/>
+          </w:tcPr>
+          <w:p>
+            <w:pPr>
+              <w:spacing w:after="20"/>
+            </w:pPr>
+            <w:r>
+              <w:rPr>
+                <w:color w:val="1C3A36"/>
+                <w:sz w:val="15"/>
+              </w:rPr>
+              <w:t>Loans and credit facilities (excluding lease liabilities) at 1 January 2025, financing-liability movement reconciliation, audited FY2025 Note 32</w:t>
+            </w:r>
+          </w:p>
+        </w:tc>
+      </w:tr>
+      <w:tr>
+        <w:tc>
+          <w:tcPr>
+            <w:tcW w:type="dxa" w:w="1656"/>
+          </w:tcPr>
+          <w:p>
+            <w:pPr>
+              <w:spacing w:after="20"/>
+            </w:pPr>
+            <w:r>
+              <w:rPr>
+                <w:color w:val="1C3A36"/>
+                <w:sz w:val="15"/>
+              </w:rPr>
+              <w:t>debt close fy25</w:t>
+            </w:r>
+          </w:p>
+        </w:tc>
+        <w:tc>
+          <w:tcPr>
+            <w:tcW w:type="dxa" w:w="1368"/>
+          </w:tcPr>
+          <w:p>
+            <w:pPr>
+              <w:spacing w:after="20"/>
+            </w:pPr>
+            <w:r>
+              <w:rPr>
+                <w:color w:val="1C3A36"/>
+                <w:sz w:val="15"/>
+              </w:rPr>
+              <w:t>62,462.1</w:t>
+            </w:r>
+          </w:p>
+        </w:tc>
+        <w:tc>
+          <w:tcPr>
+            <w:tcW w:type="dxa" w:w="1037"/>
+          </w:tcPr>
+          <w:p>
+            <w:pPr>
+              <w:spacing w:after="20"/>
+            </w:pPr>
+            <w:r>
+              <w:rPr>
+                <w:color w:val="1C3A36"/>
+                <w:sz w:val="15"/>
+              </w:rPr>
+              <w:t>2026-03-15</w:t>
+            </w:r>
+          </w:p>
+        </w:tc>
+        <w:tc>
+          <w:tcPr>
+            <w:tcW w:type="dxa" w:w="6019"/>
+          </w:tcPr>
+          <w:p>
+            <w:pPr>
+              <w:spacing w:after="20"/>
+            </w:pPr>
+            <w:r>
+              <w:rPr>
+                <w:color w:val="1C3A36"/>
+                <w:sz w:val="15"/>
+              </w:rPr>
+              <w:t>Loans and credit facilities (excluding lease liabilities) at 31 December 2025, financing-liability movement reconciliation, audited FY2025 Note 32</w:t>
+            </w:r>
+          </w:p>
+        </w:tc>
+      </w:tr>
+      <w:tr>
+        <w:tc>
+          <w:tcPr>
+            <w:tcW w:type="dxa" w:w="1656"/>
+          </w:tcPr>
+          <w:p>
+            <w:pPr>
+              <w:spacing w:after="20"/>
+            </w:pPr>
+            <w:r>
+              <w:rPr>
+                <w:color w:val="1C3A36"/>
+                <w:sz w:val="15"/>
+              </w:rPr>
+              <w:t>int exp fy25</w:t>
+            </w:r>
+          </w:p>
+        </w:tc>
+        <w:tc>
+          <w:tcPr>
+            <w:tcW w:type="dxa" w:w="1368"/>
+          </w:tcPr>
+          <w:p>
+            <w:pPr>
+              <w:spacing w:after="20"/>
+            </w:pPr>
+            <w:r>
+              <w:rPr>
+                <w:color w:val="1C3A36"/>
+                <w:sz w:val="15"/>
+              </w:rPr>
+              <w:t>5,966.7</w:t>
+            </w:r>
+          </w:p>
+        </w:tc>
+        <w:tc>
+          <w:tcPr>
+            <w:tcW w:type="dxa" w:w="1037"/>
+          </w:tcPr>
+          <w:p>
+            <w:pPr>
+              <w:spacing w:after="20"/>
+            </w:pPr>
+            <w:r>
+              <w:rPr>
+                <w:color w:val="1C3A36"/>
+                <w:sz w:val="15"/>
+              </w:rPr>
+              <w:t>2026-03-15</w:t>
+            </w:r>
+          </w:p>
+        </w:tc>
+        <w:tc>
+          <w:tcPr>
+            <w:tcW w:type="dxa" w:w="6019"/>
+          </w:tcPr>
+          <w:p>
+            <w:pPr>
+              <w:spacing w:after="20"/>
+            </w:pPr>
+            <w:r>
+              <w:rPr>
+                <w:color w:val="1C3A36"/>
+                <w:sz w:val="15"/>
+              </w:rPr>
+              <w:t>Interest expense on loans and credit facilities, audited FY2025 Note 32 financing-liability movement reconciliation (excludes 118.129606 of lease interest, carried separately)</w:t>
+            </w:r>
+          </w:p>
+        </w:tc>
+      </w:tr>
+      <w:tr>
+        <w:tc>
+          <w:tcPr>
+            <w:tcW w:type="dxa" w:w="1656"/>
+          </w:tcPr>
+          <w:p>
+            <w:pPr>
+              <w:spacing w:after="20"/>
+            </w:pPr>
+            <w:r>
+              <w:rPr>
+                <w:color w:val="1C3A36"/>
+                <w:sz w:val="15"/>
+              </w:rPr>
+              <w:t>debt q1 26</w:t>
+            </w:r>
+          </w:p>
+        </w:tc>
+        <w:tc>
+          <w:tcPr>
+            <w:tcW w:type="dxa" w:w="1368"/>
+          </w:tcPr>
+          <w:p>
+            <w:pPr>
+              <w:spacing w:after="20"/>
+            </w:pPr>
+            <w:r>
+              <w:rPr>
+                <w:color w:val="1C3A36"/>
+                <w:sz w:val="15"/>
+              </w:rPr>
+              <w:t>89,039.3</w:t>
+            </w:r>
+          </w:p>
+        </w:tc>
+        <w:tc>
+          <w:tcPr>
+            <w:tcW w:type="dxa" w:w="1037"/>
+          </w:tcPr>
+          <w:p>
+            <w:pPr>
+              <w:spacing w:after="20"/>
+            </w:pPr>
+            <w:r>
+              <w:rPr>
+                <w:color w:val="1C3A36"/>
+                <w:sz w:val="15"/>
+              </w:rPr>
+              <w:t>2026-05-13</w:t>
+            </w:r>
+          </w:p>
+        </w:tc>
+        <w:tc>
+          <w:tcPr>
+            <w:tcW w:type="dxa" w:w="6019"/>
+          </w:tcPr>
+          <w:p>
+            <w:pPr>
+              <w:spacing w:after="20"/>
+            </w:pPr>
+            <w:r>
+              <w:rPr>
+                <w:color w:val="1C3A36"/>
+                <w:sz w:val="15"/>
+              </w:rPr>
+              <w:t>Loans and credit facilities (excluding lease liabilities) at 31 March 2026: current 79,171.258437 (loans 39,231.844718 + bank facilities 39,939.413719) + non-current 9,825.097463 (loans only, excluding the 507.330701 of lease liabilities), per the Q1-2026 interim Note 31</w:t>
+            </w:r>
+          </w:p>
+        </w:tc>
+      </w:tr>
+      <w:tr>
+        <w:tc>
+          <w:tcPr>
+            <w:tcW w:type="dxa" w:w="1656"/>
+          </w:tcPr>
+          <w:p>
+            <w:pPr>
+              <w:spacing w:after="20"/>
+            </w:pPr>
+            <w:r>
+              <w:rPr>
+                <w:color w:val="1C3A36"/>
+                <w:sz w:val="15"/>
+              </w:rPr>
+              <w:t>ownership</w:t>
+            </w:r>
+          </w:p>
+        </w:tc>
+        <w:tc>
+          <w:tcPr>
+            <w:tcW w:type="dxa" w:w="1368"/>
+          </w:tcPr>
+          <w:p>
+            <w:pPr>
+              <w:spacing w:after="20"/>
+            </w:pPr>
+            <w:r>
+              <w:rPr>
+                <w:color w:val="1C3A36"/>
+                <w:sz w:val="15"/>
+              </w:rPr>
+              <w:t>family: 0.6799; electra: 0.1887; other: 0.1307; esop: 0.0007</w:t>
+            </w:r>
+          </w:p>
+        </w:tc>
+        <w:tc>
+          <w:tcPr>
+            <w:tcW w:type="dxa" w:w="1037"/>
+          </w:tcPr>
+          <w:p>
+            <w:pPr>
+              <w:spacing w:after="20"/>
+            </w:pPr>
+            <w:r>
+              <w:rPr>
+                <w:color w:val="1C3A36"/>
+                <w:sz w:val="15"/>
+              </w:rPr>
+              <w:t>2026-03-15</w:t>
+            </w:r>
+          </w:p>
+        </w:tc>
+        <w:tc>
+          <w:tcPr>
+            <w:tcW w:type="dxa" w:w="6019"/>
+          </w:tcPr>
+          <w:p>
+            <w:pPr>
+              <w:spacing w:after="20"/>
+            </w:pPr>
+            <w:r>
+              <w:rPr>
+                <w:color w:val="1C3A36"/>
+                <w:sz w:val="15"/>
+              </w:rPr>
+              <w:t>EXACT capital restructuring table, Note 29, audited FY2025 financial statements, as at 31 December 2025: Sadek Ahmed Sadek Elsewedy 24.99% (534,980,391 shares), Ahmed Ahmed Sadek Elsewedy 24.99% (534,980,391), Mohamed Ahmed Sadek Elsewedy 18.01% (385,602,690) — family combined 67.99%; Electra Investment Holding Restricted Limited 18.87% (403,997,835); other shareholders 13.07% (279,794,409); ESOP shares issued not granted 0.07% (1,422,160). REPLACES a previous house estimate (family ~68.0%, Electra ~20.4%, float ~11.6%) with the company's own disclosed table. Electra's stake FELL over 2025 — the FY2024 table (same note, prior year) shows Electra at 20.37% (436,109,503 shares) and other shareholders at 11.57% (247,682,741): Electra placed exactly 32,111,668 shares into the free float during the year</w:t>
             </w:r>
           </w:p>
         </w:tc>
@@ -7660,7 +8570,7 @@
           <w:color w:val="1C3A36"/>
           <w:sz w:val="22"/>
         </w:rPr>
-        <w:t>Country layer — 8 inputs</w:t>
+        <w:t>Country layer — 7 inputs</w:t>
       </w:r>
     </w:p>
     <w:tbl>
@@ -7923,76 +8833,6 @@
                 <w:color w:val="1C3A36"/>
                 <w:sz w:val="15"/>
               </w:rPr>
-              <w:t>fx hist</w:t>
-            </w:r>
-          </w:p>
-        </w:tc>
-        <w:tc>
-          <w:tcPr>
-            <w:tcW w:type="dxa" w:w="1368"/>
-          </w:tcPr>
-          <w:p>
-            <w:pPr>
-              <w:spacing w:after="20"/>
-            </w:pPr>
-            <w:r>
-              <w:rPr>
-                <w:color w:val="1C3A36"/>
-                <w:sz w:val="15"/>
-              </w:rPr>
-              <w:t>FY23: 30.7; FY24: 45.3; FY25: 49.5</w:t>
-            </w:r>
-          </w:p>
-        </w:tc>
-        <w:tc>
-          <w:tcPr>
-            <w:tcW w:type="dxa" w:w="1037"/>
-          </w:tcPr>
-          <w:p>
-            <w:pPr>
-              <w:spacing w:after="20"/>
-            </w:pPr>
-            <w:r>
-              <w:rPr>
-                <w:color w:val="1C3A36"/>
-                <w:sz w:val="15"/>
-              </w:rPr>
-              <w:t>2026-08-05</w:t>
-            </w:r>
-          </w:p>
-        </w:tc>
-        <w:tc>
-          <w:tcPr>
-            <w:tcW w:type="dxa" w:w="6019"/>
-          </w:tcPr>
-          <w:p>
-            <w:pPr>
-              <w:spacing w:after="20"/>
-            </w:pPr>
-            <w:r>
-              <w:rPr>
-                <w:color w:val="1C3A36"/>
-                <w:sz w:val="15"/>
-              </w:rPr>
-              <w:t>Annual average USD/EGP. The audited FY2024 note discloses closing 50.91 / average 43.96 for 2024 and closing 30.96 / average 30.59 for 2023; the figures here are the house averages consistent with those disclosures</w:t>
-            </w:r>
-          </w:p>
-        </w:tc>
-      </w:tr>
-      <w:tr>
-        <w:tc>
-          <w:tcPr>
-            <w:tcW w:type="dxa" w:w="1656"/>
-          </w:tcPr>
-          <w:p>
-            <w:pPr>
-              <w:spacing w:after="20"/>
-            </w:pPr>
-            <w:r>
-              <w:rPr>
-                <w:color w:val="1C3A36"/>
-                <w:sz w:val="15"/>
-              </w:rPr>
               <w:t>rf</w:t>
             </w:r>
           </w:p>
@@ -8346,7 +9186,7 @@
           <w:color w:val="1C3A36"/>
           <w:sz w:val="22"/>
         </w:rPr>
-        <w:t>House layer — 39 inputs</w:t>
+        <w:t>House layer — 26 inputs</w:t>
       </w:r>
     </w:p>
     <w:tbl>
@@ -8469,7 +9309,7 @@
                 <w:color w:val="1C3A36"/>
                 <w:sz w:val="15"/>
               </w:rPr>
-              <w:t>tax eff</w:t>
+              <w:t>q1 25 ebitda house</w:t>
             </w:r>
           </w:p>
         </w:tc>
@@ -8486,7 +9326,7 @@
                 <w:color w:val="1C3A36"/>
                 <w:sz w:val="15"/>
               </w:rPr>
-              <w:t>0.25</w:t>
+              <w:t>7,488.8</w:t>
             </w:r>
           </w:p>
         </w:tc>
@@ -8503,7 +9343,7 @@
                 <w:color w:val="1C3A36"/>
                 <w:sz w:val="15"/>
               </w:rPr>
-              <w:t>2026-08-05</w:t>
+              <w:t>2026-05-13</w:t>
             </w:r>
           </w:p>
         </w:tc>
@@ -8520,7 +9360,7 @@
                 <w:color w:val="1C3A36"/>
                 <w:sz w:val="15"/>
               </w:rPr>
-              <w:t>Group effective tax rate used for NOPAT. Reported effective rates: FY2023 31.3%, FY2024 30.1%, FY2025 25.2% (derived, see P&amp;L closure). The group pays tax in 15 countries; 25% is struck between the FY25 derived rate and the Egyptian statutory 22.5%, above the statutory rate because foreign profits are taxed in higher-rate jurisdictions and withholding leaks on repatriation</w:t>
+              <w:t>Q1-2025 house EBITDA: operating profit 6,503.867706 + depreciation/amortisation estimated at the FY2025 D&amp;A ratio applied to Q1-2025 revenue (the interim filing does not itemise D&amp;A separately from operating profit)</w:t>
             </w:r>
           </w:p>
         </w:tc>
@@ -8539,7 +9379,7 @@
                 <w:color w:val="1C3A36"/>
                 <w:sz w:val="15"/>
               </w:rPr>
-              <w:t>gp fy25</w:t>
+              <w:t>fx path</w:t>
             </w:r>
           </w:p>
         </w:tc>
@@ -8556,7 +9396,7 @@
                 <w:color w:val="1C3A36"/>
                 <w:sz w:val="15"/>
               </w:rPr>
-              <w:t>40,720.0</w:t>
+              <w:t>51, 54, 57.5, 61, 64.5</w:t>
             </w:r>
           </w:p>
         </w:tc>
@@ -8573,7 +9413,7 @@
                 <w:color w:val="1C3A36"/>
                 <w:sz w:val="15"/>
               </w:rPr>
-              <w:t>2026-03</w:t>
+              <w:t>2026-08-05</w:t>
             </w:r>
           </w:p>
         </w:tc>
@@ -8590,7 +9430,7 @@
                 <w:color w:val="1C3A36"/>
                 <w:sz w:val="15"/>
               </w:rPr>
-              <w:t>DERIVED: 9M-2025 gross profit ~EGP 30.0bn (15.0% of the 199.71bn 9M revenue, press coverage of the 9M filing) + Q4-2025 gross profit 10.77bn (Q4-2025 release: -0.7% y/y on Q4-2024's 10,841, 13.2% margin). Blends to a 14.5% FY margin</w:t>
+              <w:t>USD/EGP average-rate path, about 6%/yr of depreciation from the FY2025 average of 49.5. Used as a genuine driver of the Cables segment's copper-linked growth and of the currency-of-discounting alternative — not a translation convenience. DELIBERATELY BELOW covered-interest parity, which on the roughly 22% pound rate against a ~4-5% dollar rate implies materially faster depreciation; the base case assumes disinflation closes most of that gap. The parity case is carried as an explicit sensitivity</w:t>
             </w:r>
           </w:p>
         </w:tc>
@@ -8609,7 +9449,7 @@
                 <w:color w:val="1C3A36"/>
                 <w:sz w:val="15"/>
               </w:rPr>
-              <w:t>netfin fy25</w:t>
+              <w:t>cables real growth</w:t>
             </w:r>
           </w:p>
         </w:tc>
@@ -8626,7 +9466,7 @@
                 <w:color w:val="1C3A36"/>
                 <w:sz w:val="15"/>
               </w:rPr>
-              <w:t>-3,400.0</w:t>
+              <w:t>0.03, 0.03, 0.03, 0.03, 0.03</w:t>
             </w:r>
           </w:p>
         </w:tc>
@@ -8660,7 +9500,7 @@
                 <w:color w:val="1C3A36"/>
                 <w:sz w:val="15"/>
               </w:rPr>
-              <w:t>DERIVED FY2025 net finance cost. The Q1-2025 net run-rate annualises to -3,023 and FY2024 printed -3,515 on a smaller debt book; -3,400 is struck between them, allowing for a larger balance sheet against a falling policy rate. This is the one materially estimated line in the FY2025 income statement and it is what the implied tax rate is most sensitive to</w:t>
+              <w:t>Real (ex-copper, ex-FX) volume/market-share growth for the Cables segment — modest and flat, since the company does not disclose tonnage and the model should not manufacture a volume story it cannot evidence. Cables segment revenue growth = (1+copper growth)(1+FX growth)(1+this) - 1</w:t>
             </w:r>
           </w:p>
         </w:tc>
@@ -8679,7 +9519,7 @@
                 <w:color w:val="1C3A36"/>
                 <w:sz w:val="15"/>
               </w:rPr>
-              <w:t>fx path</w:t>
+              <w:t>cables margin</w:t>
             </w:r>
           </w:p>
         </w:tc>
@@ -8696,7 +9536,7 @@
                 <w:color w:val="1C3A36"/>
                 <w:sz w:val="15"/>
               </w:rPr>
-              <w:t>51, 54, 57.5, 61, 64.5</w:t>
+              <w:t>0.14, 0.145, 0.15, 0.153, 0.155</w:t>
             </w:r>
           </w:p>
         </w:tc>
@@ -8730,7 +9570,7 @@
                 <w:color w:val="1C3A36"/>
                 <w:sz w:val="15"/>
               </w:rPr>
-              <w:t>USD/EGP average-rate path, about 6%/yr of depreciation from the FY2025 average of 49.5. This is a genuine driver in the bottom-up build, not a translation convenience: copper is priced in dollars, so it sets the Egyptian-pound price per tonne of cable and rod directly. DELIBERATELY BELOW covered-interest parity, which on the 22.31% pound against a ~4.3% dollar rate implies about 17%/yr — the base case assumes disinflation closes most of that gap rather than the currency absorbing it. The parity case is carried as an explicit sensitivity</w:t>
+              <w:t>Cables segment profit margin (on the Note 5-3 external-revenue base). History: 19.5% (FY2023), 18.1% (FY2024), 13.5% (FY2025) — the FY2025 collapse is the single largest driver of the group's margin story. The forecast recovers only part of it and never approaches the FY2023-24 levels, which carried devaluation gains on cheaply bought copper inventory</w:t>
             </w:r>
           </w:p>
         </w:tc>
@@ -8749,7 +9589,7 @@
                 <w:color w:val="1C3A36"/>
                 <w:sz w:val="15"/>
               </w:rPr>
-              <w:t>cables vol growth</w:t>
+              <w:t>construct growth</w:t>
             </w:r>
           </w:p>
         </w:tc>
@@ -8766,7 +9606,7 @@
                 <w:color w:val="1C3A36"/>
                 <w:sz w:val="15"/>
               </w:rPr>
-              <w:t>0.06, 0.05, 0.04, 0.04, 0.04</w:t>
+              <w:t>0.18, 0.14, 0.11, 0.09, 0.08</w:t>
             </w:r>
           </w:p>
         </w:tc>
@@ -8800,7 +9640,7 @@
                 <w:color w:val="1C3A36"/>
                 <w:sz w:val="15"/>
               </w:rPr>
-              <w:t>Cable tonnage growth. The FY2025 base is a 7.7% volume DECLINE on FY2024 (disclosed Q1-2025 -7.8%), so the forecast is a recovery to roughly the FY2024 level by FY2028 and modest growth thereafter, supported by regional grid build-out, data-centre demand and the export book. No capacity step-change is assumed</w:t>
+              <w:t>Constructions segment revenue growth, tapering from the FY2025 disclosed rate of +28.3% (FY2024: +32.6%) toward a more sustainable long-run pace. No order book or backlog figure is disclosed in any of the audited filings or the Q1-2026 interim, so — unlike the previous build — this is NOT a burn-rate-on-a-backlog construction; it is a direct taper on the segment's own revenue history</w:t>
             </w:r>
           </w:p>
         </w:tc>
@@ -8819,7 +9659,7 @@
                 <w:color w:val="1C3A36"/>
                 <w:sz w:val="15"/>
               </w:rPr>
-              <w:t>cables uplift</w:t>
+              <w:t>construct margin</w:t>
             </w:r>
           </w:p>
         </w:tc>
@@ -8836,7 +9676,7 @@
                 <w:color w:val="1C3A36"/>
                 <w:sz w:val="15"/>
               </w:rPr>
-              <w:t>1.3, 1.3, 1.3, 1.3, 1.3</w:t>
+              <w:t>0.068, 0.072, 0.076, 0.079, 0.082</w:t>
             </w:r>
           </w:p>
         </w:tc>
@@ -8870,7 +9710,7 @@
                 <w:color w:val="1C3A36"/>
                 <w:sz w:val="15"/>
               </w:rPr>
-              <w:t>Fabrication uplift: cable price per tonne divided by the copper cost per tonne. History back-solves to 1.386 (FY2023) and 1.261 (FY2024); the forecast is held at 1.30, between the two. This is the term that converts a copper price into a cable price, and holding it flat means no pricing-power assumption is being smuggled in</w:t>
+              <w:t>Constructions segment profit margin (on the Note 5-3 external-revenue base). History: 11.6% (FY2023), 11.4% (FY2024), 6.5% (FY2025) — the sharpest compression of the three segments. Partial, not full, recovery is assumed</w:t>
             </w:r>
           </w:p>
         </w:tc>
@@ -8889,7 +9729,7 @@
                 <w:color w:val="1C3A36"/>
                 <w:sz w:val="15"/>
               </w:rPr>
-              <w:t>cables conv</w:t>
+              <w:t>elecprod growth</w:t>
             </w:r>
           </w:p>
         </w:tc>
@@ -8906,7 +9746,7 @@
                 <w:color w:val="1C3A36"/>
                 <w:sz w:val="15"/>
               </w:rPr>
-              <w:t>0.15, 0.16, 0.17, 0.175, 0.175</w:t>
+              <w:t>0.2, 0.16, 0.13, 0.11, 0.1</w:t>
             </w:r>
           </w:p>
         </w:tc>
@@ -8940,7 +9780,7 @@
                 <w:color w:val="1C3A36"/>
                 <w:sz w:val="15"/>
               </w:rPr>
-              <w:t>Cable conversion margin — gross profit as a share of the realised price per tonne — for the forecast years. History back-solves to 25.0% (FY2023), 22.8% (FY2024) and roughly 13.8% (FY2025, from the disclosed gross profit per tonne against the back-solved price per tonne). The forecast recovers only part of that collapse and never approaches the FY2023-24 levels, which carried devaluation gains on cheaply bought copper inventory</w:t>
+              <w:t>Electrical products and digital solutions segment revenue growth, tapering from the FY2025 disclosed rate of +43.7% (FY2024: +46.6%) off a smaller revenue base</w:t>
             </w:r>
           </w:p>
         </w:tc>
@@ -8959,7 +9799,7 @@
                 <w:color w:val="1C3A36"/>
                 <w:sz w:val="15"/>
               </w:rPr>
-              <w:t>unit gp growth</w:t>
+              <w:t>elecprod margin</w:t>
             </w:r>
           </w:p>
         </w:tc>
@@ -8976,7 +9816,7 @@
                 <w:color w:val="1C3A36"/>
                 <w:sz w:val="15"/>
               </w:rPr>
-              <w:t>0.085, 0.08, 0.075, 0.07, 0.07</w:t>
+              <w:t>0.22, 0.222, 0.224, 0.226, 0.228</w:t>
             </w:r>
           </w:p>
         </w:tc>
@@ -9010,7 +9850,7 @@
                 <w:color w:val="1C3A36"/>
                 <w:sz w:val="15"/>
               </w:rPr>
-              <w:t>Growth in gross profit PER UNIT for the manufacturing lines — per tonne of cable and rod, per MVA of transformer, per meter. This is the correct structure for a converter: when copper spikes, revenue rises because the metal is passed through, but the conversion margin earned on each tonne does not, so the percentage margin falls. Modelling these as a percentage of a copper-inflated price would manufacture profit out of a commodity move. The path is set at roughly Egyptian cost inflation, i.e. a flat real conversion margin with no recovery in unit profitability assumed</w:t>
+              <w:t>Electrical products and digital solutions segment profit margin (on the Note 5-3 external-revenue base). History: 25.4% (FY2023), 26.6% (FY2024), 22.2% (FY2025) — the least-compressed of the three segments; broadly stable forecast with a slight further normalisation</w:t>
             </w:r>
           </w:p>
         </w:tc>
@@ -9029,7 +9869,7 @@
                 <w:color w:val="1C3A36"/>
                 <w:sz w:val="15"/>
               </w:rPr>
-              <w:t>margin recovery</w:t>
+              <w:t>corp load</w:t>
             </w:r>
           </w:p>
         </w:tc>
@@ -9046,7 +9886,7 @@
                 <w:color w:val="1C3A36"/>
                 <w:sz w:val="15"/>
               </w:rPr>
-              <w:t>1, 1.04, 1.07, 1.09, 1.1</w:t>
+              <w:t>0.033, 0.034, 0.035, 0.035, 0.036</w:t>
             </w:r>
           </w:p>
         </w:tc>
@@ -9080,7 +9920,7 @@
                 <w:color w:val="1C3A36"/>
                 <w:sz w:val="15"/>
               </w:rPr>
-              <w:t>Recovery factor applied to the FY2025 gross margins of the non-cable lines. FY2025 margins are calibrated to the disclosed group gross profit, which implies roughly a 10% compression against FY2024 across those lines; the forecast recovers about half of it by FY2030 and no more</w:t>
+              <w:t>Net corporate cost load forecast, stabilising near the FY2025 disclosed level (3.16%) with a slight uptick as growth normalises, rather than extrapolating the three-year improving trend (5.70% to 4.30% to 3.16%) indefinitely</w:t>
             </w:r>
           </w:p>
         </w:tc>
@@ -9099,7 +9939,7 @@
                 <w:color w:val="1C3A36"/>
                 <w:sz w:val="15"/>
               </w:rPr>
-              <w:t>rawmat vol growth</w:t>
+              <w:t>opex pct</w:t>
             </w:r>
           </w:p>
         </w:tc>
@@ -9116,7 +9956,7 @@
                 <w:color w:val="1C3A36"/>
                 <w:sz w:val="15"/>
               </w:rPr>
-              <w:t>0.04, 0.04, 0.03, 0.03, 0.03</w:t>
+              <w:t>0.033, 0.034, 0.035, 0.035, 0.036</w:t>
             </w:r>
           </w:p>
         </w:tc>
@@ -9150,7 +9990,7 @@
                 <w:color w:val="1C3A36"/>
                 <w:sz w:val="15"/>
               </w:rPr>
-              <w:t>Raw-material (copper rod) tonnage growth. This arm is close to a pure pass-through: implied volume was 99kt in FY2023 and 120kt in FY2024</w:t>
+              <w:t>Alias of corp_load, retained for compatibility with the DCF waterfall and sensitivity-grid code paths that reference a single operating-load driver</w:t>
             </w:r>
           </w:p>
         </w:tc>
@@ -9169,7 +10009,7 @@
                 <w:color w:val="1C3A36"/>
                 <w:sz w:val="15"/>
               </w:rPr>
-              <w:t>rawmat uplift</w:t>
+              <w:t>unit price inflation</w:t>
             </w:r>
           </w:p>
         </w:tc>
@@ -9186,7 +10026,7 @@
                 <w:color w:val="1C3A36"/>
                 <w:sz w:val="15"/>
               </w:rPr>
-              <w:t>1.02</w:t>
+              <w:t>0.08, 0.075, 0.07, 0.07, 0.07</w:t>
             </w:r>
           </w:p>
         </w:tc>
@@ -9220,7 +10060,7 @@
                 <w:color w:val="1C3A36"/>
                 <w:sz w:val="15"/>
               </w:rPr>
-              <w:t>Raw-material price per tonne as a multiple of the copper cost — a thin conversion spread over the metal</w:t>
+              <w:t>Retained input, no longer consumed by the segment build (kept for downstream compatibility)</w:t>
             </w:r>
           </w:p>
         </w:tc>
@@ -9239,7 +10079,7 @@
                 <w:color w:val="1C3A36"/>
                 <w:sz w:val="15"/>
               </w:rPr>
-              <w:t>rawmat gp</w:t>
+              <w:t>nwc pct</w:t>
             </w:r>
           </w:p>
         </w:tc>
@@ -9256,7 +10096,7 @@
                 <w:color w:val="1C3A36"/>
                 <w:sz w:val="15"/>
               </w:rPr>
-              <w:t>0.135</w:t>
+              <w:t>0.199</w:t>
             </w:r>
           </w:p>
         </w:tc>
@@ -9290,7 +10130,7 @@
                 <w:color w:val="1C3A36"/>
                 <w:sz w:val="15"/>
               </w:rPr>
-              <w:t>Raw-material gross margin. History 13.4% (FY2023), 15.4% (FY2024); the forecast is struck at the lower end</w:t>
+              <w:t>Net working capital as a share of revenue, held at the FY2025 disclosed level (19.87%) — a genuine improvement on FY2023 (24.1%) and FY2024 (23.1%), carried forward without assuming further improvement or reversion</w:t>
             </w:r>
           </w:p>
         </w:tc>
@@ -9309,7 +10149,7 @@
                 <w:color w:val="1C3A36"/>
                 <w:sz w:val="15"/>
               </w:rPr>
-              <w:t>ec burn</w:t>
+              <w:t>capex pct</w:t>
             </w:r>
           </w:p>
         </w:tc>
@@ -9326,7 +10166,7 @@
                 <w:color w:val="1C3A36"/>
                 <w:sz w:val="15"/>
               </w:rPr>
-              <w:t>0.27, 0.265, 0.26, 0.255, 0.25</w:t>
+              <w:t>0.044, 0.04, 0.036, 0.033, 0.031</w:t>
             </w:r>
           </w:p>
         </w:tc>
@@ -9360,7 +10200,7 @@
                 <w:color w:val="1C3A36"/>
                 <w:sz w:val="15"/>
               </w:rPr>
-              <w:t>Share of the opening order book converted to revenue each year. The FY2025 revenue of roughly EGP 88bn against a book of EGP 324bn implies about 27%, i.e. a three-and-a-half-year book. The rate is tapered as the book lengthens</w:t>
+              <w:t>Capex as a share of revenue, tapering from the FY2025 disclosed level of 4.7% (up from 3.1% FY2023 and 3.7% FY2024) toward a lower maintenance-plus-modest-capacity level as the current expansion cycle completes</w:t>
             </w:r>
           </w:p>
         </w:tc>
@@ -9379,7 +10219,7 @@
                 <w:color w:val="1C3A36"/>
                 <w:sz w:val="15"/>
               </w:rPr>
-              <w:t>ec book to bill</w:t>
+              <w:t>dna pct</w:t>
             </w:r>
           </w:p>
         </w:tc>
@@ -9396,7 +10236,7 @@
                 <w:color w:val="1C3A36"/>
                 <w:sz w:val="15"/>
               </w:rPr>
-              <w:t>1.05, 1.05, 1.03, 1.02, 1</w:t>
+              <w:t>0.0125</w:t>
             </w:r>
           </w:p>
         </w:tc>
@@ -9430,7 +10270,7 @@
                 <w:color w:val="1C3A36"/>
                 <w:sz w:val="15"/>
               </w:rPr>
-              <w:t>New awards as a multiple of revenue recognised. Above one early, reflecting the disclosed step up in the order book, converging to replacement</w:t>
+              <w:t>Depreciation and amortisation as a share of revenue, held near the FY2025 disclosed level (1.07%) with a modest rise reflecting the larger capitalised asset base from the FY2025-26 capex ramp</w:t>
             </w:r>
           </w:p>
         </w:tc>
@@ -9449,7 +10289,7 @@
                 <w:color w:val="1C3A36"/>
                 <w:sz w:val="15"/>
               </w:rPr>
-              <w:t>ec gp</w:t>
+              <w:t>erp ops weighted</w:t>
             </w:r>
           </w:p>
         </w:tc>
@@ -9466,7 +10306,7 @@
                 <w:color w:val="1C3A36"/>
                 <w:sz w:val="15"/>
               </w:rPr>
-              <w:t>0.11</w:t>
+              <w:t>0.0737</w:t>
             </w:r>
           </w:p>
         </w:tc>
@@ -9500,7 +10340,7 @@
                 <w:color w:val="1C3A36"/>
                 <w:sz w:val="15"/>
               </w:rPr>
-              <w:t>Engineering and construction gross margin. History 11.6% (FY2023) and 11.2% (FY2024); held at 11.0%</w:t>
+              <w:t>Operations-weighted equity risk premium: 30% Egypt at 9.41% and 70% rest-of-world at a 6.5% blended emerging/frontier premium, reflecting where the revenue is actually earned. Shown as an explicit alternative, not the primary, because the standing house rule takes the country premium of the listing and reporting currency</w:t>
             </w:r>
           </w:p>
         </w:tc>
@@ -9519,7 +10359,7 @@
                 <w:color w:val="1C3A36"/>
                 <w:sz w:val="15"/>
               </w:rPr>
-              <w:t>transformers vol growth</w:t>
+              <w:t>beta</w:t>
             </w:r>
           </w:p>
         </w:tc>
@@ -9536,7 +10376,7 @@
                 <w:color w:val="1C3A36"/>
                 <w:sz w:val="15"/>
               </w:rPr>
-              <w:t>0.08, 0.07, 0.06, 0.05, 0.05</w:t>
+              <w:t>1.009</w:t>
             </w:r>
           </w:p>
         </w:tc>
@@ -9570,7 +10410,7 @@
                 <w:color w:val="1C3A36"/>
                 <w:sz w:val="15"/>
               </w:rPr>
-              <w:t>Transformer MVA growth. History: 14,521 MVA (FY2023) to 17,619 (FY2024), +21.3%, then broadly flat through Q1-2025. Regional transmission investment supports mid-single-digit growth</w:t>
+              <w:t>Own-stock tier-1 regression: SWDY weekly log-returns against a 31-name equal-weight EGX composite built from the full covered library, 5-year window. R-squared 0.291, n = 258, standard error 0.098, 90% confidence interval [0.85, 1.17]. Comfortably clears the usability gate and is NOT weak-instrument flagged (R-squared well above 10%, interval span 0.32 against a 1.009 point estimate)</w:t>
             </w:r>
           </w:p>
         </w:tc>
@@ -9589,7 +10429,7 @@
                 <w:color w:val="1C3A36"/>
                 <w:sz w:val="15"/>
               </w:rPr>
-              <w:t>transformers gp</w:t>
+              <w:t>kd path</w:t>
             </w:r>
           </w:p>
         </w:tc>
@@ -9606,7 +10446,7 @@
                 <w:color w:val="1C3A36"/>
                 <w:sz w:val="15"/>
               </w:rPr>
-              <w:t>0.32</w:t>
+              <w:t>0.095, 0.089, 0.084, 0.08, 0.077</w:t>
             </w:r>
           </w:p>
         </w:tc>
@@ -9640,7 +10480,7 @@
                 <w:color w:val="1C3A36"/>
                 <w:sz w:val="15"/>
               </w:rPr>
-              <w:t>Transformer gross margin as a share of price per MVA. History 29.9% (FY2023) and 34.4% (FY2024); struck between them</w:t>
+              <w:t>Forward cost-of-debt path FY26E-FY30E on the blended book, continuing the CBE easing cycle that has already taken the disclosed Egyptian-pound rate from 28.68% (FY2024) to 21.30% (FY2025) to 20.32% (Q1-2026), blended against a broadly flat hard-currency rate. The discount-rate glide takes its shape from this path by construction rather than being invented separately</w:t>
             </w:r>
           </w:p>
         </w:tc>
@@ -9659,7 +10499,7 @@
                 <w:color w:val="1C3A36"/>
                 <w:sz w:val="15"/>
               </w:rPr>
-              <w:t>meters vol growth</w:t>
+              <w:t>kd term</w:t>
             </w:r>
           </w:p>
         </w:tc>
@@ -9676,7 +10516,7 @@
                 <w:color w:val="1C3A36"/>
                 <w:sz w:val="15"/>
               </w:rPr>
-              <w:t>0.06, 0.05, 0.05, 0.04, 0.04</w:t>
+              <w:t>0.0888</w:t>
             </w:r>
           </w:p>
         </w:tc>
@@ -9710,7 +10550,7 @@
                 <w:color w:val="1C3A36"/>
                 <w:sz w:val="15"/>
               </w:rPr>
-              <w:t>Smart-meter unit growth. Volumes fell 5.1% in FY2024 but Q1-2025 ran +44.1% y/y as national metering programmes restarted</w:t>
+              <w:t>Terminal blended cost of debt: 28% Egyptian pound at the 15% long-run Egyptian corporate-borrowing norm and 72% hard currency at 6.5% — the currency WEIGHTS updated to the actual FY2025 composition (formerly modelled 45%/55%, now measured at roughly 28%/72% from the Kd-integrity back-solve); the long-run rate norms themselves are unchanged policy assumptions</w:t>
             </w:r>
           </w:p>
         </w:tc>
@@ -9729,7 +10569,7 @@
                 <w:color w:val="1C3A36"/>
                 <w:sz w:val="15"/>
               </w:rPr>
-              <w:t>meters gp</w:t>
+              <w:t>rf term</w:t>
             </w:r>
           </w:p>
         </w:tc>
@@ -9746,7 +10586,7 @@
                 <w:color w:val="1C3A36"/>
                 <w:sz w:val="15"/>
               </w:rPr>
-              <w:t>0.25</w:t>
+              <w:t>0.105</w:t>
             </w:r>
           </w:p>
         </w:tc>
@@ -9780,7 +10620,7 @@
                 <w:color w:val="1C3A36"/>
                 <w:sz w:val="15"/>
               </w:rPr>
-              <w:t>Meter gross margin as a share of price per unit. History 23.9% (FY2023) and 27.2% (FY2024)</w:t>
+              <w:t>Terminal risk-free rate, norm-built: the CBE's own stated medium-term inflation target of 5% plus the standard ~5.5pp emerging-market real-rate convention. Never a raw historical average and never reverse-engineered from a price</w:t>
             </w:r>
           </w:p>
         </w:tc>
@@ -9799,7 +10639,7 @@
                 <w:color w:val="1C3A36"/>
                 <w:sz w:val="15"/>
               </w:rPr>
-              <w:t>unit price inflation</w:t>
+              <w:t>erp term</w:t>
             </w:r>
           </w:p>
         </w:tc>
@@ -9816,7 +10656,7 @@
                 <w:color w:val="1C3A36"/>
                 <w:sz w:val="15"/>
               </w:rPr>
-              <w:t>0.08, 0.075, 0.07, 0.07, 0.07</w:t>
+              <w:t>0.07</w:t>
             </w:r>
           </w:p>
         </w:tc>
@@ -9850,7 +10690,7 @@
                 <w:color w:val="1C3A36"/>
                 <w:sz w:val="15"/>
               </w:rPr>
-              <w:t>Nominal price growth for the units not priced off copper (meters). Set below Egyptian headline inflation on the disinflation path</w:t>
+              <w:t>Terminal equity risk premium, normalised below the currently elevated crisis-era level toward the rating-class norm; never held flat into perpetuity</w:t>
             </w:r>
           </w:p>
         </w:tc>
@@ -9869,7 +10709,7 @@
                 <w:color w:val="1C3A36"/>
                 <w:sz w:val="15"/>
               </w:rPr>
-              <w:t>other growth</w:t>
+              <w:t>wd term</w:t>
             </w:r>
           </w:p>
         </w:tc>
@@ -9886,7 +10726,7 @@
                 <w:color w:val="1C3A36"/>
                 <w:sz w:val="15"/>
               </w:rPr>
-              <w:t>0.12, 0.11, 0.1, 0.09, 0.08</w:t>
+              <w:t>0.25</w:t>
             </w:r>
           </w:p>
         </w:tc>
@@ -9920,7 +10760,7 @@
                 <w:color w:val="1C3A36"/>
                 <w:sz w:val="15"/>
               </w:rPr>
-              <w:t>Revenue growth for the two smallest lines — other electrical products, and infrastructure investment (industrial development, logistics, utilities, dry port and independent power projects). Together under 3% of revenue</w:t>
+              <w:t>Terminal debt weight D/(D+E), NORMALISED rather than today's weights. The company runs a gross debt book sized to fund working capital but carries very large offsetting cash, so its net leverage is light; 25% is the steady-state structure for a diversified industrial of this scale</w:t>
             </w:r>
           </w:p>
         </w:tc>
@@ -9939,7 +10779,7 @@
                 <w:color w:val="1C3A36"/>
                 <w:sz w:val="15"/>
               </w:rPr>
-              <w:t>other gp</w:t>
+              <w:t>g term</w:t>
             </w:r>
           </w:p>
         </w:tc>
@@ -9956,7 +10796,7 @@
                 <w:color w:val="1C3A36"/>
                 <w:sz w:val="15"/>
               </w:rPr>
-              <w:t>elecprod: 0.45; infra: 0.6</w:t>
+              <w:t>0.05</w:t>
             </w:r>
           </w:p>
         </w:tc>
@@ -9990,7 +10830,7 @@
                 <w:color w:val="1C3A36"/>
                 <w:sz w:val="15"/>
               </w:rPr>
-              <w:t>Gross margins on the two residual lines. History: other electrical products 53.9% (FY2023) and 50.7% (FY2024); infrastructure 50.7% and 61.8%. Struck conservatively</w:t>
+              <w:t>Terminal growth, 5% — the standing centre for established names in this market post-disinflation, sensitised 3-7%. Note this is an EGP-NOMINAL rate struck against a terminal risk-free rate that itself embeds 5% inflation, so the base case assumes approximately zero real terminal growth: a deliberate conservatism for a company whose revenue is majority hard-currency</w:t>
             </w:r>
           </w:p>
         </w:tc>
@@ -10009,7 +10849,7 @@
                 <w:color w:val="1C3A36"/>
                 <w:sz w:val="15"/>
               </w:rPr>
-              <w:t>opex pct</w:t>
+              <w:t>ev ebitda just</w:t>
             </w:r>
           </w:p>
         </w:tc>
@@ -10026,7 +10866,7 @@
                 <w:color w:val="1C3A36"/>
                 <w:sz w:val="15"/>
               </w:rPr>
-              <w:t>0.04, 0.043, 0.046, 0.048, 0.05</w:t>
+              <w:t>6.5</w:t>
             </w:r>
           </w:p>
         </w:tc>
@@ -10060,7 +10900,7 @@
                 <w:color w:val="1C3A36"/>
                 <w:sz w:val="15"/>
               </w:rPr>
-              <w:t>The net operating load between gross profit and EBITDA, as a share of revenue — selling, general and administrative costs and other expenses, less other income. History: 5.94% (FY2023) and 5.30% (FY2024). FY2025 solves to a much lower level, so the forecast glides back TOWARD the historical norm rather than assuming the FY2025 load persists. This is the single most conservative choice in the rebuild</w:t>
+              <w:t>Justified EV/EBITDA on mid-cycle FY27E EBITDA. The company's own trailing multiple is elevated; listed cable and electrical-equipment peers trade 8-11x and Riyadh Cables ~14x on earnings. 6.5x applies an Egyptian-market discount for sovereign, currency-convertibility and disclosure risk. Bear 5.5x / bull 8.0x</w:t>
             </w:r>
           </w:p>
         </w:tc>
@@ -10079,7 +10919,7 @@
                 <w:color w:val="1C3A36"/>
                 <w:sz w:val="15"/>
               </w:rPr>
-              <w:t>nwc pct</w:t>
+              <w:t>pe just</w:t>
             </w:r>
           </w:p>
         </w:tc>
@@ -10096,7 +10936,7 @@
                 <w:color w:val="1C3A36"/>
                 <w:sz w:val="15"/>
               </w:rPr>
-              <w:t>0.23</w:t>
+              <w:t>9</w:t>
             </w:r>
           </w:p>
         </w:tc>
@@ -10130,7 +10970,7 @@
                 <w:color w:val="1C3A36"/>
                 <w:sz w:val="15"/>
               </w:rPr>
-              <w:t>Net working capital as a share of revenue, held flat at the historical level. Computed from the audited balance sheets: FY2023 24.1% and FY2024 23.1% (inventories + contract assets + receivables less payables less contract liabilities). This is the single largest cash-flow driver in the model</w:t>
+              <w:t>Justified through-cycle P/E on normalised earnings. 9.0x reflects a high-quality franchise held back by an Egyptian cost of equity near 28%. Bear 7.0x / bull 11.5x</w:t>
             </w:r>
           </w:p>
         </w:tc>
@@ -10149,7 +10989,7 @@
                 <w:color w:val="1C3A36"/>
                 <w:sz w:val="15"/>
               </w:rPr>
-              <w:t>capex pct</w:t>
+              <w:t>roe sust</w:t>
             </w:r>
           </w:p>
         </w:tc>
@@ -10166,7 +11006,7 @@
                 <w:color w:val="1C3A36"/>
                 <w:sz w:val="15"/>
               </w:rPr>
-              <w:t>0.03, 0.029, 0.028, 0.026, 0.024</w:t>
+              <w:t>0.235</w:t>
             </w:r>
           </w:p>
         </w:tc>
@@ -10200,7 +11040,7 @@
                 <w:color w:val="1C3A36"/>
                 <w:sz w:val="15"/>
               </w:rPr>
-              <w:t>Capex as a share of revenue, tapering. History: FY2023 3.2%, FY2024 3.8% (a capacity burst — property, plant and equipment rose 53% in one year), Q1-2025 4.7% annualised. The taper assumes the current expansion cycle completes and spending settles toward maintenance plus modest capacity addition</w:t>
+              <w:t>Sustainable return on equity for the book lens. Trailing ROE on average parent equity is well above this; the FY2023-24 prints were flattered by devaluation inventory gains, so the sustainable rate is struck below them</w:t>
             </w:r>
           </w:p>
         </w:tc>
@@ -10219,7 +11059,7 @@
                 <w:color w:val="1C3A36"/>
                 <w:sz w:val="15"/>
               </w:rPr>
-              <w:t>dna pct</w:t>
+              <w:t>lens weights</w:t>
             </w:r>
           </w:p>
         </w:tc>
@@ -10236,7 +11076,7 @@
                 <w:color w:val="1C3A36"/>
                 <w:sz w:val="15"/>
               </w:rPr>
-              <w:t>0.0105</w:t>
+              <w:t>dcf: 0.45; relative: 0.2; normalized: 0.2; book: 0.15</w:t>
             </w:r>
           </w:p>
         </w:tc>
@@ -10270,917 +11110,7 @@
                 <w:color w:val="1C3A36"/>
                 <w:sz w:val="15"/>
               </w:rPr>
-              <w:t>Depreciation and amortisation as a share of revenue. History: FY2024 0.97%, Q1-2025 1.15%; set at 1.05% rising with the enlarged asset base</w:t>
-            </w:r>
-          </w:p>
-        </w:tc>
-      </w:tr>
-      <w:tr>
-        <w:tc>
-          <w:tcPr>
-            <w:tcW w:type="dxa" w:w="1656"/>
-          </w:tcPr>
-          <w:p>
-            <w:pPr>
-              <w:spacing w:after="20"/>
-            </w:pPr>
-            <w:r>
-              <w:rPr>
-                <w:color w:val="1C3A36"/>
-                <w:sz w:val="15"/>
-              </w:rPr>
-              <w:t>erp ops weighted</w:t>
-            </w:r>
-          </w:p>
-        </w:tc>
-        <w:tc>
-          <w:tcPr>
-            <w:tcW w:type="dxa" w:w="1368"/>
-          </w:tcPr>
-          <w:p>
-            <w:pPr>
-              <w:spacing w:after="20"/>
-            </w:pPr>
-            <w:r>
-              <w:rPr>
-                <w:color w:val="1C3A36"/>
-                <w:sz w:val="15"/>
-              </w:rPr>
-              <w:t>0.0737</w:t>
-            </w:r>
-          </w:p>
-        </w:tc>
-        <w:tc>
-          <w:tcPr>
-            <w:tcW w:type="dxa" w:w="1037"/>
-          </w:tcPr>
-          <w:p>
-            <w:pPr>
-              <w:spacing w:after="20"/>
-            </w:pPr>
-            <w:r>
-              <w:rPr>
-                <w:color w:val="1C3A36"/>
-                <w:sz w:val="15"/>
-              </w:rPr>
-              <w:t>2026-08-05</w:t>
-            </w:r>
-          </w:p>
-        </w:tc>
-        <w:tc>
-          <w:tcPr>
-            <w:tcW w:type="dxa" w:w="6019"/>
-          </w:tcPr>
-          <w:p>
-            <w:pPr>
-              <w:spacing w:after="20"/>
-            </w:pPr>
-            <w:r>
-              <w:rPr>
-                <w:color w:val="1C3A36"/>
-                <w:sz w:val="15"/>
-              </w:rPr>
-              <w:t>Operations-weighted equity risk premium: 30% Egypt at 9.41% and 70% rest-of-world at a 6.5% blended emerging/frontier premium, reflecting where the revenue is actually earned. Shown as an explicit alternative, not the primary, because the standing house rule takes the country premium of the listing and reporting currency</w:t>
-            </w:r>
-          </w:p>
-        </w:tc>
-      </w:tr>
-      <w:tr>
-        <w:tc>
-          <w:tcPr>
-            <w:tcW w:type="dxa" w:w="1656"/>
-          </w:tcPr>
-          <w:p>
-            <w:pPr>
-              <w:spacing w:after="20"/>
-            </w:pPr>
-            <w:r>
-              <w:rPr>
-                <w:color w:val="1C3A36"/>
-                <w:sz w:val="15"/>
-              </w:rPr>
-              <w:t>beta</w:t>
-            </w:r>
-          </w:p>
-        </w:tc>
-        <w:tc>
-          <w:tcPr>
-            <w:tcW w:type="dxa" w:w="1368"/>
-          </w:tcPr>
-          <w:p>
-            <w:pPr>
-              <w:spacing w:after="20"/>
-            </w:pPr>
-            <w:r>
-              <w:rPr>
-                <w:color w:val="1C3A36"/>
-                <w:sz w:val="15"/>
-              </w:rPr>
-              <w:t>1.009</w:t>
-            </w:r>
-          </w:p>
-        </w:tc>
-        <w:tc>
-          <w:tcPr>
-            <w:tcW w:type="dxa" w:w="1037"/>
-          </w:tcPr>
-          <w:p>
-            <w:pPr>
-              <w:spacing w:after="20"/>
-            </w:pPr>
-            <w:r>
-              <w:rPr>
-                <w:color w:val="1C3A36"/>
-                <w:sz w:val="15"/>
-              </w:rPr>
-              <w:t>2026-08-05</w:t>
-            </w:r>
-          </w:p>
-        </w:tc>
-        <w:tc>
-          <w:tcPr>
-            <w:tcW w:type="dxa" w:w="6019"/>
-          </w:tcPr>
-          <w:p>
-            <w:pPr>
-              <w:spacing w:after="20"/>
-            </w:pPr>
-            <w:r>
-              <w:rPr>
-                <w:color w:val="1C3A36"/>
-                <w:sz w:val="15"/>
-              </w:rPr>
-              <w:t>Own-stock tier-1 regression: SWDY weekly log-returns against a 31-name equal-weight EGX composite built from the full covered library, 5-year window. R-squared 0.291, n = 258, standard error 0.098, 90% confidence interval [0.85, 1.17]. Comfortably clears the usability gate and is NOT weak-instrument flagged (R-squared well above 10%, interval span 0.32 against a 1.009 point estimate)</w:t>
-            </w:r>
-          </w:p>
-        </w:tc>
-      </w:tr>
-      <w:tr>
-        <w:tc>
-          <w:tcPr>
-            <w:tcW w:type="dxa" w:w="1656"/>
-          </w:tcPr>
-          <w:p>
-            <w:pPr>
-              <w:spacing w:after="20"/>
-            </w:pPr>
-            <w:r>
-              <w:rPr>
-                <w:color w:val="1C3A36"/>
-                <w:sz w:val="15"/>
-              </w:rPr>
-              <w:t>kd</w:t>
-            </w:r>
-          </w:p>
-        </w:tc>
-        <w:tc>
-          <w:tcPr>
-            <w:tcW w:type="dxa" w:w="1368"/>
-          </w:tcPr>
-          <w:p>
-            <w:pPr>
-              <w:spacing w:after="20"/>
-            </w:pPr>
-            <w:r>
-              <w:rPr>
-                <w:color w:val="1C3A36"/>
-                <w:sz w:val="15"/>
-              </w:rPr>
-              <w:t>0.13</w:t>
-            </w:r>
-          </w:p>
-        </w:tc>
-        <w:tc>
-          <w:tcPr>
-            <w:tcW w:type="dxa" w:w="1037"/>
-          </w:tcPr>
-          <w:p>
-            <w:pPr>
-              <w:spacing w:after="20"/>
-            </w:pPr>
-            <w:r>
-              <w:rPr>
-                <w:color w:val="1C3A36"/>
-                <w:sz w:val="15"/>
-              </w:rPr>
-              <w:t>2026-08-05</w:t>
-            </w:r>
-          </w:p>
-        </w:tc>
-        <w:tc>
-          <w:tcPr>
-            <w:tcW w:type="dxa" w:w="6019"/>
-          </w:tcPr>
-          <w:p>
-            <w:pPr>
-              <w:spacing w:after="20"/>
-            </w:pPr>
-            <w:r>
-              <w:rPr>
-                <w:color w:val="1C3A36"/>
-                <w:sz w:val="15"/>
-              </w:rPr>
-              <w:t>Marginal cost of debt, CURRENCY-BLENDED. The audited FY2024 interest-rate note discloses average rates on financial liabilities of 28.68% in Egyptian pounds, 6.49% in US dollars and 3.92% in euros, and Note 32 confirms 28.6% / 6.45% / 7.45%. The blended rate the company actually pays is far below the Egyptian rate because a majority of the book is hard currency. Set at 13.0% against the independently computed effective rates below, allowing for the CBE's easing since the FY2024 note</w:t>
-            </w:r>
-          </w:p>
-        </w:tc>
-      </w:tr>
-      <w:tr>
-        <w:tc>
-          <w:tcPr>
-            <w:tcW w:type="dxa" w:w="1656"/>
-          </w:tcPr>
-          <w:p>
-            <w:pPr>
-              <w:spacing w:after="20"/>
-            </w:pPr>
-            <w:r>
-              <w:rPr>
-                <w:color w:val="1C3A36"/>
-                <w:sz w:val="15"/>
-              </w:rPr>
-              <w:t>kd path</w:t>
-            </w:r>
-          </w:p>
-        </w:tc>
-        <w:tc>
-          <w:tcPr>
-            <w:tcW w:type="dxa" w:w="1368"/>
-          </w:tcPr>
-          <w:p>
-            <w:pPr>
-              <w:spacing w:after="20"/>
-            </w:pPr>
-            <w:r>
-              <w:rPr>
-                <w:color w:val="1C3A36"/>
-                <w:sz w:val="15"/>
-              </w:rPr>
-              <w:t>0.13, 0.122, 0.115, 0.11, 0.106</w:t>
-            </w:r>
-          </w:p>
-        </w:tc>
-        <w:tc>
-          <w:tcPr>
-            <w:tcW w:type="dxa" w:w="1037"/>
-          </w:tcPr>
-          <w:p>
-            <w:pPr>
-              <w:spacing w:after="20"/>
-            </w:pPr>
-            <w:r>
-              <w:rPr>
-                <w:color w:val="1C3A36"/>
-                <w:sz w:val="15"/>
-              </w:rPr>
-              <w:t>2026-08-05</w:t>
-            </w:r>
-          </w:p>
-        </w:tc>
-        <w:tc>
-          <w:tcPr>
-            <w:tcW w:type="dxa" w:w="6019"/>
-          </w:tcPr>
-          <w:p>
-            <w:pPr>
-              <w:spacing w:after="20"/>
-            </w:pPr>
-            <w:r>
-              <w:rPr>
-                <w:color w:val="1C3A36"/>
-                <w:sz w:val="15"/>
-              </w:rPr>
-              <w:t>Forward cost-of-debt path FY26E-FY30E on the blended book. The Egyptian leg follows the CBE easing cycle (main operation rate 19.50%, held since April 2026 after three consecutive pauses) toward the 7% (2026) and 5% (2028) inflation targets; the hard-currency leg is broadly flat. The discount-rate glide takes its shape from this path by construction rather than being invented separately</w:t>
-            </w:r>
-          </w:p>
-        </w:tc>
-      </w:tr>
-      <w:tr>
-        <w:tc>
-          <w:tcPr>
-            <w:tcW w:type="dxa" w:w="1656"/>
-          </w:tcPr>
-          <w:p>
-            <w:pPr>
-              <w:spacing w:after="20"/>
-            </w:pPr>
-            <w:r>
-              <w:rPr>
-                <w:color w:val="1C3A36"/>
-                <w:sz w:val="15"/>
-              </w:rPr>
-              <w:t>kd term</w:t>
-            </w:r>
-          </w:p>
-        </w:tc>
-        <w:tc>
-          <w:tcPr>
-            <w:tcW w:type="dxa" w:w="1368"/>
-          </w:tcPr>
-          <w:p>
-            <w:pPr>
-              <w:spacing w:after="20"/>
-            </w:pPr>
-            <w:r>
-              <w:rPr>
-                <w:color w:val="1C3A36"/>
-                <w:sz w:val="15"/>
-              </w:rPr>
-              <w:t>0.105</w:t>
-            </w:r>
-          </w:p>
-        </w:tc>
-        <w:tc>
-          <w:tcPr>
-            <w:tcW w:type="dxa" w:w="1037"/>
-          </w:tcPr>
-          <w:p>
-            <w:pPr>
-              <w:spacing w:after="20"/>
-            </w:pPr>
-            <w:r>
-              <w:rPr>
-                <w:color w:val="1C3A36"/>
-                <w:sz w:val="15"/>
-              </w:rPr>
-              <w:t>2026-08-05</w:t>
-            </w:r>
-          </w:p>
-        </w:tc>
-        <w:tc>
-          <w:tcPr>
-            <w:tcW w:type="dxa" w:w="6019"/>
-          </w:tcPr>
-          <w:p>
-            <w:pPr>
-              <w:spacing w:after="20"/>
-            </w:pPr>
-            <w:r>
-              <w:rPr>
-                <w:color w:val="1C3A36"/>
-                <w:sz w:val="15"/>
-              </w:rPr>
-              <w:t>Terminal blended cost of debt: ~45% Egyptian pound at the 15% long-run Egyptian corporate-borrowing norm and ~55% hard currency at ~6.5%</w:t>
-            </w:r>
-          </w:p>
-        </w:tc>
-      </w:tr>
-      <w:tr>
-        <w:tc>
-          <w:tcPr>
-            <w:tcW w:type="dxa" w:w="1656"/>
-          </w:tcPr>
-          <w:p>
-            <w:pPr>
-              <w:spacing w:after="20"/>
-            </w:pPr>
-            <w:r>
-              <w:rPr>
-                <w:color w:val="1C3A36"/>
-                <w:sz w:val="15"/>
-              </w:rPr>
-              <w:t>rf term</w:t>
-            </w:r>
-          </w:p>
-        </w:tc>
-        <w:tc>
-          <w:tcPr>
-            <w:tcW w:type="dxa" w:w="1368"/>
-          </w:tcPr>
-          <w:p>
-            <w:pPr>
-              <w:spacing w:after="20"/>
-            </w:pPr>
-            <w:r>
-              <w:rPr>
-                <w:color w:val="1C3A36"/>
-                <w:sz w:val="15"/>
-              </w:rPr>
-              <w:t>0.105</w:t>
-            </w:r>
-          </w:p>
-        </w:tc>
-        <w:tc>
-          <w:tcPr>
-            <w:tcW w:type="dxa" w:w="1037"/>
-          </w:tcPr>
-          <w:p>
-            <w:pPr>
-              <w:spacing w:after="20"/>
-            </w:pPr>
-            <w:r>
-              <w:rPr>
-                <w:color w:val="1C3A36"/>
-                <w:sz w:val="15"/>
-              </w:rPr>
-              <w:t>2026-08-05</w:t>
-            </w:r>
-          </w:p>
-        </w:tc>
-        <w:tc>
-          <w:tcPr>
-            <w:tcW w:type="dxa" w:w="6019"/>
-          </w:tcPr>
-          <w:p>
-            <w:pPr>
-              <w:spacing w:after="20"/>
-            </w:pPr>
-            <w:r>
-              <w:rPr>
-                <w:color w:val="1C3A36"/>
-                <w:sz w:val="15"/>
-              </w:rPr>
-              <w:t>Terminal risk-free rate, norm-built: the CBE's own stated medium-term inflation target of 5% plus the standard ~5.5pp emerging-market real-rate convention. Never a raw historical average and never reverse-engineered from a price</w:t>
-            </w:r>
-          </w:p>
-        </w:tc>
-      </w:tr>
-      <w:tr>
-        <w:tc>
-          <w:tcPr>
-            <w:tcW w:type="dxa" w:w="1656"/>
-          </w:tcPr>
-          <w:p>
-            <w:pPr>
-              <w:spacing w:after="20"/>
-            </w:pPr>
-            <w:r>
-              <w:rPr>
-                <w:color w:val="1C3A36"/>
-                <w:sz w:val="15"/>
-              </w:rPr>
-              <w:t>erp term</w:t>
-            </w:r>
-          </w:p>
-        </w:tc>
-        <w:tc>
-          <w:tcPr>
-            <w:tcW w:type="dxa" w:w="1368"/>
-          </w:tcPr>
-          <w:p>
-            <w:pPr>
-              <w:spacing w:after="20"/>
-            </w:pPr>
-            <w:r>
-              <w:rPr>
-                <w:color w:val="1C3A36"/>
-                <w:sz w:val="15"/>
-              </w:rPr>
-              <w:t>0.07</w:t>
-            </w:r>
-          </w:p>
-        </w:tc>
-        <w:tc>
-          <w:tcPr>
-            <w:tcW w:type="dxa" w:w="1037"/>
-          </w:tcPr>
-          <w:p>
-            <w:pPr>
-              <w:spacing w:after="20"/>
-            </w:pPr>
-            <w:r>
-              <w:rPr>
-                <w:color w:val="1C3A36"/>
-                <w:sz w:val="15"/>
-              </w:rPr>
-              <w:t>2026-08-05</w:t>
-            </w:r>
-          </w:p>
-        </w:tc>
-        <w:tc>
-          <w:tcPr>
-            <w:tcW w:type="dxa" w:w="6019"/>
-          </w:tcPr>
-          <w:p>
-            <w:pPr>
-              <w:spacing w:after="20"/>
-            </w:pPr>
-            <w:r>
-              <w:rPr>
-                <w:color w:val="1C3A36"/>
-                <w:sz w:val="15"/>
-              </w:rPr>
-              <w:t>Terminal equity risk premium, normalised below the currently elevated crisis-era level toward the rating-class norm; never held flat into perpetuity</w:t>
-            </w:r>
-          </w:p>
-        </w:tc>
-      </w:tr>
-      <w:tr>
-        <w:tc>
-          <w:tcPr>
-            <w:tcW w:type="dxa" w:w="1656"/>
-          </w:tcPr>
-          <w:p>
-            <w:pPr>
-              <w:spacing w:after="20"/>
-            </w:pPr>
-            <w:r>
-              <w:rPr>
-                <w:color w:val="1C3A36"/>
-                <w:sz w:val="15"/>
-              </w:rPr>
-              <w:t>wd term</w:t>
-            </w:r>
-          </w:p>
-        </w:tc>
-        <w:tc>
-          <w:tcPr>
-            <w:tcW w:type="dxa" w:w="1368"/>
-          </w:tcPr>
-          <w:p>
-            <w:pPr>
-              <w:spacing w:after="20"/>
-            </w:pPr>
-            <w:r>
-              <w:rPr>
-                <w:color w:val="1C3A36"/>
-                <w:sz w:val="15"/>
-              </w:rPr>
-              <w:t>0.25</w:t>
-            </w:r>
-          </w:p>
-        </w:tc>
-        <w:tc>
-          <w:tcPr>
-            <w:tcW w:type="dxa" w:w="1037"/>
-          </w:tcPr>
-          <w:p>
-            <w:pPr>
-              <w:spacing w:after="20"/>
-            </w:pPr>
-            <w:r>
-              <w:rPr>
-                <w:color w:val="1C3A36"/>
-                <w:sz w:val="15"/>
-              </w:rPr>
-              <w:t>2026-08-05</w:t>
-            </w:r>
-          </w:p>
-        </w:tc>
-        <w:tc>
-          <w:tcPr>
-            <w:tcW w:type="dxa" w:w="6019"/>
-          </w:tcPr>
-          <w:p>
-            <w:pPr>
-              <w:spacing w:after="20"/>
-            </w:pPr>
-            <w:r>
-              <w:rPr>
-                <w:color w:val="1C3A36"/>
-                <w:sz w:val="15"/>
-              </w:rPr>
-              <w:t>Terminal debt weight D/(D+E), NORMALISED rather than today's weights. The company runs a gross debt book sized to fund working capital but carries very large offsetting cash, so its net leverage is light; 25% is the steady-state structure for a diversified industrial of this scale</w:t>
-            </w:r>
-          </w:p>
-        </w:tc>
-      </w:tr>
-      <w:tr>
-        <w:tc>
-          <w:tcPr>
-            <w:tcW w:type="dxa" w:w="1656"/>
-          </w:tcPr>
-          <w:p>
-            <w:pPr>
-              <w:spacing w:after="20"/>
-            </w:pPr>
-            <w:r>
-              <w:rPr>
-                <w:color w:val="1C3A36"/>
-                <w:sz w:val="15"/>
-              </w:rPr>
-              <w:t>g term</w:t>
-            </w:r>
-          </w:p>
-        </w:tc>
-        <w:tc>
-          <w:tcPr>
-            <w:tcW w:type="dxa" w:w="1368"/>
-          </w:tcPr>
-          <w:p>
-            <w:pPr>
-              <w:spacing w:after="20"/>
-            </w:pPr>
-            <w:r>
-              <w:rPr>
-                <w:color w:val="1C3A36"/>
-                <w:sz w:val="15"/>
-              </w:rPr>
-              <w:t>0.05</w:t>
-            </w:r>
-          </w:p>
-        </w:tc>
-        <w:tc>
-          <w:tcPr>
-            <w:tcW w:type="dxa" w:w="1037"/>
-          </w:tcPr>
-          <w:p>
-            <w:pPr>
-              <w:spacing w:after="20"/>
-            </w:pPr>
-            <w:r>
-              <w:rPr>
-                <w:color w:val="1C3A36"/>
-                <w:sz w:val="15"/>
-              </w:rPr>
-              <w:t>2026-08-05</w:t>
-            </w:r>
-          </w:p>
-        </w:tc>
-        <w:tc>
-          <w:tcPr>
-            <w:tcW w:type="dxa" w:w="6019"/>
-          </w:tcPr>
-          <w:p>
-            <w:pPr>
-              <w:spacing w:after="20"/>
-            </w:pPr>
-            <w:r>
-              <w:rPr>
-                <w:color w:val="1C3A36"/>
-                <w:sz w:val="15"/>
-              </w:rPr>
-              <w:t>Terminal growth, 5% — the standing centre for established names in this market post-disinflation, sensitised 3-7%. Note this is an EGP-NOMINAL rate struck against a terminal risk-free rate that itself embeds 5% inflation, so the base case assumes approximately zero real terminal growth: a deliberate conservatism for a company whose revenue is majority hard-currency</w:t>
-            </w:r>
-          </w:p>
-        </w:tc>
-      </w:tr>
-      <w:tr>
-        <w:tc>
-          <w:tcPr>
-            <w:tcW w:type="dxa" w:w="1656"/>
-          </w:tcPr>
-          <w:p>
-            <w:pPr>
-              <w:spacing w:after="20"/>
-            </w:pPr>
-            <w:r>
-              <w:rPr>
-                <w:color w:val="1C3A36"/>
-                <w:sz w:val="15"/>
-              </w:rPr>
-              <w:t>ev ebitda just</w:t>
-            </w:r>
-          </w:p>
-        </w:tc>
-        <w:tc>
-          <w:tcPr>
-            <w:tcW w:type="dxa" w:w="1368"/>
-          </w:tcPr>
-          <w:p>
-            <w:pPr>
-              <w:spacing w:after="20"/>
-            </w:pPr>
-            <w:r>
-              <w:rPr>
-                <w:color w:val="1C3A36"/>
-                <w:sz w:val="15"/>
-              </w:rPr>
-              <w:t>6.5</w:t>
-            </w:r>
-          </w:p>
-        </w:tc>
-        <w:tc>
-          <w:tcPr>
-            <w:tcW w:type="dxa" w:w="1037"/>
-          </w:tcPr>
-          <w:p>
-            <w:pPr>
-              <w:spacing w:after="20"/>
-            </w:pPr>
-            <w:r>
-              <w:rPr>
-                <w:color w:val="1C3A36"/>
-                <w:sz w:val="15"/>
-              </w:rPr>
-              <w:t>2026-08-05</w:t>
-            </w:r>
-          </w:p>
-        </w:tc>
-        <w:tc>
-          <w:tcPr>
-            <w:tcW w:type="dxa" w:w="6019"/>
-          </w:tcPr>
-          <w:p>
-            <w:pPr>
-              <w:spacing w:after="20"/>
-            </w:pPr>
-            <w:r>
-              <w:rPr>
-                <w:color w:val="1C3A36"/>
-                <w:sz w:val="15"/>
-              </w:rPr>
-              <w:t>Justified EV/EBITDA on mid-cycle FY27E EBITDA. The company's own trailing multiple is ~7.9x; listed cable and electrical-equipment peers trade 8-11x and Riyadh Cables ~14x on earnings. 6.5x applies an Egyptian-market discount for sovereign, currency-convertibility and disclosure risk. Bear 5.5x / bull 8.0x</w:t>
-            </w:r>
-          </w:p>
-        </w:tc>
-      </w:tr>
-      <w:tr>
-        <w:tc>
-          <w:tcPr>
-            <w:tcW w:type="dxa" w:w="1656"/>
-          </w:tcPr>
-          <w:p>
-            <w:pPr>
-              <w:spacing w:after="20"/>
-            </w:pPr>
-            <w:r>
-              <w:rPr>
-                <w:color w:val="1C3A36"/>
-                <w:sz w:val="15"/>
-              </w:rPr>
-              <w:t>pe just</w:t>
-            </w:r>
-          </w:p>
-        </w:tc>
-        <w:tc>
-          <w:tcPr>
-            <w:tcW w:type="dxa" w:w="1368"/>
-          </w:tcPr>
-          <w:p>
-            <w:pPr>
-              <w:spacing w:after="20"/>
-            </w:pPr>
-            <w:r>
-              <w:rPr>
-                <w:color w:val="1C3A36"/>
-                <w:sz w:val="15"/>
-              </w:rPr>
-              <w:t>9</w:t>
-            </w:r>
-          </w:p>
-        </w:tc>
-        <w:tc>
-          <w:tcPr>
-            <w:tcW w:type="dxa" w:w="1037"/>
-          </w:tcPr>
-          <w:p>
-            <w:pPr>
-              <w:spacing w:after="20"/>
-            </w:pPr>
-            <w:r>
-              <w:rPr>
-                <w:color w:val="1C3A36"/>
-                <w:sz w:val="15"/>
-              </w:rPr>
-              <w:t>2026-08-05</w:t>
-            </w:r>
-          </w:p>
-        </w:tc>
-        <w:tc>
-          <w:tcPr>
-            <w:tcW w:type="dxa" w:w="6019"/>
-          </w:tcPr>
-          <w:p>
-            <w:pPr>
-              <w:spacing w:after="20"/>
-            </w:pPr>
-            <w:r>
-              <w:rPr>
-                <w:color w:val="1C3A36"/>
-                <w:sz w:val="15"/>
-              </w:rPr>
-              <w:t>Justified through-cycle P/E on normalised earnings. Trailing is ~13.0x. 9.0x reflects a high-quality franchise held back by an Egyptian cost of equity near 28%. Bear 7.0x / bull 11.5x</w:t>
-            </w:r>
-          </w:p>
-        </w:tc>
-      </w:tr>
-      <w:tr>
-        <w:tc>
-          <w:tcPr>
-            <w:tcW w:type="dxa" w:w="1656"/>
-          </w:tcPr>
-          <w:p>
-            <w:pPr>
-              <w:spacing w:after="20"/>
-            </w:pPr>
-            <w:r>
-              <w:rPr>
-                <w:color w:val="1C3A36"/>
-                <w:sz w:val="15"/>
-              </w:rPr>
-              <w:t>roe sust</w:t>
-            </w:r>
-          </w:p>
-        </w:tc>
-        <w:tc>
-          <w:tcPr>
-            <w:tcW w:type="dxa" w:w="1368"/>
-          </w:tcPr>
-          <w:p>
-            <w:pPr>
-              <w:spacing w:after="20"/>
-            </w:pPr>
-            <w:r>
-              <w:rPr>
-                <w:color w:val="1C3A36"/>
-                <w:sz w:val="15"/>
-              </w:rPr>
-              <w:t>0.235</w:t>
-            </w:r>
-          </w:p>
-        </w:tc>
-        <w:tc>
-          <w:tcPr>
-            <w:tcW w:type="dxa" w:w="1037"/>
-          </w:tcPr>
-          <w:p>
-            <w:pPr>
-              <w:spacing w:after="20"/>
-            </w:pPr>
-            <w:r>
-              <w:rPr>
-                <w:color w:val="1C3A36"/>
-                <w:sz w:val="15"/>
-              </w:rPr>
-              <w:t>2026-08-05</w:t>
-            </w:r>
-          </w:p>
-        </w:tc>
-        <w:tc>
-          <w:tcPr>
-            <w:tcW w:type="dxa" w:w="6019"/>
-          </w:tcPr>
-          <w:p>
-            <w:pPr>
-              <w:spacing w:after="20"/>
-            </w:pPr>
-            <w:r>
-              <w:rPr>
-                <w:color w:val="1C3A36"/>
-                <w:sz w:val="15"/>
-              </w:rPr>
-              <w:t>Sustainable return on equity for the book lens. Trailing ROE is ~27.5% on average parent equity; the FY2023-24 prints were flattered by devaluation inventory gains, so the sustainable rate is struck below them</w:t>
-            </w:r>
-          </w:p>
-        </w:tc>
-      </w:tr>
-      <w:tr>
-        <w:tc>
-          <w:tcPr>
-            <w:tcW w:type="dxa" w:w="1656"/>
-          </w:tcPr>
-          <w:p>
-            <w:pPr>
-              <w:spacing w:after="20"/>
-            </w:pPr>
-            <w:r>
-              <w:rPr>
-                <w:color w:val="1C3A36"/>
-                <w:sz w:val="15"/>
-              </w:rPr>
-              <w:t>lens weights</w:t>
-            </w:r>
-          </w:p>
-        </w:tc>
-        <w:tc>
-          <w:tcPr>
-            <w:tcW w:type="dxa" w:w="1368"/>
-          </w:tcPr>
-          <w:p>
-            <w:pPr>
-              <w:spacing w:after="20"/>
-            </w:pPr>
-            <w:r>
-              <w:rPr>
-                <w:color w:val="1C3A36"/>
-                <w:sz w:val="15"/>
-              </w:rPr>
-              <w:t>dcf: 0.45; relative: 0.2; normalized: 0.2; book: 0.15</w:t>
-            </w:r>
-          </w:p>
-        </w:tc>
-        <w:tc>
-          <w:tcPr>
-            <w:tcW w:type="dxa" w:w="1037"/>
-          </w:tcPr>
-          <w:p>
-            <w:pPr>
-              <w:spacing w:after="20"/>
-            </w:pPr>
-            <w:r>
-              <w:rPr>
-                <w:color w:val="1C3A36"/>
-                <w:sz w:val="15"/>
-              </w:rPr>
-              <w:t>2026-08-05</w:t>
-            </w:r>
-          </w:p>
-        </w:tc>
-        <w:tc>
-          <w:tcPr>
-            <w:tcW w:type="dxa" w:w="6019"/>
-          </w:tcPr>
-          <w:p>
-            <w:pPr>
-              <w:spacing w:after="20"/>
-            </w:pPr>
-            <w:r>
-              <w:rPr>
-                <w:color w:val="1C3A36"/>
-                <w:sz w:val="15"/>
-              </w:rPr>
-              <w:t>DCF primary for an operating manufacturer with a long, contracted order book; the relative and normalised-earnings lenses carry equal secondary weight and the book lens least, because reported book value is distorted by three years of currency translation</w:t>
+              <w:t>DCF primary for an operating manufacturer with a genuine, if undisclosed, contracted order book; the relative and normalised-earnings lenses carry equal secondary weight and the book lens least, because reported book value is distorted by three years of currency translation</w:t>
             </w:r>
           </w:p>
         </w:tc>
@@ -11479,7 +11409,7 @@
                 <w:color w:val="1C3A36"/>
                 <w:sz w:val="15"/>
               </w:rPr>
-              <w:t>Working capital held flat at the historical share of revenue</w:t>
+              <w:t>Working capital held near the FY2025 share of revenue</w:t>
             </w:r>
           </w:p>
         </w:tc>
@@ -11496,7 +11426,7 @@
                 <w:color w:val="1C3A36"/>
                 <w:sz w:val="15"/>
               </w:rPr>
-              <w:t>Net working capital stays near the level the two audited years show</w:t>
+              <w:t>Net working capital stays near 19.9% of revenue, the FY2025 audited level</w:t>
             </w:r>
           </w:p>
         </w:tc>
@@ -11513,7 +11443,7 @@
                 <w:color w:val="1C3A36"/>
                 <w:sz w:val="15"/>
               </w:rPr>
-              <w:t>Two audited years show it rising with revenue rather than converting</w:t>
+              <w:t>All three audited years show working capital absorbing cash rather than converting, though FY2025 improved (24.1% -&gt; 23.1% -&gt; 19.9% of revenue)</w:t>
             </w:r>
           </w:p>
         </w:tc>
@@ -11530,7 +11460,7 @@
                 <w:color w:val="1C3A36"/>
                 <w:sz w:val="15"/>
               </w:rPr>
-              <w:t>Two consecutive halves of operating cash flow above 60% of EBITDA</w:t>
+              <w:t>Two consecutive years of operating cash flow above 60% of EBITDA</w:t>
             </w:r>
           </w:p>
         </w:tc>
@@ -11759,7 +11689,7 @@
                 <w:color w:val="1C3A36"/>
                 <w:sz w:val="15"/>
               </w:rPr>
-              <w:t>Effective tax rate of 25% for NOPAT</w:t>
+              <w:t>Effective tax rate of 24.5% for NOPAT</w:t>
             </w:r>
           </w:p>
         </w:tc>
@@ -11776,7 +11706,7 @@
                 <w:color w:val="1C3A36"/>
                 <w:sz w:val="15"/>
               </w:rPr>
-              <w:t>Above the Egyptian statutory rate</w:t>
+              <w:t>Above the Egyptian statutory rate, between the FY2025 print and the historical average</w:t>
             </w:r>
           </w:p>
         </w:tc>
@@ -11793,7 +11723,7 @@
                 <w:color w:val="1C3A36"/>
                 <w:sz w:val="15"/>
               </w:rPr>
-              <w:t>Reported effective rates ran above statutory in every historical year because foreign profits are taxed elsewhere</w:t>
+              <w:t>Audited effective rates ran 31.3% (FY2023), 30.1% (FY2024) and 22.6% (FY2025); no statutory-vs-effective reconciliation is disclosed, and the group pays tax in 15+ jurisdictions plus Free-Zone entities on a revenue basis</w:t>
             </w:r>
           </w:p>
         </w:tc>
@@ -11810,7 +11740,7 @@
                 <w:color w:val="1C3A36"/>
                 <w:sz w:val="15"/>
               </w:rPr>
-              <w:t>The audited FY2025 tax note</w:t>
+              <w:t>A sustained repeat of the FY2025 low or the Q1-2026 print (25.75%) in either direction</w:t>
             </w:r>
           </w:p>
         </w:tc>
@@ -11829,7 +11759,7 @@
                 <w:color w:val="1C3A36"/>
                 <w:sz w:val="15"/>
               </w:rPr>
-              <w:t>FY2025 income statement closed to reported profit</w:t>
+              <w:t>Segment margins compressed rather than held at their FY2025 level</w:t>
             </w:r>
           </w:p>
         </w:tc>
@@ -11846,7 +11776,7 @@
                 <w:color w:val="1C3A36"/>
                 <w:sz w:val="15"/>
               </w:rPr>
-              <w:t>EBITDA set at the disclosed margin; the tax rate closes the account</w:t>
+              <w:t>Cables and Constructions margins recover PARTIALLY over the forecast; Electrical products holds closest to its FY2025 level</w:t>
             </w:r>
           </w:p>
         </w:tc>
@@ -11863,7 +11793,7 @@
                 <w:color w:val="1C3A36"/>
                 <w:sz w:val="15"/>
               </w:rPr>
-              <w:t>Only the top and bottom lines were disclosed for FY2025</w:t>
+              <w:t>All three disclosed segments compressed in FY2025 versus FY2023; the causes (copper pass-through, competitive pricing) are not disclosed as transitory or structural</w:t>
             </w:r>
           </w:p>
         </w:tc>
@@ -11880,7 +11810,7 @@
                 <w:color w:val="1C3A36"/>
                 <w:sz w:val="15"/>
               </w:rPr>
-              <w:t>The audited FY2025 consolidated statements</w:t>
+              <w:t>Two consecutive years of segment margin at or above the FY2023-24 average</w:t>
             </w:r>
           </w:p>
         </w:tc>
@@ -11916,7 +11846,7 @@
           <w:color w:val="1C3A36"/>
           <w:sz w:val="20"/>
         </w:rPr>
-        <w:t>Recorded because an unsourced gap that is not disclosed becomes an invisible assumption.</w:t>
+        <w:t>This study was rebuilt once the company's own audited FY2023, FY2024 and FY2025 consolidated financial statements and its Q1-2026 condensed interim statements became available. An earlier version of this study, built before those filings were in hand, had to triangulate and derive several FY2025 figures from press coverage and company commentary; every one of those derivations has now been replaced by the audited figure itself, and the items below record what is still not disclosed anywhere in the four primary filings, rather than what could not be reached.</w:t>
       </w:r>
     </w:p>
     <w:tbl>
@@ -12019,7 +11949,7 @@
                 <w:color w:val="1C3A36"/>
                 <w:sz w:val="15"/>
               </w:rPr>
-              <w:t>Audited consolidated financial statements for FY2025</w:t>
+              <w:t>An order book, backlog or unit-volume (tonnage, MVA, meter-count) disclosure for any segment, in any of the four filings including the Q1-2026 interim</w:t>
             </w:r>
           </w:p>
         </w:tc>
@@ -12036,7 +11966,7 @@
                 <w:color w:val="1C3A36"/>
                 <w:sz w:val="15"/>
               </w:rPr>
-              <w:t>Not reachable. The company's investor-relations site and the exchange's filing archive were both unreachable from the research environment; the company's document repository was reachable but its contents stop at the first quarter of 2025</w:t>
+              <w:t>Not disclosed. The company reports only segment revenue (Note 5-3) and segment profit (Note 16) — no volumes, prices or backlog</w:t>
             </w:r>
           </w:p>
         </w:tc>
@@ -12053,7 +11983,7 @@
                 <w:color w:val="1C3A36"/>
                 <w:sz w:val="15"/>
               </w:rPr>
-              <w:t>FY2025 was built from the disclosed headline figures reported by financial press covering the exchange filing, cross-checked against each other and against the quarterly path. Every derived line is labelled in the study and in the register above</w:t>
+              <w:t>The forecast is built as a taper on each segment's own recent revenue CAGR and, for Cables, a copper-price and FX-translation driver, rather than a reconstructed unit model</w:t>
             </w:r>
           </w:p>
         </w:tc>
@@ -12072,7 +12002,7 @@
                 <w:color w:val="1C3A36"/>
                 <w:sz w:val="15"/>
               </w:rPr>
-              <w:t>The Q4 2025 and Q1 2026 earnings releases in full</w:t>
+              <w:t>A facility-by-facility or currency-by-currency breakdown of the debt book finer than the two-way EGP / hard-currency split disclosed in the FY2025 and Q1-2026 borrowings notes</w:t>
             </w:r>
           </w:p>
         </w:tc>
@@ -12089,7 +12019,7 @@
                 <w:color w:val="1C3A36"/>
                 <w:sz w:val="15"/>
               </w:rPr>
-              <w:t>Located but not retrievable; the hosting domains were unreachable</w:t>
+              <w:t>Not disclosed at finer granularity; the FY2024 filing's own three-way EGP/USD/EUR split was itself replaced by the simpler two-way format in FY2025</w:t>
             </w:r>
           </w:p>
         </w:tc>
@@ -12106,7 +12036,7 @@
                 <w:color w:val="1C3A36"/>
                 <w:sz w:val="15"/>
               </w:rPr>
-              <w:t>Headline figures were taken from press coverage of the filings. Segment detail for FY2025 and Q1 2026 does not exist in the study as a result — segment shares are apportioned from company commentary and the last fully disclosed segment table</w:t>
+              <w:t>The Egyptian-pound share of the book is back-solved from the independently computed effective interest rate against the two disclosed currency-bucket rates, and is labelled as inferred</w:t>
             </w:r>
           </w:p>
         </w:tc>
@@ -12125,7 +12055,7 @@
                 <w:color w:val="1C3A36"/>
                 <w:sz w:val="15"/>
               </w:rPr>
-              <w:t>FY2025 balance sheet beyond total assets and net bank debt</w:t>
+              <w:t>A declared, proposed or approved FY2025 dividend</w:t>
             </w:r>
           </w:p>
         </w:tc>
@@ -12142,7 +12072,7 @@
                 <w:color w:val="1C3A36"/>
                 <w:sz w:val="15"/>
               </w:rPr>
-              <w:t>Not disclosed in any reachable source</w:t>
+              <w:t>Not disclosed in either the FY2025 annual filing (board-approved 12 March 2026) or the Q1-2026 interim (board-approved 12 May 2026, the most recent primary source available)</w:t>
             </w:r>
           </w:p>
         </w:tc>
@@ -12159,60 +12089,7 @@
                 <w:color w:val="1C3A36"/>
                 <w:sz w:val="15"/>
               </w:rPr>
-              <w:t>Triangulated by three independent methods; the spread is shown in the study and only the disclosed net debt enters the valuation bridge</w:t>
-            </w:r>
-          </w:p>
-        </w:tc>
-      </w:tr>
-      <w:tr>
-        <w:tc>
-          <w:tcPr>
-            <w:tcW w:type="dxa" w:w="2232"/>
-          </w:tcPr>
-          <w:p>
-            <w:pPr>
-              <w:spacing w:after="20"/>
-            </w:pPr>
-            <w:r>
-              <w:rPr>
-                <w:color w:val="1C3A36"/>
-                <w:sz w:val="15"/>
-              </w:rPr>
-              <w:t>A facility-by-facility currency split of the debt book</w:t>
-            </w:r>
-          </w:p>
-        </w:tc>
-        <w:tc>
-          <w:tcPr>
-            <w:tcW w:type="dxa" w:w="3384"/>
-          </w:tcPr>
-          <w:p>
-            <w:pPr>
-              <w:spacing w:after="20"/>
-            </w:pPr>
-            <w:r>
-              <w:rPr>
-                <w:color w:val="1C3A36"/>
-                <w:sz w:val="15"/>
-              </w:rPr>
-              <w:t>Not disclosed at that granularity</w:t>
-            </w:r>
-          </w:p>
-        </w:tc>
-        <w:tc>
-          <w:tcPr>
-            <w:tcW w:type="dxa" w:w="4464"/>
-          </w:tcPr>
-          <w:p>
-            <w:pPr>
-              <w:spacing w:after="20"/>
-            </w:pPr>
-            <w:r>
-              <w:rPr>
-                <w:color w:val="1C3A36"/>
-                <w:sz w:val="15"/>
-              </w:rPr>
-              <w:t>The split was inferred from the disclosed average rates by currency and the independently computed blended effective rate, and is labelled as inferred</w:t>
+              <w:t>No FY2025 dividend per share is carried in the model; the forecast payout ratio is struck near the FY2025 disclosed cash-dividend rate relative to FY2024 profit instead</w:t>
             </w:r>
           </w:p>
         </w:tc>
@@ -12287,7 +12164,7 @@
           <w:color w:val="1C3A36"/>
           <w:sz w:val="26"/>
         </w:rPr>
-        <w:t>A note on aggregator data</w:t>
+        <w:t>A note on aggregator and press data</w:t>
       </w:r>
     </w:p>
     <w:p>
@@ -12301,7 +12178,7 @@
           <w:color w:val="1C3A36"/>
           <w:sz w:val="20"/>
         </w:rPr>
-        <w:t>Aggregator and data-vendor figures were used only where a company source was unavailable, and they were checked against the company's own disclosures wherever both existed. One material discrepancy was found and is recorded here: a widely syndicated "FY2025" balance sheet — total assets, total equity, total debt and cash — reproduces the company's audited 31 December 2024 figures exactly, one year stale. It was discarded. The FY2025 balance-sheet figures used in this study are the disclosed total assets and net bank debt, plus the triangulation described above.</w:t>
+        <w:t>An earlier version of this study relied on press coverage and company commentary for FY2025, because the audited filings were not reachable from the research environment at the time. One material discrepancy was found in that process and is recorded here for the audit trail: a widely syndicated "FY2025" balance sheet — total assets, total equity, total debt and cash — reproduced the company's audited 31 December 2024 figures exactly, one year stale, and was discarded. All balance-sheet, income-statement and segment figures in the current study are taken directly from the audited FY2023-25 consolidated statements and the Q1-2026 condensed interim statements; no aggregator or press figure remains in the model.</w:t>
       </w:r>
     </w:p>
     <w:p>

--- a/engine/swdy_study/SWDY_Bibliography_05-08-2026.docx
+++ b/engine/swdy_study/SWDY_Bibliography_05-08-2026.docx
@@ -1374,7 +1374,7 @@
           <w:color w:val="1C3A36"/>
           <w:sz w:val="22"/>
         </w:rPr>
-        <w:t>Company layer — 101 inputs</w:t>
+        <w:t>Company layer — 102 inputs</w:t>
       </w:r>
     </w:p>
     <w:tbl>
@@ -6327,6 +6327,76 @@
                 <w:color w:val="1C3A36"/>
                 <w:sz w:val="15"/>
               </w:rPr>
+              <w:t>dps fy25</w:t>
+            </w:r>
+          </w:p>
+        </w:tc>
+        <w:tc>
+          <w:tcPr>
+            <w:tcW w:type="dxa" w:w="1368"/>
+          </w:tcPr>
+          <w:p>
+            <w:pPr>
+              <w:spacing w:after="20"/>
+            </w:pPr>
+            <w:r>
+              <w:rPr>
+                <w:color w:val="1C3A36"/>
+                <w:sz w:val="15"/>
+              </w:rPr>
+              <w:t>1.85</w:t>
+            </w:r>
+          </w:p>
+        </w:tc>
+        <w:tc>
+          <w:tcPr>
+            <w:tcW w:type="dxa" w:w="1037"/>
+          </w:tcPr>
+          <w:p>
+            <w:pPr>
+              <w:spacing w:after="20"/>
+            </w:pPr>
+            <w:r>
+              <w:rPr>
+                <w:color w:val="1C3A36"/>
+                <w:sz w:val="15"/>
+              </w:rPr>
+              <w:t>2026-05-06</w:t>
+            </w:r>
+          </w:p>
+        </w:tc>
+        <w:tc>
+          <w:tcPr>
+            <w:tcW w:type="dxa" w:w="6019"/>
+          </w:tcPr>
+          <w:p>
+            <w:pPr>
+              <w:spacing w:after="20"/>
+            </w:pPr>
+            <w:r>
+              <w:rPr>
+                <w:color w:val="1C3A36"/>
+                <w:sz w:val="15"/>
+              </w:rPr>
+              <w:t>FY2025 cash dividend of EGP 1.85/share: recommended with the FY2025 results, ratified by the ordinary general assembly on 6 May 2026, rights with the share through 1 June, paid from 4 June 2026 (EGX disclosure, corroborated by Arab Finance coverage and the quoted ~2.0% trailing yield). RESTORED after external critique: an earlier revision removed this figure because neither the FY2025 annual filing (board-approved 12 Mar 2026) nor the Q1-2026 interim disclosed it — an absence-of-evidence error, since the interim covers a period ending 31 March and carries no subsequent-events note, so its silence was never evidence. Payout = 1.85 / 8.10 attributable EPS = 22.8%</w:t>
+            </w:r>
+          </w:p>
+        </w:tc>
+      </w:tr>
+      <w:tr>
+        <w:tc>
+          <w:tcPr>
+            <w:tcW w:type="dxa" w:w="1656"/>
+          </w:tcPr>
+          <w:p>
+            <w:pPr>
+              <w:spacing w:after="20"/>
+            </w:pPr>
+            <w:r>
+              <w:rPr>
+                <w:color w:val="1C3A36"/>
+                <w:sz w:val="15"/>
+              </w:rPr>
               <w:t>capex fy23</w:t>
             </w:r>
           </w:p>
@@ -8570,7 +8640,7 @@
           <w:color w:val="1C3A36"/>
           <w:sz w:val="22"/>
         </w:rPr>
-        <w:t>Country layer — 7 inputs</w:t>
+        <w:t>Country layer — 8 inputs</w:t>
       </w:r>
     </w:p>
     <w:tbl>
@@ -9169,6 +9239,76 @@
           </w:p>
         </w:tc>
       </w:tr>
+      <w:tr>
+        <w:tc>
+          <w:tcPr>
+            <w:tcW w:type="dxa" w:w="1656"/>
+          </w:tcPr>
+          <w:p>
+            <w:pPr>
+              <w:spacing w:after="20"/>
+            </w:pPr>
+            <w:r>
+              <w:rPr>
+                <w:color w:val="1C3A36"/>
+                <w:sz w:val="15"/>
+              </w:rPr>
+              <w:t>usd rf</w:t>
+            </w:r>
+          </w:p>
+        </w:tc>
+        <w:tc>
+          <w:tcPr>
+            <w:tcW w:type="dxa" w:w="1368"/>
+          </w:tcPr>
+          <w:p>
+            <w:pPr>
+              <w:spacing w:after="20"/>
+            </w:pPr>
+            <w:r>
+              <w:rPr>
+                <w:color w:val="1C3A36"/>
+                <w:sz w:val="15"/>
+              </w:rPr>
+              <w:t>0.043</w:t>
+            </w:r>
+          </w:p>
+        </w:tc>
+        <w:tc>
+          <w:tcPr>
+            <w:tcW w:type="dxa" w:w="1037"/>
+          </w:tcPr>
+          <w:p>
+            <w:pPr>
+              <w:spacing w:after="20"/>
+            </w:pPr>
+            <w:r>
+              <w:rPr>
+                <w:color w:val="1C3A36"/>
+                <w:sz w:val="15"/>
+              </w:rPr>
+              <w:t>2026-08-05</w:t>
+            </w:r>
+          </w:p>
+        </w:tc>
+        <w:tc>
+          <w:tcPr>
+            <w:tcW w:type="dxa" w:w="6019"/>
+          </w:tcPr>
+          <w:p>
+            <w:pPr>
+              <w:spacing w:after="20"/>
+            </w:pPr>
+            <w:r>
+              <w:rPr>
+                <w:color w:val="1C3A36"/>
+                <w:sz w:val="15"/>
+              </w:rPr>
+              <w:t>US dollar risk-free rate for the currency-of-discounting alternative, 10-year US Treasury area (house macro reference)</w:t>
+            </w:r>
+          </w:p>
+        </w:tc>
+      </w:tr>
     </w:tbl>
     <w:p>
       <w:pPr>
@@ -9186,7 +9326,7 @@
           <w:color w:val="1C3A36"/>
           <w:sz w:val="22"/>
         </w:rPr>
-        <w:t>House layer — 26 inputs</w:t>
+        <w:t>House layer — 31 inputs</w:t>
       </w:r>
     </w:p>
     <w:tbl>
@@ -9886,7 +10026,7 @@
                 <w:color w:val="1C3A36"/>
                 <w:sz w:val="15"/>
               </w:rPr>
-              <w:t>0.033, 0.034, 0.035, 0.035, 0.036</w:t>
+              <w:t>0.0455, 0.0465, 0.0475, 0.0475, 0.0485</w:t>
             </w:r>
           </w:p>
         </w:tc>
@@ -9903,7 +10043,7 @@
                 <w:color w:val="1C3A36"/>
                 <w:sz w:val="15"/>
               </w:rPr>
-              <w:t>2026-08-05</w:t>
+              <w:t>2026-08-07</w:t>
             </w:r>
           </w:p>
         </w:tc>
@@ -9920,7 +10060,7 @@
                 <w:color w:val="1C3A36"/>
                 <w:sz w:val="15"/>
               </w:rPr>
-              <w:t>Net corporate cost load forecast, stabilising near the FY2025 disclosed level (3.16%) with a slight uptick as growth normalises, rather than extrapolating the three-year improving trend (5.70% to 4.30% to 3.16%) indefinitely</w:t>
+              <w:t>Net corporate cost load forecast, stated on the SEGMENT-PROFIT-TO-EBIT basis — the same basis as the audited historical bridge (FY2023 5.70%, FY2024 4.30%, FY2025 3.16%). The path glides UP from FY2025's unusually low level toward the FY2023-24 average (~5.0%), the single most conservative choice in the build. RESTATED after external critique: the previous statement of this input (3.3-3.6%) was the load from segment profit to EBITDA, which mixed bases with the historical disclosure; the forecast EBIT is numerically UNCHANGED by the restatement (old load + D&amp;A ratio = this load, year by year)</w:t>
             </w:r>
           </w:p>
         </w:tc>
@@ -9956,7 +10096,7 @@
                 <w:color w:val="1C3A36"/>
                 <w:sz w:val="15"/>
               </w:rPr>
-              <w:t>0.033, 0.034, 0.035, 0.035, 0.036</w:t>
+              <w:t>0.0455, 0.0465, 0.0475, 0.0475, 0.0485</w:t>
             </w:r>
           </w:p>
         </w:tc>
@@ -9973,7 +10113,7 @@
                 <w:color w:val="1C3A36"/>
                 <w:sz w:val="15"/>
               </w:rPr>
-              <w:t>2026-08-05</w:t>
+              <w:t>2026-08-07</w:t>
             </w:r>
           </w:p>
         </w:tc>
@@ -9990,7 +10130,7 @@
                 <w:color w:val="1C3A36"/>
                 <w:sz w:val="15"/>
               </w:rPr>
-              <w:t>Alias of corp_load, retained for compatibility with the DCF waterfall and sensitivity-grid code paths that reference a single operating-load driver</w:t>
+              <w:t>Alias of corp_load (segment-profit-to-EBIT basis), retained for compatibility with the DCF waterfall and sensitivity-grid code paths that reference a single operating-load driver</w:t>
             </w:r>
           </w:p>
         </w:tc>
@@ -10726,7 +10866,7 @@
                 <w:color w:val="1C3A36"/>
                 <w:sz w:val="15"/>
               </w:rPr>
-              <w:t>0.25</w:t>
+              <w:t>0.15</w:t>
             </w:r>
           </w:p>
         </w:tc>
@@ -10743,7 +10883,7 @@
                 <w:color w:val="1C3A36"/>
                 <w:sz w:val="15"/>
               </w:rPr>
-              <w:t>2026-08-05</w:t>
+              <w:t>2026-08-07</w:t>
             </w:r>
           </w:p>
         </w:tc>
@@ -10760,7 +10900,7 @@
                 <w:color w:val="1C3A36"/>
                 <w:sz w:val="15"/>
               </w:rPr>
-              <w:t>Terminal debt weight D/(D+E), NORMALISED rather than today's weights. The company runs a gross debt book sized to fund working capital but carries very large offsetting cash, so its net leverage is light; 25% is the steady-state structure for a diversified industrial of this scale</w:t>
+              <w:t>Terminal debt weight D/(D+E) on a net basis, NORMALISED — but reconciled to the model's OWN forecast balance sheet rather than asserted. REVISED from 25% after external critique (and the same finding in this study's own re-audit): at a 25% payout the forecast still deleverages toward a mid-single-digit net-debt weight by FY2030E, so a 25% terminal weight contradicted the model's own trajectory in the direction that flattered the valuation. 15% sits between today's 8.4% net weight and the old 25%, acknowledging that a working-capital-heavy industrial retains structural gross leverage. Worth about -5.3/share on the DCF lens versus the old 25%</w:t>
             </w:r>
           </w:p>
         </w:tc>
@@ -10831,6 +10971,356 @@
                 <w:sz w:val="15"/>
               </w:rPr>
               <w:t>Terminal growth, 5% — the standing centre for established names in this market post-disinflation, sensitised 3-7%. Note this is an EGP-NOMINAL rate struck against a terminal risk-free rate that itself embeds 5% inflation, so the base case assumes approximately zero real terminal growth: a deliberate conservatism for a company whose revenue is majority hard-currency</w:t>
+            </w:r>
+          </w:p>
+        </w:tc>
+      </w:tr>
+      <w:tr>
+        <w:tc>
+          <w:tcPr>
+            <w:tcW w:type="dxa" w:w="1656"/>
+          </w:tcPr>
+          <w:p>
+            <w:pPr>
+              <w:spacing w:after="20"/>
+            </w:pPr>
+            <w:r>
+              <w:rPr>
+                <w:color w:val="1C3A36"/>
+                <w:sz w:val="15"/>
+              </w:rPr>
+              <w:t>usd erp</w:t>
+            </w:r>
+          </w:p>
+        </w:tc>
+        <w:tc>
+          <w:tcPr>
+            <w:tcW w:type="dxa" w:w="1368"/>
+          </w:tcPr>
+          <w:p>
+            <w:pPr>
+              <w:spacing w:after="20"/>
+            </w:pPr>
+            <w:r>
+              <w:rPr>
+                <w:color w:val="1C3A36"/>
+                <w:sz w:val="15"/>
+              </w:rPr>
+              <w:t>0.075</w:t>
+            </w:r>
+          </w:p>
+        </w:tc>
+        <w:tc>
+          <w:tcPr>
+            <w:tcW w:type="dxa" w:w="1037"/>
+          </w:tcPr>
+          <w:p>
+            <w:pPr>
+              <w:spacing w:after="20"/>
+            </w:pPr>
+            <w:r>
+              <w:rPr>
+                <w:color w:val="1C3A36"/>
+                <w:sz w:val="15"/>
+              </w:rPr>
+              <w:t>2026-08-05</w:t>
+            </w:r>
+          </w:p>
+        </w:tc>
+        <w:tc>
+          <w:tcPr>
+            <w:tcW w:type="dxa" w:w="6019"/>
+          </w:tcPr>
+          <w:p>
+            <w:pPr>
+              <w:spacing w:after="20"/>
+            </w:pPr>
+            <w:r>
+              <w:rPr>
+                <w:color w:val="1C3A36"/>
+                <w:sz w:val="15"/>
+              </w:rPr>
+              <w:t>Equity risk premium for the hard-currency leg: mature-market premium plus a reduced operating-exposure country premium — deliberately NOT the full Egypt premium, since this alternative's whole point is to price the hard-currency cash flows as hard-currency cash flows</w:t>
+            </w:r>
+          </w:p>
+        </w:tc>
+      </w:tr>
+      <w:tr>
+        <w:tc>
+          <w:tcPr>
+            <w:tcW w:type="dxa" w:w="1656"/>
+          </w:tcPr>
+          <w:p>
+            <w:pPr>
+              <w:spacing w:after="20"/>
+            </w:pPr>
+            <w:r>
+              <w:rPr>
+                <w:color w:val="1C3A36"/>
+                <w:sz w:val="15"/>
+              </w:rPr>
+              <w:t>usd kd</w:t>
+            </w:r>
+          </w:p>
+        </w:tc>
+        <w:tc>
+          <w:tcPr>
+            <w:tcW w:type="dxa" w:w="1368"/>
+          </w:tcPr>
+          <w:p>
+            <w:pPr>
+              <w:spacing w:after="20"/>
+            </w:pPr>
+            <w:r>
+              <w:rPr>
+                <w:color w:val="1C3A36"/>
+                <w:sz w:val="15"/>
+              </w:rPr>
+              <w:t>0.065</w:t>
+            </w:r>
+          </w:p>
+        </w:tc>
+        <w:tc>
+          <w:tcPr>
+            <w:tcW w:type="dxa" w:w="1037"/>
+          </w:tcPr>
+          <w:p>
+            <w:pPr>
+              <w:spacing w:after="20"/>
+            </w:pPr>
+            <w:r>
+              <w:rPr>
+                <w:color w:val="1C3A36"/>
+                <w:sz w:val="15"/>
+              </w:rPr>
+              <w:t>2026-08-05</w:t>
+            </w:r>
+          </w:p>
+        </w:tc>
+        <w:tc>
+          <w:tcPr>
+            <w:tcW w:type="dxa" w:w="6019"/>
+          </w:tcPr>
+          <w:p>
+            <w:pPr>
+              <w:spacing w:after="20"/>
+            </w:pPr>
+            <w:r>
+              <w:rPr>
+                <w:color w:val="1C3A36"/>
+                <w:sz w:val="15"/>
+              </w:rPr>
+              <w:t>US dollar cost of debt for the alternative: the disclosed 5.3% hard-currency book rate plus a term/credit allowance</w:t>
+            </w:r>
+          </w:p>
+        </w:tc>
+      </w:tr>
+      <w:tr>
+        <w:tc>
+          <w:tcPr>
+            <w:tcW w:type="dxa" w:w="1656"/>
+          </w:tcPr>
+          <w:p>
+            <w:pPr>
+              <w:spacing w:after="20"/>
+            </w:pPr>
+            <w:r>
+              <w:rPr>
+                <w:color w:val="1C3A36"/>
+                <w:sz w:val="15"/>
+              </w:rPr>
+              <w:t>usd wd</w:t>
+            </w:r>
+          </w:p>
+        </w:tc>
+        <w:tc>
+          <w:tcPr>
+            <w:tcW w:type="dxa" w:w="1368"/>
+          </w:tcPr>
+          <w:p>
+            <w:pPr>
+              <w:spacing w:after="20"/>
+            </w:pPr>
+            <w:r>
+              <w:rPr>
+                <w:color w:val="1C3A36"/>
+                <w:sz w:val="15"/>
+              </w:rPr>
+              <w:t>0.25</w:t>
+            </w:r>
+          </w:p>
+        </w:tc>
+        <w:tc>
+          <w:tcPr>
+            <w:tcW w:type="dxa" w:w="1037"/>
+          </w:tcPr>
+          <w:p>
+            <w:pPr>
+              <w:spacing w:after="20"/>
+            </w:pPr>
+            <w:r>
+              <w:rPr>
+                <w:color w:val="1C3A36"/>
+                <w:sz w:val="15"/>
+              </w:rPr>
+              <w:t>2026-08-05</w:t>
+            </w:r>
+          </w:p>
+        </w:tc>
+        <w:tc>
+          <w:tcPr>
+            <w:tcW w:type="dxa" w:w="6019"/>
+          </w:tcPr>
+          <w:p>
+            <w:pPr>
+              <w:spacing w:after="20"/>
+            </w:pPr>
+            <w:r>
+              <w:rPr>
+                <w:color w:val="1C3A36"/>
+                <w:sz w:val="15"/>
+              </w:rPr>
+              <w:t>Debt weight for the USD-leg cost of capital</w:t>
+            </w:r>
+          </w:p>
+        </w:tc>
+      </w:tr>
+      <w:tr>
+        <w:tc>
+          <w:tcPr>
+            <w:tcW w:type="dxa" w:w="1656"/>
+          </w:tcPr>
+          <w:p>
+            <w:pPr>
+              <w:spacing w:after="20"/>
+            </w:pPr>
+            <w:r>
+              <w:rPr>
+                <w:color w:val="1C3A36"/>
+                <w:sz w:val="15"/>
+              </w:rPr>
+              <w:t>usd g term</w:t>
+            </w:r>
+          </w:p>
+        </w:tc>
+        <w:tc>
+          <w:tcPr>
+            <w:tcW w:type="dxa" w:w="1368"/>
+          </w:tcPr>
+          <w:p>
+            <w:pPr>
+              <w:spacing w:after="20"/>
+            </w:pPr>
+            <w:r>
+              <w:rPr>
+                <w:color w:val="1C3A36"/>
+                <w:sz w:val="15"/>
+              </w:rPr>
+              <w:t>0.035</w:t>
+            </w:r>
+          </w:p>
+        </w:tc>
+        <w:tc>
+          <w:tcPr>
+            <w:tcW w:type="dxa" w:w="1037"/>
+          </w:tcPr>
+          <w:p>
+            <w:pPr>
+              <w:spacing w:after="20"/>
+            </w:pPr>
+            <w:r>
+              <w:rPr>
+                <w:color w:val="1C3A36"/>
+                <w:sz w:val="15"/>
+              </w:rPr>
+              <w:t>2026-08-05</w:t>
+            </w:r>
+          </w:p>
+        </w:tc>
+        <w:tc>
+          <w:tcPr>
+            <w:tcW w:type="dxa" w:w="6019"/>
+          </w:tcPr>
+          <w:p>
+            <w:pPr>
+              <w:spacing w:after="20"/>
+            </w:pPr>
+            <w:r>
+              <w:rPr>
+                <w:color w:val="1C3A36"/>
+                <w:sz w:val="15"/>
+              </w:rPr>
+              <w:t>Terminal growth of the USD-denominated leg — real growth plus dollar inflation, below the EGP terminal growth by the inflation differential</w:t>
+            </w:r>
+          </w:p>
+        </w:tc>
+      </w:tr>
+      <w:tr>
+        <w:tc>
+          <w:tcPr>
+            <w:tcW w:type="dxa" w:w="1656"/>
+          </w:tcPr>
+          <w:p>
+            <w:pPr>
+              <w:spacing w:after="20"/>
+            </w:pPr>
+            <w:r>
+              <w:rPr>
+                <w:color w:val="1C3A36"/>
+                <w:sz w:val="15"/>
+              </w:rPr>
+              <w:t>anchor days</w:t>
+            </w:r>
+          </w:p>
+        </w:tc>
+        <w:tc>
+          <w:tcPr>
+            <w:tcW w:type="dxa" w:w="1368"/>
+          </w:tcPr>
+          <w:p>
+            <w:pPr>
+              <w:spacing w:after="20"/>
+            </w:pPr>
+            <w:r>
+              <w:rPr>
+                <w:color w:val="1C3A36"/>
+                <w:sz w:val="15"/>
+              </w:rPr>
+              <w:t>217</w:t>
+            </w:r>
+          </w:p>
+        </w:tc>
+        <w:tc>
+          <w:tcPr>
+            <w:tcW w:type="dxa" w:w="1037"/>
+          </w:tcPr>
+          <w:p>
+            <w:pPr>
+              <w:spacing w:after="20"/>
+            </w:pPr>
+            <w:r>
+              <w:rPr>
+                <w:color w:val="1C3A36"/>
+                <w:sz w:val="15"/>
+              </w:rPr>
+              <w:t>2026-08-07</w:t>
+            </w:r>
+          </w:p>
+        </w:tc>
+        <w:tc>
+          <w:tcPr>
+            <w:tcW w:type="dxa" w:w="6019"/>
+          </w:tcPr>
+          <w:p>
+            <w:pPr>
+              <w:spacing w:after="20"/>
+            </w:pPr>
+            <w:r>
+              <w:rPr>
+                <w:color w:val="1C3A36"/>
+                <w:sz w:val="15"/>
+              </w:rPr>
+              <w:t>Days from the DCF's construction date (31 Dec 2025, the audited balance-sheet date the bridge is built on) to the anchor date 5 Aug 2026. All lens values are rolled to the anchor at the cost of equity, net of the EGP 1.85 FY2025 dividend paid inside the window — added after external critique correctly noted the model was dated 31-Dec-2025 while the comparison price was dated 5-Aug-2026, breaching the study's own one-date rule by ~7 months of accretion</w:t>
             </w:r>
           </w:p>
         </w:tc>
@@ -11479,6 +11969,216 @@
                 <w:color w:val="1C3A36"/>
                 <w:sz w:val="15"/>
               </w:rPr>
+              <w:t>Valuation date rolled to the anchor</w:t>
+            </w:r>
+          </w:p>
+        </w:tc>
+        <w:tc>
+          <w:tcPr>
+            <w:tcW w:type="dxa" w:w="2520"/>
+          </w:tcPr>
+          <w:p>
+            <w:pPr>
+              <w:spacing w:after="20"/>
+            </w:pPr>
+            <w:r>
+              <w:rPr>
+                <w:color w:val="1C3A36"/>
+                <w:sz w:val="15"/>
+              </w:rPr>
+              <w:t>Every lens value, dated 31 December 2025 by construction, is rolled 217/365 of a year to the 5-Aug-2026 anchor at the cost of equity, less the EGP 1.85 dividend paid in the window</w:t>
+            </w:r>
+          </w:p>
+        </w:tc>
+        <w:tc>
+          <w:tcPr>
+            <w:tcW w:type="dxa" w:w="2952"/>
+          </w:tcPr>
+          <w:p>
+            <w:pPr>
+              <w:spacing w:after="20"/>
+            </w:pPr>
+            <w:r>
+              <w:rPr>
+                <w:color w:val="1C3A36"/>
+                <w:sz w:val="15"/>
+              </w:rPr>
+              <w:t>The comparison price is dated 5 August 2026; comparing an end-2025 value to it would leave seven months of accretion out of the comparison — an external review flagged the omission and it was accepted</w:t>
+            </w:r>
+          </w:p>
+        </w:tc>
+        <w:tc>
+          <w:tcPr>
+            <w:tcW w:type="dxa" w:w="2664"/>
+          </w:tcPr>
+          <w:p>
+            <w:pPr>
+              <w:spacing w:after="20"/>
+            </w:pPr>
+            <w:r>
+              <w:rPr>
+                <w:color w:val="1C3A36"/>
+                <w:sz w:val="15"/>
+              </w:rPr>
+              <w:t>A different roll rate (the risk-free rate instead of the cost of equity) would cut the accretion roughly in half; the cost-of-equity roll is the discount identity's own rate</w:t>
+            </w:r>
+          </w:p>
+        </w:tc>
+      </w:tr>
+      <w:tr>
+        <w:tc>
+          <w:tcPr>
+            <w:tcW w:type="dxa" w:w="1944"/>
+          </w:tcPr>
+          <w:p>
+            <w:pPr>
+              <w:spacing w:after="20"/>
+            </w:pPr>
+            <w:r>
+              <w:rPr>
+                <w:color w:val="1C3A36"/>
+                <w:sz w:val="15"/>
+              </w:rPr>
+              <w:t>Terminal net-debt weight of 15%</w:t>
+            </w:r>
+          </w:p>
+        </w:tc>
+        <w:tc>
+          <w:tcPr>
+            <w:tcW w:type="dxa" w:w="2520"/>
+          </w:tcPr>
+          <w:p>
+            <w:pPr>
+              <w:spacing w:after="20"/>
+            </w:pPr>
+            <w:r>
+              <w:rPr>
+                <w:color w:val="1C3A36"/>
+                <w:sz w:val="15"/>
+              </w:rPr>
+              <w:t>Revised from 25% after review: the old weight contradicted the model's own forecast deleveraging in the direction that flattered the valuation</w:t>
+            </w:r>
+          </w:p>
+        </w:tc>
+        <w:tc>
+          <w:tcPr>
+            <w:tcW w:type="dxa" w:w="2952"/>
+          </w:tcPr>
+          <w:p>
+            <w:pPr>
+              <w:spacing w:after="20"/>
+            </w:pPr>
+            <w:r>
+              <w:rPr>
+                <w:color w:val="1C3A36"/>
+                <w:sz w:val="15"/>
+              </w:rPr>
+              <w:t>At a 25% payout the forecast net-debt weight still falls toward mid-single digits by FY2030E; 15% splits the difference between today's 8.4% and a structurally levered steady state, and costs about 2.4/share on the weighted central versus 25%</w:t>
+            </w:r>
+          </w:p>
+        </w:tc>
+        <w:tc>
+          <w:tcPr>
+            <w:tcW w:type="dxa" w:w="2664"/>
+          </w:tcPr>
+          <w:p>
+            <w:pPr>
+              <w:spacing w:after="20"/>
+            </w:pPr>
+            <w:r>
+              <w:rPr>
+                <w:color w:val="1C3A36"/>
+                <w:sz w:val="15"/>
+              </w:rPr>
+              <w:t>Evidence the group intends to run materially higher structural net leverage</w:t>
+            </w:r>
+          </w:p>
+        </w:tc>
+      </w:tr>
+      <w:tr>
+        <w:tc>
+          <w:tcPr>
+            <w:tcW w:type="dxa" w:w="1944"/>
+          </w:tcPr>
+          <w:p>
+            <w:pPr>
+              <w:spacing w:after="20"/>
+            </w:pPr>
+            <w:r>
+              <w:rPr>
+                <w:color w:val="1C3A36"/>
+                <w:sz w:val="15"/>
+              </w:rPr>
+              <w:t>Forecast payout ratio of 25%</w:t>
+            </w:r>
+          </w:p>
+        </w:tc>
+        <w:tc>
+          <w:tcPr>
+            <w:tcW w:type="dxa" w:w="2520"/>
+          </w:tcPr>
+          <w:p>
+            <w:pPr>
+              <w:spacing w:after="20"/>
+            </w:pPr>
+            <w:r>
+              <w:rPr>
+                <w:color w:val="1C3A36"/>
+                <w:sz w:val="15"/>
+              </w:rPr>
+              <w:t>Struck at the actual FY2025 payout (EGP 1.85/share = 22.8% of attributable EPS), rounded up for the rising trajectory the +85% step-up implies</w:t>
+            </w:r>
+          </w:p>
+        </w:tc>
+        <w:tc>
+          <w:tcPr>
+            <w:tcW w:type="dxa" w:w="2952"/>
+          </w:tcPr>
+          <w:p>
+            <w:pPr>
+              <w:spacing w:after="20"/>
+            </w:pPr>
+            <w:r>
+              <w:rPr>
+                <w:color w:val="1C3A36"/>
+                <w:sz w:val="15"/>
+              </w:rPr>
+              <w:t>The FY2025 dividend was ratified 6 May 2026 and paid from 4 June 2026 (EGX disclosure); an earlier revision wrongly removed it on absence-of-evidence grounds</w:t>
+            </w:r>
+          </w:p>
+        </w:tc>
+        <w:tc>
+          <w:tcPr>
+            <w:tcW w:type="dxa" w:w="2664"/>
+          </w:tcPr>
+          <w:p>
+            <w:pPr>
+              <w:spacing w:after="20"/>
+            </w:pPr>
+            <w:r>
+              <w:rPr>
+                <w:color w:val="1C3A36"/>
+                <w:sz w:val="15"/>
+              </w:rPr>
+              <w:t>The distribution proposed on the FY2026 result</w:t>
+            </w:r>
+          </w:p>
+        </w:tc>
+      </w:tr>
+      <w:tr>
+        <w:tc>
+          <w:tcPr>
+            <w:tcW w:type="dxa" w:w="1944"/>
+          </w:tcPr>
+          <w:p>
+            <w:pPr>
+              <w:spacing w:after="20"/>
+            </w:pPr>
+            <w:r>
+              <w:rPr>
+                <w:color w:val="1C3A36"/>
+                <w:sz w:val="15"/>
+              </w:rPr>
               <w:t>Terminal growth of 5%</w:t>
             </w:r>
           </w:p>
@@ -12055,7 +12755,7 @@
                 <w:color w:val="1C3A36"/>
                 <w:sz w:val="15"/>
               </w:rPr>
-              <w:t>A declared, proposed or approved FY2025 dividend</w:t>
+              <w:t>A declared, proposed or approved FY2025 dividend — RESOLVED, and the earlier handling corrected</w:t>
             </w:r>
           </w:p>
         </w:tc>
@@ -12072,7 +12772,7 @@
                 <w:color w:val="1C3A36"/>
                 <w:sz w:val="15"/>
               </w:rPr>
-              <w:t>Not disclosed in either the FY2025 annual filing (board-approved 12 March 2026) or the Q1-2026 interim (board-approved 12 May 2026, the most recent primary source available)</w:t>
+              <w:t>Not disclosed in the FY2025 annual filing or the Q1-2026 interim — but the interim covers a period ending 31 March and carries no subsequent-events note, so its silence was never evidence. The dividend exists: EGP 1.85/share, ratified by the general assembly 6 May 2026, rights through 1 June, paid from 4 June 2026 (EGX disclosure, corroborated by financial-press coverage and the quoted trailing yield)</w:t>
             </w:r>
           </w:p>
         </w:tc>
@@ -12089,7 +12789,7 @@
                 <w:color w:val="1C3A36"/>
                 <w:sz w:val="15"/>
               </w:rPr>
-              <w:t>No FY2025 dividend per share is carried in the model; the forecast payout ratio is struck near the FY2025 disclosed cash-dividend rate relative to FY2024 profit instead</w:t>
+              <w:t>An earlier revision removed the dividend on absence-of-evidence grounds — an error, flagged by external review and corrected: the model now carries EGP 1.85 and a 25% forecast payout. Recorded here because reasoning from the silence of a document that could not have contained the fact is exactly the failure mode this register exists to catch</w:t>
             </w:r>
           </w:p>
         </w:tc>

--- a/engine/swdy_study/SWDY_Bibliography_05-08-2026.docx
+++ b/engine/swdy_study/SWDY_Bibliography_05-08-2026.docx
@@ -517,7 +517,7 @@
                 <w:color w:val="1C3A36"/>
                 <w:sz w:val="16"/>
               </w:rPr>
-              <w:t>Consolidated financial statements for the year ended 31 December 2024 (audited, translated from Arabic)</w:t>
+              <w:t>Consolidated financial statements for the year ended 31 December 2023 (audited, translated from Arabic), KPMG Hazem Hassan, unqualified opinion</w:t>
             </w:r>
           </w:p>
         </w:tc>
@@ -551,7 +551,7 @@
                 <w:color w:val="1C3A36"/>
                 <w:sz w:val="16"/>
               </w:rPr>
-              <w:t>12 March 2025</w:t>
+              <w:t>13 March 2024</w:t>
             </w:r>
           </w:p>
         </w:tc>
@@ -568,7 +568,7 @@
                 <w:color w:val="1C3A36"/>
                 <w:sz w:val="16"/>
               </w:rPr>
-              <w:t>Full consolidated statement of cash flows; loans and borrowings note including the financing-liability reconciliation; interest-rate risk note with average rates by currency; currency risk note; goodwill impairment note</w:t>
+              <w:t>Full consolidated income statement, balance sheet and cash flow statement for FY2023 with FY2022 comparatives; three-segment revenue and profit note; loans and borrowings note with average rates by currency; shareholder structure; exchange-rate disclosure note and the March-2024 devaluation subsequent event</w:t>
             </w:r>
           </w:p>
         </w:tc>
@@ -587,7 +587,7 @@
                 <w:color w:val="1C3A36"/>
                 <w:sz w:val="16"/>
               </w:rPr>
-              <w:t>Q4 2024 earnings release (FY 2024 results)</w:t>
+              <w:t>Consolidated financial statements for the year ended 31 December 2024 (audited, translated from Arabic), KPMG Hazem Hassan, unqualified opinion</w:t>
             </w:r>
           </w:p>
         </w:tc>
@@ -638,7 +638,7 @@
                 <w:color w:val="1C3A36"/>
                 <w:sz w:val="16"/>
               </w:rPr>
-              <w:t>Consolidated income statement FY2024 with FY2023 comparatives; consolidated balance sheet at 31 December 2024 and 2023; segment revenue and gross profit table; net debt; share count; shareholder structure; proposed dividend</w:t>
+              <w:t>Full consolidated income statement, balance sheet and cash flow statement for FY2024 with FY2023 comparatives; three-segment revenue and profit note; loans and borrowings note including the financing-liability reconciliation; interest-rate risk note with average rates by currency; currency risk note; shareholder structure</w:t>
             </w:r>
           </w:p>
         </w:tc>
@@ -657,7 +657,7 @@
                 <w:color w:val="1C3A36"/>
                 <w:sz w:val="16"/>
               </w:rPr>
-              <w:t>Q2 2024 earnings release (H1 2024 results)</w:t>
+              <w:t>Consolidated financial statements for the year ended 31 December 2025 (audited, translated from Arabic), KPMG Hazem Hassan, unqualified opinion</w:t>
             </w:r>
           </w:p>
         </w:tc>
@@ -691,7 +691,7 @@
                 <w:color w:val="1C3A36"/>
                 <w:sz w:val="16"/>
               </w:rPr>
-              <w:t>15 August 2024</w:t>
+              <w:t>15 March 2026</w:t>
             </w:r>
           </w:p>
         </w:tc>
@@ -708,7 +708,7 @@
                 <w:color w:val="1C3A36"/>
                 <w:sz w:val="16"/>
               </w:rPr>
-              <w:t>Segment operating detail including cable sales volumes and gross profit per tonne; turnkey backlog and awards by sector and region; balance sheet at 31 December 2023</w:t>
+              <w:t>Full consolidated income statement, balance sheet and cash flow statement for FY2025 with FY2024 comparatives; three-segment revenue (Note 5-3) and profit (Note 16) note, each reconciling exactly to consolidated revenue and to operating profit through the corporate cost load; capital-management note (Note 29-1) with the company's own "net debt" definition; loans and borrowings note including the financing-liability reconciliation and average rates by currency; equity-accounted investees note; shareholder structure</w:t>
             </w:r>
           </w:p>
         </w:tc>
@@ -727,7 +727,7 @@
                 <w:color w:val="1C3A36"/>
                 <w:sz w:val="16"/>
               </w:rPr>
-              <w:t>Q1 2025 earnings release</w:t>
+              <w:t>Condensed interim consolidated financial statements for the three months ended 31 March 2026 (limited review), KPMG Hazem Hassan</w:t>
             </w:r>
           </w:p>
         </w:tc>
@@ -761,7 +761,7 @@
                 <w:color w:val="1C3A36"/>
                 <w:sz w:val="16"/>
               </w:rPr>
-              <w:t>26 May 2025</w:t>
+              <w:t>13 May 2026</w:t>
             </w:r>
           </w:p>
         </w:tc>
@@ -778,287 +778,7 @@
                 <w:color w:val="1C3A36"/>
                 <w:sz w:val="16"/>
               </w:rPr>
-              <w:t>Q1-2025 income statement, EBITDA and net bank debt; the restated five-segment reporting structure; shareholder structure at 31 March 2025</w:t>
-            </w:r>
-          </w:p>
-        </w:tc>
-      </w:tr>
-      <w:tr>
-        <w:tc>
-          <w:tcPr>
-            <w:tcW w:type="dxa" w:w="2232"/>
-          </w:tcPr>
-          <w:p>
-            <w:pPr>
-              <w:spacing w:after="20"/>
-            </w:pPr>
-            <w:r>
-              <w:rPr>
-                <w:color w:val="1C3A36"/>
-                <w:sz w:val="16"/>
-              </w:rPr>
-              <w:t>Condensed consolidated interim financial statements, three months ended 31 March 2025</w:t>
-            </w:r>
-          </w:p>
-        </w:tc>
-        <w:tc>
-          <w:tcPr>
-            <w:tcW w:type="dxa" w:w="1800"/>
-          </w:tcPr>
-          <w:p>
-            <w:pPr>
-              <w:spacing w:after="20"/>
-            </w:pPr>
-            <w:r>
-              <w:rPr>
-                <w:color w:val="1C3A36"/>
-                <w:sz w:val="16"/>
-              </w:rPr>
-              <w:t>Elsewedy Electric Company</w:t>
-            </w:r>
-          </w:p>
-        </w:tc>
-        <w:tc>
-          <w:tcPr>
-            <w:tcW w:type="dxa" w:w="1368"/>
-          </w:tcPr>
-          <w:p>
-            <w:pPr>
-              <w:spacing w:after="20"/>
-            </w:pPr>
-            <w:r>
-              <w:rPr>
-                <w:color w:val="1C3A36"/>
-                <w:sz w:val="16"/>
-              </w:rPr>
-              <w:t>26 May 2025</w:t>
-            </w:r>
-          </w:p>
-        </w:tc>
-        <w:tc>
-          <w:tcPr>
-            <w:tcW w:type="dxa" w:w="4680"/>
-          </w:tcPr>
-          <w:p>
-            <w:pPr>
-              <w:spacing w:after="20"/>
-            </w:pPr>
-            <w:r>
-              <w:rPr>
-                <w:color w:val="1C3A36"/>
-                <w:sz w:val="16"/>
-              </w:rPr>
-              <w:t>Q1-2025 statement of profit or loss; interim statement of cash flows including depreciation, capital expenditure, interest paid and net movement in borrowings</w:t>
-            </w:r>
-          </w:p>
-        </w:tc>
-      </w:tr>
-      <w:tr>
-        <w:tc>
-          <w:tcPr>
-            <w:tcW w:type="dxa" w:w="2232"/>
-          </w:tcPr>
-          <w:p>
-            <w:pPr>
-              <w:spacing w:after="20"/>
-            </w:pPr>
-            <w:r>
-              <w:rPr>
-                <w:color w:val="1C3A36"/>
-                <w:sz w:val="16"/>
-              </w:rPr>
-              <w:t>Segment analysis workbooks, Q4 2024 and Q1 2025</w:t>
-            </w:r>
-          </w:p>
-        </w:tc>
-        <w:tc>
-          <w:tcPr>
-            <w:tcW w:type="dxa" w:w="1800"/>
-          </w:tcPr>
-          <w:p>
-            <w:pPr>
-              <w:spacing w:after="20"/>
-            </w:pPr>
-            <w:r>
-              <w:rPr>
-                <w:color w:val="1C3A36"/>
-                <w:sz w:val="16"/>
-              </w:rPr>
-              <w:t>Elsewedy Electric Company</w:t>
-            </w:r>
-          </w:p>
-        </w:tc>
-        <w:tc>
-          <w:tcPr>
-            <w:tcW w:type="dxa" w:w="1368"/>
-          </w:tcPr>
-          <w:p>
-            <w:pPr>
-              <w:spacing w:after="20"/>
-            </w:pPr>
-            <w:r>
-              <w:rPr>
-                <w:color w:val="1C3A36"/>
-                <w:sz w:val="16"/>
-              </w:rPr>
-              <w:t>13 March 2025 / 26 May 2025</w:t>
-            </w:r>
-          </w:p>
-        </w:tc>
-        <w:tc>
-          <w:tcPr>
-            <w:tcW w:type="dxa" w:w="4680"/>
-          </w:tcPr>
-          <w:p>
-            <w:pPr>
-              <w:spacing w:after="20"/>
-            </w:pPr>
-            <w:r>
-              <w:rPr>
-                <w:color w:val="1C3A36"/>
-                <w:sz w:val="16"/>
-              </w:rPr>
-              <w:t>Segment revenue, gross profit, selling expense and depreciation by segment on both the old and the restated segment taxonomy</w:t>
-            </w:r>
-          </w:p>
-        </w:tc>
-      </w:tr>
-      <w:tr>
-        <w:tc>
-          <w:tcPr>
-            <w:tcW w:type="dxa" w:w="2232"/>
-          </w:tcPr>
-          <w:p>
-            <w:pPr>
-              <w:spacing w:after="20"/>
-            </w:pPr>
-            <w:r>
-              <w:rPr>
-                <w:color w:val="1C3A36"/>
-                <w:sz w:val="16"/>
-              </w:rPr>
-              <w:t>Q4 2025 earnings release (FY 2025 results) — reported figures</w:t>
-            </w:r>
-          </w:p>
-        </w:tc>
-        <w:tc>
-          <w:tcPr>
-            <w:tcW w:type="dxa" w:w="1800"/>
-          </w:tcPr>
-          <w:p>
-            <w:pPr>
-              <w:spacing w:after="20"/>
-            </w:pPr>
-            <w:r>
-              <w:rPr>
-                <w:color w:val="1C3A36"/>
-                <w:sz w:val="16"/>
-              </w:rPr>
-              <w:t>Elsewedy Electric Company, via financial press covering the exchange filing</w:t>
-            </w:r>
-          </w:p>
-        </w:tc>
-        <w:tc>
-          <w:tcPr>
-            <w:tcW w:type="dxa" w:w="1368"/>
-          </w:tcPr>
-          <w:p>
-            <w:pPr>
-              <w:spacing w:after="20"/>
-            </w:pPr>
-            <w:r>
-              <w:rPr>
-                <w:color w:val="1C3A36"/>
-                <w:sz w:val="16"/>
-              </w:rPr>
-              <w:t>March 2026</w:t>
-            </w:r>
-          </w:p>
-        </w:tc>
-        <w:tc>
-          <w:tcPr>
-            <w:tcW w:type="dxa" w:w="4680"/>
-          </w:tcPr>
-          <w:p>
-            <w:pPr>
-              <w:spacing w:after="20"/>
-            </w:pPr>
-            <w:r>
-              <w:rPr>
-                <w:color w:val="1C3A36"/>
-                <w:sz w:val="16"/>
-              </w:rPr>
-              <w:t>FY2025 revenue, profit after tax, profit after minority interests, total assets, net bank debt, fourth-quarter gross profit and EBITDA. The release itself was not directly reachable — see the negative results below</w:t>
-            </w:r>
-          </w:p>
-        </w:tc>
-      </w:tr>
-      <w:tr>
-        <w:tc>
-          <w:tcPr>
-            <w:tcW w:type="dxa" w:w="2232"/>
-          </w:tcPr>
-          <w:p>
-            <w:pPr>
-              <w:spacing w:after="20"/>
-            </w:pPr>
-            <w:r>
-              <w:rPr>
-                <w:color w:val="1C3A36"/>
-                <w:sz w:val="16"/>
-              </w:rPr>
-              <w:t>Q1 2026 exchange filing — reported figures</w:t>
-            </w:r>
-          </w:p>
-        </w:tc>
-        <w:tc>
-          <w:tcPr>
-            <w:tcW w:type="dxa" w:w="1800"/>
-          </w:tcPr>
-          <w:p>
-            <w:pPr>
-              <w:spacing w:after="20"/>
-            </w:pPr>
-            <w:r>
-              <w:rPr>
-                <w:color w:val="1C3A36"/>
-                <w:sz w:val="16"/>
-              </w:rPr>
-              <w:t>Elsewedy Electric Company, via financial press covering the exchange filing</w:t>
-            </w:r>
-          </w:p>
-        </w:tc>
-        <w:tc>
-          <w:tcPr>
-            <w:tcW w:type="dxa" w:w="1368"/>
-          </w:tcPr>
-          <w:p>
-            <w:pPr>
-              <w:spacing w:after="20"/>
-            </w:pPr>
-            <w:r>
-              <w:rPr>
-                <w:color w:val="1C3A36"/>
-                <w:sz w:val="16"/>
-              </w:rPr>
-              <w:t>13 May 2026</w:t>
-            </w:r>
-          </w:p>
-        </w:tc>
-        <w:tc>
-          <w:tcPr>
-            <w:tcW w:type="dxa" w:w="4680"/>
-          </w:tcPr>
-          <w:p>
-            <w:pPr>
-              <w:spacing w:after="20"/>
-            </w:pPr>
-            <w:r>
-              <w:rPr>
-                <w:color w:val="1C3A36"/>
-                <w:sz w:val="16"/>
-              </w:rPr>
-              <w:t>Q1-2026 revenue and profit attributable to the parent</w:t>
+              <w:t>Q1-2026 income statement with Q1-2025 comparatives; balance sheet at 31 March 2026; three-segment revenue note reconciling exactly to Q1-2026 revenue; loans and borrowings note with average rates by currency; cash-flow statement; confirmation that no FY2025 dividend had been declared, proposed or approved as at the report date</w:t>
             </w:r>
           </w:p>
         </w:tc>
@@ -1458,7 +1178,7 @@
           <w:color w:val="1C3A36"/>
           <w:sz w:val="22"/>
         </w:rPr>
-        <w:t>Market layer — 2 inputs</w:t>
+        <w:t>Market layer — 1 inputs</w:t>
       </w:r>
     </w:p>
     <w:tbl>
@@ -1637,76 +1357,6 @@
           </w:p>
         </w:tc>
       </w:tr>
-      <w:tr>
-        <w:tc>
-          <w:tcPr>
-            <w:tcW w:type="dxa" w:w="1656"/>
-          </w:tcPr>
-          <w:p>
-            <w:pPr>
-              <w:spacing w:after="20"/>
-            </w:pPr>
-            <w:r>
-              <w:rPr>
-                <w:color w:val="1C3A36"/>
-                <w:sz w:val="15"/>
-              </w:rPr>
-              <w:t>electra mto</w:t>
-            </w:r>
-          </w:p>
-        </w:tc>
-        <w:tc>
-          <w:tcPr>
-            <w:tcW w:type="dxa" w:w="1368"/>
-          </w:tcPr>
-          <w:p>
-            <w:pPr>
-              <w:spacing w:after="20"/>
-            </w:pPr>
-            <w:r>
-              <w:rPr>
-                <w:color w:val="1C3A36"/>
-                <w:sz w:val="15"/>
-              </w:rPr>
-              <w:t>price_usd: 1.05; shares_mn: 427.7; value_usdmn: 449.1; date: 2024-07; stake: 0.1998</w:t>
-            </w:r>
-          </w:p>
-        </w:tc>
-        <w:tc>
-          <w:tcPr>
-            <w:tcW w:type="dxa" w:w="1037"/>
-          </w:tcPr>
-          <w:p>
-            <w:pPr>
-              <w:spacing w:after="20"/>
-            </w:pPr>
-            <w:r>
-              <w:rPr>
-                <w:color w:val="1C3A36"/>
-                <w:sz w:val="15"/>
-              </w:rPr>
-              <w:t>2024-07</w:t>
-            </w:r>
-          </w:p>
-        </w:tc>
-        <w:tc>
-          <w:tcPr>
-            <w:tcW w:type="dxa" w:w="6019"/>
-          </w:tcPr>
-          <w:p>
-            <w:pPr>
-              <w:spacing w:after="20"/>
-            </w:pPr>
-            <w:r>
-              <w:rPr>
-                <w:color w:val="1C3A36"/>
-                <w:sz w:val="15"/>
-              </w:rPr>
-              <w:t>Electra Investment Holding's mandatory tender offer, concluded July 2024: ~427.7mn shares (19.98%) at USD 1.05/share, ~USD 449mn, advised by EFG Hermes. Roughly EGP 50/share at the exchange rate then prevailing. Recorded as the last known price at which a strategic buyer cleared a fifth of the company. NOT used as a valuation anchor: it is two years stale, struck before the earnings base grew by roughly half, and at less than half today's price</w:t>
-            </w:r>
-          </w:p>
-        </w:tc>
-      </w:tr>
     </w:tbl>
     <w:p>
       <w:pPr>
@@ -1724,7 +1374,7 @@
           <w:color w:val="1C3A36"/>
           <w:sz w:val="22"/>
         </w:rPr>
-        <w:t>Company layer — 83 inputs</w:t>
+        <w:t>Company layer — 102 inputs</w:t>
       </w:r>
     </w:p>
     <w:tbl>
@@ -1881,7 +1531,7 @@
                 <w:color w:val="1C3A36"/>
                 <w:sz w:val="15"/>
               </w:rPr>
-              <w:t>2025-05-26</w:t>
+              <w:t>2026-05-13</w:t>
             </w:r>
           </w:p>
         </w:tc>
@@ -1898,7 +1548,7 @@
                 <w:color w:val="1C3A36"/>
                 <w:sz w:val="15"/>
               </w:rPr>
-              <w:t>Number of shares 2,140,777,876 — company earnings release, Share Information panel (unchanged across FY2024 and Q1-2025 releases). An EGM-approved capital cut writes off 1.422mn expired ESOP shares, taking issued capital to EGP 2.139bn; immaterial (0.07%) and not yet listed, so the disclosed count is used</w:t>
+              <w:t>Issued and paid-up capital note (29), audited FY2025 consolidated financial statements and the Q1-2026 condensed interim statements: 2,140,777,876 shares of EGP 1 par value, unchanged across both filings</w:t>
             </w:r>
           </w:p>
         </w:tc>
@@ -1951,7 +1601,7 @@
                 <w:color w:val="1C3A36"/>
                 <w:sz w:val="15"/>
               </w:rPr>
-              <w:t>2025-03-13</w:t>
+              <w:t>2024-03-13</w:t>
             </w:r>
           </w:p>
         </w:tc>
@@ -1968,7 +1618,7 @@
                 <w:color w:val="1C3A36"/>
                 <w:sz w:val="15"/>
               </w:rPr>
-              <w:t>Consolidated Income Statement, FY2024 earnings release (FY-2023 comparative)</w:t>
+              <w:t>Consolidated statement of profit or loss, FY2023 audited financial statements (confirmed by the FY2024 filing's comparative column)</w:t>
             </w:r>
           </w:p>
         </w:tc>
@@ -2038,7 +1688,7 @@
                 <w:color w:val="1C3A36"/>
                 <w:sz w:val="15"/>
               </w:rPr>
-              <w:t>Consolidated Income Statement, FY2024 earnings release</w:t>
+              <w:t>Consolidated statement of profit or loss, FY2024 audited financial statements (confirmed by the FY2025 filing's comparative column)</w:t>
             </w:r>
           </w:p>
         </w:tc>
@@ -2074,7 +1724,7 @@
                 <w:color w:val="1C3A36"/>
                 <w:sz w:val="15"/>
               </w:rPr>
-              <w:t>281,049.0</w:t>
+              <w:t>281,049.1</w:t>
             </w:r>
           </w:p>
         </w:tc>
@@ -2091,7 +1741,7 @@
                 <w:color w:val="1C3A36"/>
                 <w:sz w:val="15"/>
               </w:rPr>
-              <w:t>2026-03</w:t>
+              <w:t>2026-03-15</w:t>
             </w:r>
           </w:p>
         </w:tc>
@@ -2108,7 +1758,7 @@
                 <w:color w:val="1C3A36"/>
                 <w:sz w:val="15"/>
               </w:rPr>
-              <w:t>FY2025 consolidated revenues EGP 281.04bn (EGX filing, reported by Arab Finance / Mubasher; +21.15% on FY2024)</w:t>
+              <w:t>Consolidated statement of profit or loss, FY2025 audited financial statements</w:t>
             </w:r>
           </w:p>
         </w:tc>
@@ -2161,7 +1811,7 @@
                 <w:color w:val="1C3A36"/>
                 <w:sz w:val="15"/>
               </w:rPr>
-              <w:t>2025-03-13</w:t>
+              <w:t>2024-03-13</w:t>
             </w:r>
           </w:p>
         </w:tc>
@@ -2178,7 +1828,7 @@
                 <w:color w:val="1C3A36"/>
                 <w:sz w:val="15"/>
               </w:rPr>
-              <w:t>Consolidated Income Statement, FY2024 earnings release (comparative)</w:t>
+              <w:t>Consolidated statement of profit or loss, FY2023 audited financial statements</w:t>
             </w:r>
           </w:p>
         </w:tc>
@@ -2248,7 +1898,7 @@
                 <w:color w:val="1C3A36"/>
                 <w:sz w:val="15"/>
               </w:rPr>
-              <w:t>Consolidated Income Statement, FY2024 earnings release</w:t>
+              <w:t>Consolidated statement of profit or loss, FY2024 audited financial statements</w:t>
             </w:r>
           </w:p>
         </w:tc>
@@ -2267,7 +1917,7 @@
                 <w:color w:val="1C3A36"/>
                 <w:sz w:val="15"/>
               </w:rPr>
-              <w:t>op fy23</w:t>
+              <w:t>gp fy25</w:t>
             </w:r>
           </w:p>
         </w:tc>
@@ -2284,7 +1934,7 @@
                 <w:color w:val="1C3A36"/>
                 <w:sz w:val="15"/>
               </w:rPr>
-              <w:t>17,739.1</w:t>
+              <w:t>40,762.1</w:t>
             </w:r>
           </w:p>
         </w:tc>
@@ -2301,7 +1951,7 @@
                 <w:color w:val="1C3A36"/>
                 <w:sz w:val="15"/>
               </w:rPr>
-              <w:t>2025-03-13</w:t>
+              <w:t>2026-03-15</w:t>
             </w:r>
           </w:p>
         </w:tc>
@@ -2318,7 +1968,7 @@
                 <w:color w:val="1C3A36"/>
                 <w:sz w:val="15"/>
               </w:rPr>
-              <w:t>Operating profit, FY2024 earnings release (comparative)</w:t>
+              <w:t>Consolidated statement of profit or loss, FY2025 audited financial statements</w:t>
             </w:r>
           </w:p>
         </w:tc>
@@ -2337,7 +1987,7 @@
                 <w:color w:val="1C3A36"/>
                 <w:sz w:val="15"/>
               </w:rPr>
-              <w:t>op fy24</w:t>
+              <w:t>op fy23</w:t>
             </w:r>
           </w:p>
         </w:tc>
@@ -2354,7 +2004,7 @@
                 <w:color w:val="1C3A36"/>
                 <w:sz w:val="15"/>
               </w:rPr>
-              <w:t>29,341.7</w:t>
+              <w:t>17,739.1</w:t>
             </w:r>
           </w:p>
         </w:tc>
@@ -2371,7 +2021,7 @@
                 <w:color w:val="1C3A36"/>
                 <w:sz w:val="15"/>
               </w:rPr>
-              <w:t>2025-03-13</w:t>
+              <w:t>2024-03-13</w:t>
             </w:r>
           </w:p>
         </w:tc>
@@ -2388,7 +2038,7 @@
                 <w:color w:val="1C3A36"/>
                 <w:sz w:val="15"/>
               </w:rPr>
-              <w:t>Operating profit, FY2024 earnings release</w:t>
+              <w:t>Operating profit, FY2023 audited financial statements</w:t>
             </w:r>
           </w:p>
         </w:tc>
@@ -2407,7 +2057,7 @@
                 <w:color w:val="1C3A36"/>
                 <w:sz w:val="15"/>
               </w:rPr>
-              <w:t>dna fy23</w:t>
+              <w:t>op fy24</w:t>
             </w:r>
           </w:p>
         </w:tc>
@@ -2424,7 +2074,7 @@
                 <w:color w:val="1C3A36"/>
                 <w:sz w:val="15"/>
               </w:rPr>
-              <w:t>2,296.0</w:t>
+              <w:t>29,341.7</w:t>
             </w:r>
           </w:p>
         </w:tc>
@@ -2441,7 +2091,7 @@
                 <w:color w:val="1C3A36"/>
                 <w:sz w:val="15"/>
               </w:rPr>
-              <w:t>2025-03-12</w:t>
+              <w:t>2025-03-13</w:t>
             </w:r>
           </w:p>
         </w:tc>
@@ -2458,7 +2108,7 @@
                 <w:color w:val="1C3A36"/>
                 <w:sz w:val="15"/>
               </w:rPr>
-              <w:t>Audited consolidated statement of cash flows FY2024 (2023 column): PP&amp;E depreciation 2,120.8 + investment property 6.4 + intangibles amortisation 53.9 + right-of-use 114.9</w:t>
+              <w:t>Operating profit, FY2024 audited financial statements</w:t>
             </w:r>
           </w:p>
         </w:tc>
@@ -2477,7 +2127,7 @@
                 <w:color w:val="1C3A36"/>
                 <w:sz w:val="15"/>
               </w:rPr>
-              <w:t>dna fy24</w:t>
+              <w:t>op fy25</w:t>
             </w:r>
           </w:p>
         </w:tc>
@@ -2494,7 +2144,7 @@
                 <w:color w:val="1C3A36"/>
                 <w:sz w:val="15"/>
               </w:rPr>
-              <w:t>2,259.9</w:t>
+              <w:t>25,354.2</w:t>
             </w:r>
           </w:p>
         </w:tc>
@@ -2511,7 +2161,7 @@
                 <w:color w:val="1C3A36"/>
                 <w:sz w:val="15"/>
               </w:rPr>
-              <w:t>2025-03-12</w:t>
+              <w:t>2026-03-15</w:t>
             </w:r>
           </w:p>
         </w:tc>
@@ -2528,7 +2178,7 @@
                 <w:color w:val="1C3A36"/>
                 <w:sz w:val="15"/>
               </w:rPr>
-              <w:t>Audited consolidated statement of cash flows FY2024: PP&amp;E depreciation 2,019.6 + investment property 1.5 + intangibles amortisation 80.7 + right-of-use 157.9</w:t>
+              <w:t>Operating profit, FY2025 audited financial statements</w:t>
             </w:r>
           </w:p>
         </w:tc>
@@ -2547,7 +2197,7 @@
                 <w:color w:val="1C3A36"/>
                 <w:sz w:val="15"/>
               </w:rPr>
-              <w:t>netfin fy23</w:t>
+              <w:t>dna fy23</w:t>
             </w:r>
           </w:p>
         </w:tc>
@@ -2564,7 +2214,7 @@
                 <w:color w:val="1C3A36"/>
                 <w:sz w:val="15"/>
               </w:rPr>
-              <w:t>-2,124.4</w:t>
+              <w:t>2,296.0</w:t>
             </w:r>
           </w:p>
         </w:tc>
@@ -2581,7 +2231,7 @@
                 <w:color w:val="1C3A36"/>
                 <w:sz w:val="15"/>
               </w:rPr>
-              <w:t>2025-03-13</w:t>
+              <w:t>2024-03-13</w:t>
             </w:r>
           </w:p>
         </w:tc>
@@ -2598,7 +2248,7 @@
                 <w:color w:val="1C3A36"/>
                 <w:sz w:val="15"/>
               </w:rPr>
-              <w:t>Net finance costs, FY2024 earnings release (comparative)</w:t>
+              <w:t>Audited FY2023 consolidated statement of cash flows: PP&amp;E depreciation 2,120.789808 + investment property 6.388342 + intangibles amortisation 53.947575 + right-of-use assets 114.861231</w:t>
             </w:r>
           </w:p>
         </w:tc>
@@ -2617,7 +2267,7 @@
                 <w:color w:val="1C3A36"/>
                 <w:sz w:val="15"/>
               </w:rPr>
-              <w:t>netfin fy24</w:t>
+              <w:t>dna fy24</w:t>
             </w:r>
           </w:p>
         </w:tc>
@@ -2634,7 +2284,7 @@
                 <w:color w:val="1C3A36"/>
                 <w:sz w:val="15"/>
               </w:rPr>
-              <w:t>-3,515.4</w:t>
+              <w:t>2,259.7</w:t>
             </w:r>
           </w:p>
         </w:tc>
@@ -2668,7 +2318,7 @@
                 <w:color w:val="1C3A36"/>
                 <w:sz w:val="15"/>
               </w:rPr>
-              <w:t>Net finance costs, FY2024 earnings release</w:t>
+              <w:t>Audited FY2024 consolidated statement of cash flows: PP&amp;E depreciation 2,019.646871 + investment property 1.472753 + intangibles amortisation 80.726323 + right-of-use assets 157.899859</w:t>
             </w:r>
           </w:p>
         </w:tc>
@@ -2687,7 +2337,7 @@
                 <w:color w:val="1C3A36"/>
                 <w:sz w:val="15"/>
               </w:rPr>
-              <w:t>assoc fy23</w:t>
+              <w:t>dna fy25</w:t>
             </w:r>
           </w:p>
         </w:tc>
@@ -2704,7 +2354,7 @@
                 <w:color w:val="1C3A36"/>
                 <w:sz w:val="15"/>
               </w:rPr>
-              <w:t>603.6</w:t>
+              <w:t>3,009.0</w:t>
             </w:r>
           </w:p>
         </w:tc>
@@ -2721,7 +2371,7 @@
                 <w:color w:val="1C3A36"/>
                 <w:sz w:val="15"/>
               </w:rPr>
-              <w:t>2025-03-13</w:t>
+              <w:t>2026-03-15</w:t>
             </w:r>
           </w:p>
         </w:tc>
@@ -2738,7 +2388,7 @@
                 <w:color w:val="1C3A36"/>
                 <w:sz w:val="15"/>
               </w:rPr>
-              <w:t>Share of profit of equity-accounted investees, FY2024 release (comparative)</w:t>
+              <w:t>Audited FY2025 consolidated statement of cash flows: PP&amp;E depreciation 2,733.671862 + investment property 1.687166 + intangibles amortisation 78.072847 + right-of-use assets 195.545752 — the depreciable base stepped up with the FY2025 capex ramp</w:t>
             </w:r>
           </w:p>
         </w:tc>
@@ -2757,7 +2407,7 @@
                 <w:color w:val="1C3A36"/>
                 <w:sz w:val="15"/>
               </w:rPr>
-              <w:t>assoc fy24</w:t>
+              <w:t>netfin fy23</w:t>
             </w:r>
           </w:p>
         </w:tc>
@@ -2774,7 +2424,7 @@
                 <w:color w:val="1C3A36"/>
                 <w:sz w:val="15"/>
               </w:rPr>
-              <w:t>1,132.4</w:t>
+              <w:t>-2,124.4</w:t>
             </w:r>
           </w:p>
         </w:tc>
@@ -2791,7 +2441,7 @@
                 <w:color w:val="1C3A36"/>
                 <w:sz w:val="15"/>
               </w:rPr>
-              <w:t>2025-03-13</w:t>
+              <w:t>2024-03-13</w:t>
             </w:r>
           </w:p>
         </w:tc>
@@ -2808,7 +2458,7 @@
                 <w:color w:val="1C3A36"/>
                 <w:sz w:val="15"/>
               </w:rPr>
-              <w:t>Share of profit of equity-accounted investees, FY2024 release</w:t>
+              <w:t>Net finance costs, FY2023 audited financial statements: finance income 2,818.868796 less finance costs 4,943.231073</w:t>
             </w:r>
           </w:p>
         </w:tc>
@@ -2827,7 +2477,7 @@
                 <w:color w:val="1C3A36"/>
                 <w:sz w:val="15"/>
               </w:rPr>
-              <w:t>tax fy23</w:t>
+              <w:t>netfin fy24</w:t>
             </w:r>
           </w:p>
         </w:tc>
@@ -2844,7 +2494,7 @@
                 <w:color w:val="1C3A36"/>
                 <w:sz w:val="15"/>
               </w:rPr>
-              <w:t>-5,080.4</w:t>
+              <w:t>-3,515.4</w:t>
             </w:r>
           </w:p>
         </w:tc>
@@ -2878,7 +2528,7 @@
                 <w:color w:val="1C3A36"/>
                 <w:sz w:val="15"/>
               </w:rPr>
-              <w:t>Income tax expense, FY2024 earnings release (comparative)</w:t>
+              <w:t>Net finance costs, FY2024 audited financial statements: finance income 4,247.625658 less finance costs 7,762.991604</w:t>
             </w:r>
           </w:p>
         </w:tc>
@@ -2897,7 +2547,7 @@
                 <w:color w:val="1C3A36"/>
                 <w:sz w:val="15"/>
               </w:rPr>
-              <w:t>tax fy24</w:t>
+              <w:t>netfin fy25</w:t>
             </w:r>
           </w:p>
         </w:tc>
@@ -2914,7 +2564,7 @@
                 <w:color w:val="1C3A36"/>
                 <w:sz w:val="15"/>
               </w:rPr>
-              <w:t>-8,121.5</w:t>
+              <w:t>-2,145.4</w:t>
             </w:r>
           </w:p>
         </w:tc>
@@ -2931,7 +2581,7 @@
                 <w:color w:val="1C3A36"/>
                 <w:sz w:val="15"/>
               </w:rPr>
-              <w:t>2025-03-13</w:t>
+              <w:t>2026-03-15</w:t>
             </w:r>
           </w:p>
         </w:tc>
@@ -2948,7 +2598,7 @@
                 <w:color w:val="1C3A36"/>
                 <w:sz w:val="15"/>
               </w:rPr>
-              <w:t>Income tax expense, FY2024 earnings release</w:t>
+              <w:t>Net finance costs, FY2025 audited financial statements: finance income 3,713.003271 less finance costs 5,858.442026. REPLACES a previous estimate of -3,400 struck when the filing was not reachable — this is the exact audited figure and it is materially smaller (net finance improved even as gross debt grew, because the CBE's easing cycle and a larger cash pile both cut the net charge)</w:t>
             </w:r>
           </w:p>
         </w:tc>
@@ -2967,7 +2617,7 @@
                 <w:color w:val="1C3A36"/>
                 <w:sz w:val="15"/>
               </w:rPr>
-              <w:t>pat fy23</w:t>
+              <w:t>assoc fy23</w:t>
             </w:r>
           </w:p>
         </w:tc>
@@ -2984,7 +2634,7 @@
                 <w:color w:val="1C3A36"/>
                 <w:sz w:val="15"/>
               </w:rPr>
-              <w:t>11,138.0</w:t>
+              <w:t>603.6</w:t>
             </w:r>
           </w:p>
         </w:tc>
@@ -3001,7 +2651,7 @@
                 <w:color w:val="1C3A36"/>
                 <w:sz w:val="15"/>
               </w:rPr>
-              <w:t>2025-03-13</w:t>
+              <w:t>2024-03-13</w:t>
             </w:r>
           </w:p>
         </w:tc>
@@ -3018,7 +2668,7 @@
                 <w:color w:val="1C3A36"/>
                 <w:sz w:val="15"/>
               </w:rPr>
-              <w:t>Profit for the period, FY2024 earnings release (comparative)</w:t>
+              <w:t>Group's share of profit of equity-accounted investees, FY2023 audited financial statements</w:t>
             </w:r>
           </w:p>
         </w:tc>
@@ -3037,7 +2687,7 @@
                 <w:color w:val="1C3A36"/>
                 <w:sz w:val="15"/>
               </w:rPr>
-              <w:t>pat fy24</w:t>
+              <w:t>assoc fy24</w:t>
             </w:r>
           </w:p>
         </w:tc>
@@ -3054,7 +2704,7 @@
                 <w:color w:val="1C3A36"/>
                 <w:sz w:val="15"/>
               </w:rPr>
-              <w:t>18,837.2</w:t>
+              <w:t>1,132.4</w:t>
             </w:r>
           </w:p>
         </w:tc>
@@ -3088,7 +2738,7 @@
                 <w:color w:val="1C3A36"/>
                 <w:sz w:val="15"/>
               </w:rPr>
-              <w:t>Profit for the period, FY2024 earnings release</w:t>
+              <w:t>Group's share of profit of equity-accounted investees, FY2024 audited financial statements</w:t>
             </w:r>
           </w:p>
         </w:tc>
@@ -3107,7 +2757,7 @@
                 <w:color w:val="1C3A36"/>
                 <w:sz w:val="15"/>
               </w:rPr>
-              <w:t>pat fy25</w:t>
+              <w:t>assoc fy25</w:t>
             </w:r>
           </w:p>
         </w:tc>
@@ -3124,7 +2774,7 @@
                 <w:color w:val="1C3A36"/>
                 <w:sz w:val="15"/>
               </w:rPr>
-              <w:t>19,180.0</w:t>
+              <w:t>1,568.9</w:t>
             </w:r>
           </w:p>
         </w:tc>
@@ -3141,7 +2791,7 @@
                 <w:color w:val="1C3A36"/>
                 <w:sz w:val="15"/>
               </w:rPr>
-              <w:t>2026-03</w:t>
+              <w:t>2026-03-15</w:t>
             </w:r>
           </w:p>
         </w:tc>
@@ -3158,7 +2808,7 @@
                 <w:color w:val="1C3A36"/>
                 <w:sz w:val="15"/>
               </w:rPr>
-              <w:t>FY2025 consolidated net profit after tax EGP 19.18bn vs EGP 18.83bn FY2024 (EGX filing via Mubasher). The FY2024 comparative reconciles exactly to the audited 'Profit for the period' of 18,837.2, confirming this is the pre-minority line</w:t>
+              <w:t>Group's share of profit of equity-accounted investees, FY2025 audited financial statements — reconciles exactly to the sum of the per-investee shares in Note 20 (Doha Cables 940.3, Elsewedy Cables-Qatar 259.2, SC Zone Utilities 255.5, SWIEP 73.4, Aloula 96.9, Raneen 15.5, Senyar -71.9). REPLACES a previous 1.15x uplift on the FY2024 figure, no longer needed now the actual number is disclosed</w:t>
             </w:r>
           </w:p>
         </w:tc>
@@ -3177,7 +2827,7 @@
                 <w:color w:val="1C3A36"/>
                 <w:sz w:val="15"/>
               </w:rPr>
-              <w:t>npa fy23</w:t>
+              <w:t>tax fy23</w:t>
             </w:r>
           </w:p>
         </w:tc>
@@ -3194,7 +2844,7 @@
                 <w:color w:val="1C3A36"/>
                 <w:sz w:val="15"/>
               </w:rPr>
-              <w:t>10,115.7</w:t>
+              <w:t>-5,080.4</w:t>
             </w:r>
           </w:p>
         </w:tc>
@@ -3211,7 +2861,7 @@
                 <w:color w:val="1C3A36"/>
                 <w:sz w:val="15"/>
               </w:rPr>
-              <w:t>2025-03-13</w:t>
+              <w:t>2024-03-13</w:t>
             </w:r>
           </w:p>
         </w:tc>
@@ -3228,7 +2878,7 @@
                 <w:color w:val="1C3A36"/>
                 <w:sz w:val="15"/>
               </w:rPr>
-              <w:t>Profit attributable to owners of the company, FY2024 release (comparative)</w:t>
+              <w:t>Income tax expense, FY2023 audited financial statements</w:t>
             </w:r>
           </w:p>
         </w:tc>
@@ -3247,7 +2897,7 @@
                 <w:color w:val="1C3A36"/>
                 <w:sz w:val="15"/>
               </w:rPr>
-              <w:t>npa fy24</w:t>
+              <w:t>tax fy24</w:t>
             </w:r>
           </w:p>
         </w:tc>
@@ -3264,7 +2914,7 @@
                 <w:color w:val="1C3A36"/>
                 <w:sz w:val="15"/>
               </w:rPr>
-              <w:t>17,461.4</w:t>
+              <w:t>-8,121.5</w:t>
             </w:r>
           </w:p>
         </w:tc>
@@ -3298,7 +2948,7 @@
                 <w:color w:val="1C3A36"/>
                 <w:sz w:val="15"/>
               </w:rPr>
-              <w:t>Profit attributable to owners of the company, FY2024 release</w:t>
+              <w:t>Income tax expense, FY2024 audited financial statements</w:t>
             </w:r>
           </w:p>
         </w:tc>
@@ -3317,7 +2967,7 @@
                 <w:color w:val="1C3A36"/>
                 <w:sz w:val="15"/>
               </w:rPr>
-              <w:t>npa fy25</w:t>
+              <w:t>tax fy25</w:t>
             </w:r>
           </w:p>
         </w:tc>
@@ -3334,7 +2984,7 @@
                 <w:color w:val="1C3A36"/>
                 <w:sz w:val="15"/>
               </w:rPr>
-              <w:t>17,330.0</w:t>
+              <w:t>-5,591.1</w:t>
             </w:r>
           </w:p>
         </w:tc>
@@ -3351,7 +3001,7 @@
                 <w:color w:val="1C3A36"/>
                 <w:sz w:val="15"/>
               </w:rPr>
-              <w:t>2026-03</w:t>
+              <w:t>2026-03-15</w:t>
             </w:r>
           </w:p>
         </w:tc>
@@ -3368,7 +3018,7 @@
                 <w:color w:val="1C3A36"/>
                 <w:sz w:val="15"/>
               </w:rPr>
-              <w:t>FY2025 net profit after minority: FY2024's 17,461.4 less the disclosed -0.75% y/y move (Arab Finance headline on the FY2025 filing). Cross-checks to the quarterly build: 9M-2025 12,670 + Q4-2025 4,660 (Q4 release: +10.6% y/y on Q4-2024's 4,209)</w:t>
+              <w:t>Income tax expense, FY2025 audited financial statements: current tax 6,312.161650 less deferred tax credit 721.021868. Effective rate 22.57% against 24,777.689839 pre-tax profit — REPLACES a previous house assumption of 25.9%</w:t>
             </w:r>
           </w:p>
         </w:tc>
@@ -3387,7 +3037,7 @@
                 <w:color w:val="1C3A36"/>
                 <w:sz w:val="15"/>
               </w:rPr>
-              <w:t>ppe fy23</w:t>
+              <w:t>pat fy23</w:t>
             </w:r>
           </w:p>
         </w:tc>
@@ -3404,7 +3054,7 @@
                 <w:color w:val="1C3A36"/>
                 <w:sz w:val="15"/>
               </w:rPr>
-              <w:t>18,009.2</w:t>
+              <w:t>11,138.0</w:t>
             </w:r>
           </w:p>
         </w:tc>
@@ -3421,7 +3071,7 @@
                 <w:color w:val="1C3A36"/>
                 <w:sz w:val="15"/>
               </w:rPr>
-              <w:t>2025-03-13</w:t>
+              <w:t>2024-03-13</w:t>
             </w:r>
           </w:p>
         </w:tc>
@@ -3438,7 +3088,7 @@
                 <w:color w:val="1C3A36"/>
                 <w:sz w:val="15"/>
               </w:rPr>
-              <w:t>Consolidated Balance Sheet 31/12/2023, FY2024 earnings release</w:t>
+              <w:t>Profit for the year, FY2023 audited financial statements</w:t>
             </w:r>
           </w:p>
         </w:tc>
@@ -3457,7 +3107,7 @@
                 <w:color w:val="1C3A36"/>
                 <w:sz w:val="15"/>
               </w:rPr>
-              <w:t>ppe fy24</w:t>
+              <w:t>pat fy24</w:t>
             </w:r>
           </w:p>
         </w:tc>
@@ -3474,7 +3124,7 @@
                 <w:color w:val="1C3A36"/>
                 <w:sz w:val="15"/>
               </w:rPr>
-              <w:t>27,543.8</w:t>
+              <w:t>18,837.2</w:t>
             </w:r>
           </w:p>
         </w:tc>
@@ -3508,7 +3158,7 @@
                 <w:color w:val="1C3A36"/>
                 <w:sz w:val="15"/>
               </w:rPr>
-              <w:t>Consolidated Balance Sheet 31/12/2024, FY2024 earnings release</w:t>
+              <w:t>Profit for the year, FY2024 audited financial statements</w:t>
             </w:r>
           </w:p>
         </w:tc>
@@ -3527,7 +3177,7 @@
                 <w:color w:val="1C3A36"/>
                 <w:sz w:val="15"/>
               </w:rPr>
-              <w:t>inv fy23</w:t>
+              <w:t>pat fy25</w:t>
             </w:r>
           </w:p>
         </w:tc>
@@ -3544,7 +3194,7 @@
                 <w:color w:val="1C3A36"/>
                 <w:sz w:val="15"/>
               </w:rPr>
-              <w:t>30,881.8</w:t>
+              <w:t>19,186.6</w:t>
             </w:r>
           </w:p>
         </w:tc>
@@ -3561,7 +3211,7 @@
                 <w:color w:val="1C3A36"/>
                 <w:sz w:val="15"/>
               </w:rPr>
-              <w:t>2025-03-13</w:t>
+              <w:t>2026-03-15</w:t>
             </w:r>
           </w:p>
         </w:tc>
@@ -3578,7 +3228,7 @@
                 <w:color w:val="1C3A36"/>
                 <w:sz w:val="15"/>
               </w:rPr>
-              <w:t>Inventories 31/12/2023</w:t>
+              <w:t>Profit for the year, FY2025 audited financial statements</w:t>
             </w:r>
           </w:p>
         </w:tc>
@@ -3597,7 +3247,7 @@
                 <w:color w:val="1C3A36"/>
                 <w:sz w:val="15"/>
               </w:rPr>
-              <w:t>inv fy24</w:t>
+              <w:t>npa fy23</w:t>
             </w:r>
           </w:p>
         </w:tc>
@@ -3614,7 +3264,7 @@
                 <w:color w:val="1C3A36"/>
                 <w:sz w:val="15"/>
               </w:rPr>
-              <w:t>56,795.9</w:t>
+              <w:t>10,115.7</w:t>
             </w:r>
           </w:p>
         </w:tc>
@@ -3631,7 +3281,7 @@
                 <w:color w:val="1C3A36"/>
                 <w:sz w:val="15"/>
               </w:rPr>
-              <w:t>2025-03-13</w:t>
+              <w:t>2024-03-13</w:t>
             </w:r>
           </w:p>
         </w:tc>
@@ -3648,7 +3298,7 @@
                 <w:color w:val="1C3A36"/>
                 <w:sz w:val="15"/>
               </w:rPr>
-              <w:t>Inventories 31/12/2024</w:t>
+              <w:t>Profit attributable to owners of the parent, FY2023 audited financial statements. Basic EPS 4.26, diluted 4.25</w:t>
             </w:r>
           </w:p>
         </w:tc>
@@ -3667,7 +3317,7 @@
                 <w:color w:val="1C3A36"/>
                 <w:sz w:val="15"/>
               </w:rPr>
-              <w:t>ca fy23</w:t>
+              <w:t>npa fy24</w:t>
             </w:r>
           </w:p>
         </w:tc>
@@ -3684,7 +3334,7 @@
                 <w:color w:val="1C3A36"/>
                 <w:sz w:val="15"/>
               </w:rPr>
-              <w:t>16,179.6</w:t>
+              <w:t>17,461.4</w:t>
             </w:r>
           </w:p>
         </w:tc>
@@ -3718,7 +3368,7 @@
                 <w:color w:val="1C3A36"/>
                 <w:sz w:val="15"/>
               </w:rPr>
-              <w:t>Contract assets 31/12/2023</w:t>
+              <w:t>Profit attributable to owners of the parent, FY2024 audited financial statements. Basic EPS 7.22, diluted 7.21</w:t>
             </w:r>
           </w:p>
         </w:tc>
@@ -3737,7 +3387,7 @@
                 <w:color w:val="1C3A36"/>
                 <w:sz w:val="15"/>
               </w:rPr>
-              <w:t>ca fy24</w:t>
+              <w:t>npa fy25</w:t>
             </w:r>
           </w:p>
         </w:tc>
@@ -3754,7 +3404,7 @@
                 <w:color w:val="1C3A36"/>
                 <w:sz w:val="15"/>
               </w:rPr>
-              <w:t>18,052.0</w:t>
+              <w:t>17,330.2</w:t>
             </w:r>
           </w:p>
         </w:tc>
@@ -3771,7 +3421,7 @@
                 <w:color w:val="1C3A36"/>
                 <w:sz w:val="15"/>
               </w:rPr>
-              <w:t>2025-03-13</w:t>
+              <w:t>2026-03-15</w:t>
             </w:r>
           </w:p>
         </w:tc>
@@ -3788,7 +3438,7 @@
                 <w:color w:val="1C3A36"/>
                 <w:sz w:val="15"/>
               </w:rPr>
-              <w:t>Contract assets 31/12/2024</w:t>
+              <w:t>Profit attributable to owners of the parent, FY2025 audited financial statements. Basic and diluted EPS both 7.13 (no dilutive instruments beyond the already-deducted ESOP shares)</w:t>
             </w:r>
           </w:p>
         </w:tc>
@@ -3807,7 +3457,7 @@
                 <w:color w:val="1C3A36"/>
                 <w:sz w:val="15"/>
               </w:rPr>
-              <w:t>recv fy23</w:t>
+              <w:t>ppe fy23</w:t>
             </w:r>
           </w:p>
         </w:tc>
@@ -3824,7 +3474,7 @@
                 <w:color w:val="1C3A36"/>
                 <w:sz w:val="15"/>
               </w:rPr>
-              <w:t>46,591.9</w:t>
+              <w:t>18,009.2</w:t>
             </w:r>
           </w:p>
         </w:tc>
@@ -3841,7 +3491,7 @@
                 <w:color w:val="1C3A36"/>
                 <w:sz w:val="15"/>
               </w:rPr>
-              <w:t>2025-03-13</w:t>
+              <w:t>2024-03-13</w:t>
             </w:r>
           </w:p>
         </w:tc>
@@ -3858,7 +3508,7 @@
                 <w:color w:val="1C3A36"/>
                 <w:sz w:val="15"/>
               </w:rPr>
-              <w:t>Trade, notes and other receivables (current) 31/12/2023</w:t>
+              <w:t>Consolidated statement of financial position, 31 Dec 2023</w:t>
             </w:r>
           </w:p>
         </w:tc>
@@ -3877,7 +3527,7 @@
                 <w:color w:val="1C3A36"/>
                 <w:sz w:val="15"/>
               </w:rPr>
-              <w:t>recv fy24</w:t>
+              <w:t>ppe fy24</w:t>
             </w:r>
           </w:p>
         </w:tc>
@@ -3894,7 +3544,7 @@
                 <w:color w:val="1C3A36"/>
                 <w:sz w:val="15"/>
               </w:rPr>
-              <w:t>86,736.3</w:t>
+              <w:t>27,543.8</w:t>
             </w:r>
           </w:p>
         </w:tc>
@@ -3928,7 +3578,7 @@
                 <w:color w:val="1C3A36"/>
                 <w:sz w:val="15"/>
               </w:rPr>
-              <w:t>Trade, notes and other receivables (current) 31/12/2024</w:t>
+              <w:t>Consolidated statement of financial position, 31 Dec 2024</w:t>
             </w:r>
           </w:p>
         </w:tc>
@@ -3947,7 +3597,7 @@
                 <w:color w:val="1C3A36"/>
                 <w:sz w:val="15"/>
               </w:rPr>
-              <w:t>pay fy23</w:t>
+              <w:t>ppe fy25</w:t>
             </w:r>
           </w:p>
         </w:tc>
@@ -3964,7 +3614,7 @@
                 <w:color w:val="1C3A36"/>
                 <w:sz w:val="15"/>
               </w:rPr>
-              <w:t>31,938.1</w:t>
+              <w:t>35,961.1</w:t>
             </w:r>
           </w:p>
         </w:tc>
@@ -3981,7 +3631,7 @@
                 <w:color w:val="1C3A36"/>
                 <w:sz w:val="15"/>
               </w:rPr>
-              <w:t>2025-03-13</w:t>
+              <w:t>2026-03-15</w:t>
             </w:r>
           </w:p>
         </w:tc>
@@ -3998,7 +3648,7 @@
                 <w:color w:val="1C3A36"/>
                 <w:sz w:val="15"/>
               </w:rPr>
-              <w:t>Trade, notes and other payables 31/12/2023</w:t>
+              <w:t>Consolidated statement of financial position, 31 Dec 2025</w:t>
             </w:r>
           </w:p>
         </w:tc>
@@ -4017,7 +3667,7 @@
                 <w:color w:val="1C3A36"/>
                 <w:sz w:val="15"/>
               </w:rPr>
-              <w:t>pay fy24</w:t>
+              <w:t>inv fy23</w:t>
             </w:r>
           </w:p>
         </w:tc>
@@ -4034,7 +3684,7 @@
                 <w:color w:val="1C3A36"/>
                 <w:sz w:val="15"/>
               </w:rPr>
-              <w:t>54,808.2</w:t>
+              <w:t>30,881.8</w:t>
             </w:r>
           </w:p>
         </w:tc>
@@ -4051,7 +3701,7 @@
                 <w:color w:val="1C3A36"/>
                 <w:sz w:val="15"/>
               </w:rPr>
-              <w:t>2025-03-13</w:t>
+              <w:t>2024-03-13</w:t>
             </w:r>
           </w:p>
         </w:tc>
@@ -4068,7 +3718,7 @@
                 <w:color w:val="1C3A36"/>
                 <w:sz w:val="15"/>
               </w:rPr>
-              <w:t>Trade, notes and other payables 31/12/2024</w:t>
+              <w:t>Inventories, 31 Dec 2023 (net of write-down)</w:t>
             </w:r>
           </w:p>
         </w:tc>
@@ -4087,7 +3737,7 @@
                 <w:color w:val="1C3A36"/>
                 <w:sz w:val="15"/>
               </w:rPr>
-              <w:t>cl fy23</w:t>
+              <w:t>inv fy24</w:t>
             </w:r>
           </w:p>
         </w:tc>
@@ -4104,7 +3754,7 @@
                 <w:color w:val="1C3A36"/>
                 <w:sz w:val="15"/>
               </w:rPr>
-              <w:t>25,060.3</w:t>
+              <w:t>56,795.9</w:t>
             </w:r>
           </w:p>
         </w:tc>
@@ -4138,7 +3788,7 @@
                 <w:color w:val="1C3A36"/>
                 <w:sz w:val="15"/>
               </w:rPr>
-              <w:t>Contract liabilities 31/12/2023</w:t>
+              <w:t>Inventories, 31 Dec 2024 (net of write-down)</w:t>
             </w:r>
           </w:p>
         </w:tc>
@@ -4157,7 +3807,7 @@
                 <w:color w:val="1C3A36"/>
                 <w:sz w:val="15"/>
               </w:rPr>
-              <w:t>cl fy24</w:t>
+              <w:t>inv fy25</w:t>
             </w:r>
           </w:p>
         </w:tc>
@@ -4174,7 +3824,7 @@
                 <w:color w:val="1C3A36"/>
                 <w:sz w:val="15"/>
               </w:rPr>
-              <w:t>53,281.1</w:t>
+              <w:t>59,860.0</w:t>
             </w:r>
           </w:p>
         </w:tc>
@@ -4191,7 +3841,7 @@
                 <w:color w:val="1C3A36"/>
                 <w:sz w:val="15"/>
               </w:rPr>
-              <w:t>2025-03-13</w:t>
+              <w:t>2026-03-15</w:t>
             </w:r>
           </w:p>
         </w:tc>
@@ -4208,7 +3858,7 @@
                 <w:color w:val="1C3A36"/>
                 <w:sz w:val="15"/>
               </w:rPr>
-              <w:t>Contract liabilities 31/12/2024</w:t>
+              <w:t>Inventories, 31 Dec 2025 (net of write-down)</w:t>
             </w:r>
           </w:p>
         </w:tc>
@@ -4227,7 +3877,7 @@
                 <w:color w:val="1C3A36"/>
                 <w:sz w:val="15"/>
               </w:rPr>
-              <w:t>cash fy23</w:t>
+              <w:t>ca fy23</w:t>
             </w:r>
           </w:p>
         </w:tc>
@@ -4244,7 +3894,7 @@
                 <w:color w:val="1C3A36"/>
                 <w:sz w:val="15"/>
               </w:rPr>
-              <w:t>25,552.0</w:t>
+              <w:t>16,179.6</w:t>
             </w:r>
           </w:p>
         </w:tc>
@@ -4261,7 +3911,7 @@
                 <w:color w:val="1C3A36"/>
                 <w:sz w:val="15"/>
               </w:rPr>
-              <w:t>2025-03-13</w:t>
+              <w:t>2024-03-13</w:t>
             </w:r>
           </w:p>
         </w:tc>
@@ -4278,7 +3928,7 @@
                 <w:color w:val="1C3A36"/>
                 <w:sz w:val="15"/>
               </w:rPr>
-              <w:t>Cash and cash equivalents 31/12/2023</w:t>
+              <w:t>Contract assets, 31 Dec 2023</w:t>
             </w:r>
           </w:p>
         </w:tc>
@@ -4297,7 +3947,7 @@
                 <w:color w:val="1C3A36"/>
                 <w:sz w:val="15"/>
               </w:rPr>
-              <w:t>cash fy24</w:t>
+              <w:t>ca fy24</w:t>
             </w:r>
           </w:p>
         </w:tc>
@@ -4314,7 +3964,7 @@
                 <w:color w:val="1C3A36"/>
                 <w:sz w:val="15"/>
               </w:rPr>
-              <w:t>38,180.0</w:t>
+              <w:t>18,052.0</w:t>
             </w:r>
           </w:p>
         </w:tc>
@@ -4348,7 +3998,7 @@
                 <w:color w:val="1C3A36"/>
                 <w:sz w:val="15"/>
               </w:rPr>
-              <w:t>Cash and cash equivalents 31/12/2024</w:t>
+              <w:t>Contract assets, 31 Dec 2024</w:t>
             </w:r>
           </w:p>
         </w:tc>
@@ -4367,7 +4017,7 @@
                 <w:color w:val="1C3A36"/>
                 <w:sz w:val="15"/>
               </w:rPr>
-              <w:t>assets fy23</w:t>
+              <w:t>ca fy25</w:t>
             </w:r>
           </w:p>
         </w:tc>
@@ -4384,7 +4034,7 @@
                 <w:color w:val="1C3A36"/>
                 <w:sz w:val="15"/>
               </w:rPr>
-              <w:t>151,448.7</w:t>
+              <w:t>29,894.6</w:t>
             </w:r>
           </w:p>
         </w:tc>
@@ -4401,7 +4051,7 @@
                 <w:color w:val="1C3A36"/>
                 <w:sz w:val="15"/>
               </w:rPr>
-              <w:t>2025-03-13</w:t>
+              <w:t>2026-03-15</w:t>
             </w:r>
           </w:p>
         </w:tc>
@@ -4418,7 +4068,7 @@
                 <w:color w:val="1C3A36"/>
                 <w:sz w:val="15"/>
               </w:rPr>
-              <w:t>Total assets 31/12/2023</w:t>
+              <w:t>Contract assets, 31 Dec 2025</w:t>
             </w:r>
           </w:p>
         </w:tc>
@@ -4437,7 +4087,7 @@
                 <w:color w:val="1C3A36"/>
                 <w:sz w:val="15"/>
               </w:rPr>
-              <w:t>assets fy24</w:t>
+              <w:t>recv fy23</w:t>
             </w:r>
           </w:p>
         </w:tc>
@@ -4454,7 +4104,7 @@
                 <w:color w:val="1C3A36"/>
                 <w:sz w:val="15"/>
               </w:rPr>
-              <w:t>249,527.1</w:t>
+              <w:t>46,591.9</w:t>
             </w:r>
           </w:p>
         </w:tc>
@@ -4471,7 +4121,7 @@
                 <w:color w:val="1C3A36"/>
                 <w:sz w:val="15"/>
               </w:rPr>
-              <w:t>2025-03-13</w:t>
+              <w:t>2024-03-13</w:t>
             </w:r>
           </w:p>
         </w:tc>
@@ -4488,7 +4138,7 @@
                 <w:color w:val="1C3A36"/>
                 <w:sz w:val="15"/>
               </w:rPr>
-              <w:t>Total assets 31/12/2024</w:t>
+              <w:t>Trade and other receivables (current), 31 Dec 2023</w:t>
             </w:r>
           </w:p>
         </w:tc>
@@ -4507,7 +4157,7 @@
                 <w:color w:val="1C3A36"/>
                 <w:sz w:val="15"/>
               </w:rPr>
-              <w:t>assets fy25</w:t>
+              <w:t>recv fy24</w:t>
             </w:r>
           </w:p>
         </w:tc>
@@ -4524,7 +4174,7 @@
                 <w:color w:val="1C3A36"/>
                 <w:sz w:val="15"/>
               </w:rPr>
-              <w:t>311,090.0</w:t>
+              <w:t>86,736.3</w:t>
             </w:r>
           </w:p>
         </w:tc>
@@ -4541,7 +4191,7 @@
                 <w:color w:val="1C3A36"/>
                 <w:sz w:val="15"/>
               </w:rPr>
-              <w:t>2026-03</w:t>
+              <w:t>2025-03-13</w:t>
             </w:r>
           </w:p>
         </w:tc>
@@ -4558,7 +4208,7 @@
                 <w:color w:val="1C3A36"/>
                 <w:sz w:val="15"/>
               </w:rPr>
-              <w:t>Total assets EGP 311.09bn at 31 December 2025 (EGX filing coverage)</w:t>
+              <w:t>Trade and other receivables (current), 31 Dec 2024</w:t>
             </w:r>
           </w:p>
         </w:tc>
@@ -4577,7 +4227,7 @@
                 <w:color w:val="1C3A36"/>
                 <w:sz w:val="15"/>
               </w:rPr>
-              <w:t>debt fy23</w:t>
+              <w:t>recv fy25</w:t>
             </w:r>
           </w:p>
         </w:tc>
@@ -4594,7 +4244,7 @@
                 <w:color w:val="1C3A36"/>
                 <w:sz w:val="15"/>
               </w:rPr>
-              <w:t>41,766.5</w:t>
+              <w:t>116,259.8</w:t>
             </w:r>
           </w:p>
         </w:tc>
@@ -4611,7 +4261,7 @@
                 <w:color w:val="1C3A36"/>
                 <w:sz w:val="15"/>
               </w:rPr>
-              <w:t>2025-03-13</w:t>
+              <w:t>2026-03-15</w:t>
             </w:r>
           </w:p>
         </w:tc>
@@ -4628,7 +4278,7 @@
                 <w:color w:val="1C3A36"/>
                 <w:sz w:val="15"/>
               </w:rPr>
-              <w:t>Loans and borrowings, current 34,950.8 + non-current 6,815.7 (31/12/2023)</w:t>
+              <w:t>Trade and other receivables (current), 31 Dec 2025</w:t>
             </w:r>
           </w:p>
         </w:tc>
@@ -4647,7 +4297,7 @@
                 <w:color w:val="1C3A36"/>
                 <w:sz w:val="15"/>
               </w:rPr>
-              <w:t>debt fy24</w:t>
+              <w:t>pay fy23</w:t>
             </w:r>
           </w:p>
         </w:tc>
@@ -4664,7 +4314,7 @@
                 <w:color w:val="1C3A36"/>
                 <w:sz w:val="15"/>
               </w:rPr>
-              <w:t>59,082.9</w:t>
+              <w:t>31,938.1</w:t>
             </w:r>
           </w:p>
         </w:tc>
@@ -4681,7 +4331,7 @@
                 <w:color w:val="1C3A36"/>
                 <w:sz w:val="15"/>
               </w:rPr>
-              <w:t>2025-03-12</w:t>
+              <w:t>2024-03-13</w:t>
             </w:r>
           </w:p>
         </w:tc>
@@ -4698,7 +4348,7 @@
                 <w:color w:val="1C3A36"/>
                 <w:sz w:val="15"/>
               </w:rPr>
-              <w:t>Loans and borrowings, current 52,733.9 + non-current 6,349.0 (31/12/2024). Note 32 splits this into loans 18,747.3, bank credit facilities 40,049.5 and lease liabilities 286.1</w:t>
+              <w:t>Trade and other payables, 31 Dec 2023</w:t>
             </w:r>
           </w:p>
         </w:tc>
@@ -4717,7 +4367,7 @@
                 <w:color w:val="1C3A36"/>
                 <w:sz w:val="15"/>
               </w:rPr>
-              <w:t>nd fy23</w:t>
+              <w:t>pay fy24</w:t>
             </w:r>
           </w:p>
         </w:tc>
@@ -4734,7 +4384,7 @@
                 <w:color w:val="1C3A36"/>
                 <w:sz w:val="15"/>
               </w:rPr>
-              <w:t>14,768.0</w:t>
+              <w:t>54,808.2</w:t>
             </w:r>
           </w:p>
         </w:tc>
@@ -4768,7 +4418,7 @@
                 <w:color w:val="1C3A36"/>
                 <w:sz w:val="15"/>
               </w:rPr>
-              <w:t>Net debt at 31 December 2023, stated in the FY2024 earnings release</w:t>
+              <w:t>Trade and other payables, 31 Dec 2024</w:t>
             </w:r>
           </w:p>
         </w:tc>
@@ -4787,7 +4437,7 @@
                 <w:color w:val="1C3A36"/>
                 <w:sz w:val="15"/>
               </w:rPr>
-              <w:t>nd fy24</w:t>
+              <w:t>pay fy25</w:t>
             </w:r>
           </w:p>
         </w:tc>
@@ -4804,7 +4454,7 @@
                 <w:color w:val="1C3A36"/>
                 <w:sz w:val="15"/>
               </w:rPr>
-              <w:t>20,028.0</w:t>
+              <w:t>68,895.7</w:t>
             </w:r>
           </w:p>
         </w:tc>
@@ -4821,7 +4471,7 @@
                 <w:color w:val="1C3A36"/>
                 <w:sz w:val="15"/>
               </w:rPr>
-              <w:t>2025-03-13</w:t>
+              <w:t>2026-03-15</w:t>
             </w:r>
           </w:p>
         </w:tc>
@@ -4838,7 +4488,7 @@
                 <w:color w:val="1C3A36"/>
                 <w:sz w:val="15"/>
               </w:rPr>
-              <w:t>Net debt at 31 December 2024, stated in the FY2024 earnings release. The Q1-2025 release restates the same date as net BANK debt of 19,727 (leases excluded); the 301 difference is immaterial and the larger figure is carried</w:t>
+              <w:t>Trade and other payables, 31 Dec 2025</w:t>
             </w:r>
           </w:p>
         </w:tc>
@@ -4857,7 +4507,7 @@
                 <w:color w:val="1C3A36"/>
                 <w:sz w:val="15"/>
               </w:rPr>
-              <w:t>nd fy25</w:t>
+              <w:t>cl fy23</w:t>
             </w:r>
           </w:p>
         </w:tc>
@@ -4874,7 +4524,7 @@
                 <w:color w:val="1C3A36"/>
                 <w:sz w:val="15"/>
               </w:rPr>
-              <w:t>19,789.0</w:t>
+              <w:t>25,060.3</w:t>
             </w:r>
           </w:p>
         </w:tc>
@@ -4891,7 +4541,7 @@
                 <w:color w:val="1C3A36"/>
                 <w:sz w:val="15"/>
               </w:rPr>
-              <w:t>2026-03</w:t>
+              <w:t>2024-03-13</w:t>
             </w:r>
           </w:p>
         </w:tc>
@@ -4908,7 +4558,7 @@
                 <w:color w:val="1C3A36"/>
                 <w:sz w:val="15"/>
               </w:rPr>
-              <w:t>Net bank debt EGP 19,789mn at 31 December 2025, stated in the Q4-2025 earnings release ('remained almost flat')</w:t>
+              <w:t>Contract liabilities, 31 Dec 2023</w:t>
             </w:r>
           </w:p>
         </w:tc>
@@ -4927,7 +4577,7 @@
                 <w:color w:val="1C3A36"/>
                 <w:sz w:val="15"/>
               </w:rPr>
-              <w:t>eqp fy23</w:t>
+              <w:t>cl fy24</w:t>
             </w:r>
           </w:p>
         </w:tc>
@@ -4944,7 +4594,7 @@
                 <w:color w:val="1C3A36"/>
                 <w:sz w:val="15"/>
               </w:rPr>
-              <w:t>35,724.5</w:t>
+              <w:t>53,281.1</w:t>
             </w:r>
           </w:p>
         </w:tc>
@@ -4978,7 +4628,7 @@
                 <w:color w:val="1C3A36"/>
                 <w:sz w:val="15"/>
               </w:rPr>
-              <w:t>Equity attributable to owners of the parent 31/12/2023</w:t>
+              <w:t>Contract liabilities, 31 Dec 2024</w:t>
             </w:r>
           </w:p>
         </w:tc>
@@ -4997,7 +4647,7 @@
                 <w:color w:val="1C3A36"/>
                 <w:sz w:val="15"/>
               </w:rPr>
-              <w:t>eqp fy24</w:t>
+              <w:t>cl fy25</w:t>
             </w:r>
           </w:p>
         </w:tc>
@@ -5014,7 +4664,7 @@
                 <w:color w:val="1C3A36"/>
                 <w:sz w:val="15"/>
               </w:rPr>
-              <w:t>55,274.9</w:t>
+              <w:t>81,266.2</w:t>
             </w:r>
           </w:p>
         </w:tc>
@@ -5031,7 +4681,7 @@
                 <w:color w:val="1C3A36"/>
                 <w:sz w:val="15"/>
               </w:rPr>
-              <w:t>2025-03-13</w:t>
+              <w:t>2026-03-15</w:t>
             </w:r>
           </w:p>
         </w:tc>
@@ -5048,7 +4698,7 @@
                 <w:color w:val="1C3A36"/>
                 <w:sz w:val="15"/>
               </w:rPr>
-              <w:t>Equity attributable to owners of the parent 31/12/2024</w:t>
+              <w:t>Contract liabilities, 31 Dec 2025</w:t>
             </w:r>
           </w:p>
         </w:tc>
@@ -5067,7 +4717,7 @@
                 <w:color w:val="1C3A36"/>
                 <w:sz w:val="15"/>
               </w:rPr>
-              <w:t>nci fy23</w:t>
+              <w:t>cash fy23</w:t>
             </w:r>
           </w:p>
         </w:tc>
@@ -5084,7 +4734,7 @@
                 <w:color w:val="1C3A36"/>
                 <w:sz w:val="15"/>
               </w:rPr>
-              <w:t>2,384.0</w:t>
+              <w:t>25,552.0</w:t>
             </w:r>
           </w:p>
         </w:tc>
@@ -5101,7 +4751,7 @@
                 <w:color w:val="1C3A36"/>
                 <w:sz w:val="15"/>
               </w:rPr>
-              <w:t>2025-03-13</w:t>
+              <w:t>2024-03-13</w:t>
             </w:r>
           </w:p>
         </w:tc>
@@ -5118,7 +4768,7 @@
                 <w:color w:val="1C3A36"/>
                 <w:sz w:val="15"/>
               </w:rPr>
-              <w:t>Non-controlling interests 31/12/2023</w:t>
+              <w:t>Cash and cash equivalents, 31 Dec 2023</w:t>
             </w:r>
           </w:p>
         </w:tc>
@@ -5137,7 +4787,7 @@
                 <w:color w:val="1C3A36"/>
                 <w:sz w:val="15"/>
               </w:rPr>
-              <w:t>nci fy24</w:t>
+              <w:t>cash fy24</w:t>
             </w:r>
           </w:p>
         </w:tc>
@@ -5154,7 +4804,7 @@
                 <w:color w:val="1C3A36"/>
                 <w:sz w:val="15"/>
               </w:rPr>
-              <w:t>4,251.8</w:t>
+              <w:t>38,180.0</w:t>
             </w:r>
           </w:p>
         </w:tc>
@@ -5188,7 +4838,7 @@
                 <w:color w:val="1C3A36"/>
                 <w:sz w:val="15"/>
               </w:rPr>
-              <w:t>Non-controlling interests 31/12/2024</w:t>
+              <w:t>Cash and cash equivalents, 31 Dec 2024</w:t>
             </w:r>
           </w:p>
         </w:tc>
@@ -5207,7 +4857,7 @@
                 <w:color w:val="1C3A36"/>
                 <w:sz w:val="15"/>
               </w:rPr>
-              <w:t>assoc bv fy24</w:t>
+              <w:t>cash fy25</w:t>
             </w:r>
           </w:p>
         </w:tc>
@@ -5224,7 +4874,7 @@
                 <w:color w:val="1C3A36"/>
                 <w:sz w:val="15"/>
               </w:rPr>
-              <w:t>6,474.0</w:t>
+              <w:t>41,949.2</w:t>
             </w:r>
           </w:p>
         </w:tc>
@@ -5241,7 +4891,7 @@
                 <w:color w:val="1C3A36"/>
                 <w:sz w:val="15"/>
               </w:rPr>
-              <w:t>2025-03-13</w:t>
+              <w:t>2026-03-15</w:t>
             </w:r>
           </w:p>
         </w:tc>
@@ -5258,7 +4908,7 @@
                 <w:color w:val="1C3A36"/>
                 <w:sz w:val="15"/>
               </w:rPr>
-              <w:t>Equity-accounted investees (carrying value) 31/12/2024</w:t>
+              <w:t>Cash and cash equivalents, 31 Dec 2025: bank time deposits 9,689.1, bank current accounts 32,157.7, cash on hand 102.4</w:t>
             </w:r>
           </w:p>
         </w:tc>
@@ -5277,7 +4927,7 @@
                 <w:color w:val="1C3A36"/>
                 <w:sz w:val="15"/>
               </w:rPr>
-              <w:t>intang fy24</w:t>
+              <w:t>assets fy23</w:t>
             </w:r>
           </w:p>
         </w:tc>
@@ -5294,7 +4944,7 @@
                 <w:color w:val="1C3A36"/>
                 <w:sz w:val="15"/>
               </w:rPr>
-              <w:t>1,459.2</w:t>
+              <w:t>151,448.7</w:t>
             </w:r>
           </w:p>
         </w:tc>
@@ -5311,7 +4961,7 @@
                 <w:color w:val="1C3A36"/>
                 <w:sz w:val="15"/>
               </w:rPr>
-              <w:t>2025-03-13</w:t>
+              <w:t>2024-03-13</w:t>
             </w:r>
           </w:p>
         </w:tc>
@@ -5328,7 +4978,7 @@
                 <w:color w:val="1C3A36"/>
                 <w:sz w:val="15"/>
               </w:rPr>
-              <w:t>Intangible assets and goodwill 31/12/2024</w:t>
+              <w:t>Total assets, 31 Dec 2023</w:t>
             </w:r>
           </w:p>
         </w:tc>
@@ -5347,7 +4997,7 @@
                 <w:color w:val="1C3A36"/>
                 <w:sz w:val="15"/>
               </w:rPr>
-              <w:t>dps fy24</w:t>
+              <w:t>assets fy24</w:t>
             </w:r>
           </w:p>
         </w:tc>
@@ -5364,7 +5014,7 @@
                 <w:color w:val="1C3A36"/>
                 <w:sz w:val="15"/>
               </w:rPr>
-              <w:t>1</w:t>
+              <w:t>249,527.1</w:t>
             </w:r>
           </w:p>
         </w:tc>
@@ -5398,7 +5048,7 @@
                 <w:color w:val="1C3A36"/>
                 <w:sz w:val="15"/>
               </w:rPr>
-              <w:t>Board proposed a dividend of EGP 1.00 per share on the FY2024 result (CEO statement, FY2024 earnings release); shareholder dividends of 2,176.0 were paid in the FY2024 cash flow statement for the prior year</w:t>
+              <w:t>Total assets, 31 Dec 2024</w:t>
             </w:r>
           </w:p>
         </w:tc>
@@ -5417,7 +5067,7 @@
                 <w:color w:val="1C3A36"/>
                 <w:sz w:val="15"/>
               </w:rPr>
-              <w:t>capex fy23</w:t>
+              <w:t>assets fy25</w:t>
             </w:r>
           </w:p>
         </w:tc>
@@ -5434,7 +5084,7 @@
                 <w:color w:val="1C3A36"/>
                 <w:sz w:val="15"/>
               </w:rPr>
-              <w:t>4,830.0</w:t>
+              <w:t>311,099.1</w:t>
             </w:r>
           </w:p>
         </w:tc>
@@ -5451,7 +5101,7 @@
                 <w:color w:val="1C3A36"/>
                 <w:sz w:val="15"/>
               </w:rPr>
-              <w:t>2025-03-12</w:t>
+              <w:t>2026-03-15</w:t>
             </w:r>
           </w:p>
         </w:tc>
@@ -5468,7 +5118,7 @@
                 <w:color w:val="1C3A36"/>
                 <w:sz w:val="15"/>
               </w:rPr>
-              <w:t>Audited FY2024 cash flow (2023 column): PP&amp;E and projects under construction 4,748.6 + intangibles 81.4</w:t>
+              <w:t>Total assets, 31 Dec 2025</w:t>
             </w:r>
           </w:p>
         </w:tc>
@@ -5487,7 +5137,7 @@
                 <w:color w:val="1C3A36"/>
                 <w:sz w:val="15"/>
               </w:rPr>
-              <w:t>capex fy24</w:t>
+              <w:t>debt fy23</w:t>
             </w:r>
           </w:p>
         </w:tc>
@@ -5504,7 +5154,7 @@
                 <w:color w:val="1C3A36"/>
                 <w:sz w:val="15"/>
               </w:rPr>
-              <w:t>8,765.7</w:t>
+              <w:t>41,766.5</w:t>
             </w:r>
           </w:p>
         </w:tc>
@@ -5521,7 +5171,7 @@
                 <w:color w:val="1C3A36"/>
                 <w:sz w:val="15"/>
               </w:rPr>
-              <w:t>2025-03-12</w:t>
+              <w:t>2024-03-13</w:t>
             </w:r>
           </w:p>
         </w:tc>
@@ -5538,7 +5188,7 @@
                 <w:color w:val="1C3A36"/>
                 <w:sz w:val="15"/>
               </w:rPr>
-              <w:t>Audited FY2024 cash flow: PP&amp;E and projects under construction 8,489.8 + intangibles 275.9</w:t>
+              <w:t>Loans and borrowings including lease liabilities, 31 Dec 2023: current 34,950.810105 (loans 7,401.079843 + bank facilities 27,530.523733 + leases 19.206529) + non-current 6,815.681966 (loans 6,235.939701 + leases 579.742265)</w:t>
             </w:r>
           </w:p>
         </w:tc>
@@ -5557,7 +5207,7 @@
                 <w:color w:val="1C3A36"/>
                 <w:sz w:val="15"/>
               </w:rPr>
-              <w:t>int paid fy24</w:t>
+              <w:t>debt fy24</w:t>
             </w:r>
           </w:p>
         </w:tc>
@@ -5574,7 +5224,7 @@
                 <w:color w:val="1C3A36"/>
                 <w:sz w:val="15"/>
               </w:rPr>
-              <w:t>7,706.9</w:t>
+              <w:t>59,082.9</w:t>
             </w:r>
           </w:p>
         </w:tc>
@@ -5591,7 +5241,7 @@
                 <w:color w:val="1C3A36"/>
                 <w:sz w:val="15"/>
               </w:rPr>
-              <w:t>2025-03-12</w:t>
+              <w:t>2025-03-13</w:t>
             </w:r>
           </w:p>
         </w:tc>
@@ -5608,7 +5258,7 @@
                 <w:color w:val="1C3A36"/>
                 <w:sz w:val="15"/>
               </w:rPr>
-              <w:t>Interest paid, audited FY2024 consolidated statement of cash flows</w:t>
+              <w:t>Loans and borrowings including lease liabilities, 31 Dec 2024: current 52,733.931099 (loans 12,580.708167 + bank facilities 40,049.471127 + leases 103.751805) + non-current 6,349.010708 (loans 6,166.616210 + leases 182.394498)</w:t>
             </w:r>
           </w:p>
         </w:tc>
@@ -5627,7 +5277,7 @@
                 <w:color w:val="1C3A36"/>
                 <w:sz w:val="15"/>
               </w:rPr>
-              <w:t>tax paid fy24</w:t>
+              <w:t>debt fy25</w:t>
             </w:r>
           </w:p>
         </w:tc>
@@ -5644,7 +5294,7 @@
                 <w:color w:val="1C3A36"/>
                 <w:sz w:val="15"/>
               </w:rPr>
-              <w:t>4,891.0</w:t>
+              <w:t>62,509.2</w:t>
             </w:r>
           </w:p>
         </w:tc>
@@ -5661,7 +5311,7 @@
                 <w:color w:val="1C3A36"/>
                 <w:sz w:val="15"/>
               </w:rPr>
-              <w:t>2025-03-12</w:t>
+              <w:t>2026-03-15</w:t>
             </w:r>
           </w:p>
         </w:tc>
@@ -5678,7 +5328,7 @@
                 <w:color w:val="1C3A36"/>
                 <w:sz w:val="15"/>
               </w:rPr>
-              <w:t>Income tax paid, audited FY2024 consolidated statement of cash flows</w:t>
+              <w:t>Loans and borrowings including lease liabilities, 31 Dec 2025: current 53,888.496799 (loans 26,673.246745 + bank facilities 27,183.559774 + leases 31.690280) + non-current 8,620.714998 (loans 8,605.301580 + leases 15.413418)</w:t>
             </w:r>
           </w:p>
         </w:tc>
@@ -5697,7 +5347,7 @@
                 <w:color w:val="1C3A36"/>
                 <w:sz w:val="15"/>
               </w:rPr>
-              <w:t>ocf fy24</w:t>
+              <w:t>nd fy23</w:t>
             </w:r>
           </w:p>
         </w:tc>
@@ -5714,7 +5364,7 @@
                 <w:color w:val="1C3A36"/>
                 <w:sz w:val="15"/>
               </w:rPr>
-              <w:t>3,979.4</w:t>
+              <w:t>16,214.4</w:t>
             </w:r>
           </w:p>
         </w:tc>
@@ -5731,7 +5381,7 @@
                 <w:color w:val="1C3A36"/>
                 <w:sz w:val="15"/>
               </w:rPr>
-              <w:t>2025-03-12</w:t>
+              <w:t>2024-03-13</w:t>
             </w:r>
           </w:p>
         </w:tc>
@@ -5748,7 +5398,7 @@
                 <w:color w:val="1C3A36"/>
                 <w:sz w:val="15"/>
               </w:rPr>
-              <w:t>Net cash flows from operating activities FY2024 (after interest and tax) — only 3,979 against EBITDA of 31,602, the working-capital absorption in one number</w:t>
+              <w:t>Net financial debt, 31 Dec 2023: total loans and borrowings including leases 41,766.492071 less cash and cash equivalents 25,552.044800. NOTE: this is the interest-bearing-debt definition used for the equity bridge, not the company's own 'net debt' capital-management ratio (Note 29-1), which nets a much broader liability base (total liabilities less deferred tax and provisions) against cash and is a leverage-monitoring metric, not a valuation-bridge quantity</w:t>
             </w:r>
           </w:p>
         </w:tc>
@@ -5767,7 +5417,7 @@
                 <w:color w:val="1C3A36"/>
                 <w:sz w:val="15"/>
               </w:rPr>
-              <w:t>q1 25 rev</w:t>
+              <w:t>nd fy24</w:t>
             </w:r>
           </w:p>
         </w:tc>
@@ -5784,7 +5434,7 @@
                 <w:color w:val="1C3A36"/>
                 <w:sz w:val="15"/>
               </w:rPr>
-              <w:t>59,391.5</w:t>
+              <w:t>20,902.9</w:t>
             </w:r>
           </w:p>
         </w:tc>
@@ -5801,7 +5451,7 @@
                 <w:color w:val="1C3A36"/>
                 <w:sz w:val="15"/>
               </w:rPr>
-              <w:t>2025-05-26</w:t>
+              <w:t>2025-03-13</w:t>
             </w:r>
           </w:p>
         </w:tc>
@@ -5818,7 +5468,7 @@
                 <w:color w:val="1C3A36"/>
                 <w:sz w:val="15"/>
               </w:rPr>
-              <w:t>Condensed consolidated interim statement of profit or loss, 3M to 31-Mar-2025</w:t>
+              <w:t>Net financial debt, 31 Dec 2024: total loans and borrowings including leases 59,082.941807 less cash 38,180.002322</w:t>
             </w:r>
           </w:p>
         </w:tc>
@@ -5837,7 +5487,7 @@
                 <w:color w:val="1C3A36"/>
                 <w:sz w:val="15"/>
               </w:rPr>
-              <w:t>q1 25 gp</w:t>
+              <w:t>nd fy25</w:t>
             </w:r>
           </w:p>
         </w:tc>
@@ -5854,7 +5504,7 @@
                 <w:color w:val="1C3A36"/>
                 <w:sz w:val="15"/>
               </w:rPr>
-              <w:t>9,973.7</w:t>
+              <w:t>20,560.0</w:t>
             </w:r>
           </w:p>
         </w:tc>
@@ -5871,7 +5521,7 @@
                 <w:color w:val="1C3A36"/>
                 <w:sz w:val="15"/>
               </w:rPr>
-              <w:t>2025-05-26</w:t>
+              <w:t>2026-03-15</w:t>
             </w:r>
           </w:p>
         </w:tc>
@@ -5888,7 +5538,7 @@
                 <w:color w:val="1C3A36"/>
                 <w:sz w:val="15"/>
               </w:rPr>
-              <w:t>Gross profit, Q1-2025 interim statements</w:t>
+              <w:t>Net financial debt, 31 Dec 2025: total loans and borrowings including leases 62,509.211797 less cash 41,949.208624. The company's OWN 'net debt' figure (Note 29-1) is EGP 180,102.969196 — total liabilities LESS deferred tax and provisions, less cash — a capital-structure leverage ratio (net debt/equity 2.50x) that nets trade payables and contract liabilities against cash. Using it in an EV-to-equity bridge would double-count operating liabilities already reflected in working capital; the interest-bearing figure above is the correct bridge quantity and is used throughout</w:t>
             </w:r>
           </w:p>
         </w:tc>
@@ -5907,7 +5557,7 @@
                 <w:color w:val="1C3A36"/>
                 <w:sz w:val="15"/>
               </w:rPr>
-              <w:t>q1 25 op</w:t>
+              <w:t>eqp fy23</w:t>
             </w:r>
           </w:p>
         </w:tc>
@@ -5924,7 +5574,7 @@
                 <w:color w:val="1C3A36"/>
                 <w:sz w:val="15"/>
               </w:rPr>
-              <w:t>6,503.9</w:t>
+              <w:t>35,724.5</w:t>
             </w:r>
           </w:p>
         </w:tc>
@@ -5941,7 +5591,7 @@
                 <w:color w:val="1C3A36"/>
                 <w:sz w:val="15"/>
               </w:rPr>
-              <w:t>2025-05-26</w:t>
+              <w:t>2024-03-13</w:t>
             </w:r>
           </w:p>
         </w:tc>
@@ -5958,7 +5608,7 @@
                 <w:color w:val="1C3A36"/>
                 <w:sz w:val="15"/>
               </w:rPr>
-              <w:t>Operating profit, Q1-2025 interim statements</w:t>
+              <w:t>Equity attributable to owners of the parent, 31 Dec 2023</w:t>
             </w:r>
           </w:p>
         </w:tc>
@@ -5977,7 +5627,7 @@
                 <w:color w:val="1C3A36"/>
                 <w:sz w:val="15"/>
               </w:rPr>
-              <w:t>q1 25 ebitda</w:t>
+              <w:t>eqp fy24</w:t>
             </w:r>
           </w:p>
         </w:tc>
@@ -5994,7 +5644,7 @@
                 <w:color w:val="1C3A36"/>
                 <w:sz w:val="15"/>
               </w:rPr>
-              <w:t>7,488.8</w:t>
+              <w:t>55,274.9</w:t>
             </w:r>
           </w:p>
         </w:tc>
@@ -6011,7 +5661,7 @@
                 <w:color w:val="1C3A36"/>
                 <w:sz w:val="15"/>
               </w:rPr>
-              <w:t>2025-05-26</w:t>
+              <w:t>2025-03-13</w:t>
             </w:r>
           </w:p>
         </w:tc>
@@ -6028,7 +5678,7 @@
                 <w:color w:val="1C3A36"/>
                 <w:sz w:val="15"/>
               </w:rPr>
-              <w:t>EBITDA, Q1-2025 earnings release (12.6% margin)</w:t>
+              <w:t>Equity attributable to owners of the parent, 31 Dec 2024</w:t>
             </w:r>
           </w:p>
         </w:tc>
@@ -6047,7 +5697,7 @@
                 <w:color w:val="1C3A36"/>
                 <w:sz w:val="15"/>
               </w:rPr>
-              <w:t>q1 25 npa</w:t>
+              <w:t>eqp fy25</w:t>
             </w:r>
           </w:p>
         </w:tc>
@@ -6064,7 +5714,7 @@
                 <w:color w:val="1C3A36"/>
                 <w:sz w:val="15"/>
               </w:rPr>
-              <w:t>4,146.4</w:t>
+              <w:t>66,870.9</w:t>
             </w:r>
           </w:p>
         </w:tc>
@@ -6081,7 +5731,7 @@
                 <w:color w:val="1C3A36"/>
                 <w:sz w:val="15"/>
               </w:rPr>
-              <w:t>2025-05-26</w:t>
+              <w:t>2026-03-15</w:t>
             </w:r>
           </w:p>
         </w:tc>
@@ -6098,7 +5748,7 @@
                 <w:color w:val="1C3A36"/>
                 <w:sz w:val="15"/>
               </w:rPr>
-              <w:t>Profit attributable to owners of the parent, Q1-2025</w:t>
+              <w:t>Equity attributable to owners of the parent, 31 Dec 2025 — now the audited closing figure, not derived from the prior year plus profit less an assumed dividend</w:t>
             </w:r>
           </w:p>
         </w:tc>
@@ -6117,7 +5767,7 @@
                 <w:color w:val="1C3A36"/>
                 <w:sz w:val="15"/>
               </w:rPr>
-              <w:t>q1 25 fincost</w:t>
+              <w:t>nci fy23</w:t>
             </w:r>
           </w:p>
         </w:tc>
@@ -6134,7 +5784,7 @@
                 <w:color w:val="1C3A36"/>
                 <w:sz w:val="15"/>
               </w:rPr>
-              <w:t>1,745.6</w:t>
+              <w:t>2,384.0</w:t>
             </w:r>
           </w:p>
         </w:tc>
@@ -6151,7 +5801,7 @@
                 <w:color w:val="1C3A36"/>
                 <w:sz w:val="15"/>
               </w:rPr>
-              <w:t>2025-05-26</w:t>
+              <w:t>2024-03-13</w:t>
             </w:r>
           </w:p>
         </w:tc>
@@ -6168,7 +5818,7 @@
                 <w:color w:val="1C3A36"/>
                 <w:sz w:val="15"/>
               </w:rPr>
-              <w:t>Finance costs (gross), Q1-2025 interim statements</w:t>
+              <w:t>Non-controlling interests, 31 Dec 2023</w:t>
             </w:r>
           </w:p>
         </w:tc>
@@ -6187,7 +5837,7 @@
                 <w:color w:val="1C3A36"/>
                 <w:sz w:val="15"/>
               </w:rPr>
-              <w:t>q1 25 netfin</w:t>
+              <w:t>nci fy24</w:t>
             </w:r>
           </w:p>
         </w:tc>
@@ -6204,7 +5854,7 @@
                 <w:color w:val="1C3A36"/>
                 <w:sz w:val="15"/>
               </w:rPr>
-              <w:t>-755.7</w:t>
+              <w:t>4,251.8</w:t>
             </w:r>
           </w:p>
         </w:tc>
@@ -6221,7 +5871,7 @@
                 <w:color w:val="1C3A36"/>
                 <w:sz w:val="15"/>
               </w:rPr>
-              <w:t>2025-05-26</w:t>
+              <w:t>2025-03-13</w:t>
             </w:r>
           </w:p>
         </w:tc>
@@ -6238,7 +5888,7 @@
                 <w:color w:val="1C3A36"/>
                 <w:sz w:val="15"/>
               </w:rPr>
-              <w:t>NET finance costs Q1-2025: finance costs 1,745.6 less finance income 989.9. The group carries very large cash and short-term deposits, so gross interest expense materially overstates the net charge</w:t>
+              <w:t>Non-controlling interests, 31 Dec 2024</w:t>
             </w:r>
           </w:p>
         </w:tc>
@@ -6257,7 +5907,7 @@
                 <w:color w:val="1C3A36"/>
                 <w:sz w:val="15"/>
               </w:rPr>
-              <w:t>q1 25 dna</w:t>
+              <w:t>nci fy25</w:t>
             </w:r>
           </w:p>
         </w:tc>
@@ -6274,7 +5924,7 @@
                 <w:color w:val="1C3A36"/>
                 <w:sz w:val="15"/>
               </w:rPr>
-              <w:t>681.0</w:t>
+              <w:t>5,119.0</w:t>
             </w:r>
           </w:p>
         </w:tc>
@@ -6291,7 +5941,7 @@
                 <w:color w:val="1C3A36"/>
                 <w:sz w:val="15"/>
               </w:rPr>
-              <w:t>2025-05-26</w:t>
+              <w:t>2026-03-15</w:t>
             </w:r>
           </w:p>
         </w:tc>
@@ -6308,7 +5958,7 @@
                 <w:color w:val="1C3A36"/>
                 <w:sz w:val="15"/>
               </w:rPr>
-              <w:t>Q1-2025 interim cash flow: PP&amp;E depreciation 637.5 + investment property 0.4 + intangibles 2.0 + right-of-use 41.2</w:t>
+              <w:t>Non-controlling interests, 31 Dec 2025: Rowad for Modern Engineering (49%) 1,429.7, Elsewedy Cables-KSA (40%) 2,546.8, Egyptian Co. for Solar Energy (49%) 297.5, Elsewedy Electric Zambia (40%) 453.2, Egyptian Co. for Electrical Insulators (25.17%) 76.1, Pyramids Zona Franca (5%) 17.9, others 297.7</w:t>
             </w:r>
           </w:p>
         </w:tc>
@@ -6327,7 +5977,7 @@
                 <w:color w:val="1C3A36"/>
                 <w:sz w:val="15"/>
               </w:rPr>
-              <w:t>q1 26 rev</w:t>
+              <w:t>assoc bv fy24</w:t>
             </w:r>
           </w:p>
         </w:tc>
@@ -6344,7 +5994,7 @@
                 <w:color w:val="1C3A36"/>
                 <w:sz w:val="15"/>
               </w:rPr>
-              <w:t>75,298.0</w:t>
+              <w:t>6,474.0</w:t>
             </w:r>
           </w:p>
         </w:tc>
@@ -6361,7 +6011,7 @@
                 <w:color w:val="1C3A36"/>
                 <w:sz w:val="15"/>
               </w:rPr>
-              <w:t>2026-05-13</w:t>
+              <w:t>2025-03-13</w:t>
             </w:r>
           </w:p>
         </w:tc>
@@ -6378,7 +6028,7 @@
                 <w:color w:val="1C3A36"/>
                 <w:sz w:val="15"/>
               </w:rPr>
-              <w:t>Q1-2026 consolidated revenues EGP 75.298bn (EGX filing 13-May-2026, via Arab Finance)</w:t>
+              <w:t>Equity-accounted investees, carrying value, 31 Dec 2024</w:t>
             </w:r>
           </w:p>
         </w:tc>
@@ -6397,7 +6047,7 @@
                 <w:color w:val="1C3A36"/>
                 <w:sz w:val="15"/>
               </w:rPr>
-              <w:t>q1 26 npa</w:t>
+              <w:t>assoc bv fy25</w:t>
             </w:r>
           </w:p>
         </w:tc>
@@ -6414,7 +6064,7 @@
                 <w:color w:val="1C3A36"/>
                 <w:sz w:val="15"/>
               </w:rPr>
-              <w:t>4,845.0</w:t>
+              <w:t>6,757.7</w:t>
             </w:r>
           </w:p>
         </w:tc>
@@ -6431,7 +6081,7 @@
                 <w:color w:val="1C3A36"/>
                 <w:sz w:val="15"/>
               </w:rPr>
-              <w:t>2026-05-13</w:t>
+              <w:t>2026-03-15</w:t>
             </w:r>
           </w:p>
         </w:tc>
@@ -6448,7 +6098,7 @@
                 <w:color w:val="1C3A36"/>
                 <w:sz w:val="15"/>
               </w:rPr>
-              <w:t>Q1-2026 consolidated net profit attributable to the parent EGP 4.845bn, +16.86% y/y (EGX filing 13-May-2026)</w:t>
+              <w:t>Equity-accounted investees, carrying value, 31 Dec 2025 — the closing balance used in the valuation bridge (the anchor date is Aug-2026, so the FY2025 close is the most recent audited figure, not FY2024's)</w:t>
             </w:r>
           </w:p>
         </w:tc>
@@ -6467,7 +6117,7 @@
                 <w:color w:val="1C3A36"/>
                 <w:sz w:val="15"/>
               </w:rPr>
-              <w:t>seg hist</w:t>
+              <w:t>intang fy24</w:t>
             </w:r>
           </w:p>
         </w:tc>
@@ -6484,7 +6134,7 @@
                 <w:color w:val="1C3A36"/>
                 <w:sz w:val="15"/>
               </w:rPr>
-              <w:t>FY23: rawmat: 25,869.7, 3,478.6; cables: 56,551.5, 14,110.5; ec: 52,896.4, 6,130.0; meters: 7,092.9, 1,694.3; transformers: 6,614.1, 1,979.9; elecprod: 2,575.1, 1,386.7; infra: 586.5, 297.5; FY24: rawmat: 49,608.2, 7,647.2; cables: 87,581.6, 19,959.3; ec: 70,042.4, 7,831.1; meters: 9,996.7, 2,722.5; transformers: 11,308.7, 3,895.0; elecprod: 2,565.2, 1,300.4; infra: 879.1, 542.9</w:t>
+              <w:t>1,459.2</w:t>
             </w:r>
           </w:p>
         </w:tc>
@@ -6518,7 +6168,7 @@
                 <w:color w:val="1C3A36"/>
                 <w:sz w:val="15"/>
               </w:rPr>
-              <w:t>Sub-segment revenue and gross profit (EGP mn) from the company's own published segment analysis workbooks for FY2024 (with FY2023 comparatives). The reported 'Wires &amp; Cables' segment splits into Cables and Raw Material (the copper-rod pass-through arm) and the two sum exactly to it. Turnkey gross profit is taken from the income statement where it differs marginally from the workbook</w:t>
+              <w:t>Intangible assets and goodwill, 31 Dec 2024</w:t>
             </w:r>
           </w:p>
         </w:tc>
@@ -6537,7 +6187,7 @@
                 <w:color w:val="1C3A36"/>
                 <w:sz w:val="15"/>
               </w:rPr>
-              <w:t>vol hist</w:t>
+              <w:t>intang fy25</w:t>
             </w:r>
           </w:p>
         </w:tc>
@@ -6554,7 +6204,7 @@
                 <w:color w:val="1C3A36"/>
                 <w:sz w:val="15"/>
               </w:rPr>
-              <w:t>cables: FY23: 156,748.0; FY24: 167,665.0; meters: FY23: 4,057,065.0; FY24: 3,850,726.0; transformers: FY23: 14,521.0; FY24: 17,619.0</w:t>
+              <w:t>1,748.8</w:t>
             </w:r>
           </w:p>
         </w:tc>
@@ -6571,7 +6221,7 @@
                 <w:color w:val="1C3A36"/>
                 <w:sz w:val="15"/>
               </w:rPr>
-              <w:t>2025-03-13</w:t>
+              <w:t>2026-03-15</w:t>
             </w:r>
           </w:p>
         </w:tc>
@@ -6588,7 +6238,7 @@
                 <w:color w:val="1C3A36"/>
                 <w:sz w:val="15"/>
               </w:rPr>
-              <w:t>Disclosed sales volumes: cables in tonnes, meters in units, transformers in MVA (company earnings releases, FY2024 with FY2023 comparatives). These reproduce the disclosed gross profit per tonne (90,020 / 119,043), per meter (418 / 707) and per MVA (136,345 / 221,065) exactly</w:t>
+              <w:t>Intangible assets and goodwill, 31 Dec 2025</w:t>
             </w:r>
           </w:p>
         </w:tc>
@@ -6607,7 +6257,7 @@
                 <w:color w:val="1C3A36"/>
                 <w:sz w:val="15"/>
               </w:rPr>
-              <w:t>q1 units</w:t>
+              <w:t>dps fy24</w:t>
             </w:r>
           </w:p>
         </w:tc>
@@ -6624,7 +6274,7 @@
                 <w:color w:val="1C3A36"/>
                 <w:sz w:val="15"/>
               </w:rPr>
-              <w:t>cables_q1_25: 41,476.0; cables_q1_24: 44,975.0; meters_q1_25: 1,169,502.0; meters_q1_24: 811,357.0; transformers_q1_25: 5,112.0; transformers_q1_24: 5,142.0</w:t>
+              <w:t>1</w:t>
             </w:r>
           </w:p>
         </w:tc>
@@ -6641,7 +6291,7 @@
                 <w:color w:val="1C3A36"/>
                 <w:sz w:val="15"/>
               </w:rPr>
-              <w:t>2025-05-26</w:t>
+              <w:t>2026-03-15</w:t>
             </w:r>
           </w:p>
         </w:tc>
@@ -6658,7 +6308,7 @@
                 <w:color w:val="1C3A36"/>
                 <w:sz w:val="15"/>
               </w:rPr>
-              <w:t>Q1-2025 disclosed volumes with Q1-2024 comparatives (Q1-2025 earnings release): cables 41,476t (-7.8%), meters 1,169,502 (+44.1%), transformers 5,112 MVA (-0.6%). Used with the FY2024 seasonal share to estimate the FY2025 volume base, which is not itself disclosed</w:t>
+              <w:t>FY2024 dividend, paid during FY2025: cash flow statement 'dividends paid to shareholders' of 3,111.384454 splits into 2,139.355716 to owners of the parent and 972.028738 to non-controlling interests; 2,139.355716 / 2,139,355,716 weighted shares = EXACTLY EGP 1.00 per share</w:t>
             </w:r>
           </w:p>
         </w:tc>
@@ -6677,7 +6327,7 @@
                 <w:color w:val="1C3A36"/>
                 <w:sz w:val="15"/>
               </w:rPr>
-              <w:t>cables gp t fy25</w:t>
+              <w:t>dps fy25</w:t>
             </w:r>
           </w:p>
         </w:tc>
@@ -6694,7 +6344,7 @@
                 <w:color w:val="1C3A36"/>
                 <w:sz w:val="15"/>
               </w:rPr>
-              <w:t>88,173.0</w:t>
+              <w:t>1.85</w:t>
             </w:r>
           </w:p>
         </w:tc>
@@ -6711,7 +6361,7 @@
                 <w:color w:val="1C3A36"/>
                 <w:sz w:val="15"/>
               </w:rPr>
-              <w:t>2025-05-26</w:t>
+              <w:t>2026-05-06</w:t>
             </w:r>
           </w:p>
         </w:tc>
@@ -6728,7 +6378,7 @@
                 <w:color w:val="1C3A36"/>
                 <w:sz w:val="15"/>
               </w:rPr>
-              <w:t>Cable gross profit per tonne, Q1-2025 as disclosed (against 93,672 in Q1-2024 on the restated basis). Taken as the FY2025 run-rate: it is the hard evidence for how far cable conversion margins actually compressed, and it is what pins the FY2025 unit build to reality rather than to an assumption</w:t>
+              <w:t>FY2025 cash dividend of EGP 1.85/share: recommended with the FY2025 results, ratified by the ordinary general assembly on 6 May 2026, rights with the share through 1 June, paid from 4 June 2026 (EGX disclosure, corroborated by Arab Finance coverage and the quoted ~2.0% trailing yield). RESTORED after external critique: an earlier revision removed this figure because neither the FY2025 annual filing (board-approved 12 Mar 2026) nor the Q1-2026 interim disclosed it — an absence-of-evidence error, since the interim covers a period ending 31 March and carries no subsequent-events note, so its silence was never evidence. Payout = 1.85 / 8.10 attributable EPS = 22.8%</w:t>
             </w:r>
           </w:p>
         </w:tc>
@@ -6747,7 +6397,7 @@
                 <w:color w:val="1C3A36"/>
                 <w:sz w:val="15"/>
               </w:rPr>
-              <w:t>ec backlog</w:t>
+              <w:t>capex fy23</w:t>
             </w:r>
           </w:p>
         </w:tc>
@@ -6764,7 +6414,7 @@
                 <w:color w:val="1C3A36"/>
                 <w:sz w:val="15"/>
               </w:rPr>
-              <w:t>323,700.0</w:t>
+              <w:t>4,748.6</w:t>
             </w:r>
           </w:p>
         </w:tc>
@@ -6781,7 +6431,7 @@
                 <w:color w:val="1C3A36"/>
                 <w:sz w:val="15"/>
               </w:rPr>
-              <w:t>2026-03</w:t>
+              <w:t>2024-03-13</w:t>
             </w:r>
           </w:p>
         </w:tc>
@@ -6798,7 +6448,7 @@
                 <w:color w:val="1C3A36"/>
                 <w:sz w:val="15"/>
               </w:rPr>
-              <w:t>Engineering and construction order book: USD 6.5bn translated at the spot rate. Disclosed as 'approximately USD 6.5bn, above the group's typical historical range'. The reported turnkey backlog was EGP 165bn (Mar-2024), 239bn (Jun-2024) and 196bn (Dec-2024), so the current book is a genuine step up</w:t>
+              <w:t>Audited FY2023 consolidated cash flow statement: 'acquisition of property, plant and equipment'</w:t>
             </w:r>
           </w:p>
         </w:tc>
@@ -6817,7 +6467,7 @@
                 <w:color w:val="1C3A36"/>
                 <w:sz w:val="15"/>
               </w:rPr>
-              <w:t>seg rev fy25 disclosed</w:t>
+              <w:t>capex fy24</w:t>
             </w:r>
           </w:p>
         </w:tc>
@@ -6834,7 +6484,7 @@
                 <w:color w:val="1C3A36"/>
                 <w:sz w:val="15"/>
               </w:rPr>
-              <w:t>ec: 87,100.7; transformers: 17,703.5; meters: 16,594.1; infra: 3,857.9</w:t>
+              <w:t>8,489.8</w:t>
             </w:r>
           </w:p>
         </w:tc>
@@ -6851,7 +6501,7 @@
                 <w:color w:val="1C3A36"/>
                 <w:sz w:val="15"/>
               </w:rPr>
-              <w:t>2026-03</w:t>
+              <w:t>2025-03-13</w:t>
             </w:r>
           </w:p>
         </w:tc>
@@ -6868,7 +6518,7 @@
                 <w:color w:val="1C3A36"/>
                 <w:sz w:val="15"/>
               </w:rPr>
-              <w:t>FY2025 segment revenue on the restated five-segment taxonomy: engineering &amp; construction 87,100.7, electrical products 17,703.5, digital solutions 16,594.1, infrastructure investment 3,857.9, with wires, cables &amp; accessories 155,792.9 - summing to the reported 281,049. REPLACES the earlier assumption that the FY2024 mix carried forward, which an external audit correctly identified as the prior year's mix relabelled. TWO competing external claims were tested against each other: press coverage of the release reports E&amp;C growth of +51%, which would put the segment at 105,764. That figure is REJECTED because it fails an independent coherence test - it leaves so little revenue for cables that the implied fabrication uplift over copper falls to 1.077, below anything in the company's own history (1.386 in FY2023, 1.261 in FY2024). The 87,100.7 figure (+24.4%) passes that test, and is adopted on that basis rather than on the authority of either source</w:t>
+              <w:t>Audited FY2024 consolidated cash flow statement: 'paid for acquisition of property, plant and equipment and projects under construction'</w:t>
             </w:r>
           </w:p>
         </w:tc>
@@ -6887,7 +6537,7 @@
                 <w:color w:val="1C3A36"/>
                 <w:sz w:val="15"/>
               </w:rPr>
-              <w:t>foreign share fy25</w:t>
+              <w:t>capex fy25</w:t>
             </w:r>
           </w:p>
         </w:tc>
@@ -6904,7 +6554,7 @@
                 <w:color w:val="1C3A36"/>
                 <w:sz w:val="15"/>
               </w:rPr>
-              <w:t>0.7</w:t>
+              <w:t>13,112.0</w:t>
             </w:r>
           </w:p>
         </w:tc>
@@ -6921,7 +6571,7 @@
                 <w:color w:val="1C3A36"/>
                 <w:sz w:val="15"/>
               </w:rPr>
-              <w:t>2026-03</w:t>
+              <w:t>2026-03-15</w:t>
             </w:r>
           </w:p>
         </w:tc>
@@ -6938,7 +6588,7 @@
                 <w:color w:val="1C3A36"/>
                 <w:sz w:val="15"/>
               </w:rPr>
-              <w:t>'Over 70% of revenues generated abroad' (company 2025 commentary). Used to report the currency split of the bottom-up revenue build, and to translate the copper-linked lines, which are dollar-priced by construction</w:t>
+              <w:t>Audited FY2025 consolidated cash flow statement: 'paid for acquisition of property, plant and equipment and projects under construction' — a 55% step-up on FY2024, the capacity-expansion cycle referenced throughout this study</w:t>
             </w:r>
           </w:p>
         </w:tc>
@@ -6957,7 +6607,7 @@
                 <w:color w:val="1C3A36"/>
                 <w:sz w:val="15"/>
               </w:rPr>
-              <w:t>kd egp note</w:t>
+              <w:t>int paid fy25</w:t>
             </w:r>
           </w:p>
         </w:tc>
@@ -6974,7 +6624,7 @@
                 <w:color w:val="1C3A36"/>
                 <w:sz w:val="15"/>
               </w:rPr>
-              <w:t>0.2868</w:t>
+              <w:t>5,740.3</w:t>
             </w:r>
           </w:p>
         </w:tc>
@@ -6991,7 +6641,7 @@
                 <w:color w:val="1C3A36"/>
                 <w:sz w:val="15"/>
               </w:rPr>
-              <w:t>2025-03-12</w:t>
+              <w:t>2026-03-15</w:t>
             </w:r>
           </w:p>
         </w:tc>
@@ -7008,7 +6658,7 @@
                 <w:color w:val="1C3A36"/>
                 <w:sz w:val="15"/>
               </w:rPr>
-              <w:t>Average interest rate on Egyptian-pound financial liabilities, audited FY2024 interest-rate-risk note</w:t>
+              <w:t>Interest paid, audited FY2025 consolidated statement of cash flows</w:t>
             </w:r>
           </w:p>
         </w:tc>
@@ -7027,7 +6677,7 @@
                 <w:color w:val="1C3A36"/>
                 <w:sz w:val="15"/>
               </w:rPr>
-              <w:t>kd usd note</w:t>
+              <w:t>tax paid fy25</w:t>
             </w:r>
           </w:p>
         </w:tc>
@@ -7044,7 +6694,7 @@
                 <w:color w:val="1C3A36"/>
                 <w:sz w:val="15"/>
               </w:rPr>
-              <w:t>0.0649</w:t>
+              <w:t>8,298.8</w:t>
             </w:r>
           </w:p>
         </w:tc>
@@ -7061,7 +6711,7 @@
                 <w:color w:val="1C3A36"/>
                 <w:sz w:val="15"/>
               </w:rPr>
-              <w:t>2025-03-12</w:t>
+              <w:t>2026-03-15</w:t>
             </w:r>
           </w:p>
         </w:tc>
@@ -7078,7 +6728,7 @@
                 <w:color w:val="1C3A36"/>
                 <w:sz w:val="15"/>
               </w:rPr>
-              <w:t>Average interest rate on US-dollar financial liabilities, audited FY2024 interest-rate-risk note</w:t>
+              <w:t>Income tax paid, audited FY2025 consolidated statement of cash flows</w:t>
             </w:r>
           </w:p>
         </w:tc>
@@ -7097,7 +6747,7 @@
                 <w:color w:val="1C3A36"/>
                 <w:sz w:val="15"/>
               </w:rPr>
-              <w:t>kd eur note</w:t>
+              <w:t>ocf fy25</w:t>
             </w:r>
           </w:p>
         </w:tc>
@@ -7114,7 +6764,7 @@
                 <w:color w:val="1C3A36"/>
                 <w:sz w:val="15"/>
               </w:rPr>
-              <w:t>0.0392</w:t>
+              <w:t>12,765.9</w:t>
             </w:r>
           </w:p>
         </w:tc>
@@ -7131,7 +6781,7 @@
                 <w:color w:val="1C3A36"/>
                 <w:sz w:val="15"/>
               </w:rPr>
-              <w:t>2025-03-12</w:t>
+              <w:t>2026-03-15</w:t>
             </w:r>
           </w:p>
         </w:tc>
@@ -7148,7 +6798,7 @@
                 <w:color w:val="1C3A36"/>
                 <w:sz w:val="15"/>
               </w:rPr>
-              <w:t>Average interest rate on euro financial liabilities, audited FY2024 interest-rate-risk note</w:t>
+              <w:t>Net cash flows from operating activities, FY2025 (after interest and tax) — 12,765.9 against house EBITDA of 28,363.2, still well below full conversion but a sharp recovery from FY2024's 3,979.4, as the pace of working-capital absorption slowed</w:t>
             </w:r>
           </w:p>
         </w:tc>
@@ -7167,7 +6817,7 @@
                 <w:color w:val="1C3A36"/>
                 <w:sz w:val="15"/>
               </w:rPr>
-              <w:t>debt open fy24</w:t>
+              <w:t>q1 25 rev</w:t>
             </w:r>
           </w:p>
         </w:tc>
@@ -7184,7 +6834,7 @@
                 <w:color w:val="1C3A36"/>
                 <w:sz w:val="15"/>
               </w:rPr>
-              <w:t>41,167.5</w:t>
+              <w:t>59,391.5</w:t>
             </w:r>
           </w:p>
         </w:tc>
@@ -7201,7 +6851,7 @@
                 <w:color w:val="1C3A36"/>
                 <w:sz w:val="15"/>
               </w:rPr>
-              <w:t>2025-03-12</w:t>
+              <w:t>2026-05-13</w:t>
             </w:r>
           </w:p>
         </w:tc>
@@ -7218,7 +6868,7 @@
                 <w:color w:val="1C3A36"/>
                 <w:sz w:val="15"/>
               </w:rPr>
-              <w:t>Loans and credit facilities at 1 January 2024, financing-liability reconciliation, audited FY2024 note 32</w:t>
+              <w:t>Condensed consolidated interim statement of profit or loss, 3M to 31-Mar-2025 (comparative column of the Q1-2026 filing)</w:t>
             </w:r>
           </w:p>
         </w:tc>
@@ -7237,7 +6887,7 @@
                 <w:color w:val="1C3A36"/>
                 <w:sz w:val="15"/>
               </w:rPr>
-              <w:t>debt close fy24</w:t>
+              <w:t>q1 25 npa</w:t>
             </w:r>
           </w:p>
         </w:tc>
@@ -7254,7 +6904,7 @@
                 <w:color w:val="1C3A36"/>
                 <w:sz w:val="15"/>
               </w:rPr>
-              <w:t>58,796.8</w:t>
+              <w:t>4,146.4</w:t>
             </w:r>
           </w:p>
         </w:tc>
@@ -7271,7 +6921,7 @@
                 <w:color w:val="1C3A36"/>
                 <w:sz w:val="15"/>
               </w:rPr>
-              <w:t>2025-03-12</w:t>
+              <w:t>2026-05-13</w:t>
             </w:r>
           </w:p>
         </w:tc>
@@ -7288,7 +6938,7 @@
                 <w:color w:val="1C3A36"/>
                 <w:sz w:val="15"/>
               </w:rPr>
-              <w:t>Loans and credit facilities at 31 December 2024, financing-liability reconciliation, audited FY2024 note 32 (excludes 286.1 of lease liabilities)</w:t>
+              <w:t>Profit attributable to owners of the parent, Q1-2025</w:t>
             </w:r>
           </w:p>
         </w:tc>
@@ -7307,7 +6957,7 @@
                 <w:color w:val="1C3A36"/>
                 <w:sz w:val="15"/>
               </w:rPr>
-              <w:t>int exp fy24</w:t>
+              <w:t>q1 26 rev</w:t>
             </w:r>
           </w:p>
         </w:tc>
@@ -7324,7 +6974,7 @@
                 <w:color w:val="1C3A36"/>
                 <w:sz w:val="15"/>
               </w:rPr>
-              <w:t>7,706.9</w:t>
+              <w:t>75,298.4</w:t>
             </w:r>
           </w:p>
         </w:tc>
@@ -7341,7 +6991,7 @@
                 <w:color w:val="1C3A36"/>
                 <w:sz w:val="15"/>
               </w:rPr>
-              <w:t>2025-03-12</w:t>
+              <w:t>2026-05-13</w:t>
             </w:r>
           </w:p>
         </w:tc>
@@ -7358,7 +7008,7 @@
                 <w:color w:val="1C3A36"/>
                 <w:sz w:val="15"/>
               </w:rPr>
-              <w:t>Interest expense on loans and credit facilities, audited FY2024 note 32 financing-liability reconciliation</w:t>
+              <w:t>Condensed consolidated interim statement of profit or loss, 3M to 31-Mar-2026</w:t>
             </w:r>
           </w:p>
         </w:tc>
@@ -7377,7 +7027,7 @@
                 <w:color w:val="1C3A36"/>
                 <w:sz w:val="15"/>
               </w:rPr>
-              <w:t>debt q1 25</w:t>
+              <w:t>q1 26 gp</w:t>
             </w:r>
           </w:p>
         </w:tc>
@@ -7394,7 +7044,7 @@
                 <w:color w:val="1C3A36"/>
                 <w:sz w:val="15"/>
               </w:rPr>
-              <w:t>55,149.9</w:t>
+              <w:t>13,128.2</w:t>
             </w:r>
           </w:p>
         </w:tc>
@@ -7411,7 +7061,7 @@
                 <w:color w:val="1C3A36"/>
                 <w:sz w:val="15"/>
               </w:rPr>
-              <w:t>2025-05-26</w:t>
+              <w:t>2026-05-13</w:t>
             </w:r>
           </w:p>
         </w:tc>
@@ -7428,7 +7078,7 @@
                 <w:color w:val="1C3A36"/>
                 <w:sz w:val="15"/>
               </w:rPr>
-              <w:t>Loans and credit facilities at 31 March 2025: the FY2024 closing balance of 58,796.8 less the 3,646.9 net repayment shown in the Q1-2025 interim cash flow statement</w:t>
+              <w:t>Gross profit, Q1-2026 interim statements</w:t>
             </w:r>
           </w:p>
         </w:tc>
@@ -7447,7 +7097,7 @@
                 <w:color w:val="1C3A36"/>
                 <w:sz w:val="15"/>
               </w:rPr>
-              <w:t>backlog usd bn</w:t>
+              <w:t>q1 26 op</w:t>
             </w:r>
           </w:p>
         </w:tc>
@@ -7464,7 +7114,7 @@
                 <w:color w:val="1C3A36"/>
                 <w:sz w:val="15"/>
               </w:rPr>
-              <w:t>6.5</w:t>
+              <w:t>8,247.2</w:t>
             </w:r>
           </w:p>
         </w:tc>
@@ -7481,7 +7131,7 @@
                 <w:color w:val="1C3A36"/>
                 <w:sz w:val="15"/>
               </w:rPr>
-              <w:t>2026-03</w:t>
+              <w:t>2026-05-13</w:t>
             </w:r>
           </w:p>
         </w:tc>
@@ -7498,7 +7148,7 @@
                 <w:color w:val="1C3A36"/>
                 <w:sz w:val="15"/>
               </w:rPr>
-              <w:t>Group project backlog approximately USD 6.5bn, above the group's typical historical range (company 2025 commentary)</w:t>
+              <w:t>Operating profit, Q1-2026 interim statements</w:t>
             </w:r>
           </w:p>
         </w:tc>
@@ -7517,7 +7167,7 @@
                 <w:color w:val="1C3A36"/>
                 <w:sz w:val="15"/>
               </w:rPr>
-              <w:t>ownership</w:t>
+              <w:t>q1 26 netfin</w:t>
             </w:r>
           </w:p>
         </w:tc>
@@ -7534,7 +7184,7 @@
                 <w:color w:val="1C3A36"/>
                 <w:sz w:val="15"/>
               </w:rPr>
-              <w:t>family: 0.68; electra: 0.2037; float: 0.116</w:t>
+              <w:t>-1,458.5</w:t>
             </w:r>
           </w:p>
         </w:tc>
@@ -7551,7 +7201,7 @@
                 <w:color w:val="1C3A36"/>
                 <w:sz w:val="15"/>
               </w:rPr>
-              <w:t>2026-08-06</w:t>
+              <w:t>2026-05-13</w:t>
             </w:r>
           </w:p>
         </w:tc>
@@ -7568,7 +7218,7 @@
                 <w:color w:val="1C3A36"/>
                 <w:sz w:val="15"/>
               </w:rPr>
-              <w:t>CORRECTED. The company's own shareholder pie chart carries 78.18% / 20.37% / 1.45% against the legend 'El Sewedy Family / Free Float / Electra Investment Holding'. Reading that in legend order gives a 20.37% free float — which is wrong. Electra Investment Holding (Abu Dhabi, IHC-linked) acquired ~427.7mn shares, about 20%, in a July-2024 mandatory tender offer at USD 1.05/share (~USD 449mn), confirmed by multiple independent reports of the exchange filing. The 20.37% slice is therefore ELECTRA, not the float. Independent sources put the family near 68%, leaving a free float of roughly 11.6% — about half what a legend-order reading implies. Material to governance and to liquidity</w:t>
+              <w:t>Net finance costs, Q1-2026 interim statements: finance income 683.569177 less finance costs 2,142.046788</w:t>
             </w:r>
           </w:p>
         </w:tc>
@@ -7587,7 +7237,7 @@
                 <w:color w:val="1C3A36"/>
                 <w:sz w:val="15"/>
               </w:rPr>
-              <w:t>dps fy25</w:t>
+              <w:t>q1 26 assoc</w:t>
             </w:r>
           </w:p>
         </w:tc>
@@ -7604,7 +7254,7 @@
                 <w:color w:val="1C3A36"/>
                 <w:sz w:val="15"/>
               </w:rPr>
-              <w:t>1.85</w:t>
+              <w:t>253.2</w:t>
             </w:r>
           </w:p>
         </w:tc>
@@ -7621,7 +7271,7 @@
                 <w:color w:val="1C3A36"/>
                 <w:sz w:val="15"/>
               </w:rPr>
-              <w:t>2026-05-10</w:t>
+              <w:t>2026-05-13</w:t>
             </w:r>
           </w:p>
         </w:tc>
@@ -7638,7 +7288,1337 @@
                 <w:color w:val="1C3A36"/>
                 <w:sz w:val="15"/>
               </w:rPr>
-              <w:t>FY2025 dividend of EGP 1.85 per share (+85% on the FY2024 EGP 1.00), approved at the 6-May-2026 general meeting and paid from 4 June 2026 — i.e. BEFORE the anchor date. Roughly EGP 3.96bn. The study previously reported only the FY2024 distribution</w:t>
+              <w:t>Share of profit of equity-accounted investees, Q1-2026 interim statements</w:t>
+            </w:r>
+          </w:p>
+        </w:tc>
+      </w:tr>
+      <w:tr>
+        <w:tc>
+          <w:tcPr>
+            <w:tcW w:type="dxa" w:w="1656"/>
+          </w:tcPr>
+          <w:p>
+            <w:pPr>
+              <w:spacing w:after="20"/>
+            </w:pPr>
+            <w:r>
+              <w:rPr>
+                <w:color w:val="1C3A36"/>
+                <w:sz w:val="15"/>
+              </w:rPr>
+              <w:t>q1 26 tax</w:t>
+            </w:r>
+          </w:p>
+        </w:tc>
+        <w:tc>
+          <w:tcPr>
+            <w:tcW w:type="dxa" w:w="1368"/>
+          </w:tcPr>
+          <w:p>
+            <w:pPr>
+              <w:spacing w:after="20"/>
+            </w:pPr>
+            <w:r>
+              <w:rPr>
+                <w:color w:val="1C3A36"/>
+                <w:sz w:val="15"/>
+              </w:rPr>
+              <w:t>-1,813.2</w:t>
+            </w:r>
+          </w:p>
+        </w:tc>
+        <w:tc>
+          <w:tcPr>
+            <w:tcW w:type="dxa" w:w="1037"/>
+          </w:tcPr>
+          <w:p>
+            <w:pPr>
+              <w:spacing w:after="20"/>
+            </w:pPr>
+            <w:r>
+              <w:rPr>
+                <w:color w:val="1C3A36"/>
+                <w:sz w:val="15"/>
+              </w:rPr>
+              <w:t>2026-05-13</w:t>
+            </w:r>
+          </w:p>
+        </w:tc>
+        <w:tc>
+          <w:tcPr>
+            <w:tcW w:type="dxa" w:w="6019"/>
+          </w:tcPr>
+          <w:p>
+            <w:pPr>
+              <w:spacing w:after="20"/>
+            </w:pPr>
+            <w:r>
+              <w:rPr>
+                <w:color w:val="1C3A36"/>
+                <w:sz w:val="15"/>
+              </w:rPr>
+              <w:t>Income tax expense, Q1-2026 interim statements (effective rate 25.75% on pre-tax profit of 7,041.966803, up from 21.96% in Q1-2025)</w:t>
+            </w:r>
+          </w:p>
+        </w:tc>
+      </w:tr>
+      <w:tr>
+        <w:tc>
+          <w:tcPr>
+            <w:tcW w:type="dxa" w:w="1656"/>
+          </w:tcPr>
+          <w:p>
+            <w:pPr>
+              <w:spacing w:after="20"/>
+            </w:pPr>
+            <w:r>
+              <w:rPr>
+                <w:color w:val="1C3A36"/>
+                <w:sz w:val="15"/>
+              </w:rPr>
+              <w:t>q1 26 npa</w:t>
+            </w:r>
+          </w:p>
+        </w:tc>
+        <w:tc>
+          <w:tcPr>
+            <w:tcW w:type="dxa" w:w="1368"/>
+          </w:tcPr>
+          <w:p>
+            <w:pPr>
+              <w:spacing w:after="20"/>
+            </w:pPr>
+            <w:r>
+              <w:rPr>
+                <w:color w:val="1C3A36"/>
+                <w:sz w:val="15"/>
+              </w:rPr>
+              <w:t>4,845.3</w:t>
+            </w:r>
+          </w:p>
+        </w:tc>
+        <w:tc>
+          <w:tcPr>
+            <w:tcW w:type="dxa" w:w="1037"/>
+          </w:tcPr>
+          <w:p>
+            <w:pPr>
+              <w:spacing w:after="20"/>
+            </w:pPr>
+            <w:r>
+              <w:rPr>
+                <w:color w:val="1C3A36"/>
+                <w:sz w:val="15"/>
+              </w:rPr>
+              <w:t>2026-05-13</w:t>
+            </w:r>
+          </w:p>
+        </w:tc>
+        <w:tc>
+          <w:tcPr>
+            <w:tcW w:type="dxa" w:w="6019"/>
+          </w:tcPr>
+          <w:p>
+            <w:pPr>
+              <w:spacing w:after="20"/>
+            </w:pPr>
+            <w:r>
+              <w:rPr>
+                <w:color w:val="1C3A36"/>
+                <w:sz w:val="15"/>
+              </w:rPr>
+              <w:t>Profit attributable to owners of the parent, Q1-2026, +16.9% y/y</w:t>
+            </w:r>
+          </w:p>
+        </w:tc>
+      </w:tr>
+      <w:tr>
+        <w:tc>
+          <w:tcPr>
+            <w:tcW w:type="dxa" w:w="1656"/>
+          </w:tcPr>
+          <w:p>
+            <w:pPr>
+              <w:spacing w:after="20"/>
+            </w:pPr>
+            <w:r>
+              <w:rPr>
+                <w:color w:val="1C3A36"/>
+                <w:sz w:val="15"/>
+              </w:rPr>
+              <w:t>q1 26 nd</w:t>
+            </w:r>
+          </w:p>
+        </w:tc>
+        <w:tc>
+          <w:tcPr>
+            <w:tcW w:type="dxa" w:w="1368"/>
+          </w:tcPr>
+          <w:p>
+            <w:pPr>
+              <w:spacing w:after="20"/>
+            </w:pPr>
+            <w:r>
+              <w:rPr>
+                <w:color w:val="1C3A36"/>
+                <w:sz w:val="15"/>
+              </w:rPr>
+              <w:t>28,768.8</w:t>
+            </w:r>
+          </w:p>
+        </w:tc>
+        <w:tc>
+          <w:tcPr>
+            <w:tcW w:type="dxa" w:w="1037"/>
+          </w:tcPr>
+          <w:p>
+            <w:pPr>
+              <w:spacing w:after="20"/>
+            </w:pPr>
+            <w:r>
+              <w:rPr>
+                <w:color w:val="1C3A36"/>
+                <w:sz w:val="15"/>
+              </w:rPr>
+              <w:t>2026-05-13</w:t>
+            </w:r>
+          </w:p>
+        </w:tc>
+        <w:tc>
+          <w:tcPr>
+            <w:tcW w:type="dxa" w:w="6019"/>
+          </w:tcPr>
+          <w:p>
+            <w:pPr>
+              <w:spacing w:after="20"/>
+            </w:pPr>
+            <w:r>
+              <w:rPr>
+                <w:color w:val="1C3A36"/>
+                <w:sz w:val="15"/>
+              </w:rPr>
+              <w:t>Net financial debt, 31 Mar 2026: total loans and borrowings including leases 89,533.539777 less cash 60,764.752555 — up sharply from FY2025-close as working capital absorbed cash (net operating cash flow was NEGATIVE 1,665.1 in the quarter) funded by 30,364.3 of new loan drawdowns</w:t>
+            </w:r>
+          </w:p>
+        </w:tc>
+      </w:tr>
+      <w:tr>
+        <w:tc>
+          <w:tcPr>
+            <w:tcW w:type="dxa" w:w="1656"/>
+          </w:tcPr>
+          <w:p>
+            <w:pPr>
+              <w:spacing w:after="20"/>
+            </w:pPr>
+            <w:r>
+              <w:rPr>
+                <w:color w:val="1C3A36"/>
+                <w:sz w:val="15"/>
+              </w:rPr>
+              <w:t>seg rev hist</w:t>
+            </w:r>
+          </w:p>
+        </w:tc>
+        <w:tc>
+          <w:tcPr>
+            <w:tcW w:type="dxa" w:w="1368"/>
+          </w:tcPr>
+          <w:p>
+            <w:pPr>
+              <w:spacing w:after="20"/>
+            </w:pPr>
+            <w:r>
+              <w:rPr>
+                <w:color w:val="1C3A36"/>
+                <w:sz w:val="15"/>
+              </w:rPr>
+              <w:t>FY23: cables: 82,421.3; construct: 53,482.8; elecprod: 16,282.2; FY24: cables: 137,189.8; construct: 70,921.4; elecprod: 23,870.6; FY25: cables: 155,792.9; construct: 90,958.6; elecprod: 34,297.6</w:t>
+            </w:r>
+          </w:p>
+        </w:tc>
+        <w:tc>
+          <w:tcPr>
+            <w:tcW w:type="dxa" w:w="1037"/>
+          </w:tcPr>
+          <w:p>
+            <w:pPr>
+              <w:spacing w:after="20"/>
+            </w:pPr>
+            <w:r>
+              <w:rPr>
+                <w:color w:val="1C3A36"/>
+                <w:sz w:val="15"/>
+              </w:rPr>
+              <w:t>2026-03-15</w:t>
+            </w:r>
+          </w:p>
+        </w:tc>
+        <w:tc>
+          <w:tcPr>
+            <w:tcW w:type="dxa" w:w="6019"/>
+          </w:tcPr>
+          <w:p>
+            <w:pPr>
+              <w:spacing w:after="20"/>
+            </w:pPr>
+            <w:r>
+              <w:rPr>
+                <w:color w:val="1C3A36"/>
+                <w:sz w:val="15"/>
+              </w:rPr>
+              <w:t>Revenue by product/service line, Note 5-3, all three audited financial statements. Sums EXACTLY to consolidated revenue in every year (152,186.247545 / 231,981.835577 / 281,049.081719). This REPLACES a seven-way sub-segment split (cables, raw material, engineering &amp; construction, transformers, meters, other electrical products, infrastructure investment) that does not appear in any of three years of audited filings</w:t>
+            </w:r>
+          </w:p>
+        </w:tc>
+      </w:tr>
+      <w:tr>
+        <w:tc>
+          <w:tcPr>
+            <w:tcW w:type="dxa" w:w="1656"/>
+          </w:tcPr>
+          <w:p>
+            <w:pPr>
+              <w:spacing w:after="20"/>
+            </w:pPr>
+            <w:r>
+              <w:rPr>
+                <w:color w:val="1C3A36"/>
+                <w:sz w:val="15"/>
+              </w:rPr>
+              <w:t>seg profit hist</w:t>
+            </w:r>
+          </w:p>
+        </w:tc>
+        <w:tc>
+          <w:tcPr>
+            <w:tcW w:type="dxa" w:w="1368"/>
+          </w:tcPr>
+          <w:p>
+            <w:pPr>
+              <w:spacing w:after="20"/>
+            </w:pPr>
+            <w:r>
+              <w:rPr>
+                <w:color w:val="1C3A36"/>
+                <w:sz w:val="15"/>
+              </w:rPr>
+              <w:t>FY23: cables: 16,057.6; construct: 6,215.5; elecprod: 4,142.8; FY24: cables: 24,851.9; construct: 8,115.9; elecprod: 6,345.3; FY25: cables: 21,016.4; construct: 5,868.9; elecprod: 7,604.8</w:t>
+            </w:r>
+          </w:p>
+        </w:tc>
+        <w:tc>
+          <w:tcPr>
+            <w:tcW w:type="dxa" w:w="1037"/>
+          </w:tcPr>
+          <w:p>
+            <w:pPr>
+              <w:spacing w:after="20"/>
+            </w:pPr>
+            <w:r>
+              <w:rPr>
+                <w:color w:val="1C3A36"/>
+                <w:sz w:val="15"/>
+              </w:rPr>
+              <w:t>2026-03-15</w:t>
+            </w:r>
+          </w:p>
+        </w:tc>
+        <w:tc>
+          <w:tcPr>
+            <w:tcW w:type="dxa" w:w="6019"/>
+          </w:tcPr>
+          <w:p>
+            <w:pPr>
+              <w:spacing w:after="20"/>
+            </w:pPr>
+            <w:r>
+              <w:rPr>
+                <w:color w:val="1C3A36"/>
+                <w:sz w:val="15"/>
+              </w:rPr>
+              <w:t>Segment profit by the same three segments, Note 16 (operating segments), all three audited financial statements — the inside-Egypt and outside-Egypt columns summed. This is computed on the segment note's OWN (pre-elimination) revenue base, which is larger than the Note 5-3 external-revenue view because it includes inter-segment sales (chiefly cable output consumed by the Constructions segment on turnkey projects); FY2025 also carries a disclosed unallocated/corporate item of -246.710877 not attributed to any segment. FY2023's three segments sum to 26,415.925233 against a disclosed total of 26,406.917233 (a 9.0 EGP thousand rounding residual in the filing's own inside/outside table, immaterial); FY2024 and FY2025 tie exactly</w:t>
+            </w:r>
+          </w:p>
+        </w:tc>
+      </w:tr>
+      <w:tr>
+        <w:tc>
+          <w:tcPr>
+            <w:tcW w:type="dxa" w:w="1656"/>
+          </w:tcPr>
+          <w:p>
+            <w:pPr>
+              <w:spacing w:after="20"/>
+            </w:pPr>
+            <w:r>
+              <w:rPr>
+                <w:color w:val="1C3A36"/>
+                <w:sz w:val="15"/>
+              </w:rPr>
+              <w:t>corp load hist</w:t>
+            </w:r>
+          </w:p>
+        </w:tc>
+        <w:tc>
+          <w:tcPr>
+            <w:tcW w:type="dxa" w:w="1368"/>
+          </w:tcPr>
+          <w:p>
+            <w:pPr>
+              <w:spacing w:after="20"/>
+            </w:pPr>
+            <w:r>
+              <w:rPr>
+                <w:color w:val="1C3A36"/>
+                <w:sz w:val="15"/>
+              </w:rPr>
+              <w:t>FY23: 0.057; FY24: 0.043; FY25: 0.0316</w:t>
+            </w:r>
+          </w:p>
+        </w:tc>
+        <w:tc>
+          <w:tcPr>
+            <w:tcW w:type="dxa" w:w="1037"/>
+          </w:tcPr>
+          <w:p>
+            <w:pPr>
+              <w:spacing w:after="20"/>
+            </w:pPr>
+            <w:r>
+              <w:rPr>
+                <w:color w:val="1C3A36"/>
+                <w:sz w:val="15"/>
+              </w:rPr>
+              <w:t>2026-03-15</w:t>
+            </w:r>
+          </w:p>
+        </w:tc>
+        <w:tc>
+          <w:tcPr>
+            <w:tcW w:type="dxa" w:w="6019"/>
+          </w:tcPr>
+          <w:p>
+            <w:pPr>
+              <w:spacing w:after="20"/>
+            </w:pPr>
+            <w:r>
+              <w:rPr>
+                <w:color w:val="1C3A36"/>
+                <w:sz w:val="15"/>
+              </w:rPr>
+              <w:t>Net corporate cost load = (G&amp;A + net impairment on receivables + other expenses - other income) / revenue, computed from the audited income statements. This is the bridge from segment profit (Note 16) to consolidated operating profit and it reconciles EXACTLY in all three years: e.g. FY2025 segment profit 34,490.095562 less the -246.710877 unallocated/corporate item = 34,243.384685, less 3.163% x revenue 281,049.081719 = 25,354.225619 = the audited operating profit to the EGP. The load has been FALLING — operating leverage improving at the corporate level even as segment margins compressed</w:t>
+            </w:r>
+          </w:p>
+        </w:tc>
+      </w:tr>
+      <w:tr>
+        <w:tc>
+          <w:tcPr>
+            <w:tcW w:type="dxa" w:w="1656"/>
+          </w:tcPr>
+          <w:p>
+            <w:pPr>
+              <w:spacing w:after="20"/>
+            </w:pPr>
+            <w:r>
+              <w:rPr>
+                <w:color w:val="1C3A36"/>
+                <w:sz w:val="15"/>
+              </w:rPr>
+              <w:t>seg unalloc fy25</w:t>
+            </w:r>
+          </w:p>
+        </w:tc>
+        <w:tc>
+          <w:tcPr>
+            <w:tcW w:type="dxa" w:w="1368"/>
+          </w:tcPr>
+          <w:p>
+            <w:pPr>
+              <w:spacing w:after="20"/>
+            </w:pPr>
+            <w:r>
+              <w:rPr>
+                <w:color w:val="1C3A36"/>
+                <w:sz w:val="15"/>
+              </w:rPr>
+              <w:t>-246.7</w:t>
+            </w:r>
+          </w:p>
+        </w:tc>
+        <w:tc>
+          <w:tcPr>
+            <w:tcW w:type="dxa" w:w="1037"/>
+          </w:tcPr>
+          <w:p>
+            <w:pPr>
+              <w:spacing w:after="20"/>
+            </w:pPr>
+            <w:r>
+              <w:rPr>
+                <w:color w:val="1C3A36"/>
+                <w:sz w:val="15"/>
+              </w:rPr>
+              <w:t>2026-03-15</w:t>
+            </w:r>
+          </w:p>
+        </w:tc>
+        <w:tc>
+          <w:tcPr>
+            <w:tcW w:type="dxa" w:w="6019"/>
+          </w:tcPr>
+          <w:p>
+            <w:pPr>
+              <w:spacing w:after="20"/>
+            </w:pPr>
+            <w:r>
+              <w:rPr>
+                <w:color w:val="1C3A36"/>
+                <w:sz w:val="15"/>
+              </w:rPr>
+              <w:t>Unallocated/corporate segment item, Note 16, FY2025 audited financial statements — not attributed to any of the three segments; netted against the three segments' summed profit before the corporate-load bridge is applied. No equivalent unallocated item is disclosed for FY2023 or FY2024</w:t>
+            </w:r>
+          </w:p>
+        </w:tc>
+      </w:tr>
+      <w:tr>
+        <w:tc>
+          <w:tcPr>
+            <w:tcW w:type="dxa" w:w="1656"/>
+          </w:tcPr>
+          <w:p>
+            <w:pPr>
+              <w:spacing w:after="20"/>
+            </w:pPr>
+            <w:r>
+              <w:rPr>
+                <w:color w:val="1C3A36"/>
+                <w:sz w:val="15"/>
+              </w:rPr>
+              <w:t>dna pct hist</w:t>
+            </w:r>
+          </w:p>
+        </w:tc>
+        <w:tc>
+          <w:tcPr>
+            <w:tcW w:type="dxa" w:w="1368"/>
+          </w:tcPr>
+          <w:p>
+            <w:pPr>
+              <w:spacing w:after="20"/>
+            </w:pPr>
+            <w:r>
+              <w:rPr>
+                <w:color w:val="1C3A36"/>
+                <w:sz w:val="15"/>
+              </w:rPr>
+              <w:t>FY23: 0.0151; FY24: 0.0097; FY25: 0.0107</w:t>
+            </w:r>
+          </w:p>
+        </w:tc>
+        <w:tc>
+          <w:tcPr>
+            <w:tcW w:type="dxa" w:w="1037"/>
+          </w:tcPr>
+          <w:p>
+            <w:pPr>
+              <w:spacing w:after="20"/>
+            </w:pPr>
+            <w:r>
+              <w:rPr>
+                <w:color w:val="1C3A36"/>
+                <w:sz w:val="15"/>
+              </w:rPr>
+              <w:t>2026-03-15</w:t>
+            </w:r>
+          </w:p>
+        </w:tc>
+        <w:tc>
+          <w:tcPr>
+            <w:tcW w:type="dxa" w:w="6019"/>
+          </w:tcPr>
+          <w:p>
+            <w:pPr>
+              <w:spacing w:after="20"/>
+            </w:pPr>
+            <w:r>
+              <w:rPr>
+                <w:color w:val="1C3A36"/>
+                <w:sz w:val="15"/>
+              </w:rPr>
+              <w:t>Depreciation and amortisation as a share of revenue, computed from the audited cash flow statements</w:t>
+            </w:r>
+          </w:p>
+        </w:tc>
+      </w:tr>
+      <w:tr>
+        <w:tc>
+          <w:tcPr>
+            <w:tcW w:type="dxa" w:w="1656"/>
+          </w:tcPr>
+          <w:p>
+            <w:pPr>
+              <w:spacing w:after="20"/>
+            </w:pPr>
+            <w:r>
+              <w:rPr>
+                <w:color w:val="1C3A36"/>
+                <w:sz w:val="15"/>
+              </w:rPr>
+              <w:t>capex pct hist</w:t>
+            </w:r>
+          </w:p>
+        </w:tc>
+        <w:tc>
+          <w:tcPr>
+            <w:tcW w:type="dxa" w:w="1368"/>
+          </w:tcPr>
+          <w:p>
+            <w:pPr>
+              <w:spacing w:after="20"/>
+            </w:pPr>
+            <w:r>
+              <w:rPr>
+                <w:color w:val="1C3A36"/>
+                <w:sz w:val="15"/>
+              </w:rPr>
+              <w:t>FY23: 0.0312; FY24: 0.0366; FY25: 0.0466</w:t>
+            </w:r>
+          </w:p>
+        </w:tc>
+        <w:tc>
+          <w:tcPr>
+            <w:tcW w:type="dxa" w:w="1037"/>
+          </w:tcPr>
+          <w:p>
+            <w:pPr>
+              <w:spacing w:after="20"/>
+            </w:pPr>
+            <w:r>
+              <w:rPr>
+                <w:color w:val="1C3A36"/>
+                <w:sz w:val="15"/>
+              </w:rPr>
+              <w:t>2026-03-15</w:t>
+            </w:r>
+          </w:p>
+        </w:tc>
+        <w:tc>
+          <w:tcPr>
+            <w:tcW w:type="dxa" w:w="6019"/>
+          </w:tcPr>
+          <w:p>
+            <w:pPr>
+              <w:spacing w:after="20"/>
+            </w:pPr>
+            <w:r>
+              <w:rPr>
+                <w:color w:val="1C3A36"/>
+                <w:sz w:val="15"/>
+              </w:rPr>
+              <w:t>Capital expenditure (cash paid for PP&amp;E and projects under construction, audited cash flow statements) as a share of revenue — a clear, rising capacity-investment cycle</w:t>
+            </w:r>
+          </w:p>
+        </w:tc>
+      </w:tr>
+      <w:tr>
+        <w:tc>
+          <w:tcPr>
+            <w:tcW w:type="dxa" w:w="1656"/>
+          </w:tcPr>
+          <w:p>
+            <w:pPr>
+              <w:spacing w:after="20"/>
+            </w:pPr>
+            <w:r>
+              <w:rPr>
+                <w:color w:val="1C3A36"/>
+                <w:sz w:val="15"/>
+              </w:rPr>
+              <w:t>nwc pct hist</w:t>
+            </w:r>
+          </w:p>
+        </w:tc>
+        <w:tc>
+          <w:tcPr>
+            <w:tcW w:type="dxa" w:w="1368"/>
+          </w:tcPr>
+          <w:p>
+            <w:pPr>
+              <w:spacing w:after="20"/>
+            </w:pPr>
+            <w:r>
+              <w:rPr>
+                <w:color w:val="1C3A36"/>
+                <w:sz w:val="15"/>
+              </w:rPr>
+              <w:t>FY23: 0.2409; FY24: 0.2306; FY25: 0.1987</w:t>
+            </w:r>
+          </w:p>
+        </w:tc>
+        <w:tc>
+          <w:tcPr>
+            <w:tcW w:type="dxa" w:w="1037"/>
+          </w:tcPr>
+          <w:p>
+            <w:pPr>
+              <w:spacing w:after="20"/>
+            </w:pPr>
+            <w:r>
+              <w:rPr>
+                <w:color w:val="1C3A36"/>
+                <w:sz w:val="15"/>
+              </w:rPr>
+              <w:t>2026-03-15</w:t>
+            </w:r>
+          </w:p>
+        </w:tc>
+        <w:tc>
+          <w:tcPr>
+            <w:tcW w:type="dxa" w:w="6019"/>
+          </w:tcPr>
+          <w:p>
+            <w:pPr>
+              <w:spacing w:after="20"/>
+            </w:pPr>
+            <w:r>
+              <w:rPr>
+                <w:color w:val="1C3A36"/>
+                <w:sz w:val="15"/>
+              </w:rPr>
+              <w:t>Net working capital (inventories + contract assets + trade and other receivables, current, LESS trade and other payables LESS contract liabilities; industrial real-estate-development land holdings excluded as a separate quasi-investment item) as a share of revenue, computed from the audited balance sheets. FY2025 shows a genuine, disclosed IMPROVEMENT in working-capital intensity, not an assumption</w:t>
+            </w:r>
+          </w:p>
+        </w:tc>
+      </w:tr>
+      <w:tr>
+        <w:tc>
+          <w:tcPr>
+            <w:tcW w:type="dxa" w:w="1656"/>
+          </w:tcPr>
+          <w:p>
+            <w:pPr>
+              <w:spacing w:after="20"/>
+            </w:pPr>
+            <w:r>
+              <w:rPr>
+                <w:color w:val="1C3A36"/>
+                <w:sz w:val="15"/>
+              </w:rPr>
+              <w:t>foreign share fy25</w:t>
+            </w:r>
+          </w:p>
+        </w:tc>
+        <w:tc>
+          <w:tcPr>
+            <w:tcW w:type="dxa" w:w="1368"/>
+          </w:tcPr>
+          <w:p>
+            <w:pPr>
+              <w:spacing w:after="20"/>
+            </w:pPr>
+            <w:r>
+              <w:rPr>
+                <w:color w:val="1C3A36"/>
+                <w:sz w:val="15"/>
+              </w:rPr>
+              <w:t>0.7</w:t>
+            </w:r>
+          </w:p>
+        </w:tc>
+        <w:tc>
+          <w:tcPr>
+            <w:tcW w:type="dxa" w:w="1037"/>
+          </w:tcPr>
+          <w:p>
+            <w:pPr>
+              <w:spacing w:after="20"/>
+            </w:pPr>
+            <w:r>
+              <w:rPr>
+                <w:color w:val="1C3A36"/>
+                <w:sz w:val="15"/>
+              </w:rPr>
+              <w:t>2026-03-15</w:t>
+            </w:r>
+          </w:p>
+        </w:tc>
+        <w:tc>
+          <w:tcPr>
+            <w:tcW w:type="dxa" w:w="6019"/>
+          </w:tcPr>
+          <w:p>
+            <w:pPr>
+              <w:spacing w:after="20"/>
+            </w:pPr>
+            <w:r>
+              <w:rPr>
+                <w:color w:val="1C3A36"/>
+                <w:sz w:val="15"/>
+              </w:rPr>
+              <w:t>'Over 70% of revenues generated abroad' (company commentary); the audited Note 5-2 geographic split gives Outside Egypt 40.7% of FY2025 revenue (114,461.030 / 281,049.082) — geography and hard-currency pricing are different questions, addressed explicitly below</w:t>
+            </w:r>
+          </w:p>
+        </w:tc>
+      </w:tr>
+      <w:tr>
+        <w:tc>
+          <w:tcPr>
+            <w:tcW w:type="dxa" w:w="1656"/>
+          </w:tcPr>
+          <w:p>
+            <w:pPr>
+              <w:spacing w:after="20"/>
+            </w:pPr>
+            <w:r>
+              <w:rPr>
+                <w:color w:val="1C3A36"/>
+                <w:sz w:val="15"/>
+              </w:rPr>
+              <w:t>fgn egp share fy25</w:t>
+            </w:r>
+          </w:p>
+        </w:tc>
+        <w:tc>
+          <w:tcPr>
+            <w:tcW w:type="dxa" w:w="1368"/>
+          </w:tcPr>
+          <w:p>
+            <w:pPr>
+              <w:spacing w:after="20"/>
+            </w:pPr>
+            <w:r>
+              <w:rPr>
+                <w:color w:val="1C3A36"/>
+                <w:sz w:val="15"/>
+              </w:rPr>
+              <w:t>0.407</w:t>
+            </w:r>
+          </w:p>
+        </w:tc>
+        <w:tc>
+          <w:tcPr>
+            <w:tcW w:type="dxa" w:w="1037"/>
+          </w:tcPr>
+          <w:p>
+            <w:pPr>
+              <w:spacing w:after="20"/>
+            </w:pPr>
+            <w:r>
+              <w:rPr>
+                <w:color w:val="1C3A36"/>
+                <w:sz w:val="15"/>
+              </w:rPr>
+              <w:t>2026-03-15</w:t>
+            </w:r>
+          </w:p>
+        </w:tc>
+        <w:tc>
+          <w:tcPr>
+            <w:tcW w:type="dxa" w:w="6019"/>
+          </w:tcPr>
+          <w:p>
+            <w:pPr>
+              <w:spacing w:after="20"/>
+            </w:pPr>
+            <w:r>
+              <w:rPr>
+                <w:color w:val="1C3A36"/>
+                <w:sz w:val="15"/>
+              </w:rPr>
+              <w:t>Revenue earned OUTSIDE Egypt, FY2025, Note 5-2 (geographic disaggregation): 114,461.030219 / 281,049.081719 = 40.72%. This is the audited geographic split; the HARD-CURRENCY-LINKED share used in the currency-of-discounting alternative is derived separately below from the Cables segment's copper linkage, since a project executed abroad for a local utility is foreign revenue but not necessarily dollar-priced</w:t>
+            </w:r>
+          </w:p>
+        </w:tc>
+      </w:tr>
+      <w:tr>
+        <w:tc>
+          <w:tcPr>
+            <w:tcW w:type="dxa" w:w="1656"/>
+          </w:tcPr>
+          <w:p>
+            <w:pPr>
+              <w:spacing w:after="20"/>
+            </w:pPr>
+            <w:r>
+              <w:rPr>
+                <w:color w:val="1C3A36"/>
+                <w:sz w:val="15"/>
+              </w:rPr>
+              <w:t>kd egp note</w:t>
+            </w:r>
+          </w:p>
+        </w:tc>
+        <w:tc>
+          <w:tcPr>
+            <w:tcW w:type="dxa" w:w="1368"/>
+          </w:tcPr>
+          <w:p>
+            <w:pPr>
+              <w:spacing w:after="20"/>
+            </w:pPr>
+            <w:r>
+              <w:rPr>
+                <w:color w:val="1C3A36"/>
+                <w:sz w:val="15"/>
+              </w:rPr>
+              <w:t>0.213</w:t>
+            </w:r>
+          </w:p>
+        </w:tc>
+        <w:tc>
+          <w:tcPr>
+            <w:tcW w:type="dxa" w:w="1037"/>
+          </w:tcPr>
+          <w:p>
+            <w:pPr>
+              <w:spacing w:after="20"/>
+            </w:pPr>
+            <w:r>
+              <w:rPr>
+                <w:color w:val="1C3A36"/>
+                <w:sz w:val="15"/>
+              </w:rPr>
+              <w:t>2026-03-15</w:t>
+            </w:r>
+          </w:p>
+        </w:tc>
+        <w:tc>
+          <w:tcPr>
+            <w:tcW w:type="dxa" w:w="6019"/>
+          </w:tcPr>
+          <w:p>
+            <w:pPr>
+              <w:spacing w:after="20"/>
+            </w:pPr>
+            <w:r>
+              <w:rPr>
+                <w:color w:val="1C3A36"/>
+                <w:sz w:val="15"/>
+              </w:rPr>
+              <w:t>Average interest rate on Egyptian-pound financial liabilities, audited FY2025 Note 32 (loans and borrowings) and Note 43-3-2 (interest-rate risk) — both give 21.30%/21.3%. DOWN from 28.68% at FY2024-end and further to 20.32% at Q1-2026</w:t>
+            </w:r>
+          </w:p>
+        </w:tc>
+      </w:tr>
+      <w:tr>
+        <w:tc>
+          <w:tcPr>
+            <w:tcW w:type="dxa" w:w="1656"/>
+          </w:tcPr>
+          <w:p>
+            <w:pPr>
+              <w:spacing w:after="20"/>
+            </w:pPr>
+            <w:r>
+              <w:rPr>
+                <w:color w:val="1C3A36"/>
+                <w:sz w:val="15"/>
+              </w:rPr>
+              <w:t>kd hard note</w:t>
+            </w:r>
+          </w:p>
+        </w:tc>
+        <w:tc>
+          <w:tcPr>
+            <w:tcW w:type="dxa" w:w="1368"/>
+          </w:tcPr>
+          <w:p>
+            <w:pPr>
+              <w:spacing w:after="20"/>
+            </w:pPr>
+            <w:r>
+              <w:rPr>
+                <w:color w:val="1C3A36"/>
+                <w:sz w:val="15"/>
+              </w:rPr>
+              <w:t>0.0529</w:t>
+            </w:r>
+          </w:p>
+        </w:tc>
+        <w:tc>
+          <w:tcPr>
+            <w:tcW w:type="dxa" w:w="1037"/>
+          </w:tcPr>
+          <w:p>
+            <w:pPr>
+              <w:spacing w:after="20"/>
+            </w:pPr>
+            <w:r>
+              <w:rPr>
+                <w:color w:val="1C3A36"/>
+                <w:sz w:val="15"/>
+              </w:rPr>
+              <w:t>2026-03-15</w:t>
+            </w:r>
+          </w:p>
+        </w:tc>
+        <w:tc>
+          <w:tcPr>
+            <w:tcW w:type="dxa" w:w="6019"/>
+          </w:tcPr>
+          <w:p>
+            <w:pPr>
+              <w:spacing w:after="20"/>
+            </w:pPr>
+            <w:r>
+              <w:rPr>
+                <w:color w:val="1C3A36"/>
+                <w:sz w:val="15"/>
+              </w:rPr>
+              <w:t>Average interest rate on US-dollar and other foreign-currency financial liabilities, blended, audited FY2025 Note 32 and Note 43-3-2. The company simplified its disclosure from a three-way EGP/USD/EUR split (FY2024: 28.68% / 6.49% / 3.92%) to this two-way EGP/blended-foreign split from FY2025 onward; the model follows the company's own current convention rather than preserving a split it no longer publishes</w:t>
+            </w:r>
+          </w:p>
+        </w:tc>
+      </w:tr>
+      <w:tr>
+        <w:tc>
+          <w:tcPr>
+            <w:tcW w:type="dxa" w:w="1656"/>
+          </w:tcPr>
+          <w:p>
+            <w:pPr>
+              <w:spacing w:after="20"/>
+            </w:pPr>
+            <w:r>
+              <w:rPr>
+                <w:color w:val="1C3A36"/>
+                <w:sz w:val="15"/>
+              </w:rPr>
+              <w:t>debt open fy25</w:t>
+            </w:r>
+          </w:p>
+        </w:tc>
+        <w:tc>
+          <w:tcPr>
+            <w:tcW w:type="dxa" w:w="1368"/>
+          </w:tcPr>
+          <w:p>
+            <w:pPr>
+              <w:spacing w:after="20"/>
+            </w:pPr>
+            <w:r>
+              <w:rPr>
+                <w:color w:val="1C3A36"/>
+                <w:sz w:val="15"/>
+              </w:rPr>
+              <w:t>58,796.8</w:t>
+            </w:r>
+          </w:p>
+        </w:tc>
+        <w:tc>
+          <w:tcPr>
+            <w:tcW w:type="dxa" w:w="1037"/>
+          </w:tcPr>
+          <w:p>
+            <w:pPr>
+              <w:spacing w:after="20"/>
+            </w:pPr>
+            <w:r>
+              <w:rPr>
+                <w:color w:val="1C3A36"/>
+                <w:sz w:val="15"/>
+              </w:rPr>
+              <w:t>2026-03-15</w:t>
+            </w:r>
+          </w:p>
+        </w:tc>
+        <w:tc>
+          <w:tcPr>
+            <w:tcW w:type="dxa" w:w="6019"/>
+          </w:tcPr>
+          <w:p>
+            <w:pPr>
+              <w:spacing w:after="20"/>
+            </w:pPr>
+            <w:r>
+              <w:rPr>
+                <w:color w:val="1C3A36"/>
+                <w:sz w:val="15"/>
+              </w:rPr>
+              <w:t>Loans and credit facilities (excluding lease liabilities) at 1 January 2025, financing-liability movement reconciliation, audited FY2025 Note 32</w:t>
+            </w:r>
+          </w:p>
+        </w:tc>
+      </w:tr>
+      <w:tr>
+        <w:tc>
+          <w:tcPr>
+            <w:tcW w:type="dxa" w:w="1656"/>
+          </w:tcPr>
+          <w:p>
+            <w:pPr>
+              <w:spacing w:after="20"/>
+            </w:pPr>
+            <w:r>
+              <w:rPr>
+                <w:color w:val="1C3A36"/>
+                <w:sz w:val="15"/>
+              </w:rPr>
+              <w:t>debt close fy25</w:t>
+            </w:r>
+          </w:p>
+        </w:tc>
+        <w:tc>
+          <w:tcPr>
+            <w:tcW w:type="dxa" w:w="1368"/>
+          </w:tcPr>
+          <w:p>
+            <w:pPr>
+              <w:spacing w:after="20"/>
+            </w:pPr>
+            <w:r>
+              <w:rPr>
+                <w:color w:val="1C3A36"/>
+                <w:sz w:val="15"/>
+              </w:rPr>
+              <w:t>62,462.1</w:t>
+            </w:r>
+          </w:p>
+        </w:tc>
+        <w:tc>
+          <w:tcPr>
+            <w:tcW w:type="dxa" w:w="1037"/>
+          </w:tcPr>
+          <w:p>
+            <w:pPr>
+              <w:spacing w:after="20"/>
+            </w:pPr>
+            <w:r>
+              <w:rPr>
+                <w:color w:val="1C3A36"/>
+                <w:sz w:val="15"/>
+              </w:rPr>
+              <w:t>2026-03-15</w:t>
+            </w:r>
+          </w:p>
+        </w:tc>
+        <w:tc>
+          <w:tcPr>
+            <w:tcW w:type="dxa" w:w="6019"/>
+          </w:tcPr>
+          <w:p>
+            <w:pPr>
+              <w:spacing w:after="20"/>
+            </w:pPr>
+            <w:r>
+              <w:rPr>
+                <w:color w:val="1C3A36"/>
+                <w:sz w:val="15"/>
+              </w:rPr>
+              <w:t>Loans and credit facilities (excluding lease liabilities) at 31 December 2025, financing-liability movement reconciliation, audited FY2025 Note 32</w:t>
+            </w:r>
+          </w:p>
+        </w:tc>
+      </w:tr>
+      <w:tr>
+        <w:tc>
+          <w:tcPr>
+            <w:tcW w:type="dxa" w:w="1656"/>
+          </w:tcPr>
+          <w:p>
+            <w:pPr>
+              <w:spacing w:after="20"/>
+            </w:pPr>
+            <w:r>
+              <w:rPr>
+                <w:color w:val="1C3A36"/>
+                <w:sz w:val="15"/>
+              </w:rPr>
+              <w:t>int exp fy25</w:t>
+            </w:r>
+          </w:p>
+        </w:tc>
+        <w:tc>
+          <w:tcPr>
+            <w:tcW w:type="dxa" w:w="1368"/>
+          </w:tcPr>
+          <w:p>
+            <w:pPr>
+              <w:spacing w:after="20"/>
+            </w:pPr>
+            <w:r>
+              <w:rPr>
+                <w:color w:val="1C3A36"/>
+                <w:sz w:val="15"/>
+              </w:rPr>
+              <w:t>5,966.7</w:t>
+            </w:r>
+          </w:p>
+        </w:tc>
+        <w:tc>
+          <w:tcPr>
+            <w:tcW w:type="dxa" w:w="1037"/>
+          </w:tcPr>
+          <w:p>
+            <w:pPr>
+              <w:spacing w:after="20"/>
+            </w:pPr>
+            <w:r>
+              <w:rPr>
+                <w:color w:val="1C3A36"/>
+                <w:sz w:val="15"/>
+              </w:rPr>
+              <w:t>2026-03-15</w:t>
+            </w:r>
+          </w:p>
+        </w:tc>
+        <w:tc>
+          <w:tcPr>
+            <w:tcW w:type="dxa" w:w="6019"/>
+          </w:tcPr>
+          <w:p>
+            <w:pPr>
+              <w:spacing w:after="20"/>
+            </w:pPr>
+            <w:r>
+              <w:rPr>
+                <w:color w:val="1C3A36"/>
+                <w:sz w:val="15"/>
+              </w:rPr>
+              <w:t>Interest expense on loans and credit facilities, audited FY2025 Note 32 financing-liability movement reconciliation (excludes 118.129606 of lease interest, carried separately)</w:t>
+            </w:r>
+          </w:p>
+        </w:tc>
+      </w:tr>
+      <w:tr>
+        <w:tc>
+          <w:tcPr>
+            <w:tcW w:type="dxa" w:w="1656"/>
+          </w:tcPr>
+          <w:p>
+            <w:pPr>
+              <w:spacing w:after="20"/>
+            </w:pPr>
+            <w:r>
+              <w:rPr>
+                <w:color w:val="1C3A36"/>
+                <w:sz w:val="15"/>
+              </w:rPr>
+              <w:t>debt q1 26</w:t>
+            </w:r>
+          </w:p>
+        </w:tc>
+        <w:tc>
+          <w:tcPr>
+            <w:tcW w:type="dxa" w:w="1368"/>
+          </w:tcPr>
+          <w:p>
+            <w:pPr>
+              <w:spacing w:after="20"/>
+            </w:pPr>
+            <w:r>
+              <w:rPr>
+                <w:color w:val="1C3A36"/>
+                <w:sz w:val="15"/>
+              </w:rPr>
+              <w:t>89,039.3</w:t>
+            </w:r>
+          </w:p>
+        </w:tc>
+        <w:tc>
+          <w:tcPr>
+            <w:tcW w:type="dxa" w:w="1037"/>
+          </w:tcPr>
+          <w:p>
+            <w:pPr>
+              <w:spacing w:after="20"/>
+            </w:pPr>
+            <w:r>
+              <w:rPr>
+                <w:color w:val="1C3A36"/>
+                <w:sz w:val="15"/>
+              </w:rPr>
+              <w:t>2026-05-13</w:t>
+            </w:r>
+          </w:p>
+        </w:tc>
+        <w:tc>
+          <w:tcPr>
+            <w:tcW w:type="dxa" w:w="6019"/>
+          </w:tcPr>
+          <w:p>
+            <w:pPr>
+              <w:spacing w:after="20"/>
+            </w:pPr>
+            <w:r>
+              <w:rPr>
+                <w:color w:val="1C3A36"/>
+                <w:sz w:val="15"/>
+              </w:rPr>
+              <w:t>Loans and credit facilities (excluding lease liabilities) at 31 March 2026: current 79,171.258437 (loans 39,231.844718 + bank facilities 39,939.413719) + non-current 9,825.097463 (loans only, excluding the 507.330701 of lease liabilities), per the Q1-2026 interim Note 31</w:t>
+            </w:r>
+          </w:p>
+        </w:tc>
+      </w:tr>
+      <w:tr>
+        <w:tc>
+          <w:tcPr>
+            <w:tcW w:type="dxa" w:w="1656"/>
+          </w:tcPr>
+          <w:p>
+            <w:pPr>
+              <w:spacing w:after="20"/>
+            </w:pPr>
+            <w:r>
+              <w:rPr>
+                <w:color w:val="1C3A36"/>
+                <w:sz w:val="15"/>
+              </w:rPr>
+              <w:t>ownership</w:t>
+            </w:r>
+          </w:p>
+        </w:tc>
+        <w:tc>
+          <w:tcPr>
+            <w:tcW w:type="dxa" w:w="1368"/>
+          </w:tcPr>
+          <w:p>
+            <w:pPr>
+              <w:spacing w:after="20"/>
+            </w:pPr>
+            <w:r>
+              <w:rPr>
+                <w:color w:val="1C3A36"/>
+                <w:sz w:val="15"/>
+              </w:rPr>
+              <w:t>family: 0.6799; electra: 0.1887; other: 0.1307; esop: 0.0007</w:t>
+            </w:r>
+          </w:p>
+        </w:tc>
+        <w:tc>
+          <w:tcPr>
+            <w:tcW w:type="dxa" w:w="1037"/>
+          </w:tcPr>
+          <w:p>
+            <w:pPr>
+              <w:spacing w:after="20"/>
+            </w:pPr>
+            <w:r>
+              <w:rPr>
+                <w:color w:val="1C3A36"/>
+                <w:sz w:val="15"/>
+              </w:rPr>
+              <w:t>2026-03-15</w:t>
+            </w:r>
+          </w:p>
+        </w:tc>
+        <w:tc>
+          <w:tcPr>
+            <w:tcW w:type="dxa" w:w="6019"/>
+          </w:tcPr>
+          <w:p>
+            <w:pPr>
+              <w:spacing w:after="20"/>
+            </w:pPr>
+            <w:r>
+              <w:rPr>
+                <w:color w:val="1C3A36"/>
+                <w:sz w:val="15"/>
+              </w:rPr>
+              <w:t>EXACT capital restructuring table, Note 29, audited FY2025 financial statements, as at 31 December 2025: Sadek Ahmed Sadek Elsewedy 24.99% (534,980,391 shares), Ahmed Ahmed Sadek Elsewedy 24.99% (534,980,391), Mohamed Ahmed Sadek Elsewedy 18.01% (385,602,690) — family combined 67.99%; Electra Investment Holding Restricted Limited 18.87% (403,997,835); other shareholders 13.07% (279,794,409); ESOP shares issued not granted 0.07% (1,422,160). REPLACES a previous house estimate (family ~68.0%, Electra ~20.4%, float ~11.6%) with the company's own disclosed table. Electra's stake FELL over 2025 — the FY2024 table (same note, prior year) shows Electra at 20.37% (436,109,503 shares) and other shareholders at 11.57% (247,682,741): Electra placed exactly 32,111,668 shares into the free float during the year</w:t>
             </w:r>
           </w:p>
         </w:tc>
@@ -7923,7 +8903,7 @@
                 <w:color w:val="1C3A36"/>
                 <w:sz w:val="15"/>
               </w:rPr>
-              <w:t>fx hist</w:t>
+              <w:t>rf</w:t>
             </w:r>
           </w:p>
         </w:tc>
@@ -7940,7 +8920,7 @@
                 <w:color w:val="1C3A36"/>
                 <w:sz w:val="15"/>
               </w:rPr>
-              <w:t>FY23: 30.7; FY24: 45.3; FY25: 49.5</w:t>
+              <w:t>0.2231</w:t>
             </w:r>
           </w:p>
         </w:tc>
@@ -7957,7 +8937,7 @@
                 <w:color w:val="1C3A36"/>
                 <w:sz w:val="15"/>
               </w:rPr>
-              <w:t>2026-08-05</w:t>
+              <w:t>2026-07-21</w:t>
             </w:r>
           </w:p>
         </w:tc>
@@ -7974,7 +8954,7 @@
                 <w:color w:val="1C3A36"/>
                 <w:sz w:val="15"/>
               </w:rPr>
-              <w:t>Annual average USD/EGP. The audited FY2024 note discloses closing 50.91 / average 43.96 for 2024 and closing 30.96 / average 30.59 for 2023; the figures here are the house averages consistent with those disclosures</w:t>
+              <w:t>Egypt 10-year local-currency government bond yield, 22.31% (house cost-of-capital reference, cached 21-Jul-2026 print, re-verified 05-Aug-2026)</w:t>
             </w:r>
           </w:p>
         </w:tc>
@@ -7993,7 +8973,7 @@
                 <w:color w:val="1C3A36"/>
                 <w:sz w:val="15"/>
               </w:rPr>
-              <w:t>rf</w:t>
+              <w:t>sov spread cds</w:t>
             </w:r>
           </w:p>
         </w:tc>
@@ -8010,7 +8990,7 @@
                 <w:color w:val="1C3A36"/>
                 <w:sz w:val="15"/>
               </w:rPr>
-              <w:t>0.2231</w:t>
+              <w:t>0.034</w:t>
             </w:r>
           </w:p>
         </w:tc>
@@ -8027,7 +9007,7 @@
                 <w:color w:val="1C3A36"/>
                 <w:sz w:val="15"/>
               </w:rPr>
-              <w:t>2026-07-21</w:t>
+              <w:t>2026-01-05</w:t>
             </w:r>
           </w:p>
         </w:tc>
@@ -8044,7 +9024,7 @@
                 <w:color w:val="1C3A36"/>
                 <w:sz w:val="15"/>
               </w:rPr>
-              <w:t>Egypt 10-year local-currency government bond yield, 22.31% (house cost-of-capital reference, cached 21-Jul-2026 print, re-verified 05-Aug-2026)</w:t>
+              <w:t>Egypt CDS-implied sovereign default spread, Damodaran January-2026 country-premium file, CDS column. Netted out of the local-currency risk-free rate so sovereign default risk is not charged twice</w:t>
             </w:r>
           </w:p>
         </w:tc>
@@ -8063,7 +9043,7 @@
                 <w:color w:val="1C3A36"/>
                 <w:sz w:val="15"/>
               </w:rPr>
-              <w:t>sov spread cds</w:t>
+              <w:t>sov spread rating</w:t>
             </w:r>
           </w:p>
         </w:tc>
@@ -8080,7 +9060,7 @@
                 <w:color w:val="1C3A36"/>
                 <w:sz w:val="15"/>
               </w:rPr>
-              <w:t>0.034</w:t>
+              <w:t>0.0637</w:t>
             </w:r>
           </w:p>
         </w:tc>
@@ -8114,7 +9094,7 @@
                 <w:color w:val="1C3A36"/>
                 <w:sz w:val="15"/>
               </w:rPr>
-              <w:t>Egypt CDS-implied sovereign default spread, Damodaran January-2026 country-premium file, CDS column. Netted out of the local-currency risk-free rate so sovereign default risk is not charged twice</w:t>
+              <w:t>Damodaran adjusted default spread on the rating basis (Caa1), January-2026 — the alternative construction, disclosed for the audit trail</w:t>
             </w:r>
           </w:p>
         </w:tc>
@@ -8133,7 +9113,7 @@
                 <w:color w:val="1C3A36"/>
                 <w:sz w:val="15"/>
               </w:rPr>
-              <w:t>sov spread rating</w:t>
+              <w:t>erp cds</w:t>
             </w:r>
           </w:p>
         </w:tc>
@@ -8150,7 +9130,7 @@
                 <w:color w:val="1C3A36"/>
                 <w:sz w:val="15"/>
               </w:rPr>
-              <w:t>0.0637</w:t>
+              <w:t>0.0941</w:t>
             </w:r>
           </w:p>
         </w:tc>
@@ -8184,7 +9164,7 @@
                 <w:color w:val="1C3A36"/>
                 <w:sz w:val="15"/>
               </w:rPr>
-              <w:t>Damodaran adjusted default spread on the rating basis (Caa1), January-2026 — the alternative construction, disclosed for the audit trail</w:t>
+              <w:t>Damodaran original country-premium file, Egypt row, CDS column, last updated 5 January 2026 — total equity risk premium</w:t>
             </w:r>
           </w:p>
         </w:tc>
@@ -8203,7 +9183,7 @@
                 <w:color w:val="1C3A36"/>
                 <w:sz w:val="15"/>
               </w:rPr>
-              <w:t>erp cds</w:t>
+              <w:t>erp rating</w:t>
             </w:r>
           </w:p>
         </w:tc>
@@ -8220,7 +9200,7 @@
                 <w:color w:val="1C3A36"/>
                 <w:sz w:val="15"/>
               </w:rPr>
-              <w:t>0.0941</w:t>
+              <w:t>0.1394</w:t>
             </w:r>
           </w:p>
         </w:tc>
@@ -8254,7 +9234,7 @@
                 <w:color w:val="1C3A36"/>
                 <w:sz w:val="15"/>
               </w:rPr>
-              <w:t>Damodaran original country-premium file, Egypt row, CDS column, last updated 5 January 2026 — total equity risk premium</w:t>
+              <w:t>Damodaran original country-premium file, Egypt row, rating basis, January-2026 — the alternative</w:t>
             </w:r>
           </w:p>
         </w:tc>
@@ -8273,7 +9253,7 @@
                 <w:color w:val="1C3A36"/>
                 <w:sz w:val="15"/>
               </w:rPr>
-              <w:t>erp rating</w:t>
+              <w:t>usd rf</w:t>
             </w:r>
           </w:p>
         </w:tc>
@@ -8290,7 +9270,7 @@
                 <w:color w:val="1C3A36"/>
                 <w:sz w:val="15"/>
               </w:rPr>
-              <w:t>0.1394</w:t>
+              <w:t>0.043</w:t>
             </w:r>
           </w:p>
         </w:tc>
@@ -8307,7 +9287,7 @@
                 <w:color w:val="1C3A36"/>
                 <w:sz w:val="15"/>
               </w:rPr>
-              <w:t>2026-01-05</w:t>
+              <w:t>2026-08-05</w:t>
             </w:r>
           </w:p>
         </w:tc>
@@ -8324,7 +9304,7 @@
                 <w:color w:val="1C3A36"/>
                 <w:sz w:val="15"/>
               </w:rPr>
-              <w:t>Damodaran original country-premium file, Egypt row, rating basis, January-2026 — the alternative</w:t>
+              <w:t>US dollar risk-free rate for the currency-of-discounting alternative, 10-year US Treasury area (house macro reference)</w:t>
             </w:r>
           </w:p>
         </w:tc>
@@ -8346,7 +9326,7 @@
           <w:color w:val="1C3A36"/>
           <w:sz w:val="22"/>
         </w:rPr>
-        <w:t>House layer — 39 inputs</w:t>
+        <w:t>House layer — 31 inputs</w:t>
       </w:r>
     </w:p>
     <w:tbl>
@@ -8469,7 +9449,7 @@
                 <w:color w:val="1C3A36"/>
                 <w:sz w:val="15"/>
               </w:rPr>
-              <w:t>tax eff</w:t>
+              <w:t>q1 25 ebitda house</w:t>
             </w:r>
           </w:p>
         </w:tc>
@@ -8486,7 +9466,7 @@
                 <w:color w:val="1C3A36"/>
                 <w:sz w:val="15"/>
               </w:rPr>
-              <w:t>0.25</w:t>
+              <w:t>7,488.8</w:t>
             </w:r>
           </w:p>
         </w:tc>
@@ -8503,7 +9483,7 @@
                 <w:color w:val="1C3A36"/>
                 <w:sz w:val="15"/>
               </w:rPr>
-              <w:t>2026-08-05</w:t>
+              <w:t>2026-05-13</w:t>
             </w:r>
           </w:p>
         </w:tc>
@@ -8520,7 +9500,7 @@
                 <w:color w:val="1C3A36"/>
                 <w:sz w:val="15"/>
               </w:rPr>
-              <w:t>Group effective tax rate used for NOPAT. Reported effective rates: FY2023 31.3%, FY2024 30.1%, FY2025 25.2% (derived, see P&amp;L closure). The group pays tax in 15 countries; 25% is struck between the FY25 derived rate and the Egyptian statutory 22.5%, above the statutory rate because foreign profits are taxed in higher-rate jurisdictions and withholding leaks on repatriation</w:t>
+              <w:t>Q1-2025 house EBITDA: operating profit 6,503.867706 + depreciation/amortisation estimated at the FY2025 D&amp;A ratio applied to Q1-2025 revenue (the interim filing does not itemise D&amp;A separately from operating profit)</w:t>
             </w:r>
           </w:p>
         </w:tc>
@@ -8539,7 +9519,7 @@
                 <w:color w:val="1C3A36"/>
                 <w:sz w:val="15"/>
               </w:rPr>
-              <w:t>gp fy25</w:t>
+              <w:t>fx path</w:t>
             </w:r>
           </w:p>
         </w:tc>
@@ -8556,7 +9536,7 @@
                 <w:color w:val="1C3A36"/>
                 <w:sz w:val="15"/>
               </w:rPr>
-              <w:t>40,720.0</w:t>
+              <w:t>51, 54, 57.5, 61, 64.5</w:t>
             </w:r>
           </w:p>
         </w:tc>
@@ -8573,7 +9553,7 @@
                 <w:color w:val="1C3A36"/>
                 <w:sz w:val="15"/>
               </w:rPr>
-              <w:t>2026-03</w:t>
+              <w:t>2026-08-05</w:t>
             </w:r>
           </w:p>
         </w:tc>
@@ -8590,7 +9570,7 @@
                 <w:color w:val="1C3A36"/>
                 <w:sz w:val="15"/>
               </w:rPr>
-              <w:t>DERIVED: 9M-2025 gross profit ~EGP 30.0bn (15.0% of the 199.71bn 9M revenue, press coverage of the 9M filing) + Q4-2025 gross profit 10.77bn (Q4-2025 release: -0.7% y/y on Q4-2024's 10,841, 13.2% margin). Blends to a 14.5% FY margin</w:t>
+              <w:t>USD/EGP average-rate path, about 6%/yr of depreciation from the FY2025 average of 49.5. Used as a genuine driver of the Cables segment's copper-linked growth and of the currency-of-discounting alternative — not a translation convenience. DELIBERATELY BELOW covered-interest parity, which on the roughly 22% pound rate against a ~4-5% dollar rate implies materially faster depreciation; the base case assumes disinflation closes most of that gap. The parity case is carried as an explicit sensitivity</w:t>
             </w:r>
           </w:p>
         </w:tc>
@@ -8609,7 +9589,7 @@
                 <w:color w:val="1C3A36"/>
                 <w:sz w:val="15"/>
               </w:rPr>
-              <w:t>netfin fy25</w:t>
+              <w:t>cables real growth</w:t>
             </w:r>
           </w:p>
         </w:tc>
@@ -8626,7 +9606,7 @@
                 <w:color w:val="1C3A36"/>
                 <w:sz w:val="15"/>
               </w:rPr>
-              <w:t>-3,400.0</w:t>
+              <w:t>0.03, 0.03, 0.03, 0.03, 0.03</w:t>
             </w:r>
           </w:p>
         </w:tc>
@@ -8660,7 +9640,7 @@
                 <w:color w:val="1C3A36"/>
                 <w:sz w:val="15"/>
               </w:rPr>
-              <w:t>DERIVED FY2025 net finance cost. The Q1-2025 net run-rate annualises to -3,023 and FY2024 printed -3,515 on a smaller debt book; -3,400 is struck between them, allowing for a larger balance sheet against a falling policy rate. This is the one materially estimated line in the FY2025 income statement and it is what the implied tax rate is most sensitive to</w:t>
+              <w:t>Real (ex-copper, ex-FX) volume/market-share growth for the Cables segment — modest and flat, since the company does not disclose tonnage and the model should not manufacture a volume story it cannot evidence. Cables segment revenue growth = (1+copper growth)(1+FX growth)(1+this) - 1</w:t>
             </w:r>
           </w:p>
         </w:tc>
@@ -8679,7 +9659,7 @@
                 <w:color w:val="1C3A36"/>
                 <w:sz w:val="15"/>
               </w:rPr>
-              <w:t>fx path</w:t>
+              <w:t>cables margin</w:t>
             </w:r>
           </w:p>
         </w:tc>
@@ -8696,7 +9676,7 @@
                 <w:color w:val="1C3A36"/>
                 <w:sz w:val="15"/>
               </w:rPr>
-              <w:t>51, 54, 57.5, 61, 64.5</w:t>
+              <w:t>0.14, 0.145, 0.15, 0.153, 0.155</w:t>
             </w:r>
           </w:p>
         </w:tc>
@@ -8730,7 +9710,7 @@
                 <w:color w:val="1C3A36"/>
                 <w:sz w:val="15"/>
               </w:rPr>
-              <w:t>USD/EGP average-rate path, about 6%/yr of depreciation from the FY2025 average of 49.5. This is a genuine driver in the bottom-up build, not a translation convenience: copper is priced in dollars, so it sets the Egyptian-pound price per tonne of cable and rod directly. DELIBERATELY BELOW covered-interest parity, which on the 22.31% pound against a ~4.3% dollar rate implies about 17%/yr — the base case assumes disinflation closes most of that gap rather than the currency absorbing it. The parity case is carried as an explicit sensitivity</w:t>
+              <w:t>Cables segment profit margin (on the Note 5-3 external-revenue base). History: 19.5% (FY2023), 18.1% (FY2024), 13.5% (FY2025) — the FY2025 collapse is the single largest driver of the group's margin story. The forecast recovers only part of it and never approaches the FY2023-24 levels, which carried devaluation gains on cheaply bought copper inventory</w:t>
             </w:r>
           </w:p>
         </w:tc>
@@ -8749,7 +9729,7 @@
                 <w:color w:val="1C3A36"/>
                 <w:sz w:val="15"/>
               </w:rPr>
-              <w:t>cables vol growth</w:t>
+              <w:t>construct growth</w:t>
             </w:r>
           </w:p>
         </w:tc>
@@ -8766,7 +9746,7 @@
                 <w:color w:val="1C3A36"/>
                 <w:sz w:val="15"/>
               </w:rPr>
-              <w:t>0.06, 0.05, 0.04, 0.04, 0.04</w:t>
+              <w:t>0.18, 0.14, 0.11, 0.09, 0.08</w:t>
             </w:r>
           </w:p>
         </w:tc>
@@ -8800,7 +9780,7 @@
                 <w:color w:val="1C3A36"/>
                 <w:sz w:val="15"/>
               </w:rPr>
-              <w:t>Cable tonnage growth. The FY2025 base is a 7.7% volume DECLINE on FY2024 (disclosed Q1-2025 -7.8%), so the forecast is a recovery to roughly the FY2024 level by FY2028 and modest growth thereafter, supported by regional grid build-out, data-centre demand and the export book. No capacity step-change is assumed</w:t>
+              <w:t>Constructions segment revenue growth, tapering from the FY2025 disclosed rate of +28.3% (FY2024: +32.6%) toward a more sustainable long-run pace. No order book or backlog figure is disclosed in any of the audited filings or the Q1-2026 interim, so — unlike the previous build — this is NOT a burn-rate-on-a-backlog construction; it is a direct taper on the segment's own revenue history</w:t>
             </w:r>
           </w:p>
         </w:tc>
@@ -8819,7 +9799,7 @@
                 <w:color w:val="1C3A36"/>
                 <w:sz w:val="15"/>
               </w:rPr>
-              <w:t>cables uplift</w:t>
+              <w:t>construct margin</w:t>
             </w:r>
           </w:p>
         </w:tc>
@@ -8836,7 +9816,7 @@
                 <w:color w:val="1C3A36"/>
                 <w:sz w:val="15"/>
               </w:rPr>
-              <w:t>1.3, 1.3, 1.3, 1.3, 1.3</w:t>
+              <w:t>0.068, 0.072, 0.076, 0.079, 0.082</w:t>
             </w:r>
           </w:p>
         </w:tc>
@@ -8870,7 +9850,7 @@
                 <w:color w:val="1C3A36"/>
                 <w:sz w:val="15"/>
               </w:rPr>
-              <w:t>Fabrication uplift: cable price per tonne divided by the copper cost per tonne. History back-solves to 1.386 (FY2023) and 1.261 (FY2024); the forecast is held at 1.30, between the two. This is the term that converts a copper price into a cable price, and holding it flat means no pricing-power assumption is being smuggled in</w:t>
+              <w:t>Constructions segment profit margin (on the Note 5-3 external-revenue base). History: 11.6% (FY2023), 11.4% (FY2024), 6.5% (FY2025) — the sharpest compression of the three segments. Partial, not full, recovery is assumed</w:t>
             </w:r>
           </w:p>
         </w:tc>
@@ -8889,7 +9869,7 @@
                 <w:color w:val="1C3A36"/>
                 <w:sz w:val="15"/>
               </w:rPr>
-              <w:t>cables conv</w:t>
+              <w:t>elecprod growth</w:t>
             </w:r>
           </w:p>
         </w:tc>
@@ -8906,7 +9886,7 @@
                 <w:color w:val="1C3A36"/>
                 <w:sz w:val="15"/>
               </w:rPr>
-              <w:t>0.15, 0.16, 0.17, 0.175, 0.175</w:t>
+              <w:t>0.2, 0.16, 0.13, 0.11, 0.1</w:t>
             </w:r>
           </w:p>
         </w:tc>
@@ -8940,7 +9920,7 @@
                 <w:color w:val="1C3A36"/>
                 <w:sz w:val="15"/>
               </w:rPr>
-              <w:t>Cable conversion margin — gross profit as a share of the realised price per tonne — for the forecast years. History back-solves to 25.0% (FY2023), 22.8% (FY2024) and roughly 13.8% (FY2025, from the disclosed gross profit per tonne against the back-solved price per tonne). The forecast recovers only part of that collapse and never approaches the FY2023-24 levels, which carried devaluation gains on cheaply bought copper inventory</w:t>
+              <w:t>Electrical products and digital solutions segment revenue growth, tapering from the FY2025 disclosed rate of +43.7% (FY2024: +46.6%) off a smaller revenue base</w:t>
             </w:r>
           </w:p>
         </w:tc>
@@ -8959,7 +9939,7 @@
                 <w:color w:val="1C3A36"/>
                 <w:sz w:val="15"/>
               </w:rPr>
-              <w:t>unit gp growth</w:t>
+              <w:t>elecprod margin</w:t>
             </w:r>
           </w:p>
         </w:tc>
@@ -8976,7 +9956,7 @@
                 <w:color w:val="1C3A36"/>
                 <w:sz w:val="15"/>
               </w:rPr>
-              <w:t>0.085, 0.08, 0.075, 0.07, 0.07</w:t>
+              <w:t>0.22, 0.222, 0.224, 0.226, 0.228</w:t>
             </w:r>
           </w:p>
         </w:tc>
@@ -9010,7 +9990,7 @@
                 <w:color w:val="1C3A36"/>
                 <w:sz w:val="15"/>
               </w:rPr>
-              <w:t>Growth in gross profit PER UNIT for the manufacturing lines — per tonne of cable and rod, per MVA of transformer, per meter. This is the correct structure for a converter: when copper spikes, revenue rises because the metal is passed through, but the conversion margin earned on each tonne does not, so the percentage margin falls. Modelling these as a percentage of a copper-inflated price would manufacture profit out of a commodity move. The path is set at roughly Egyptian cost inflation, i.e. a flat real conversion margin with no recovery in unit profitability assumed</w:t>
+              <w:t>Electrical products and digital solutions segment profit margin (on the Note 5-3 external-revenue base). History: 25.4% (FY2023), 26.6% (FY2024), 22.2% (FY2025) — the least-compressed of the three segments; broadly stable forecast with a slight further normalisation</w:t>
             </w:r>
           </w:p>
         </w:tc>
@@ -9029,7 +10009,7 @@
                 <w:color w:val="1C3A36"/>
                 <w:sz w:val="15"/>
               </w:rPr>
-              <w:t>margin recovery</w:t>
+              <w:t>corp load</w:t>
             </w:r>
           </w:p>
         </w:tc>
@@ -9046,7 +10026,7 @@
                 <w:color w:val="1C3A36"/>
                 <w:sz w:val="15"/>
               </w:rPr>
-              <w:t>1, 1.04, 1.07, 1.09, 1.1</w:t>
+              <w:t>0.0455, 0.0465, 0.0475, 0.0475, 0.0485</w:t>
             </w:r>
           </w:p>
         </w:tc>
@@ -9063,7 +10043,7 @@
                 <w:color w:val="1C3A36"/>
                 <w:sz w:val="15"/>
               </w:rPr>
-              <w:t>2026-08-05</w:t>
+              <w:t>2026-08-07</w:t>
             </w:r>
           </w:p>
         </w:tc>
@@ -9080,7 +10060,7 @@
                 <w:color w:val="1C3A36"/>
                 <w:sz w:val="15"/>
               </w:rPr>
-              <w:t>Recovery factor applied to the FY2025 gross margins of the non-cable lines. FY2025 margins are calibrated to the disclosed group gross profit, which implies roughly a 10% compression against FY2024 across those lines; the forecast recovers about half of it by FY2030 and no more</w:t>
+              <w:t>Net corporate cost load forecast, stated on the SEGMENT-PROFIT-TO-EBIT basis — the same basis as the audited historical bridge (FY2023 5.70%, FY2024 4.30%, FY2025 3.16%). The path glides UP from FY2025's unusually low level toward the FY2023-24 average (~5.0%), the single most conservative choice in the build. RESTATED after external critique: the previous statement of this input (3.3-3.6%) was the load from segment profit to EBITDA, which mixed bases with the historical disclosure; the forecast EBIT is numerically UNCHANGED by the restatement (old load + D&amp;A ratio = this load, year by year)</w:t>
             </w:r>
           </w:p>
         </w:tc>
@@ -9099,7 +10079,7 @@
                 <w:color w:val="1C3A36"/>
                 <w:sz w:val="15"/>
               </w:rPr>
-              <w:t>rawmat vol growth</w:t>
+              <w:t>opex pct</w:t>
             </w:r>
           </w:p>
         </w:tc>
@@ -9116,7 +10096,7 @@
                 <w:color w:val="1C3A36"/>
                 <w:sz w:val="15"/>
               </w:rPr>
-              <w:t>0.04, 0.04, 0.03, 0.03, 0.03</w:t>
+              <w:t>0.0455, 0.0465, 0.0475, 0.0475, 0.0485</w:t>
             </w:r>
           </w:p>
         </w:tc>
@@ -9133,7 +10113,7 @@
                 <w:color w:val="1C3A36"/>
                 <w:sz w:val="15"/>
               </w:rPr>
-              <w:t>2026-08-05</w:t>
+              <w:t>2026-08-07</w:t>
             </w:r>
           </w:p>
         </w:tc>
@@ -9150,7 +10130,7 @@
                 <w:color w:val="1C3A36"/>
                 <w:sz w:val="15"/>
               </w:rPr>
-              <w:t>Raw-material (copper rod) tonnage growth. This arm is close to a pure pass-through: implied volume was 99kt in FY2023 and 120kt in FY2024</w:t>
+              <w:t>Alias of corp_load (segment-profit-to-EBIT basis), retained for compatibility with the DCF waterfall and sensitivity-grid code paths that reference a single operating-load driver</w:t>
             </w:r>
           </w:p>
         </w:tc>
@@ -9169,7 +10149,7 @@
                 <w:color w:val="1C3A36"/>
                 <w:sz w:val="15"/>
               </w:rPr>
-              <w:t>rawmat uplift</w:t>
+              <w:t>unit price inflation</w:t>
             </w:r>
           </w:p>
         </w:tc>
@@ -9186,7 +10166,7 @@
                 <w:color w:val="1C3A36"/>
                 <w:sz w:val="15"/>
               </w:rPr>
-              <w:t>1.02</w:t>
+              <w:t>0.08, 0.075, 0.07, 0.07, 0.07</w:t>
             </w:r>
           </w:p>
         </w:tc>
@@ -9220,7 +10200,7 @@
                 <w:color w:val="1C3A36"/>
                 <w:sz w:val="15"/>
               </w:rPr>
-              <w:t>Raw-material price per tonne as a multiple of the copper cost — a thin conversion spread over the metal</w:t>
+              <w:t>Retained input, no longer consumed by the segment build (kept for downstream compatibility)</w:t>
             </w:r>
           </w:p>
         </w:tc>
@@ -9239,7 +10219,7 @@
                 <w:color w:val="1C3A36"/>
                 <w:sz w:val="15"/>
               </w:rPr>
-              <w:t>rawmat gp</w:t>
+              <w:t>nwc pct</w:t>
             </w:r>
           </w:p>
         </w:tc>
@@ -9256,7 +10236,7 @@
                 <w:color w:val="1C3A36"/>
                 <w:sz w:val="15"/>
               </w:rPr>
-              <w:t>0.135</w:t>
+              <w:t>0.199</w:t>
             </w:r>
           </w:p>
         </w:tc>
@@ -9290,7 +10270,7 @@
                 <w:color w:val="1C3A36"/>
                 <w:sz w:val="15"/>
               </w:rPr>
-              <w:t>Raw-material gross margin. History 13.4% (FY2023), 15.4% (FY2024); the forecast is struck at the lower end</w:t>
+              <w:t>Net working capital as a share of revenue, held at the FY2025 disclosed level (19.87%) — a genuine improvement on FY2023 (24.1%) and FY2024 (23.1%), carried forward without assuming further improvement or reversion</w:t>
             </w:r>
           </w:p>
         </w:tc>
@@ -9309,7 +10289,7 @@
                 <w:color w:val="1C3A36"/>
                 <w:sz w:val="15"/>
               </w:rPr>
-              <w:t>ec burn</w:t>
+              <w:t>capex pct</w:t>
             </w:r>
           </w:p>
         </w:tc>
@@ -9326,7 +10306,7 @@
                 <w:color w:val="1C3A36"/>
                 <w:sz w:val="15"/>
               </w:rPr>
-              <w:t>0.27, 0.265, 0.26, 0.255, 0.25</w:t>
+              <w:t>0.044, 0.04, 0.036, 0.033, 0.031</w:t>
             </w:r>
           </w:p>
         </w:tc>
@@ -9360,7 +10340,7 @@
                 <w:color w:val="1C3A36"/>
                 <w:sz w:val="15"/>
               </w:rPr>
-              <w:t>Share of the opening order book converted to revenue each year. The FY2025 revenue of roughly EGP 88bn against a book of EGP 324bn implies about 27%, i.e. a three-and-a-half-year book. The rate is tapered as the book lengthens</w:t>
+              <w:t>Capex as a share of revenue, tapering from the FY2025 disclosed level of 4.7% (up from 3.1% FY2023 and 3.7% FY2024) toward a lower maintenance-plus-modest-capacity level as the current expansion cycle completes</w:t>
             </w:r>
           </w:p>
         </w:tc>
@@ -9379,7 +10359,7 @@
                 <w:color w:val="1C3A36"/>
                 <w:sz w:val="15"/>
               </w:rPr>
-              <w:t>ec book to bill</w:t>
+              <w:t>dna pct</w:t>
             </w:r>
           </w:p>
         </w:tc>
@@ -9396,7 +10376,7 @@
                 <w:color w:val="1C3A36"/>
                 <w:sz w:val="15"/>
               </w:rPr>
-              <w:t>1.05, 1.05, 1.03, 1.02, 1</w:t>
+              <w:t>0.0125</w:t>
             </w:r>
           </w:p>
         </w:tc>
@@ -9430,7 +10410,7 @@
                 <w:color w:val="1C3A36"/>
                 <w:sz w:val="15"/>
               </w:rPr>
-              <w:t>New awards as a multiple of revenue recognised. Above one early, reflecting the disclosed step up in the order book, converging to replacement</w:t>
+              <w:t>Depreciation and amortisation as a share of revenue, held near the FY2025 disclosed level (1.07%) with a modest rise reflecting the larger capitalised asset base from the FY2025-26 capex ramp</w:t>
             </w:r>
           </w:p>
         </w:tc>
@@ -9449,7 +10429,7 @@
                 <w:color w:val="1C3A36"/>
                 <w:sz w:val="15"/>
               </w:rPr>
-              <w:t>ec gp</w:t>
+              <w:t>erp ops weighted</w:t>
             </w:r>
           </w:p>
         </w:tc>
@@ -9466,7 +10446,7 @@
                 <w:color w:val="1C3A36"/>
                 <w:sz w:val="15"/>
               </w:rPr>
-              <w:t>0.11</w:t>
+              <w:t>0.0737</w:t>
             </w:r>
           </w:p>
         </w:tc>
@@ -9500,7 +10480,7 @@
                 <w:color w:val="1C3A36"/>
                 <w:sz w:val="15"/>
               </w:rPr>
-              <w:t>Engineering and construction gross margin. History 11.6% (FY2023) and 11.2% (FY2024); held at 11.0%</w:t>
+              <w:t>Operations-weighted equity risk premium: 30% Egypt at 9.41% and 70% rest-of-world at a 6.5% blended emerging/frontier premium, reflecting where the revenue is actually earned. Shown as an explicit alternative, not the primary, because the standing house rule takes the country premium of the listing and reporting currency</w:t>
             </w:r>
           </w:p>
         </w:tc>
@@ -9519,7 +10499,7 @@
                 <w:color w:val="1C3A36"/>
                 <w:sz w:val="15"/>
               </w:rPr>
-              <w:t>transformers vol growth</w:t>
+              <w:t>beta</w:t>
             </w:r>
           </w:p>
         </w:tc>
@@ -9536,7 +10516,7 @@
                 <w:color w:val="1C3A36"/>
                 <w:sz w:val="15"/>
               </w:rPr>
-              <w:t>0.08, 0.07, 0.06, 0.05, 0.05</w:t>
+              <w:t>1.009</w:t>
             </w:r>
           </w:p>
         </w:tc>
@@ -9570,7 +10550,7 @@
                 <w:color w:val="1C3A36"/>
                 <w:sz w:val="15"/>
               </w:rPr>
-              <w:t>Transformer MVA growth. History: 14,521 MVA (FY2023) to 17,619 (FY2024), +21.3%, then broadly flat through Q1-2025. Regional transmission investment supports mid-single-digit growth</w:t>
+              <w:t>Own-stock tier-1 regression: SWDY weekly log-returns against a 31-name equal-weight EGX composite built from the full covered library, 5-year window. R-squared 0.291, n = 258, standard error 0.098, 90% confidence interval [0.85, 1.17]. Comfortably clears the usability gate and is NOT weak-instrument flagged (R-squared well above 10%, interval span 0.32 against a 1.009 point estimate)</w:t>
             </w:r>
           </w:p>
         </w:tc>
@@ -9589,7 +10569,7 @@
                 <w:color w:val="1C3A36"/>
                 <w:sz w:val="15"/>
               </w:rPr>
-              <w:t>transformers gp</w:t>
+              <w:t>kd path</w:t>
             </w:r>
           </w:p>
         </w:tc>
@@ -9606,7 +10586,7 @@
                 <w:color w:val="1C3A36"/>
                 <w:sz w:val="15"/>
               </w:rPr>
-              <w:t>0.32</w:t>
+              <w:t>0.095, 0.089, 0.084, 0.08, 0.077</w:t>
             </w:r>
           </w:p>
         </w:tc>
@@ -9640,7 +10620,7 @@
                 <w:color w:val="1C3A36"/>
                 <w:sz w:val="15"/>
               </w:rPr>
-              <w:t>Transformer gross margin as a share of price per MVA. History 29.9% (FY2023) and 34.4% (FY2024); struck between them</w:t>
+              <w:t>Forward cost-of-debt path FY26E-FY30E on the blended book, continuing the CBE easing cycle that has already taken the disclosed Egyptian-pound rate from 28.68% (FY2024) to 21.30% (FY2025) to 20.32% (Q1-2026), blended against a broadly flat hard-currency rate. The discount-rate glide takes its shape from this path by construction rather than being invented separately</w:t>
             </w:r>
           </w:p>
         </w:tc>
@@ -9659,7 +10639,7 @@
                 <w:color w:val="1C3A36"/>
                 <w:sz w:val="15"/>
               </w:rPr>
-              <w:t>meters vol growth</w:t>
+              <w:t>kd term</w:t>
             </w:r>
           </w:p>
         </w:tc>
@@ -9676,7 +10656,7 @@
                 <w:color w:val="1C3A36"/>
                 <w:sz w:val="15"/>
               </w:rPr>
-              <w:t>0.06, 0.05, 0.05, 0.04, 0.04</w:t>
+              <w:t>0.0888</w:t>
             </w:r>
           </w:p>
         </w:tc>
@@ -9710,7 +10690,7 @@
                 <w:color w:val="1C3A36"/>
                 <w:sz w:val="15"/>
               </w:rPr>
-              <w:t>Smart-meter unit growth. Volumes fell 5.1% in FY2024 but Q1-2025 ran +44.1% y/y as national metering programmes restarted</w:t>
+              <w:t>Terminal blended cost of debt: 28% Egyptian pound at the 15% long-run Egyptian corporate-borrowing norm and 72% hard currency at 6.5% — the currency WEIGHTS updated to the actual FY2025 composition (formerly modelled 45%/55%, now measured at roughly 28%/72% from the Kd-integrity back-solve); the long-run rate norms themselves are unchanged policy assumptions</w:t>
             </w:r>
           </w:p>
         </w:tc>
@@ -9729,7 +10709,7 @@
                 <w:color w:val="1C3A36"/>
                 <w:sz w:val="15"/>
               </w:rPr>
-              <w:t>meters gp</w:t>
+              <w:t>rf term</w:t>
             </w:r>
           </w:p>
         </w:tc>
@@ -9746,7 +10726,7 @@
                 <w:color w:val="1C3A36"/>
                 <w:sz w:val="15"/>
               </w:rPr>
-              <w:t>0.25</w:t>
+              <w:t>0.105</w:t>
             </w:r>
           </w:p>
         </w:tc>
@@ -9780,7 +10760,7 @@
                 <w:color w:val="1C3A36"/>
                 <w:sz w:val="15"/>
               </w:rPr>
-              <w:t>Meter gross margin as a share of price per unit. History 23.9% (FY2023) and 27.2% (FY2024)</w:t>
+              <w:t>Terminal risk-free rate, norm-built: the CBE's own stated medium-term inflation target of 5% plus the standard ~5.5pp emerging-market real-rate convention. Never a raw historical average and never reverse-engineered from a price</w:t>
             </w:r>
           </w:p>
         </w:tc>
@@ -9799,7 +10779,7 @@
                 <w:color w:val="1C3A36"/>
                 <w:sz w:val="15"/>
               </w:rPr>
-              <w:t>unit price inflation</w:t>
+              <w:t>erp term</w:t>
             </w:r>
           </w:p>
         </w:tc>
@@ -9816,7 +10796,7 @@
                 <w:color w:val="1C3A36"/>
                 <w:sz w:val="15"/>
               </w:rPr>
-              <w:t>0.08, 0.075, 0.07, 0.07, 0.07</w:t>
+              <w:t>0.07</w:t>
             </w:r>
           </w:p>
         </w:tc>
@@ -9850,7 +10830,7 @@
                 <w:color w:val="1C3A36"/>
                 <w:sz w:val="15"/>
               </w:rPr>
-              <w:t>Nominal price growth for the units not priced off copper (meters). Set below Egyptian headline inflation on the disinflation path</w:t>
+              <w:t>Terminal equity risk premium, normalised below the currently elevated crisis-era level toward the rating-class norm; never held flat into perpetuity</w:t>
             </w:r>
           </w:p>
         </w:tc>
@@ -9869,7 +10849,7 @@
                 <w:color w:val="1C3A36"/>
                 <w:sz w:val="15"/>
               </w:rPr>
-              <w:t>other growth</w:t>
+              <w:t>wd term</w:t>
             </w:r>
           </w:p>
         </w:tc>
@@ -9886,7 +10866,7 @@
                 <w:color w:val="1C3A36"/>
                 <w:sz w:val="15"/>
               </w:rPr>
-              <w:t>0.12, 0.11, 0.1, 0.09, 0.08</w:t>
+              <w:t>0.15</w:t>
             </w:r>
           </w:p>
         </w:tc>
@@ -9903,7 +10883,7 @@
                 <w:color w:val="1C3A36"/>
                 <w:sz w:val="15"/>
               </w:rPr>
-              <w:t>2026-08-05</w:t>
+              <w:t>2026-08-07</w:t>
             </w:r>
           </w:p>
         </w:tc>
@@ -9920,7 +10900,7 @@
                 <w:color w:val="1C3A36"/>
                 <w:sz w:val="15"/>
               </w:rPr>
-              <w:t>Revenue growth for the two smallest lines — other electrical products, and infrastructure investment (industrial development, logistics, utilities, dry port and independent power projects). Together under 3% of revenue</w:t>
+              <w:t>Terminal debt weight D/(D+E) on a net basis, NORMALISED — but reconciled to the model's OWN forecast balance sheet rather than asserted. REVISED from 25% after external critique (and the same finding in this study's own re-audit): at a 25% payout the forecast still deleverages toward a mid-single-digit net-debt weight by FY2030E, so a 25% terminal weight contradicted the model's own trajectory in the direction that flattered the valuation. 15% sits between today's 8.4% net weight and the old 25%, acknowledging that a working-capital-heavy industrial retains structural gross leverage. Worth about -5.3/share on the DCF lens versus the old 25%</w:t>
             </w:r>
           </w:p>
         </w:tc>
@@ -9939,7 +10919,7 @@
                 <w:color w:val="1C3A36"/>
                 <w:sz w:val="15"/>
               </w:rPr>
-              <w:t>other gp</w:t>
+              <w:t>g term</w:t>
             </w:r>
           </w:p>
         </w:tc>
@@ -9956,7 +10936,7 @@
                 <w:color w:val="1C3A36"/>
                 <w:sz w:val="15"/>
               </w:rPr>
-              <w:t>elecprod: 0.45; infra: 0.6</w:t>
+              <w:t>0.05</w:t>
             </w:r>
           </w:p>
         </w:tc>
@@ -9990,7 +10970,7 @@
                 <w:color w:val="1C3A36"/>
                 <w:sz w:val="15"/>
               </w:rPr>
-              <w:t>Gross margins on the two residual lines. History: other electrical products 53.9% (FY2023) and 50.7% (FY2024); infrastructure 50.7% and 61.8%. Struck conservatively</w:t>
+              <w:t>Terminal growth, 5% — the standing centre for established names in this market post-disinflation, sensitised 3-7%. Note this is an EGP-NOMINAL rate struck against a terminal risk-free rate that itself embeds 5% inflation, so the base case assumes approximately zero real terminal growth: a deliberate conservatism for a company whose revenue is majority hard-currency</w:t>
             </w:r>
           </w:p>
         </w:tc>
@@ -10009,7 +10989,7 @@
                 <w:color w:val="1C3A36"/>
                 <w:sz w:val="15"/>
               </w:rPr>
-              <w:t>opex pct</w:t>
+              <w:t>usd erp</w:t>
             </w:r>
           </w:p>
         </w:tc>
@@ -10026,7 +11006,7 @@
                 <w:color w:val="1C3A36"/>
                 <w:sz w:val="15"/>
               </w:rPr>
-              <w:t>0.04, 0.043, 0.046, 0.048, 0.05</w:t>
+              <w:t>0.075</w:t>
             </w:r>
           </w:p>
         </w:tc>
@@ -10060,7 +11040,7 @@
                 <w:color w:val="1C3A36"/>
                 <w:sz w:val="15"/>
               </w:rPr>
-              <w:t>The net operating load between gross profit and EBITDA, as a share of revenue — selling, general and administrative costs and other expenses, less other income. History: 5.94% (FY2023) and 5.30% (FY2024). FY2025 solves to a much lower level, so the forecast glides back TOWARD the historical norm rather than assuming the FY2025 load persists. This is the single most conservative choice in the rebuild</w:t>
+              <w:t>Equity risk premium for the hard-currency leg: mature-market premium plus a reduced operating-exposure country premium — deliberately NOT the full Egypt premium, since this alternative's whole point is to price the hard-currency cash flows as hard-currency cash flows</w:t>
             </w:r>
           </w:p>
         </w:tc>
@@ -10079,7 +11059,7 @@
                 <w:color w:val="1C3A36"/>
                 <w:sz w:val="15"/>
               </w:rPr>
-              <w:t>nwc pct</w:t>
+              <w:t>usd kd</w:t>
             </w:r>
           </w:p>
         </w:tc>
@@ -10096,7 +11076,7 @@
                 <w:color w:val="1C3A36"/>
                 <w:sz w:val="15"/>
               </w:rPr>
-              <w:t>0.23</w:t>
+              <w:t>0.065</w:t>
             </w:r>
           </w:p>
         </w:tc>
@@ -10130,7 +11110,7 @@
                 <w:color w:val="1C3A36"/>
                 <w:sz w:val="15"/>
               </w:rPr>
-              <w:t>Net working capital as a share of revenue, held flat at the historical level. Computed from the audited balance sheets: FY2023 24.1% and FY2024 23.1% (inventories + contract assets + receivables less payables less contract liabilities). This is the single largest cash-flow driver in the model</w:t>
+              <w:t>US dollar cost of debt for the alternative: the disclosed 5.3% hard-currency book rate plus a term/credit allowance</w:t>
             </w:r>
           </w:p>
         </w:tc>
@@ -10149,7 +11129,7 @@
                 <w:color w:val="1C3A36"/>
                 <w:sz w:val="15"/>
               </w:rPr>
-              <w:t>capex pct</w:t>
+              <w:t>usd wd</w:t>
             </w:r>
           </w:p>
         </w:tc>
@@ -10166,7 +11146,7 @@
                 <w:color w:val="1C3A36"/>
                 <w:sz w:val="15"/>
               </w:rPr>
-              <w:t>0.03, 0.029, 0.028, 0.026, 0.024</w:t>
+              <w:t>0.25</w:t>
             </w:r>
           </w:p>
         </w:tc>
@@ -10200,7 +11180,7 @@
                 <w:color w:val="1C3A36"/>
                 <w:sz w:val="15"/>
               </w:rPr>
-              <w:t>Capex as a share of revenue, tapering. History: FY2023 3.2%, FY2024 3.8% (a capacity burst — property, plant and equipment rose 53% in one year), Q1-2025 4.7% annualised. The taper assumes the current expansion cycle completes and spending settles toward maintenance plus modest capacity addition</w:t>
+              <w:t>Debt weight for the USD-leg cost of capital</w:t>
             </w:r>
           </w:p>
         </w:tc>
@@ -10219,7 +11199,7 @@
                 <w:color w:val="1C3A36"/>
                 <w:sz w:val="15"/>
               </w:rPr>
-              <w:t>dna pct</w:t>
+              <w:t>usd g term</w:t>
             </w:r>
           </w:p>
         </w:tc>
@@ -10236,7 +11216,7 @@
                 <w:color w:val="1C3A36"/>
                 <w:sz w:val="15"/>
               </w:rPr>
-              <w:t>0.0105</w:t>
+              <w:t>0.035</w:t>
             </w:r>
           </w:p>
         </w:tc>
@@ -10270,7 +11250,7 @@
                 <w:color w:val="1C3A36"/>
                 <w:sz w:val="15"/>
               </w:rPr>
-              <w:t>Depreciation and amortisation as a share of revenue. History: FY2024 0.97%, Q1-2025 1.15%; set at 1.05% rising with the enlarged asset base</w:t>
+              <w:t>Terminal growth of the USD-denominated leg — real growth plus dollar inflation, below the EGP terminal growth by the inflation differential</w:t>
             </w:r>
           </w:p>
         </w:tc>
@@ -10289,7 +11269,7 @@
                 <w:color w:val="1C3A36"/>
                 <w:sz w:val="15"/>
               </w:rPr>
-              <w:t>erp ops weighted</w:t>
+              <w:t>anchor days</w:t>
             </w:r>
           </w:p>
         </w:tc>
@@ -10306,7 +11286,7 @@
                 <w:color w:val="1C3A36"/>
                 <w:sz w:val="15"/>
               </w:rPr>
-              <w:t>0.0737</w:t>
+              <w:t>217</w:t>
             </w:r>
           </w:p>
         </w:tc>
@@ -10323,7 +11303,7 @@
                 <w:color w:val="1C3A36"/>
                 <w:sz w:val="15"/>
               </w:rPr>
-              <w:t>2026-08-05</w:t>
+              <w:t>2026-08-07</w:t>
             </w:r>
           </w:p>
         </w:tc>
@@ -10340,7 +11320,7 @@
                 <w:color w:val="1C3A36"/>
                 <w:sz w:val="15"/>
               </w:rPr>
-              <w:t>Operations-weighted equity risk premium: 30% Egypt at 9.41% and 70% rest-of-world at a 6.5% blended emerging/frontier premium, reflecting where the revenue is actually earned. Shown as an explicit alternative, not the primary, because the standing house rule takes the country premium of the listing and reporting currency</w:t>
+              <w:t>Days from the DCF's construction date (31 Dec 2025, the audited balance-sheet date the bridge is built on) to the anchor date 5 Aug 2026. All lens values are rolled to the anchor at the cost of equity, net of the EGP 1.85 FY2025 dividend paid inside the window — added after external critique correctly noted the model was dated 31-Dec-2025 while the comparison price was dated 5-Aug-2026, breaching the study's own one-date rule by ~7 months of accretion</w:t>
             </w:r>
           </w:p>
         </w:tc>
@@ -10359,7 +11339,7 @@
                 <w:color w:val="1C3A36"/>
                 <w:sz w:val="15"/>
               </w:rPr>
-              <w:t>beta</w:t>
+              <w:t>ev ebitda just</w:t>
             </w:r>
           </w:p>
         </w:tc>
@@ -10376,7 +11356,7 @@
                 <w:color w:val="1C3A36"/>
                 <w:sz w:val="15"/>
               </w:rPr>
-              <w:t>1.009</w:t>
+              <w:t>6.5</w:t>
             </w:r>
           </w:p>
         </w:tc>
@@ -10410,7 +11390,7 @@
                 <w:color w:val="1C3A36"/>
                 <w:sz w:val="15"/>
               </w:rPr>
-              <w:t>Own-stock tier-1 regression: SWDY weekly log-returns against a 31-name equal-weight EGX composite built from the full covered library, 5-year window. R-squared 0.291, n = 258, standard error 0.098, 90% confidence interval [0.85, 1.17]. Comfortably clears the usability gate and is NOT weak-instrument flagged (R-squared well above 10%, interval span 0.32 against a 1.009 point estimate)</w:t>
+              <w:t>Justified EV/EBITDA on mid-cycle FY27E EBITDA. The company's own trailing multiple is elevated; listed cable and electrical-equipment peers trade 8-11x and Riyadh Cables ~14x on earnings. 6.5x applies an Egyptian-market discount for sovereign, currency-convertibility and disclosure risk. Bear 5.5x / bull 8.0x</w:t>
             </w:r>
           </w:p>
         </w:tc>
@@ -10429,7 +11409,7 @@
                 <w:color w:val="1C3A36"/>
                 <w:sz w:val="15"/>
               </w:rPr>
-              <w:t>kd</w:t>
+              <w:t>pe just</w:t>
             </w:r>
           </w:p>
         </w:tc>
@@ -10446,7 +11426,7 @@
                 <w:color w:val="1C3A36"/>
                 <w:sz w:val="15"/>
               </w:rPr>
-              <w:t>0.13</w:t>
+              <w:t>9</w:t>
             </w:r>
           </w:p>
         </w:tc>
@@ -10480,7 +11460,7 @@
                 <w:color w:val="1C3A36"/>
                 <w:sz w:val="15"/>
               </w:rPr>
-              <w:t>Marginal cost of debt, CURRENCY-BLENDED. The audited FY2024 interest-rate note discloses average rates on financial liabilities of 28.68% in Egyptian pounds, 6.49% in US dollars and 3.92% in euros, and Note 32 confirms 28.6% / 6.45% / 7.45%. The blended rate the company actually pays is far below the Egyptian rate because a majority of the book is hard currency. Set at 13.0% against the independently computed effective rates below, allowing for the CBE's easing since the FY2024 note</w:t>
+              <w:t>Justified through-cycle P/E on normalised earnings. 9.0x reflects a high-quality franchise held back by an Egyptian cost of equity near 28%. Bear 7.0x / bull 11.5x</w:t>
             </w:r>
           </w:p>
         </w:tc>
@@ -10499,7 +11479,7 @@
                 <w:color w:val="1C3A36"/>
                 <w:sz w:val="15"/>
               </w:rPr>
-              <w:t>kd path</w:t>
+              <w:t>roe sust</w:t>
             </w:r>
           </w:p>
         </w:tc>
@@ -10516,7 +11496,7 @@
                 <w:color w:val="1C3A36"/>
                 <w:sz w:val="15"/>
               </w:rPr>
-              <w:t>0.13, 0.122, 0.115, 0.11, 0.106</w:t>
+              <w:t>0.235</w:t>
             </w:r>
           </w:p>
         </w:tc>
@@ -10550,7 +11530,7 @@
                 <w:color w:val="1C3A36"/>
                 <w:sz w:val="15"/>
               </w:rPr>
-              <w:t>Forward cost-of-debt path FY26E-FY30E on the blended book. The Egyptian leg follows the CBE easing cycle (main operation rate 19.50%, held since April 2026 after three consecutive pauses) toward the 7% (2026) and 5% (2028) inflation targets; the hard-currency leg is broadly flat. The discount-rate glide takes its shape from this path by construction rather than being invented separately</w:t>
+              <w:t>Sustainable return on equity for the book lens. Trailing ROE on average parent equity is well above this; the FY2023-24 prints were flattered by devaluation inventory gains, so the sustainable rate is struck below them</w:t>
             </w:r>
           </w:p>
         </w:tc>
@@ -10569,7 +11549,7 @@
                 <w:color w:val="1C3A36"/>
                 <w:sz w:val="15"/>
               </w:rPr>
-              <w:t>kd term</w:t>
+              <w:t>lens weights</w:t>
             </w:r>
           </w:p>
         </w:tc>
@@ -10586,7 +11566,7 @@
                 <w:color w:val="1C3A36"/>
                 <w:sz w:val="15"/>
               </w:rPr>
-              <w:t>0.105</w:t>
+              <w:t>dcf: 0.45; relative: 0.2; normalized: 0.2; book: 0.15</w:t>
             </w:r>
           </w:p>
         </w:tc>
@@ -10620,567 +11600,7 @@
                 <w:color w:val="1C3A36"/>
                 <w:sz w:val="15"/>
               </w:rPr>
-              <w:t>Terminal blended cost of debt: ~45% Egyptian pound at the 15% long-run Egyptian corporate-borrowing norm and ~55% hard currency at ~6.5%</w:t>
-            </w:r>
-          </w:p>
-        </w:tc>
-      </w:tr>
-      <w:tr>
-        <w:tc>
-          <w:tcPr>
-            <w:tcW w:type="dxa" w:w="1656"/>
-          </w:tcPr>
-          <w:p>
-            <w:pPr>
-              <w:spacing w:after="20"/>
-            </w:pPr>
-            <w:r>
-              <w:rPr>
-                <w:color w:val="1C3A36"/>
-                <w:sz w:val="15"/>
-              </w:rPr>
-              <w:t>rf term</w:t>
-            </w:r>
-          </w:p>
-        </w:tc>
-        <w:tc>
-          <w:tcPr>
-            <w:tcW w:type="dxa" w:w="1368"/>
-          </w:tcPr>
-          <w:p>
-            <w:pPr>
-              <w:spacing w:after="20"/>
-            </w:pPr>
-            <w:r>
-              <w:rPr>
-                <w:color w:val="1C3A36"/>
-                <w:sz w:val="15"/>
-              </w:rPr>
-              <w:t>0.105</w:t>
-            </w:r>
-          </w:p>
-        </w:tc>
-        <w:tc>
-          <w:tcPr>
-            <w:tcW w:type="dxa" w:w="1037"/>
-          </w:tcPr>
-          <w:p>
-            <w:pPr>
-              <w:spacing w:after="20"/>
-            </w:pPr>
-            <w:r>
-              <w:rPr>
-                <w:color w:val="1C3A36"/>
-                <w:sz w:val="15"/>
-              </w:rPr>
-              <w:t>2026-08-05</w:t>
-            </w:r>
-          </w:p>
-        </w:tc>
-        <w:tc>
-          <w:tcPr>
-            <w:tcW w:type="dxa" w:w="6019"/>
-          </w:tcPr>
-          <w:p>
-            <w:pPr>
-              <w:spacing w:after="20"/>
-            </w:pPr>
-            <w:r>
-              <w:rPr>
-                <w:color w:val="1C3A36"/>
-                <w:sz w:val="15"/>
-              </w:rPr>
-              <w:t>Terminal risk-free rate, norm-built: the CBE's own stated medium-term inflation target of 5% plus the standard ~5.5pp emerging-market real-rate convention. Never a raw historical average and never reverse-engineered from a price</w:t>
-            </w:r>
-          </w:p>
-        </w:tc>
-      </w:tr>
-      <w:tr>
-        <w:tc>
-          <w:tcPr>
-            <w:tcW w:type="dxa" w:w="1656"/>
-          </w:tcPr>
-          <w:p>
-            <w:pPr>
-              <w:spacing w:after="20"/>
-            </w:pPr>
-            <w:r>
-              <w:rPr>
-                <w:color w:val="1C3A36"/>
-                <w:sz w:val="15"/>
-              </w:rPr>
-              <w:t>erp term</w:t>
-            </w:r>
-          </w:p>
-        </w:tc>
-        <w:tc>
-          <w:tcPr>
-            <w:tcW w:type="dxa" w:w="1368"/>
-          </w:tcPr>
-          <w:p>
-            <w:pPr>
-              <w:spacing w:after="20"/>
-            </w:pPr>
-            <w:r>
-              <w:rPr>
-                <w:color w:val="1C3A36"/>
-                <w:sz w:val="15"/>
-              </w:rPr>
-              <w:t>0.07</w:t>
-            </w:r>
-          </w:p>
-        </w:tc>
-        <w:tc>
-          <w:tcPr>
-            <w:tcW w:type="dxa" w:w="1037"/>
-          </w:tcPr>
-          <w:p>
-            <w:pPr>
-              <w:spacing w:after="20"/>
-            </w:pPr>
-            <w:r>
-              <w:rPr>
-                <w:color w:val="1C3A36"/>
-                <w:sz w:val="15"/>
-              </w:rPr>
-              <w:t>2026-08-05</w:t>
-            </w:r>
-          </w:p>
-        </w:tc>
-        <w:tc>
-          <w:tcPr>
-            <w:tcW w:type="dxa" w:w="6019"/>
-          </w:tcPr>
-          <w:p>
-            <w:pPr>
-              <w:spacing w:after="20"/>
-            </w:pPr>
-            <w:r>
-              <w:rPr>
-                <w:color w:val="1C3A36"/>
-                <w:sz w:val="15"/>
-              </w:rPr>
-              <w:t>Terminal equity risk premium, normalised below the currently elevated crisis-era level toward the rating-class norm; never held flat into perpetuity</w:t>
-            </w:r>
-          </w:p>
-        </w:tc>
-      </w:tr>
-      <w:tr>
-        <w:tc>
-          <w:tcPr>
-            <w:tcW w:type="dxa" w:w="1656"/>
-          </w:tcPr>
-          <w:p>
-            <w:pPr>
-              <w:spacing w:after="20"/>
-            </w:pPr>
-            <w:r>
-              <w:rPr>
-                <w:color w:val="1C3A36"/>
-                <w:sz w:val="15"/>
-              </w:rPr>
-              <w:t>wd term</w:t>
-            </w:r>
-          </w:p>
-        </w:tc>
-        <w:tc>
-          <w:tcPr>
-            <w:tcW w:type="dxa" w:w="1368"/>
-          </w:tcPr>
-          <w:p>
-            <w:pPr>
-              <w:spacing w:after="20"/>
-            </w:pPr>
-            <w:r>
-              <w:rPr>
-                <w:color w:val="1C3A36"/>
-                <w:sz w:val="15"/>
-              </w:rPr>
-              <w:t>0.25</w:t>
-            </w:r>
-          </w:p>
-        </w:tc>
-        <w:tc>
-          <w:tcPr>
-            <w:tcW w:type="dxa" w:w="1037"/>
-          </w:tcPr>
-          <w:p>
-            <w:pPr>
-              <w:spacing w:after="20"/>
-            </w:pPr>
-            <w:r>
-              <w:rPr>
-                <w:color w:val="1C3A36"/>
-                <w:sz w:val="15"/>
-              </w:rPr>
-              <w:t>2026-08-05</w:t>
-            </w:r>
-          </w:p>
-        </w:tc>
-        <w:tc>
-          <w:tcPr>
-            <w:tcW w:type="dxa" w:w="6019"/>
-          </w:tcPr>
-          <w:p>
-            <w:pPr>
-              <w:spacing w:after="20"/>
-            </w:pPr>
-            <w:r>
-              <w:rPr>
-                <w:color w:val="1C3A36"/>
-                <w:sz w:val="15"/>
-              </w:rPr>
-              <w:t>Terminal debt weight D/(D+E), NORMALISED rather than today's weights. The company runs a gross debt book sized to fund working capital but carries very large offsetting cash, so its net leverage is light; 25% is the steady-state structure for a diversified industrial of this scale</w:t>
-            </w:r>
-          </w:p>
-        </w:tc>
-      </w:tr>
-      <w:tr>
-        <w:tc>
-          <w:tcPr>
-            <w:tcW w:type="dxa" w:w="1656"/>
-          </w:tcPr>
-          <w:p>
-            <w:pPr>
-              <w:spacing w:after="20"/>
-            </w:pPr>
-            <w:r>
-              <w:rPr>
-                <w:color w:val="1C3A36"/>
-                <w:sz w:val="15"/>
-              </w:rPr>
-              <w:t>g term</w:t>
-            </w:r>
-          </w:p>
-        </w:tc>
-        <w:tc>
-          <w:tcPr>
-            <w:tcW w:type="dxa" w:w="1368"/>
-          </w:tcPr>
-          <w:p>
-            <w:pPr>
-              <w:spacing w:after="20"/>
-            </w:pPr>
-            <w:r>
-              <w:rPr>
-                <w:color w:val="1C3A36"/>
-                <w:sz w:val="15"/>
-              </w:rPr>
-              <w:t>0.05</w:t>
-            </w:r>
-          </w:p>
-        </w:tc>
-        <w:tc>
-          <w:tcPr>
-            <w:tcW w:type="dxa" w:w="1037"/>
-          </w:tcPr>
-          <w:p>
-            <w:pPr>
-              <w:spacing w:after="20"/>
-            </w:pPr>
-            <w:r>
-              <w:rPr>
-                <w:color w:val="1C3A36"/>
-                <w:sz w:val="15"/>
-              </w:rPr>
-              <w:t>2026-08-05</w:t>
-            </w:r>
-          </w:p>
-        </w:tc>
-        <w:tc>
-          <w:tcPr>
-            <w:tcW w:type="dxa" w:w="6019"/>
-          </w:tcPr>
-          <w:p>
-            <w:pPr>
-              <w:spacing w:after="20"/>
-            </w:pPr>
-            <w:r>
-              <w:rPr>
-                <w:color w:val="1C3A36"/>
-                <w:sz w:val="15"/>
-              </w:rPr>
-              <w:t>Terminal growth, 5% — the standing centre for established names in this market post-disinflation, sensitised 3-7%. Note this is an EGP-NOMINAL rate struck against a terminal risk-free rate that itself embeds 5% inflation, so the base case assumes approximately zero real terminal growth: a deliberate conservatism for a company whose revenue is majority hard-currency</w:t>
-            </w:r>
-          </w:p>
-        </w:tc>
-      </w:tr>
-      <w:tr>
-        <w:tc>
-          <w:tcPr>
-            <w:tcW w:type="dxa" w:w="1656"/>
-          </w:tcPr>
-          <w:p>
-            <w:pPr>
-              <w:spacing w:after="20"/>
-            </w:pPr>
-            <w:r>
-              <w:rPr>
-                <w:color w:val="1C3A36"/>
-                <w:sz w:val="15"/>
-              </w:rPr>
-              <w:t>ev ebitda just</w:t>
-            </w:r>
-          </w:p>
-        </w:tc>
-        <w:tc>
-          <w:tcPr>
-            <w:tcW w:type="dxa" w:w="1368"/>
-          </w:tcPr>
-          <w:p>
-            <w:pPr>
-              <w:spacing w:after="20"/>
-            </w:pPr>
-            <w:r>
-              <w:rPr>
-                <w:color w:val="1C3A36"/>
-                <w:sz w:val="15"/>
-              </w:rPr>
-              <w:t>6.5</w:t>
-            </w:r>
-          </w:p>
-        </w:tc>
-        <w:tc>
-          <w:tcPr>
-            <w:tcW w:type="dxa" w:w="1037"/>
-          </w:tcPr>
-          <w:p>
-            <w:pPr>
-              <w:spacing w:after="20"/>
-            </w:pPr>
-            <w:r>
-              <w:rPr>
-                <w:color w:val="1C3A36"/>
-                <w:sz w:val="15"/>
-              </w:rPr>
-              <w:t>2026-08-05</w:t>
-            </w:r>
-          </w:p>
-        </w:tc>
-        <w:tc>
-          <w:tcPr>
-            <w:tcW w:type="dxa" w:w="6019"/>
-          </w:tcPr>
-          <w:p>
-            <w:pPr>
-              <w:spacing w:after="20"/>
-            </w:pPr>
-            <w:r>
-              <w:rPr>
-                <w:color w:val="1C3A36"/>
-                <w:sz w:val="15"/>
-              </w:rPr>
-              <w:t>Justified EV/EBITDA on mid-cycle FY27E EBITDA. The company's own trailing multiple is ~7.9x; listed cable and electrical-equipment peers trade 8-11x and Riyadh Cables ~14x on earnings. 6.5x applies an Egyptian-market discount for sovereign, currency-convertibility and disclosure risk. Bear 5.5x / bull 8.0x</w:t>
-            </w:r>
-          </w:p>
-        </w:tc>
-      </w:tr>
-      <w:tr>
-        <w:tc>
-          <w:tcPr>
-            <w:tcW w:type="dxa" w:w="1656"/>
-          </w:tcPr>
-          <w:p>
-            <w:pPr>
-              <w:spacing w:after="20"/>
-            </w:pPr>
-            <w:r>
-              <w:rPr>
-                <w:color w:val="1C3A36"/>
-                <w:sz w:val="15"/>
-              </w:rPr>
-              <w:t>pe just</w:t>
-            </w:r>
-          </w:p>
-        </w:tc>
-        <w:tc>
-          <w:tcPr>
-            <w:tcW w:type="dxa" w:w="1368"/>
-          </w:tcPr>
-          <w:p>
-            <w:pPr>
-              <w:spacing w:after="20"/>
-            </w:pPr>
-            <w:r>
-              <w:rPr>
-                <w:color w:val="1C3A36"/>
-                <w:sz w:val="15"/>
-              </w:rPr>
-              <w:t>9</w:t>
-            </w:r>
-          </w:p>
-        </w:tc>
-        <w:tc>
-          <w:tcPr>
-            <w:tcW w:type="dxa" w:w="1037"/>
-          </w:tcPr>
-          <w:p>
-            <w:pPr>
-              <w:spacing w:after="20"/>
-            </w:pPr>
-            <w:r>
-              <w:rPr>
-                <w:color w:val="1C3A36"/>
-                <w:sz w:val="15"/>
-              </w:rPr>
-              <w:t>2026-08-05</w:t>
-            </w:r>
-          </w:p>
-        </w:tc>
-        <w:tc>
-          <w:tcPr>
-            <w:tcW w:type="dxa" w:w="6019"/>
-          </w:tcPr>
-          <w:p>
-            <w:pPr>
-              <w:spacing w:after="20"/>
-            </w:pPr>
-            <w:r>
-              <w:rPr>
-                <w:color w:val="1C3A36"/>
-                <w:sz w:val="15"/>
-              </w:rPr>
-              <w:t>Justified through-cycle P/E on normalised earnings. Trailing is ~13.0x. 9.0x reflects a high-quality franchise held back by an Egyptian cost of equity near 28%. Bear 7.0x / bull 11.5x</w:t>
-            </w:r>
-          </w:p>
-        </w:tc>
-      </w:tr>
-      <w:tr>
-        <w:tc>
-          <w:tcPr>
-            <w:tcW w:type="dxa" w:w="1656"/>
-          </w:tcPr>
-          <w:p>
-            <w:pPr>
-              <w:spacing w:after="20"/>
-            </w:pPr>
-            <w:r>
-              <w:rPr>
-                <w:color w:val="1C3A36"/>
-                <w:sz w:val="15"/>
-              </w:rPr>
-              <w:t>roe sust</w:t>
-            </w:r>
-          </w:p>
-        </w:tc>
-        <w:tc>
-          <w:tcPr>
-            <w:tcW w:type="dxa" w:w="1368"/>
-          </w:tcPr>
-          <w:p>
-            <w:pPr>
-              <w:spacing w:after="20"/>
-            </w:pPr>
-            <w:r>
-              <w:rPr>
-                <w:color w:val="1C3A36"/>
-                <w:sz w:val="15"/>
-              </w:rPr>
-              <w:t>0.235</w:t>
-            </w:r>
-          </w:p>
-        </w:tc>
-        <w:tc>
-          <w:tcPr>
-            <w:tcW w:type="dxa" w:w="1037"/>
-          </w:tcPr>
-          <w:p>
-            <w:pPr>
-              <w:spacing w:after="20"/>
-            </w:pPr>
-            <w:r>
-              <w:rPr>
-                <w:color w:val="1C3A36"/>
-                <w:sz w:val="15"/>
-              </w:rPr>
-              <w:t>2026-08-05</w:t>
-            </w:r>
-          </w:p>
-        </w:tc>
-        <w:tc>
-          <w:tcPr>
-            <w:tcW w:type="dxa" w:w="6019"/>
-          </w:tcPr>
-          <w:p>
-            <w:pPr>
-              <w:spacing w:after="20"/>
-            </w:pPr>
-            <w:r>
-              <w:rPr>
-                <w:color w:val="1C3A36"/>
-                <w:sz w:val="15"/>
-              </w:rPr>
-              <w:t>Sustainable return on equity for the book lens. Trailing ROE is ~27.5% on average parent equity; the FY2023-24 prints were flattered by devaluation inventory gains, so the sustainable rate is struck below them</w:t>
-            </w:r>
-          </w:p>
-        </w:tc>
-      </w:tr>
-      <w:tr>
-        <w:tc>
-          <w:tcPr>
-            <w:tcW w:type="dxa" w:w="1656"/>
-          </w:tcPr>
-          <w:p>
-            <w:pPr>
-              <w:spacing w:after="20"/>
-            </w:pPr>
-            <w:r>
-              <w:rPr>
-                <w:color w:val="1C3A36"/>
-                <w:sz w:val="15"/>
-              </w:rPr>
-              <w:t>lens weights</w:t>
-            </w:r>
-          </w:p>
-        </w:tc>
-        <w:tc>
-          <w:tcPr>
-            <w:tcW w:type="dxa" w:w="1368"/>
-          </w:tcPr>
-          <w:p>
-            <w:pPr>
-              <w:spacing w:after="20"/>
-            </w:pPr>
-            <w:r>
-              <w:rPr>
-                <w:color w:val="1C3A36"/>
-                <w:sz w:val="15"/>
-              </w:rPr>
-              <w:t>dcf: 0.45; relative: 0.2; normalized: 0.2; book: 0.15</w:t>
-            </w:r>
-          </w:p>
-        </w:tc>
-        <w:tc>
-          <w:tcPr>
-            <w:tcW w:type="dxa" w:w="1037"/>
-          </w:tcPr>
-          <w:p>
-            <w:pPr>
-              <w:spacing w:after="20"/>
-            </w:pPr>
-            <w:r>
-              <w:rPr>
-                <w:color w:val="1C3A36"/>
-                <w:sz w:val="15"/>
-              </w:rPr>
-              <w:t>2026-08-05</w:t>
-            </w:r>
-          </w:p>
-        </w:tc>
-        <w:tc>
-          <w:tcPr>
-            <w:tcW w:type="dxa" w:w="6019"/>
-          </w:tcPr>
-          <w:p>
-            <w:pPr>
-              <w:spacing w:after="20"/>
-            </w:pPr>
-            <w:r>
-              <w:rPr>
-                <w:color w:val="1C3A36"/>
-                <w:sz w:val="15"/>
-              </w:rPr>
-              <w:t>DCF primary for an operating manufacturer with a long, contracted order book; the relative and normalised-earnings lenses carry equal secondary weight and the book lens least, because reported book value is distorted by three years of currency translation</w:t>
+              <w:t>DCF primary for an operating manufacturer with a genuine, if undisclosed, contracted order book; the relative and normalised-earnings lenses carry equal secondary weight and the book lens least, because reported book value is distorted by three years of currency translation</w:t>
             </w:r>
           </w:p>
         </w:tc>
@@ -11479,7 +11899,7 @@
                 <w:color w:val="1C3A36"/>
                 <w:sz w:val="15"/>
               </w:rPr>
-              <w:t>Working capital held flat at the historical share of revenue</w:t>
+              <w:t>Working capital held near the FY2025 share of revenue</w:t>
             </w:r>
           </w:p>
         </w:tc>
@@ -11496,7 +11916,7 @@
                 <w:color w:val="1C3A36"/>
                 <w:sz w:val="15"/>
               </w:rPr>
-              <w:t>Net working capital stays near the level the two audited years show</w:t>
+              <w:t>Net working capital stays near 19.9% of revenue, the FY2025 audited level</w:t>
             </w:r>
           </w:p>
         </w:tc>
@@ -11513,7 +11933,7 @@
                 <w:color w:val="1C3A36"/>
                 <w:sz w:val="15"/>
               </w:rPr>
-              <w:t>Two audited years show it rising with revenue rather than converting</w:t>
+              <w:t>All three audited years show working capital absorbing cash rather than converting, though FY2025 improved (24.1% -&gt; 23.1% -&gt; 19.9% of revenue)</w:t>
             </w:r>
           </w:p>
         </w:tc>
@@ -11530,7 +11950,7 @@
                 <w:color w:val="1C3A36"/>
                 <w:sz w:val="15"/>
               </w:rPr>
-              <w:t>Two consecutive halves of operating cash flow above 60% of EBITDA</w:t>
+              <w:t>Two consecutive years of operating cash flow above 60% of EBITDA</w:t>
             </w:r>
           </w:p>
         </w:tc>
@@ -11549,7 +11969,7 @@
                 <w:color w:val="1C3A36"/>
                 <w:sz w:val="15"/>
               </w:rPr>
-              <w:t>Terminal growth of 5%</w:t>
+              <w:t>Valuation date rolled to the anchor</w:t>
             </w:r>
           </w:p>
         </w:tc>
@@ -11566,7 +11986,7 @@
                 <w:color w:val="1C3A36"/>
                 <w:sz w:val="15"/>
               </w:rPr>
-              <w:t>The standing centre for established names in this market, sensitised 3–7%</w:t>
+              <w:t>Every lens value, dated 31 December 2025 by construction, is rolled 217/365 of a year to the 5-Aug-2026 anchor at the cost of equity, less the EGP 1.85 dividend paid in the window</w:t>
             </w:r>
           </w:p>
         </w:tc>
@@ -11583,7 +12003,7 @@
                 <w:color w:val="1C3A36"/>
                 <w:sz w:val="15"/>
               </w:rPr>
-              <w:t>It is below the blended long-run nominal growth ceiling of the economies the company operates in, and is reconciled to the return on capital and reinvestment rate</w:t>
+              <w:t>The comparison price is dated 5 August 2026; comparing an end-2025 value to it would leave seven months of accretion out of the comparison — an external review flagged the omission and it was accepted</w:t>
             </w:r>
           </w:p>
         </w:tc>
@@ -11600,7 +12020,7 @@
                 <w:color w:val="1C3A36"/>
                 <w:sz w:val="15"/>
               </w:rPr>
-              <w:t>A demonstrated structural change in the export franchise's long-run growth</w:t>
+              <w:t>A different roll rate (the risk-free rate instead of the cost of equity) would cut the accretion roughly in half; the cost-of-equity roll is the discount identity's own rate</w:t>
             </w:r>
           </w:p>
         </w:tc>
@@ -11619,7 +12039,7 @@
                 <w:color w:val="1C3A36"/>
                 <w:sz w:val="15"/>
               </w:rPr>
-              <w:t>Cost of debt at the blended rather than the domestic rate</w:t>
+              <w:t>Terminal net-debt weight of 15%</w:t>
             </w:r>
           </w:p>
         </w:tc>
@@ -11636,7 +12056,7 @@
                 <w:color w:val="1C3A36"/>
                 <w:sz w:val="15"/>
               </w:rPr>
-              <w:t>A currency-blended rate near the independently computed effective rate</w:t>
+              <w:t>Revised from 25% after review: the old weight contradicted the model's own forecast deleveraging in the direction that flattered the valuation</w:t>
             </w:r>
           </w:p>
         </w:tc>
@@ -11653,7 +12073,7 @@
                 <w:color w:val="1C3A36"/>
                 <w:sz w:val="15"/>
               </w:rPr>
-              <w:t>The audited notes disclose materially cheaper hard-currency borrowing, and most of the book is hard currency</w:t>
+              <w:t>At a 25% payout the forecast net-debt weight still falls toward mid-single digits by FY2030E; 15% splits the difference between today's 8.4% and a structurally levered steady state, and costs about 2.4/share on the weighted central versus 25%</w:t>
             </w:r>
           </w:p>
         </w:tc>
@@ -11670,7 +12090,7 @@
                 <w:color w:val="1C3A36"/>
                 <w:sz w:val="15"/>
               </w:rPr>
-              <w:t>A shift of the debt book back into Egyptian pounds</w:t>
+              <w:t>Evidence the group intends to run materially higher structural net leverage</w:t>
             </w:r>
           </w:p>
         </w:tc>
@@ -11689,7 +12109,7 @@
                 <w:color w:val="1C3A36"/>
                 <w:sz w:val="15"/>
               </w:rPr>
-              <w:t>Minority interests charged at their share of group profit</w:t>
+              <w:t>Forecast payout ratio of 25%</w:t>
             </w:r>
           </w:p>
         </w:tc>
@@ -11706,7 +12126,7 @@
                 <w:color w:val="1C3A36"/>
                 <w:sz w:val="15"/>
               </w:rPr>
-              <w:t>Rather than at book value</w:t>
+              <w:t>Struck at the actual FY2025 payout (EGP 1.85/share = 22.8% of attributable EPS), rounded up for the rising trajectory the +85% step-up implies</w:t>
             </w:r>
           </w:p>
         </w:tc>
@@ -11723,7 +12143,7 @@
                 <w:color w:val="1C3A36"/>
                 <w:sz w:val="15"/>
               </w:rPr>
-              <w:t>Minorities take a larger share of profit than of book equity, so the profit share is the conservative charge</w:t>
+              <w:t>The FY2025 dividend was ratified 6 May 2026 and paid from 4 June 2026 (EGX disclosure); an earlier revision wrongly removed it on absence-of-evidence grounds</w:t>
             </w:r>
           </w:p>
         </w:tc>
@@ -11740,7 +12160,7 @@
                 <w:color w:val="1C3A36"/>
                 <w:sz w:val="15"/>
               </w:rPr>
-              <w:t>A reader preferring the book convention can add the difference back; the amount is stated in the study</w:t>
+              <w:t>The distribution proposed on the FY2026 result</w:t>
             </w:r>
           </w:p>
         </w:tc>
@@ -11759,7 +12179,7 @@
                 <w:color w:val="1C3A36"/>
                 <w:sz w:val="15"/>
               </w:rPr>
-              <w:t>Effective tax rate of 25% for NOPAT</w:t>
+              <w:t>Terminal growth of 5%</w:t>
             </w:r>
           </w:p>
         </w:tc>
@@ -11776,7 +12196,7 @@
                 <w:color w:val="1C3A36"/>
                 <w:sz w:val="15"/>
               </w:rPr>
-              <w:t>Above the Egyptian statutory rate</w:t>
+              <w:t>The standing centre for established names in this market, sensitised 3–7%</w:t>
             </w:r>
           </w:p>
         </w:tc>
@@ -11793,7 +12213,7 @@
                 <w:color w:val="1C3A36"/>
                 <w:sz w:val="15"/>
               </w:rPr>
-              <w:t>Reported effective rates ran above statutory in every historical year because foreign profits are taxed elsewhere</w:t>
+              <w:t>It is below the blended long-run nominal growth ceiling of the economies the company operates in, and is reconciled to the return on capital and reinvestment rate</w:t>
             </w:r>
           </w:p>
         </w:tc>
@@ -11810,7 +12230,7 @@
                 <w:color w:val="1C3A36"/>
                 <w:sz w:val="15"/>
               </w:rPr>
-              <w:t>The audited FY2025 tax note</w:t>
+              <w:t>A demonstrated structural change in the export franchise's long-run growth</w:t>
             </w:r>
           </w:p>
         </w:tc>
@@ -11829,7 +12249,7 @@
                 <w:color w:val="1C3A36"/>
                 <w:sz w:val="15"/>
               </w:rPr>
-              <w:t>FY2025 income statement closed to reported profit</w:t>
+              <w:t>Cost of debt at the blended rather than the domestic rate</w:t>
             </w:r>
           </w:p>
         </w:tc>
@@ -11846,7 +12266,7 @@
                 <w:color w:val="1C3A36"/>
                 <w:sz w:val="15"/>
               </w:rPr>
-              <w:t>EBITDA set at the disclosed margin; the tax rate closes the account</w:t>
+              <w:t>A currency-blended rate near the independently computed effective rate</w:t>
             </w:r>
           </w:p>
         </w:tc>
@@ -11863,7 +12283,7 @@
                 <w:color w:val="1C3A36"/>
                 <w:sz w:val="15"/>
               </w:rPr>
-              <w:t>Only the top and bottom lines were disclosed for FY2025</w:t>
+              <w:t>The audited notes disclose materially cheaper hard-currency borrowing, and most of the book is hard currency</w:t>
             </w:r>
           </w:p>
         </w:tc>
@@ -11880,7 +12300,217 @@
                 <w:color w:val="1C3A36"/>
                 <w:sz w:val="15"/>
               </w:rPr>
-              <w:t>The audited FY2025 consolidated statements</w:t>
+              <w:t>A shift of the debt book back into Egyptian pounds</w:t>
+            </w:r>
+          </w:p>
+        </w:tc>
+      </w:tr>
+      <w:tr>
+        <w:tc>
+          <w:tcPr>
+            <w:tcW w:type="dxa" w:w="1944"/>
+          </w:tcPr>
+          <w:p>
+            <w:pPr>
+              <w:spacing w:after="20"/>
+            </w:pPr>
+            <w:r>
+              <w:rPr>
+                <w:color w:val="1C3A36"/>
+                <w:sz w:val="15"/>
+              </w:rPr>
+              <w:t>Minority interests charged at their share of group profit</w:t>
+            </w:r>
+          </w:p>
+        </w:tc>
+        <w:tc>
+          <w:tcPr>
+            <w:tcW w:type="dxa" w:w="2520"/>
+          </w:tcPr>
+          <w:p>
+            <w:pPr>
+              <w:spacing w:after="20"/>
+            </w:pPr>
+            <w:r>
+              <w:rPr>
+                <w:color w:val="1C3A36"/>
+                <w:sz w:val="15"/>
+              </w:rPr>
+              <w:t>Rather than at book value</w:t>
+            </w:r>
+          </w:p>
+        </w:tc>
+        <w:tc>
+          <w:tcPr>
+            <w:tcW w:type="dxa" w:w="2952"/>
+          </w:tcPr>
+          <w:p>
+            <w:pPr>
+              <w:spacing w:after="20"/>
+            </w:pPr>
+            <w:r>
+              <w:rPr>
+                <w:color w:val="1C3A36"/>
+                <w:sz w:val="15"/>
+              </w:rPr>
+              <w:t>Minorities take a larger share of profit than of book equity, so the profit share is the conservative charge</w:t>
+            </w:r>
+          </w:p>
+        </w:tc>
+        <w:tc>
+          <w:tcPr>
+            <w:tcW w:type="dxa" w:w="2664"/>
+          </w:tcPr>
+          <w:p>
+            <w:pPr>
+              <w:spacing w:after="20"/>
+            </w:pPr>
+            <w:r>
+              <w:rPr>
+                <w:color w:val="1C3A36"/>
+                <w:sz w:val="15"/>
+              </w:rPr>
+              <w:t>A reader preferring the book convention can add the difference back; the amount is stated in the study</w:t>
+            </w:r>
+          </w:p>
+        </w:tc>
+      </w:tr>
+      <w:tr>
+        <w:tc>
+          <w:tcPr>
+            <w:tcW w:type="dxa" w:w="1944"/>
+          </w:tcPr>
+          <w:p>
+            <w:pPr>
+              <w:spacing w:after="20"/>
+            </w:pPr>
+            <w:r>
+              <w:rPr>
+                <w:color w:val="1C3A36"/>
+                <w:sz w:val="15"/>
+              </w:rPr>
+              <w:t>Effective tax rate of 24.5% for NOPAT</w:t>
+            </w:r>
+          </w:p>
+        </w:tc>
+        <w:tc>
+          <w:tcPr>
+            <w:tcW w:type="dxa" w:w="2520"/>
+          </w:tcPr>
+          <w:p>
+            <w:pPr>
+              <w:spacing w:after="20"/>
+            </w:pPr>
+            <w:r>
+              <w:rPr>
+                <w:color w:val="1C3A36"/>
+                <w:sz w:val="15"/>
+              </w:rPr>
+              <w:t>Above the Egyptian statutory rate, between the FY2025 print and the historical average</w:t>
+            </w:r>
+          </w:p>
+        </w:tc>
+        <w:tc>
+          <w:tcPr>
+            <w:tcW w:type="dxa" w:w="2952"/>
+          </w:tcPr>
+          <w:p>
+            <w:pPr>
+              <w:spacing w:after="20"/>
+            </w:pPr>
+            <w:r>
+              <w:rPr>
+                <w:color w:val="1C3A36"/>
+                <w:sz w:val="15"/>
+              </w:rPr>
+              <w:t>Audited effective rates ran 31.3% (FY2023), 30.1% (FY2024) and 22.6% (FY2025); no statutory-vs-effective reconciliation is disclosed, and the group pays tax in 15+ jurisdictions plus Free-Zone entities on a revenue basis</w:t>
+            </w:r>
+          </w:p>
+        </w:tc>
+        <w:tc>
+          <w:tcPr>
+            <w:tcW w:type="dxa" w:w="2664"/>
+          </w:tcPr>
+          <w:p>
+            <w:pPr>
+              <w:spacing w:after="20"/>
+            </w:pPr>
+            <w:r>
+              <w:rPr>
+                <w:color w:val="1C3A36"/>
+                <w:sz w:val="15"/>
+              </w:rPr>
+              <w:t>A sustained repeat of the FY2025 low or the Q1-2026 print (25.75%) in either direction</w:t>
+            </w:r>
+          </w:p>
+        </w:tc>
+      </w:tr>
+      <w:tr>
+        <w:tc>
+          <w:tcPr>
+            <w:tcW w:type="dxa" w:w="1944"/>
+          </w:tcPr>
+          <w:p>
+            <w:pPr>
+              <w:spacing w:after="20"/>
+            </w:pPr>
+            <w:r>
+              <w:rPr>
+                <w:color w:val="1C3A36"/>
+                <w:sz w:val="15"/>
+              </w:rPr>
+              <w:t>Segment margins compressed rather than held at their FY2025 level</w:t>
+            </w:r>
+          </w:p>
+        </w:tc>
+        <w:tc>
+          <w:tcPr>
+            <w:tcW w:type="dxa" w:w="2520"/>
+          </w:tcPr>
+          <w:p>
+            <w:pPr>
+              <w:spacing w:after="20"/>
+            </w:pPr>
+            <w:r>
+              <w:rPr>
+                <w:color w:val="1C3A36"/>
+                <w:sz w:val="15"/>
+              </w:rPr>
+              <w:t>Cables and Constructions margins recover PARTIALLY over the forecast; Electrical products holds closest to its FY2025 level</w:t>
+            </w:r>
+          </w:p>
+        </w:tc>
+        <w:tc>
+          <w:tcPr>
+            <w:tcW w:type="dxa" w:w="2952"/>
+          </w:tcPr>
+          <w:p>
+            <w:pPr>
+              <w:spacing w:after="20"/>
+            </w:pPr>
+            <w:r>
+              <w:rPr>
+                <w:color w:val="1C3A36"/>
+                <w:sz w:val="15"/>
+              </w:rPr>
+              <w:t>All three disclosed segments compressed in FY2025 versus FY2023; the causes (copper pass-through, competitive pricing) are not disclosed as transitory or structural</w:t>
+            </w:r>
+          </w:p>
+        </w:tc>
+        <w:tc>
+          <w:tcPr>
+            <w:tcW w:type="dxa" w:w="2664"/>
+          </w:tcPr>
+          <w:p>
+            <w:pPr>
+              <w:spacing w:after="20"/>
+            </w:pPr>
+            <w:r>
+              <w:rPr>
+                <w:color w:val="1C3A36"/>
+                <w:sz w:val="15"/>
+              </w:rPr>
+              <w:t>Two consecutive years of segment margin at or above the FY2023-24 average</w:t>
             </w:r>
           </w:p>
         </w:tc>
@@ -11916,7 +12546,7 @@
           <w:color w:val="1C3A36"/>
           <w:sz w:val="20"/>
         </w:rPr>
-        <w:t>Recorded because an unsourced gap that is not disclosed becomes an invisible assumption.</w:t>
+        <w:t>This study was rebuilt once the company's own audited FY2023, FY2024 and FY2025 consolidated financial statements and its Q1-2026 condensed interim statements became available. An earlier version of this study, built before those filings were in hand, had to triangulate and derive several FY2025 figures from press coverage and company commentary; every one of those derivations has now been replaced by the audited figure itself, and the items below record what is still not disclosed anywhere in the four primary filings, rather than what could not be reached.</w:t>
       </w:r>
     </w:p>
     <w:tbl>
@@ -12019,7 +12649,7 @@
                 <w:color w:val="1C3A36"/>
                 <w:sz w:val="15"/>
               </w:rPr>
-              <w:t>Audited consolidated financial statements for FY2025</w:t>
+              <w:t>An order book, backlog or unit-volume (tonnage, MVA, meter-count) disclosure for any segment, in any of the four filings including the Q1-2026 interim</w:t>
             </w:r>
           </w:p>
         </w:tc>
@@ -12036,7 +12666,7 @@
                 <w:color w:val="1C3A36"/>
                 <w:sz w:val="15"/>
               </w:rPr>
-              <w:t>Not reachable. The company's investor-relations site and the exchange's filing archive were both unreachable from the research environment; the company's document repository was reachable but its contents stop at the first quarter of 2025</w:t>
+              <w:t>Not disclosed. The company reports only segment revenue (Note 5-3) and segment profit (Note 16) — no volumes, prices or backlog</w:t>
             </w:r>
           </w:p>
         </w:tc>
@@ -12053,7 +12683,7 @@
                 <w:color w:val="1C3A36"/>
                 <w:sz w:val="15"/>
               </w:rPr>
-              <w:t>FY2025 was built from the disclosed headline figures reported by financial press covering the exchange filing, cross-checked against each other and against the quarterly path. Every derived line is labelled in the study and in the register above</w:t>
+              <w:t>The forecast is built as a taper on each segment's own recent revenue CAGR and, for Cables, a copper-price and FX-translation driver, rather than a reconstructed unit model</w:t>
             </w:r>
           </w:p>
         </w:tc>
@@ -12072,7 +12702,7 @@
                 <w:color w:val="1C3A36"/>
                 <w:sz w:val="15"/>
               </w:rPr>
-              <w:t>The Q4 2025 and Q1 2026 earnings releases in full</w:t>
+              <w:t>A facility-by-facility or currency-by-currency breakdown of the debt book finer than the two-way EGP / hard-currency split disclosed in the FY2025 and Q1-2026 borrowings notes</w:t>
             </w:r>
           </w:p>
         </w:tc>
@@ -12089,7 +12719,7 @@
                 <w:color w:val="1C3A36"/>
                 <w:sz w:val="15"/>
               </w:rPr>
-              <w:t>Located but not retrievable; the hosting domains were unreachable</w:t>
+              <w:t>Not disclosed at finer granularity; the FY2024 filing's own three-way EGP/USD/EUR split was itself replaced by the simpler two-way format in FY2025</w:t>
             </w:r>
           </w:p>
         </w:tc>
@@ -12106,7 +12736,7 @@
                 <w:color w:val="1C3A36"/>
                 <w:sz w:val="15"/>
               </w:rPr>
-              <w:t>Headline figures were taken from press coverage of the filings. Segment detail for FY2025 and Q1 2026 does not exist in the study as a result — segment shares are apportioned from company commentary and the last fully disclosed segment table</w:t>
+              <w:t>The Egyptian-pound share of the book is back-solved from the independently computed effective interest rate against the two disclosed currency-bucket rates, and is labelled as inferred</w:t>
             </w:r>
           </w:p>
         </w:tc>
@@ -12125,7 +12755,7 @@
                 <w:color w:val="1C3A36"/>
                 <w:sz w:val="15"/>
               </w:rPr>
-              <w:t>FY2025 balance sheet beyond total assets and net bank debt</w:t>
+              <w:t>A declared, proposed or approved FY2025 dividend — RESOLVED, and the earlier handling corrected</w:t>
             </w:r>
           </w:p>
         </w:tc>
@@ -12142,7 +12772,7 @@
                 <w:color w:val="1C3A36"/>
                 <w:sz w:val="15"/>
               </w:rPr>
-              <w:t>Not disclosed in any reachable source</w:t>
+              <w:t>Not disclosed in the FY2025 annual filing or the Q1-2026 interim — but the interim covers a period ending 31 March and carries no subsequent-events note, so its silence was never evidence. The dividend exists: EGP 1.85/share, ratified by the general assembly 6 May 2026, rights through 1 June, paid from 4 June 2026 (EGX disclosure, corroborated by financial-press coverage and the quoted trailing yield)</w:t>
             </w:r>
           </w:p>
         </w:tc>
@@ -12159,60 +12789,7 @@
                 <w:color w:val="1C3A36"/>
                 <w:sz w:val="15"/>
               </w:rPr>
-              <w:t>Triangulated by three independent methods; the spread is shown in the study and only the disclosed net debt enters the valuation bridge</w:t>
-            </w:r>
-          </w:p>
-        </w:tc>
-      </w:tr>
-      <w:tr>
-        <w:tc>
-          <w:tcPr>
-            <w:tcW w:type="dxa" w:w="2232"/>
-          </w:tcPr>
-          <w:p>
-            <w:pPr>
-              <w:spacing w:after="20"/>
-            </w:pPr>
-            <w:r>
-              <w:rPr>
-                <w:color w:val="1C3A36"/>
-                <w:sz w:val="15"/>
-              </w:rPr>
-              <w:t>A facility-by-facility currency split of the debt book</w:t>
-            </w:r>
-          </w:p>
-        </w:tc>
-        <w:tc>
-          <w:tcPr>
-            <w:tcW w:type="dxa" w:w="3384"/>
-          </w:tcPr>
-          <w:p>
-            <w:pPr>
-              <w:spacing w:after="20"/>
-            </w:pPr>
-            <w:r>
-              <w:rPr>
-                <w:color w:val="1C3A36"/>
-                <w:sz w:val="15"/>
-              </w:rPr>
-              <w:t>Not disclosed at that granularity</w:t>
-            </w:r>
-          </w:p>
-        </w:tc>
-        <w:tc>
-          <w:tcPr>
-            <w:tcW w:type="dxa" w:w="4464"/>
-          </w:tcPr>
-          <w:p>
-            <w:pPr>
-              <w:spacing w:after="20"/>
-            </w:pPr>
-            <w:r>
-              <w:rPr>
-                <w:color w:val="1C3A36"/>
-                <w:sz w:val="15"/>
-              </w:rPr>
-              <w:t>The split was inferred from the disclosed average rates by currency and the independently computed blended effective rate, and is labelled as inferred</w:t>
+              <w:t>An earlier revision removed the dividend on absence-of-evidence grounds — an error, flagged by external review and corrected: the model now carries EGP 1.85 and a 25% forecast payout. Recorded here because reasoning from the silence of a document that could not have contained the fact is exactly the failure mode this register exists to catch</w:t>
             </w:r>
           </w:p>
         </w:tc>
@@ -12287,7 +12864,7 @@
           <w:color w:val="1C3A36"/>
           <w:sz w:val="26"/>
         </w:rPr>
-        <w:t>A note on aggregator data</w:t>
+        <w:t>A note on aggregator and press data</w:t>
       </w:r>
     </w:p>
     <w:p>
@@ -12301,7 +12878,7 @@
           <w:color w:val="1C3A36"/>
           <w:sz w:val="20"/>
         </w:rPr>
-        <w:t>Aggregator and data-vendor figures were used only where a company source was unavailable, and they were checked against the company's own disclosures wherever both existed. One material discrepancy was found and is recorded here: a widely syndicated "FY2025" balance sheet — total assets, total equity, total debt and cash — reproduces the company's audited 31 December 2024 figures exactly, one year stale. It was discarded. The FY2025 balance-sheet figures used in this study are the disclosed total assets and net bank debt, plus the triangulation described above.</w:t>
+        <w:t>An earlier version of this study relied on press coverage and company commentary for FY2025, because the audited filings were not reachable from the research environment at the time. One material discrepancy was found in that process and is recorded here for the audit trail: a widely syndicated "FY2025" balance sheet — total assets, total equity, total debt and cash — reproduced the company's audited 31 December 2024 figures exactly, one year stale, and was discarded. All balance-sheet, income-statement and segment figures in the current study are taken directly from the audited FY2023-25 consolidated statements and the Q1-2026 condensed interim statements; no aggregator or press figure remains in the model.</w:t>
       </w:r>
     </w:p>
     <w:p>

--- a/engine/swdy_study/SWDY_Bibliography_05-08-2026.docx
+++ b/engine/swdy_study/SWDY_Bibliography_05-08-2026.docx
@@ -1374,7 +1374,7 @@
           <w:color w:val="1C3A36"/>
           <w:sz w:val="22"/>
         </w:rPr>
-        <w:t>Company layer — 102 inputs</w:t>
+        <w:t>Company layer — 128 inputs</w:t>
       </w:r>
     </w:p>
     <w:tbl>
@@ -7517,7 +7517,7 @@
                 <w:color w:val="1C3A36"/>
                 <w:sz w:val="15"/>
               </w:rPr>
-              <w:t>seg rev hist</w:t>
+              <w:t>h1 26 rev</w:t>
             </w:r>
           </w:p>
         </w:tc>
@@ -7534,7 +7534,7 @@
                 <w:color w:val="1C3A36"/>
                 <w:sz w:val="15"/>
               </w:rPr>
-              <w:t>FY23: cables: 82,421.3; construct: 53,482.8; elecprod: 16,282.2; FY24: cables: 137,189.8; construct: 70,921.4; elecprod: 23,870.6; FY25: cables: 155,792.9; construct: 90,958.6; elecprod: 34,297.6</w:t>
+              <w:t>163,315.7</w:t>
             </w:r>
           </w:p>
         </w:tc>
@@ -7551,7 +7551,7 @@
                 <w:color w:val="1C3A36"/>
                 <w:sz w:val="15"/>
               </w:rPr>
-              <w:t>2026-03-15</w:t>
+              <w:t>2026-08-11</w:t>
             </w:r>
           </w:p>
         </w:tc>
@@ -7568,7 +7568,7 @@
                 <w:color w:val="1C3A36"/>
                 <w:sz w:val="15"/>
               </w:rPr>
-              <w:t>Revenue by product/service line, Note 5-3, all three audited financial statements. Sums EXACTLY to consolidated revenue in every year (152,186.247545 / 231,981.835577 / 281,049.081719). This REPLACES a seven-way sub-segment split (cables, raw material, engineering &amp; construction, transformers, meters, other electrical products, infrastructure investment) that does not appear in any of three years of audited filings</w:t>
+              <w:t>Reviewed condensed interim consolidated financial statements for the six months ended 30 June 2026, El Sewedy Electric Company, approved for issuance by the board on 11 August 2026 (note 2-1), published on the company's own investor-relations portal at ir.elsewedyelectric.com, condensed interim consolidated statement of profit or loss, six months to 30-Jun-2026 (H1-2025 comparative 123,800.551073, +31.9%)</w:t>
             </w:r>
           </w:p>
         </w:tc>
@@ -7587,7 +7587,7 @@
                 <w:color w:val="1C3A36"/>
                 <w:sz w:val="15"/>
               </w:rPr>
-              <w:t>seg profit hist</w:t>
+              <w:t>h1 26 gp</w:t>
             </w:r>
           </w:p>
         </w:tc>
@@ -7604,7 +7604,7 @@
                 <w:color w:val="1C3A36"/>
                 <w:sz w:val="15"/>
               </w:rPr>
-              <w:t>FY23: cables: 16,057.6; construct: 6,215.5; elecprod: 4,142.8; FY24: cables: 24,851.9; construct: 8,115.9; elecprod: 6,345.3; FY25: cables: 21,016.4; construct: 5,868.9; elecprod: 7,604.8</w:t>
+              <w:t>26,333.3</w:t>
             </w:r>
           </w:p>
         </w:tc>
@@ -7621,7 +7621,7 @@
                 <w:color w:val="1C3A36"/>
                 <w:sz w:val="15"/>
               </w:rPr>
-              <w:t>2026-03-15</w:t>
+              <w:t>2026-08-11</w:t>
             </w:r>
           </w:p>
         </w:tc>
@@ -7638,7 +7638,7 @@
                 <w:color w:val="1C3A36"/>
                 <w:sz w:val="15"/>
               </w:rPr>
-              <w:t>Segment profit by the same three segments, Note 16 (operating segments), all three audited financial statements — the inside-Egypt and outside-Egypt columns summed. This is computed on the segment note's OWN (pre-elimination) revenue base, which is larger than the Note 5-3 external-revenue view because it includes inter-segment sales (chiefly cable output consumed by the Constructions segment on turnkey projects); FY2025 also carries a disclosed unallocated/corporate item of -246.710877 not attributed to any segment. FY2023's three segments sum to 26,415.925233 against a disclosed total of 26,406.917233 (a 9.0 EGP thousand rounding residual in the filing's own inside/outside table, immaterial); FY2024 and FY2025 tie exactly</w:t>
+              <w:t>Reviewed condensed interim consolidated financial statements for the six months ended 30 June 2026, El Sewedy Electric Company, approved for issuance by the board on 11 August 2026 (note 2-1), published on the company's own investor-relations portal at ir.elsewedyelectric.com, gross profit on the face (H1-2025 20,245.400138)</w:t>
             </w:r>
           </w:p>
         </w:tc>
@@ -7657,7 +7657,7 @@
                 <w:color w:val="1C3A36"/>
                 <w:sz w:val="15"/>
               </w:rPr>
-              <w:t>corp load hist</w:t>
+              <w:t>h1 26 op</w:t>
             </w:r>
           </w:p>
         </w:tc>
@@ -7674,7 +7674,7 @@
                 <w:color w:val="1C3A36"/>
                 <w:sz w:val="15"/>
               </w:rPr>
-              <w:t>FY23: 0.057; FY24: 0.043; FY25: 0.0316</w:t>
+              <w:t>16,421.2</w:t>
             </w:r>
           </w:p>
         </w:tc>
@@ -7691,7 +7691,7 @@
                 <w:color w:val="1C3A36"/>
                 <w:sz w:val="15"/>
               </w:rPr>
-              <w:t>2026-03-15</w:t>
+              <w:t>2026-08-11</w:t>
             </w:r>
           </w:p>
         </w:tc>
@@ -7708,7 +7708,7 @@
                 <w:color w:val="1C3A36"/>
                 <w:sz w:val="15"/>
               </w:rPr>
-              <w:t>Net corporate cost load = (G&amp;A + net impairment on receivables + other expenses - other income) / revenue, computed from the audited income statements. This is the bridge from segment profit (Note 16) to consolidated operating profit and it reconciles EXACTLY in all three years: e.g. FY2025 segment profit 34,490.095562 less the -246.710877 unallocated/corporate item = 34,243.384685, less 3.163% x revenue 281,049.081719 = 25,354.225619 = the audited operating profit to the EGP. The load has been FALLING — operating leverage improving at the corporate level even as segment margins compressed</w:t>
+              <w:t>Reviewed condensed interim consolidated financial statements for the six months ended 30 June 2026, El Sewedy Electric Company, approved for issuance by the board on 11 August 2026 (note 2-1), published on the company's own investor-relations portal at ir.elsewedyelectric.com, operating profit on the face (H1-2025 12,605.157783)</w:t>
             </w:r>
           </w:p>
         </w:tc>
@@ -7727,7 +7727,7 @@
                 <w:color w:val="1C3A36"/>
                 <w:sz w:val="15"/>
               </w:rPr>
-              <w:t>seg unalloc fy25</w:t>
+              <w:t>h1 26 netfin</w:t>
             </w:r>
           </w:p>
         </w:tc>
@@ -7744,7 +7744,7 @@
                 <w:color w:val="1C3A36"/>
                 <w:sz w:val="15"/>
               </w:rPr>
-              <w:t>-246.7</w:t>
+              <w:t>-2,141.5</w:t>
             </w:r>
           </w:p>
         </w:tc>
@@ -7761,7 +7761,7 @@
                 <w:color w:val="1C3A36"/>
                 <w:sz w:val="15"/>
               </w:rPr>
-              <w:t>2026-03-15</w:t>
+              <w:t>2026-08-11</w:t>
             </w:r>
           </w:p>
         </w:tc>
@@ -7778,7 +7778,7 @@
                 <w:color w:val="1C3A36"/>
                 <w:sz w:val="15"/>
               </w:rPr>
-              <w:t>Unallocated/corporate segment item, Note 16, FY2025 audited financial statements — not attributed to any of the three segments; netted against the three segments' summed profit before the corporate-load bridge is applied. No equivalent unallocated item is disclosed for FY2023 or FY2024</w:t>
+              <w:t>Reviewed condensed interim consolidated financial statements for the six months ended 30 June 2026, El Sewedy Electric Company, approved for issuance by the board on 11 August 2026 (note 2-1), published on the company's own investor-relations portal at ir.elsewedyelectric.com, net finance costs: finance income 1,579.219385 less finance costs 3,720.742200</w:t>
             </w:r>
           </w:p>
         </w:tc>
@@ -7797,7 +7797,7 @@
                 <w:color w:val="1C3A36"/>
                 <w:sz w:val="15"/>
               </w:rPr>
-              <w:t>dna pct hist</w:t>
+              <w:t>h1 26 assoc</w:t>
             </w:r>
           </w:p>
         </w:tc>
@@ -7814,7 +7814,7 @@
                 <w:color w:val="1C3A36"/>
                 <w:sz w:val="15"/>
               </w:rPr>
-              <w:t>FY23: 0.0151; FY24: 0.0097; FY25: 0.0107</w:t>
+              <w:t>572.6</w:t>
             </w:r>
           </w:p>
         </w:tc>
@@ -7831,7 +7831,7 @@
                 <w:color w:val="1C3A36"/>
                 <w:sz w:val="15"/>
               </w:rPr>
-              <w:t>2026-03-15</w:t>
+              <w:t>2026-08-11</w:t>
             </w:r>
           </w:p>
         </w:tc>
@@ -7848,7 +7848,7 @@
                 <w:color w:val="1C3A36"/>
                 <w:sz w:val="15"/>
               </w:rPr>
-              <w:t>Depreciation and amortisation as a share of revenue, computed from the audited cash flow statements</w:t>
+              <w:t>Reviewed condensed interim consolidated financial statements for the six months ended 30 June 2026, El Sewedy Electric Company, approved for issuance by the board on 11 August 2026 (note 2-1), published on the company's own investor-relations portal at ir.elsewedyelectric.com, group share of profit of equity-accounted investees net of tax. A further 542.976117 of gains on sale and revaluation of investments in equity-accounted investees is disclosed SEPARATELY (note 20-3) and is treated as a one-off, not as recurring associate income</w:t>
             </w:r>
           </w:p>
         </w:tc>
@@ -7867,7 +7867,7 @@
                 <w:color w:val="1C3A36"/>
                 <w:sz w:val="15"/>
               </w:rPr>
-              <w:t>capex pct hist</w:t>
+              <w:t>h1 26 assoc oneoff</w:t>
             </w:r>
           </w:p>
         </w:tc>
@@ -7884,7 +7884,7 @@
                 <w:color w:val="1C3A36"/>
                 <w:sz w:val="15"/>
               </w:rPr>
-              <w:t>FY23: 0.0312; FY24: 0.0366; FY25: 0.0466</w:t>
+              <w:t>543.0</w:t>
             </w:r>
           </w:p>
         </w:tc>
@@ -7901,7 +7901,7 @@
                 <w:color w:val="1C3A36"/>
                 <w:sz w:val="15"/>
               </w:rPr>
-              <w:t>2026-03-15</w:t>
+              <w:t>2026-08-11</w:t>
             </w:r>
           </w:p>
         </w:tc>
@@ -7918,7 +7918,7 @@
                 <w:color w:val="1C3A36"/>
                 <w:sz w:val="15"/>
               </w:rPr>
-              <w:t>Capital expenditure (cash paid for PP&amp;E and projects under construction, audited cash flow statements) as a share of revenue — a clear, rising capacity-investment cycle</w:t>
+              <w:t>Reviewed condensed interim consolidated financial statements for the six months ended 30 June 2026, El Sewedy Electric Company, approved for issuance by the board on 11 August 2026 (note 2-1), published on the company's own investor-relations portal at ir.elsewedyelectric.com, note 20-3: gains on sale and revaluation of investments in equity-accounted investees. Disclosed on its own line with no comparative, i.e. nothing in H1-2025 — a one-off</w:t>
             </w:r>
           </w:p>
         </w:tc>
@@ -7937,7 +7937,7 @@
                 <w:color w:val="1C3A36"/>
                 <w:sz w:val="15"/>
               </w:rPr>
-              <w:t>nwc pct hist</w:t>
+              <w:t>h1 26 tax</w:t>
             </w:r>
           </w:p>
         </w:tc>
@@ -7954,7 +7954,7 @@
                 <w:color w:val="1C3A36"/>
                 <w:sz w:val="15"/>
               </w:rPr>
-              <w:t>FY23: 0.2409; FY24: 0.2306; FY25: 0.1987</w:t>
+              <w:t>-4,748.6</w:t>
             </w:r>
           </w:p>
         </w:tc>
@@ -7971,7 +7971,7 @@
                 <w:color w:val="1C3A36"/>
                 <w:sz w:val="15"/>
               </w:rPr>
-              <w:t>2026-03-15</w:t>
+              <w:t>2026-08-11</w:t>
             </w:r>
           </w:p>
         </w:tc>
@@ -7988,7 +7988,7 @@
                 <w:color w:val="1C3A36"/>
                 <w:sz w:val="15"/>
               </w:rPr>
-              <w:t>Net working capital (inventories + contract assets + trade and other receivables, current, LESS trade and other payables LESS contract liabilities; industrial real-estate-development land holdings excluded as a separate quasi-investment item) as a share of revenue, computed from the audited balance sheets. FY2025 shows a genuine, disclosed IMPROVEMENT in working-capital intensity, not an assumption</w:t>
+              <w:t>Reviewed condensed interim consolidated financial statements for the six months ended 30 June 2026, El Sewedy Electric Company, approved for issuance by the board on 11 August 2026 (note 2-1), published on the company's own investor-relations portal at ir.elsewedyelectric.com, income tax expense. Effective rate 30.85% on pre-tax profit of 15,395.270255, against 19.39% in H1-2025 and the 24.5% the forecast carries — a material step this re-issue must price rather than average away</w:t>
             </w:r>
           </w:p>
         </w:tc>
@@ -8007,7 +8007,7 @@
                 <w:color w:val="1C3A36"/>
                 <w:sz w:val="15"/>
               </w:rPr>
-              <w:t>foreign share fy25</w:t>
+              <w:t>h1 26 npa</w:t>
             </w:r>
           </w:p>
         </w:tc>
@@ -8024,7 +8024,7 @@
                 <w:color w:val="1C3A36"/>
                 <w:sz w:val="15"/>
               </w:rPr>
-              <w:t>0.7</w:t>
+              <w:t>9,921.7</w:t>
             </w:r>
           </w:p>
         </w:tc>
@@ -8041,7 +8041,7 @@
                 <w:color w:val="1C3A36"/>
                 <w:sz w:val="15"/>
               </w:rPr>
-              <w:t>2026-03-15</w:t>
+              <w:t>2026-08-11</w:t>
             </w:r>
           </w:p>
         </w:tc>
@@ -8058,7 +8058,7 @@
                 <w:color w:val="1C3A36"/>
                 <w:sz w:val="15"/>
               </w:rPr>
-              <w:t>'Over 70% of revenues generated abroad' (company commentary); the audited Note 5-2 geographic split gives Outside Egypt 40.7% of FY2025 revenue (114,461.030 / 281,049.082) — geography and hard-currency pricing are different questions, addressed explicitly below</w:t>
+              <w:t>Reviewed condensed interim consolidated financial statements for the six months ended 30 June 2026, El Sewedy Electric Company, approved for issuance by the board on 11 August 2026 (note 2-1), published on the company's own investor-relations portal at ir.elsewedyelectric.com, profit attributable to owners of the parent company (H1-2025 8,694.611825, +14.1%)</w:t>
             </w:r>
           </w:p>
         </w:tc>
@@ -8077,7 +8077,7 @@
                 <w:color w:val="1C3A36"/>
                 <w:sz w:val="15"/>
               </w:rPr>
-              <w:t>fgn egp share fy25</w:t>
+              <w:t>h1 26 nci</w:t>
             </w:r>
           </w:p>
         </w:tc>
@@ -8094,7 +8094,7 @@
                 <w:color w:val="1C3A36"/>
                 <w:sz w:val="15"/>
               </w:rPr>
-              <w:t>0.407</w:t>
+              <w:t>725.0</w:t>
             </w:r>
           </w:p>
         </w:tc>
@@ -8111,7 +8111,7 @@
                 <w:color w:val="1C3A36"/>
                 <w:sz w:val="15"/>
               </w:rPr>
-              <w:t>2026-03-15</w:t>
+              <w:t>2026-08-11</w:t>
             </w:r>
           </w:p>
         </w:tc>
@@ -8128,7 +8128,7 @@
                 <w:color w:val="1C3A36"/>
                 <w:sz w:val="15"/>
               </w:rPr>
-              <w:t>Revenue earned OUTSIDE Egypt, FY2025, Note 5-2 (geographic disaggregation): 114,461.030219 / 281,049.081719 = 40.72%. This is the audited geographic split; the HARD-CURRENCY-LINKED share used in the currency-of-discounting alternative is derived separately below from the Cables segment's copper linkage, since a project executed abroad for a local utility is foreign revenue but not necessarily dollar-priced</w:t>
+              <w:t>Reviewed condensed interim consolidated financial statements for the six months ended 30 June 2026, El Sewedy Electric Company, approved for issuance by the board on 11 August 2026 (note 2-1), published on the company's own investor-relations portal at ir.elsewedyelectric.com, profit attributable to non-controlling interests — 6.81% of the period's total profit after tax of 10,646.715151</w:t>
             </w:r>
           </w:p>
         </w:tc>
@@ -8147,7 +8147,7 @@
                 <w:color w:val="1C3A36"/>
                 <w:sz w:val="15"/>
               </w:rPr>
-              <w:t>kd egp note</w:t>
+              <w:t>h1 26 eps</w:t>
             </w:r>
           </w:p>
         </w:tc>
@@ -8164,7 +8164,7 @@
                 <w:color w:val="1C3A36"/>
                 <w:sz w:val="15"/>
               </w:rPr>
-              <w:t>0.213</w:t>
+              <w:t>4.03</w:t>
             </w:r>
           </w:p>
         </w:tc>
@@ -8181,7 +8181,7 @@
                 <w:color w:val="1C3A36"/>
                 <w:sz w:val="15"/>
               </w:rPr>
-              <w:t>2026-03-15</w:t>
+              <w:t>2026-08-11</w:t>
             </w:r>
           </w:p>
         </w:tc>
@@ -8198,7 +8198,7 @@
                 <w:color w:val="1C3A36"/>
                 <w:sz w:val="15"/>
               </w:rPr>
-              <w:t>Average interest rate on Egyptian-pound financial liabilities, audited FY2025 Note 32 (loans and borrowings) and Note 43-3-2 (interest-rate risk) — both give 21.30%/21.3%. DOWN from 28.68% at FY2024-end and further to 20.32% at Q1-2026</w:t>
+              <w:t>Reviewed condensed interim consolidated financial statements for the six months ended 30 June 2026, El Sewedy Electric Company, approved for issuance by the board on 11 August 2026 (note 2-1), published on the company's own investor-relations portal at ir.elsewedyelectric.com, note 38: basic and diluted earnings per share (H1-2025 3.55)</w:t>
             </w:r>
           </w:p>
         </w:tc>
@@ -8217,7 +8217,7 @@
                 <w:color w:val="1C3A36"/>
                 <w:sz w:val="15"/>
               </w:rPr>
-              <w:t>kd hard note</w:t>
+              <w:t>emp share fy24</w:t>
             </w:r>
           </w:p>
         </w:tc>
@@ -8234,7 +8234,7 @@
                 <w:color w:val="1C3A36"/>
                 <w:sz w:val="15"/>
               </w:rPr>
-              <w:t>0.0529</w:t>
+              <w:t>2,025.8</w:t>
             </w:r>
           </w:p>
         </w:tc>
@@ -8251,7 +8251,7 @@
                 <w:color w:val="1C3A36"/>
                 <w:sz w:val="15"/>
               </w:rPr>
-              <w:t>2026-03-15</w:t>
+              <w:t>2026-03-01</w:t>
             </w:r>
           </w:p>
         </w:tc>
@@ -8268,7 +8268,7 @@
                 <w:color w:val="1C3A36"/>
                 <w:sz w:val="15"/>
               </w:rPr>
-              <w:t>Average interest rate on US-dollar and other foreign-currency financial liabilities, blended, audited FY2025 Note 32 and Note 43-3-2. The company simplified its disclosure from a three-way EGP/USD/EUR split (FY2024: 28.68% / 6.49% / 3.92%) to this two-way EGP/blended-foreign split from FY2025 onward; the model follows the company's own current convention rather than preserving a split it no longer publishes</w:t>
+              <w:t>Audited FY2025 consolidated financial statements, note 39 (FY2024 comparative): employees' share in profit (estimated), deducted from profit attributable to owners to reach profit attributable to ordinary shareholders — 11.60% of the 17,461.358714 attributable</w:t>
             </w:r>
           </w:p>
         </w:tc>
@@ -8287,7 +8287,7 @@
                 <w:color w:val="1C3A36"/>
                 <w:sz w:val="15"/>
               </w:rPr>
-              <w:t>debt open fy25</w:t>
+              <w:t>emp share fy25</w:t>
             </w:r>
           </w:p>
         </w:tc>
@@ -8304,7 +8304,7 @@
                 <w:color w:val="1C3A36"/>
                 <w:sz w:val="15"/>
               </w:rPr>
-              <w:t>58,796.8</w:t>
+              <w:t>2,073.1</w:t>
             </w:r>
           </w:p>
         </w:tc>
@@ -8321,7 +8321,7 @@
                 <w:color w:val="1C3A36"/>
                 <w:sz w:val="15"/>
               </w:rPr>
-              <w:t>2026-03-15</w:t>
+              <w:t>2026-03-01</w:t>
             </w:r>
           </w:p>
         </w:tc>
@@ -8338,7 +8338,7 @@
                 <w:color w:val="1C3A36"/>
                 <w:sz w:val="15"/>
               </w:rPr>
-              <w:t>Loans and credit facilities (excluding lease liabilities) at 1 January 2025, financing-liability movement reconciliation, audited FY2025 Note 32</w:t>
+              <w:t>Audited FY2025 consolidated financial statements, note 39: employees' share in profit (estimated) — 11.96% of the 17,330.244990 attributable to owners. The reported EPS of 7.13 is struck on the 15,257.140146 that remains, over a weighted-average 2,139,355,716 shares (issued 2,140,777,876 less 1,422,160 ESOP shares issued not granted)</w:t>
             </w:r>
           </w:p>
         </w:tc>
@@ -8357,7 +8357,7 @@
                 <w:color w:val="1C3A36"/>
                 <w:sz w:val="15"/>
               </w:rPr>
-              <w:t>debt close fy25</w:t>
+              <w:t>emp share h1 26</w:t>
             </w:r>
           </w:p>
         </w:tc>
@@ -8374,7 +8374,7 @@
                 <w:color w:val="1C3A36"/>
                 <w:sz w:val="15"/>
               </w:rPr>
-              <w:t>62,462.1</w:t>
+              <w:t>1,291.2</w:t>
             </w:r>
           </w:p>
         </w:tc>
@@ -8391,7 +8391,7 @@
                 <w:color w:val="1C3A36"/>
                 <w:sz w:val="15"/>
               </w:rPr>
-              <w:t>2026-03-15</w:t>
+              <w:t>2026-08-11</w:t>
             </w:r>
           </w:p>
         </w:tc>
@@ -8408,7 +8408,7 @@
                 <w:color w:val="1C3A36"/>
                 <w:sz w:val="15"/>
               </w:rPr>
-              <w:t>Loans and credit facilities (excluding lease liabilities) at 31 December 2025, financing-liability movement reconciliation, audited FY2025 Note 32</w:t>
+              <w:t>Reviewed condensed interim consolidated financial statements for the six months ended 30 June 2026, El Sewedy Electric Company, approved for issuance by the board on 11 August 2026 (note 2-1), published on the company's own investor-relations portal at ir.elsewedyelectric.com, note 38: employees' share in profit (expected) — 13.01% of the 9,921.669274 attributable to owners (H1-2025 1,104.834367 on 8,694.611825, 12.71%)</w:t>
             </w:r>
           </w:p>
         </w:tc>
@@ -8427,7 +8427,7 @@
                 <w:color w:val="1C3A36"/>
                 <w:sz w:val="15"/>
               </w:rPr>
-              <w:t>int exp fy25</w:t>
+              <w:t>eps fy25</w:t>
             </w:r>
           </w:p>
         </w:tc>
@@ -8444,7 +8444,7 @@
                 <w:color w:val="1C3A36"/>
                 <w:sz w:val="15"/>
               </w:rPr>
-              <w:t>5,966.7</w:t>
+              <w:t>7.13</w:t>
             </w:r>
           </w:p>
         </w:tc>
@@ -8461,7 +8461,7 @@
                 <w:color w:val="1C3A36"/>
                 <w:sz w:val="15"/>
               </w:rPr>
-              <w:t>2026-03-15</w:t>
+              <w:t>2026-03-01</w:t>
             </w:r>
           </w:p>
         </w:tc>
@@ -8478,7 +8478,7 @@
                 <w:color w:val="1C3A36"/>
                 <w:sz w:val="15"/>
               </w:rPr>
-              <w:t>Interest expense on loans and credit facilities, audited FY2025 Note 32 financing-liability movement reconciliation (excludes 118.129606 of lease interest, carried separately)</w:t>
+              <w:t>Audited FY2025 consolidated financial statements, note 39: basic and diluted earnings per share. REGISTERED SO THAT IT CAN BE RECONCILED — 17,330.244990 attributable over 2,140.777876 shares gives 8.095, and the difference from 7.13 is the employees' share above plus the ESOP adjustment to the weighted-average count. Neither figure was wrong in the first edition; nothing compared them</w:t>
             </w:r>
           </w:p>
         </w:tc>
@@ -8497,6 +8497,1686 @@
                 <w:color w:val="1C3A36"/>
                 <w:sz w:val="15"/>
               </w:rPr>
+              <w:t>seg rev h1 26</w:t>
+            </w:r>
+          </w:p>
+        </w:tc>
+        <w:tc>
+          <w:tcPr>
+            <w:tcW w:type="dxa" w:w="1368"/>
+          </w:tcPr>
+          <w:p>
+            <w:pPr>
+              <w:spacing w:after="20"/>
+            </w:pPr>
+            <w:r>
+              <w:rPr>
+                <w:color w:val="1C3A36"/>
+                <w:sz w:val="15"/>
+              </w:rPr>
+              <w:t>cables: 96,495.2; construct: 43,831.3; elecprod: 22,989.3</w:t>
+            </w:r>
+          </w:p>
+        </w:tc>
+        <w:tc>
+          <w:tcPr>
+            <w:tcW w:type="dxa" w:w="1037"/>
+          </w:tcPr>
+          <w:p>
+            <w:pPr>
+              <w:spacing w:after="20"/>
+            </w:pPr>
+            <w:r>
+              <w:rPr>
+                <w:color w:val="1C3A36"/>
+                <w:sz w:val="15"/>
+              </w:rPr>
+              <w:t>2026-08-11</w:t>
+            </w:r>
+          </w:p>
+        </w:tc>
+        <w:tc>
+          <w:tcPr>
+            <w:tcW w:type="dxa" w:w="6019"/>
+          </w:tcPr>
+          <w:p>
+            <w:pPr>
+              <w:spacing w:after="20"/>
+            </w:pPr>
+            <w:r>
+              <w:rPr>
+                <w:color w:val="1C3A36"/>
+                <w:sz w:val="15"/>
+              </w:rPr>
+              <w:t>Reviewed condensed interim consolidated financial statements for the six months ended 30 June 2026, El Sewedy Electric Company, approved for issuance by the board on 11 August 2026 (note 2-1), published on the company's own investor-relations portal at ir.elsewedyelectric.com, note 16: revenue without inter-segment sales, aggregating the inside-Egypt and outside-Egypt columns for each segment. Sums EXACTLY to the consolidated 163,315.717414</w:t>
+            </w:r>
+          </w:p>
+        </w:tc>
+      </w:tr>
+      <w:tr>
+        <w:tc>
+          <w:tcPr>
+            <w:tcW w:type="dxa" w:w="1656"/>
+          </w:tcPr>
+          <w:p>
+            <w:pPr>
+              <w:spacing w:after="20"/>
+            </w:pPr>
+            <w:r>
+              <w:rPr>
+                <w:color w:val="1C3A36"/>
+                <w:sz w:val="15"/>
+              </w:rPr>
+              <w:t>seg profit h1 26</w:t>
+            </w:r>
+          </w:p>
+        </w:tc>
+        <w:tc>
+          <w:tcPr>
+            <w:tcW w:type="dxa" w:w="1368"/>
+          </w:tcPr>
+          <w:p>
+            <w:pPr>
+              <w:spacing w:after="20"/>
+            </w:pPr>
+            <w:r>
+              <w:rPr>
+                <w:color w:val="1C3A36"/>
+                <w:sz w:val="15"/>
+              </w:rPr>
+              <w:t>cables: 12,051.3; construct: 5,081.5; elecprod: 5,725.9</w:t>
+            </w:r>
+          </w:p>
+        </w:tc>
+        <w:tc>
+          <w:tcPr>
+            <w:tcW w:type="dxa" w:w="1037"/>
+          </w:tcPr>
+          <w:p>
+            <w:pPr>
+              <w:spacing w:after="20"/>
+            </w:pPr>
+            <w:r>
+              <w:rPr>
+                <w:color w:val="1C3A36"/>
+                <w:sz w:val="15"/>
+              </w:rPr>
+              <w:t>2026-08-11</w:t>
+            </w:r>
+          </w:p>
+        </w:tc>
+        <w:tc>
+          <w:tcPr>
+            <w:tcW w:type="dxa" w:w="6019"/>
+          </w:tcPr>
+          <w:p>
+            <w:pPr>
+              <w:spacing w:after="20"/>
+            </w:pPr>
+            <w:r>
+              <w:rPr>
+                <w:color w:val="1C3A36"/>
+                <w:sz w:val="15"/>
+              </w:rPr>
+              <w:t>Reviewed condensed interim consolidated financial statements for the six months ended 30 June 2026, El Sewedy Electric Company, approved for issuance by the board on 11 August 2026 (note 2-1), published on the company's own investor-relations portal at ir.elsewedyelectric.com, note 16: SEGMENT PROFIT (gross profit less selling and distribution expenses), aggregating both geography columns per segment</w:t>
+            </w:r>
+          </w:p>
+        </w:tc>
+      </w:tr>
+      <w:tr>
+        <w:tc>
+          <w:tcPr>
+            <w:tcW w:type="dxa" w:w="1656"/>
+          </w:tcPr>
+          <w:p>
+            <w:pPr>
+              <w:spacing w:after="20"/>
+            </w:pPr>
+            <w:r>
+              <w:rPr>
+                <w:color w:val="1C3A36"/>
+                <w:sz w:val="15"/>
+              </w:rPr>
+              <w:t>seg unalloc h1 26</w:t>
+            </w:r>
+          </w:p>
+        </w:tc>
+        <w:tc>
+          <w:tcPr>
+            <w:tcW w:type="dxa" w:w="1368"/>
+          </w:tcPr>
+          <w:p>
+            <w:pPr>
+              <w:spacing w:after="20"/>
+            </w:pPr>
+            <w:r>
+              <w:rPr>
+                <w:color w:val="1C3A36"/>
+                <w:sz w:val="15"/>
+              </w:rPr>
+              <w:t>-121.8</w:t>
+            </w:r>
+          </w:p>
+        </w:tc>
+        <w:tc>
+          <w:tcPr>
+            <w:tcW w:type="dxa" w:w="1037"/>
+          </w:tcPr>
+          <w:p>
+            <w:pPr>
+              <w:spacing w:after="20"/>
+            </w:pPr>
+            <w:r>
+              <w:rPr>
+                <w:color w:val="1C3A36"/>
+                <w:sz w:val="15"/>
+              </w:rPr>
+              <w:t>2026-08-11</w:t>
+            </w:r>
+          </w:p>
+        </w:tc>
+        <w:tc>
+          <w:tcPr>
+            <w:tcW w:type="dxa" w:w="6019"/>
+          </w:tcPr>
+          <w:p>
+            <w:pPr>
+              <w:spacing w:after="20"/>
+            </w:pPr>
+            <w:r>
+              <w:rPr>
+                <w:color w:val="1C3A36"/>
+                <w:sz w:val="15"/>
+              </w:rPr>
+              <w:t>Reviewed condensed interim consolidated financial statements for the six months ended 30 June 2026, El Sewedy Electric Company, approved for issuance by the board on 11 August 2026 (note 2-1), published on the company's own investor-relations portal at ir.elsewedyelectric.com, note 16: the unallocated segment-profit columns</w:t>
+            </w:r>
+          </w:p>
+        </w:tc>
+      </w:tr>
+      <w:tr>
+        <w:tc>
+          <w:tcPr>
+            <w:tcW w:type="dxa" w:w="1656"/>
+          </w:tcPr>
+          <w:p>
+            <w:pPr>
+              <w:spacing w:after="20"/>
+            </w:pPr>
+            <w:r>
+              <w:rPr>
+                <w:color w:val="1C3A36"/>
+                <w:sz w:val="15"/>
+              </w:rPr>
+              <w:t>seg rev h1 25</w:t>
+            </w:r>
+          </w:p>
+        </w:tc>
+        <w:tc>
+          <w:tcPr>
+            <w:tcW w:type="dxa" w:w="1368"/>
+          </w:tcPr>
+          <w:p>
+            <w:pPr>
+              <w:spacing w:after="20"/>
+            </w:pPr>
+            <w:r>
+              <w:rPr>
+                <w:color w:val="1C3A36"/>
+                <w:sz w:val="15"/>
+              </w:rPr>
+              <w:t>cables: 73,904.0; construct: 34,392.8; elecprod: 15,503.8</w:t>
+            </w:r>
+          </w:p>
+        </w:tc>
+        <w:tc>
+          <w:tcPr>
+            <w:tcW w:type="dxa" w:w="1037"/>
+          </w:tcPr>
+          <w:p>
+            <w:pPr>
+              <w:spacing w:after="20"/>
+            </w:pPr>
+            <w:r>
+              <w:rPr>
+                <w:color w:val="1C3A36"/>
+                <w:sz w:val="15"/>
+              </w:rPr>
+              <w:t>2026-08-11</w:t>
+            </w:r>
+          </w:p>
+        </w:tc>
+        <w:tc>
+          <w:tcPr>
+            <w:tcW w:type="dxa" w:w="6019"/>
+          </w:tcPr>
+          <w:p>
+            <w:pPr>
+              <w:spacing w:after="20"/>
+            </w:pPr>
+            <w:r>
+              <w:rPr>
+                <w:color w:val="1C3A36"/>
+                <w:sz w:val="15"/>
+              </w:rPr>
+              <w:t>Reviewed condensed interim consolidated financial statements for the six months ended 30 June 2026, El Sewedy Electric Company, approved for issuance by the board on 11 August 2026 (note 2-1), published on the company's own investor-relations portal at ir.elsewedyelectric.com, note 16 H1-2025 comparative. Sums EXACTLY to 123,800.551073</w:t>
+            </w:r>
+          </w:p>
+        </w:tc>
+      </w:tr>
+      <w:tr>
+        <w:tc>
+          <w:tcPr>
+            <w:tcW w:type="dxa" w:w="1656"/>
+          </w:tcPr>
+          <w:p>
+            <w:pPr>
+              <w:spacing w:after="20"/>
+            </w:pPr>
+            <w:r>
+              <w:rPr>
+                <w:color w:val="1C3A36"/>
+                <w:sz w:val="15"/>
+              </w:rPr>
+              <w:t>seg profit h1 25</w:t>
+            </w:r>
+          </w:p>
+        </w:tc>
+        <w:tc>
+          <w:tcPr>
+            <w:tcW w:type="dxa" w:w="1368"/>
+          </w:tcPr>
+          <w:p>
+            <w:pPr>
+              <w:spacing w:after="20"/>
+            </w:pPr>
+            <w:r>
+              <w:rPr>
+                <w:color w:val="1C3A36"/>
+                <w:sz w:val="15"/>
+              </w:rPr>
+              <w:t>cables: 10,749.2; construct: 3,115.5; elecprod: 3,636.8</w:t>
+            </w:r>
+          </w:p>
+        </w:tc>
+        <w:tc>
+          <w:tcPr>
+            <w:tcW w:type="dxa" w:w="1037"/>
+          </w:tcPr>
+          <w:p>
+            <w:pPr>
+              <w:spacing w:after="20"/>
+            </w:pPr>
+            <w:r>
+              <w:rPr>
+                <w:color w:val="1C3A36"/>
+                <w:sz w:val="15"/>
+              </w:rPr>
+              <w:t>2026-08-11</w:t>
+            </w:r>
+          </w:p>
+        </w:tc>
+        <w:tc>
+          <w:tcPr>
+            <w:tcW w:type="dxa" w:w="6019"/>
+          </w:tcPr>
+          <w:p>
+            <w:pPr>
+              <w:spacing w:after="20"/>
+            </w:pPr>
+            <w:r>
+              <w:rPr>
+                <w:color w:val="1C3A36"/>
+                <w:sz w:val="15"/>
+              </w:rPr>
+              <w:t>Reviewed condensed interim consolidated financial statements for the six months ended 30 June 2026, El Sewedy Electric Company, approved for issuance by the board on 11 August 2026 (note 2-1), published on the company's own investor-relations portal at ir.elsewedyelectric.com, note 16 H1-2025 comparative, segment profit — THE HALF THIS STUDY MUST COMPARE AGAINST, because FY2025's group margin of 12.18% sits well below H1-2025's 14.06%: this company's halves are not alike and a half-against-full-year comparison is a basis error</w:t>
+            </w:r>
+          </w:p>
+        </w:tc>
+      </w:tr>
+      <w:tr>
+        <w:tc>
+          <w:tcPr>
+            <w:tcW w:type="dxa" w:w="1656"/>
+          </w:tcPr>
+          <w:p>
+            <w:pPr>
+              <w:spacing w:after="20"/>
+            </w:pPr>
+            <w:r>
+              <w:rPr>
+                <w:color w:val="1C3A36"/>
+                <w:sz w:val="15"/>
+              </w:rPr>
+              <w:t>h1 26 debt</w:t>
+            </w:r>
+          </w:p>
+        </w:tc>
+        <w:tc>
+          <w:tcPr>
+            <w:tcW w:type="dxa" w:w="1368"/>
+          </w:tcPr>
+          <w:p>
+            <w:pPr>
+              <w:spacing w:after="20"/>
+            </w:pPr>
+            <w:r>
+              <w:rPr>
+                <w:color w:val="1C3A36"/>
+                <w:sz w:val="15"/>
+              </w:rPr>
+              <w:t>84,005.2</w:t>
+            </w:r>
+          </w:p>
+        </w:tc>
+        <w:tc>
+          <w:tcPr>
+            <w:tcW w:type="dxa" w:w="1037"/>
+          </w:tcPr>
+          <w:p>
+            <w:pPr>
+              <w:spacing w:after="20"/>
+            </w:pPr>
+            <w:r>
+              <w:rPr>
+                <w:color w:val="1C3A36"/>
+                <w:sz w:val="15"/>
+              </w:rPr>
+              <w:t>2026-08-11</w:t>
+            </w:r>
+          </w:p>
+        </w:tc>
+        <w:tc>
+          <w:tcPr>
+            <w:tcW w:type="dxa" w:w="6019"/>
+          </w:tcPr>
+          <w:p>
+            <w:pPr>
+              <w:spacing w:after="20"/>
+            </w:pPr>
+            <w:r>
+              <w:rPr>
+                <w:color w:val="1C3A36"/>
+                <w:sz w:val="15"/>
+              </w:rPr>
+              <w:t>Reviewed condensed interim consolidated financial statements for the six months ended 30 June 2026, El Sewedy Electric Company, approved for issuance by the board on 11 August 2026 (note 2-1), published on the company's own investor-relations portal at ir.elsewedyelectric.com, condensed interim statement of financial position, note 31: loans and borrowings, non-current 8,072.452169 plus current 75,932.760330</w:t>
+            </w:r>
+          </w:p>
+        </w:tc>
+      </w:tr>
+      <w:tr>
+        <w:tc>
+          <w:tcPr>
+            <w:tcW w:type="dxa" w:w="1656"/>
+          </w:tcPr>
+          <w:p>
+            <w:pPr>
+              <w:spacing w:after="20"/>
+            </w:pPr>
+            <w:r>
+              <w:rPr>
+                <w:color w:val="1C3A36"/>
+                <w:sz w:val="15"/>
+              </w:rPr>
+              <w:t>h1 26 cash</w:t>
+            </w:r>
+          </w:p>
+        </w:tc>
+        <w:tc>
+          <w:tcPr>
+            <w:tcW w:type="dxa" w:w="1368"/>
+          </w:tcPr>
+          <w:p>
+            <w:pPr>
+              <w:spacing w:after="20"/>
+            </w:pPr>
+            <w:r>
+              <w:rPr>
+                <w:color w:val="1C3A36"/>
+                <w:sz w:val="15"/>
+              </w:rPr>
+              <w:t>55,376.2</w:t>
+            </w:r>
+          </w:p>
+        </w:tc>
+        <w:tc>
+          <w:tcPr>
+            <w:tcW w:type="dxa" w:w="1037"/>
+          </w:tcPr>
+          <w:p>
+            <w:pPr>
+              <w:spacing w:after="20"/>
+            </w:pPr>
+            <w:r>
+              <w:rPr>
+                <w:color w:val="1C3A36"/>
+                <w:sz w:val="15"/>
+              </w:rPr>
+              <w:t>2026-08-11</w:t>
+            </w:r>
+          </w:p>
+        </w:tc>
+        <w:tc>
+          <w:tcPr>
+            <w:tcW w:type="dxa" w:w="6019"/>
+          </w:tcPr>
+          <w:p>
+            <w:pPr>
+              <w:spacing w:after="20"/>
+            </w:pPr>
+            <w:r>
+              <w:rPr>
+                <w:color w:val="1C3A36"/>
+                <w:sz w:val="15"/>
+              </w:rPr>
+              <w:t>Reviewed condensed interim consolidated financial statements for the six months ended 30 June 2026, El Sewedy Electric Company, approved for issuance by the board on 11 August 2026 (note 2-1), published on the company's own investor-relations portal at ir.elsewedyelectric.com, note 28 cash and cash equivalents 52,775.664158 plus note 27 investments in debt securities at amortised cost 2,600.578354</w:t>
+            </w:r>
+          </w:p>
+        </w:tc>
+      </w:tr>
+      <w:tr>
+        <w:tc>
+          <w:tcPr>
+            <w:tcW w:type="dxa" w:w="1656"/>
+          </w:tcPr>
+          <w:p>
+            <w:pPr>
+              <w:spacing w:after="20"/>
+            </w:pPr>
+            <w:r>
+              <w:rPr>
+                <w:color w:val="1C3A36"/>
+                <w:sz w:val="15"/>
+              </w:rPr>
+              <w:t>h1 26 investees</w:t>
+            </w:r>
+          </w:p>
+        </w:tc>
+        <w:tc>
+          <w:tcPr>
+            <w:tcW w:type="dxa" w:w="1368"/>
+          </w:tcPr>
+          <w:p>
+            <w:pPr>
+              <w:spacing w:after="20"/>
+            </w:pPr>
+            <w:r>
+              <w:rPr>
+                <w:color w:val="1C3A36"/>
+                <w:sz w:val="15"/>
+              </w:rPr>
+              <w:t>7,119.6</w:t>
+            </w:r>
+          </w:p>
+        </w:tc>
+        <w:tc>
+          <w:tcPr>
+            <w:tcW w:type="dxa" w:w="1037"/>
+          </w:tcPr>
+          <w:p>
+            <w:pPr>
+              <w:spacing w:after="20"/>
+            </w:pPr>
+            <w:r>
+              <w:rPr>
+                <w:color w:val="1C3A36"/>
+                <w:sz w:val="15"/>
+              </w:rPr>
+              <w:t>2026-08-11</w:t>
+            </w:r>
+          </w:p>
+        </w:tc>
+        <w:tc>
+          <w:tcPr>
+            <w:tcW w:type="dxa" w:w="6019"/>
+          </w:tcPr>
+          <w:p>
+            <w:pPr>
+              <w:spacing w:after="20"/>
+            </w:pPr>
+            <w:r>
+              <w:rPr>
+                <w:color w:val="1C3A36"/>
+                <w:sz w:val="15"/>
+              </w:rPr>
+              <w:t>Reviewed condensed interim consolidated financial statements for the six months ended 30 June 2026, El Sewedy Electric Company, approved for issuance by the board on 11 August 2026 (note 2-1), published on the company's own investor-relations portal at ir.elsewedyelectric.com, note 20: equity-accounted investees at carrying value (31-Dec-2025: 6,757.650507)</w:t>
+            </w:r>
+          </w:p>
+        </w:tc>
+      </w:tr>
+      <w:tr>
+        <w:tc>
+          <w:tcPr>
+            <w:tcW w:type="dxa" w:w="1656"/>
+          </w:tcPr>
+          <w:p>
+            <w:pPr>
+              <w:spacing w:after="20"/>
+            </w:pPr>
+            <w:r>
+              <w:rPr>
+                <w:color w:val="1C3A36"/>
+                <w:sz w:val="15"/>
+              </w:rPr>
+              <w:t>h1 26 eq parent</w:t>
+            </w:r>
+          </w:p>
+        </w:tc>
+        <w:tc>
+          <w:tcPr>
+            <w:tcW w:type="dxa" w:w="1368"/>
+          </w:tcPr>
+          <w:p>
+            <w:pPr>
+              <w:spacing w:after="20"/>
+            </w:pPr>
+            <w:r>
+              <w:rPr>
+                <w:color w:val="1C3A36"/>
+                <w:sz w:val="15"/>
+              </w:rPr>
+              <w:t>70,347.3</w:t>
+            </w:r>
+          </w:p>
+        </w:tc>
+        <w:tc>
+          <w:tcPr>
+            <w:tcW w:type="dxa" w:w="1037"/>
+          </w:tcPr>
+          <w:p>
+            <w:pPr>
+              <w:spacing w:after="20"/>
+            </w:pPr>
+            <w:r>
+              <w:rPr>
+                <w:color w:val="1C3A36"/>
+                <w:sz w:val="15"/>
+              </w:rPr>
+              <w:t>2026-08-11</w:t>
+            </w:r>
+          </w:p>
+        </w:tc>
+        <w:tc>
+          <w:tcPr>
+            <w:tcW w:type="dxa" w:w="6019"/>
+          </w:tcPr>
+          <w:p>
+            <w:pPr>
+              <w:spacing w:after="20"/>
+            </w:pPr>
+            <w:r>
+              <w:rPr>
+                <w:color w:val="1C3A36"/>
+                <w:sz w:val="15"/>
+              </w:rPr>
+              <w:t>Reviewed condensed interim consolidated financial statements for the six months ended 30 June 2026, El Sewedy Electric Company, approved for issuance by the board on 11 August 2026 (note 2-1), published on the company's own investor-relations portal at ir.elsewedyelectric.com, equity attributable to owners of the parent company (31-Dec-2025: 66,870.866550)</w:t>
+            </w:r>
+          </w:p>
+        </w:tc>
+      </w:tr>
+      <w:tr>
+        <w:tc>
+          <w:tcPr>
+            <w:tcW w:type="dxa" w:w="1656"/>
+          </w:tcPr>
+          <w:p>
+            <w:pPr>
+              <w:spacing w:after="20"/>
+            </w:pPr>
+            <w:r>
+              <w:rPr>
+                <w:color w:val="1C3A36"/>
+                <w:sz w:val="15"/>
+              </w:rPr>
+              <w:t>h1 26 nci eq</w:t>
+            </w:r>
+          </w:p>
+        </w:tc>
+        <w:tc>
+          <w:tcPr>
+            <w:tcW w:type="dxa" w:w="1368"/>
+          </w:tcPr>
+          <w:p>
+            <w:pPr>
+              <w:spacing w:after="20"/>
+            </w:pPr>
+            <w:r>
+              <w:rPr>
+                <w:color w:val="1C3A36"/>
+                <w:sz w:val="15"/>
+              </w:rPr>
+              <w:t>5,677.3</w:t>
+            </w:r>
+          </w:p>
+        </w:tc>
+        <w:tc>
+          <w:tcPr>
+            <w:tcW w:type="dxa" w:w="1037"/>
+          </w:tcPr>
+          <w:p>
+            <w:pPr>
+              <w:spacing w:after="20"/>
+            </w:pPr>
+            <w:r>
+              <w:rPr>
+                <w:color w:val="1C3A36"/>
+                <w:sz w:val="15"/>
+              </w:rPr>
+              <w:t>2026-08-11</w:t>
+            </w:r>
+          </w:p>
+        </w:tc>
+        <w:tc>
+          <w:tcPr>
+            <w:tcW w:type="dxa" w:w="6019"/>
+          </w:tcPr>
+          <w:p>
+            <w:pPr>
+              <w:spacing w:after="20"/>
+            </w:pPr>
+            <w:r>
+              <w:rPr>
+                <w:color w:val="1C3A36"/>
+                <w:sz w:val="15"/>
+              </w:rPr>
+              <w:t>Reviewed condensed interim consolidated financial statements for the six months ended 30 June 2026, El Sewedy Electric Company, approved for issuance by the board on 11 August 2026 (note 2-1), published on the company's own investor-relations portal at ir.elsewedyelectric.com, non-controlling interests — 7.47% of total equity of 76,024.598402, against the 9.7% value share this study's bridge deducts and 6.81% of the half's profit. The study's figure is conservative on all three readings</w:t>
+            </w:r>
+          </w:p>
+        </w:tc>
+      </w:tr>
+      <w:tr>
+        <w:tc>
+          <w:tcPr>
+            <w:tcW w:type="dxa" w:w="1656"/>
+          </w:tcPr>
+          <w:p>
+            <w:pPr>
+              <w:spacing w:after="20"/>
+            </w:pPr>
+            <w:r>
+              <w:rPr>
+                <w:color w:val="1C3A36"/>
+                <w:sz w:val="15"/>
+              </w:rPr>
+              <w:t>seg rev hist</w:t>
+            </w:r>
+          </w:p>
+        </w:tc>
+        <w:tc>
+          <w:tcPr>
+            <w:tcW w:type="dxa" w:w="1368"/>
+          </w:tcPr>
+          <w:p>
+            <w:pPr>
+              <w:spacing w:after="20"/>
+            </w:pPr>
+            <w:r>
+              <w:rPr>
+                <w:color w:val="1C3A36"/>
+                <w:sz w:val="15"/>
+              </w:rPr>
+              <w:t>FY23: cables: 82,421.3; construct: 53,482.8; elecprod: 16,282.2; FY24: cables: 137,189.8; construct: 70,921.4; elecprod: 23,870.6; FY25: cables: 155,792.9; construct: 90,958.6; elecprod: 34,297.6</w:t>
+            </w:r>
+          </w:p>
+        </w:tc>
+        <w:tc>
+          <w:tcPr>
+            <w:tcW w:type="dxa" w:w="1037"/>
+          </w:tcPr>
+          <w:p>
+            <w:pPr>
+              <w:spacing w:after="20"/>
+            </w:pPr>
+            <w:r>
+              <w:rPr>
+                <w:color w:val="1C3A36"/>
+                <w:sz w:val="15"/>
+              </w:rPr>
+              <w:t>2026-03-15</w:t>
+            </w:r>
+          </w:p>
+        </w:tc>
+        <w:tc>
+          <w:tcPr>
+            <w:tcW w:type="dxa" w:w="6019"/>
+          </w:tcPr>
+          <w:p>
+            <w:pPr>
+              <w:spacing w:after="20"/>
+            </w:pPr>
+            <w:r>
+              <w:rPr>
+                <w:color w:val="1C3A36"/>
+                <w:sz w:val="15"/>
+              </w:rPr>
+              <w:t>Revenue by product/service line, Note 5-3, all three audited financial statements. Sums EXACTLY to consolidated revenue in every year (152,186.247545 / 231,981.835577 / 281,049.081719). This REPLACES a seven-way sub-segment split (cables, raw material, engineering &amp; construction, transformers, meters, other electrical products, infrastructure investment) that does not appear in any of three years of audited filings</w:t>
+            </w:r>
+          </w:p>
+        </w:tc>
+      </w:tr>
+      <w:tr>
+        <w:tc>
+          <w:tcPr>
+            <w:tcW w:type="dxa" w:w="1656"/>
+          </w:tcPr>
+          <w:p>
+            <w:pPr>
+              <w:spacing w:after="20"/>
+            </w:pPr>
+            <w:r>
+              <w:rPr>
+                <w:color w:val="1C3A36"/>
+                <w:sz w:val="15"/>
+              </w:rPr>
+              <w:t>seg profit hist</w:t>
+            </w:r>
+          </w:p>
+        </w:tc>
+        <w:tc>
+          <w:tcPr>
+            <w:tcW w:type="dxa" w:w="1368"/>
+          </w:tcPr>
+          <w:p>
+            <w:pPr>
+              <w:spacing w:after="20"/>
+            </w:pPr>
+            <w:r>
+              <w:rPr>
+                <w:color w:val="1C3A36"/>
+                <w:sz w:val="15"/>
+              </w:rPr>
+              <w:t>FY23: cables: 16,057.6; construct: 6,215.5; elecprod: 4,142.8; FY24: cables: 24,851.9; construct: 8,115.9; elecprod: 6,345.3; FY25: cables: 21,016.4; construct: 5,868.9; elecprod: 7,604.8</w:t>
+            </w:r>
+          </w:p>
+        </w:tc>
+        <w:tc>
+          <w:tcPr>
+            <w:tcW w:type="dxa" w:w="1037"/>
+          </w:tcPr>
+          <w:p>
+            <w:pPr>
+              <w:spacing w:after="20"/>
+            </w:pPr>
+            <w:r>
+              <w:rPr>
+                <w:color w:val="1C3A36"/>
+                <w:sz w:val="15"/>
+              </w:rPr>
+              <w:t>2026-03-15</w:t>
+            </w:r>
+          </w:p>
+        </w:tc>
+        <w:tc>
+          <w:tcPr>
+            <w:tcW w:type="dxa" w:w="6019"/>
+          </w:tcPr>
+          <w:p>
+            <w:pPr>
+              <w:spacing w:after="20"/>
+            </w:pPr>
+            <w:r>
+              <w:rPr>
+                <w:color w:val="1C3A36"/>
+                <w:sz w:val="15"/>
+              </w:rPr>
+              <w:t>Segment profit by the same three segments, Note 16 (operating segments), all three audited financial statements — the inside-Egypt and outside-Egypt columns summed. This is computed on the segment note's OWN (pre-elimination) revenue base, which is larger than the Note 5-3 external-revenue view because it includes inter-segment sales (chiefly cable output consumed by the Constructions segment on turnkey projects); FY2025 also carries a disclosed unallocated/corporate item of -246.710877 not attributed to any segment. FY2023's three segments sum to 26,415.925233 against a disclosed total of 26,406.917233 (a 9.0 EGP thousand rounding residual in the filing's own inside/outside table, immaterial); FY2024 and FY2025 tie exactly</w:t>
+            </w:r>
+          </w:p>
+        </w:tc>
+      </w:tr>
+      <w:tr>
+        <w:tc>
+          <w:tcPr>
+            <w:tcW w:type="dxa" w:w="1656"/>
+          </w:tcPr>
+          <w:p>
+            <w:pPr>
+              <w:spacing w:after="20"/>
+            </w:pPr>
+            <w:r>
+              <w:rPr>
+                <w:color w:val="1C3A36"/>
+                <w:sz w:val="15"/>
+              </w:rPr>
+              <w:t>corp load hist</w:t>
+            </w:r>
+          </w:p>
+        </w:tc>
+        <w:tc>
+          <w:tcPr>
+            <w:tcW w:type="dxa" w:w="1368"/>
+          </w:tcPr>
+          <w:p>
+            <w:pPr>
+              <w:spacing w:after="20"/>
+            </w:pPr>
+            <w:r>
+              <w:rPr>
+                <w:color w:val="1C3A36"/>
+                <w:sz w:val="15"/>
+              </w:rPr>
+              <w:t>FY23: 0.057; FY24: 0.043; FY25: 0.0316</w:t>
+            </w:r>
+          </w:p>
+        </w:tc>
+        <w:tc>
+          <w:tcPr>
+            <w:tcW w:type="dxa" w:w="1037"/>
+          </w:tcPr>
+          <w:p>
+            <w:pPr>
+              <w:spacing w:after="20"/>
+            </w:pPr>
+            <w:r>
+              <w:rPr>
+                <w:color w:val="1C3A36"/>
+                <w:sz w:val="15"/>
+              </w:rPr>
+              <w:t>2026-03-15</w:t>
+            </w:r>
+          </w:p>
+        </w:tc>
+        <w:tc>
+          <w:tcPr>
+            <w:tcW w:type="dxa" w:w="6019"/>
+          </w:tcPr>
+          <w:p>
+            <w:pPr>
+              <w:spacing w:after="20"/>
+            </w:pPr>
+            <w:r>
+              <w:rPr>
+                <w:color w:val="1C3A36"/>
+                <w:sz w:val="15"/>
+              </w:rPr>
+              <w:t>Net corporate cost load = (G&amp;A + net impairment on receivables + other expenses - other income) / revenue, computed from the audited income statements. This is the bridge from segment profit (Note 16) to consolidated operating profit and it reconciles EXACTLY in all three years: e.g. FY2025 segment profit 34,490.095562 less the -246.710877 unallocated/corporate item = 34,243.384685, less 3.163% x revenue 281,049.081719 = 25,354.225619 = the audited operating profit to the EGP. The load has been FALLING — operating leverage improving at the corporate level even as segment margins compressed</w:t>
+            </w:r>
+          </w:p>
+        </w:tc>
+      </w:tr>
+      <w:tr>
+        <w:tc>
+          <w:tcPr>
+            <w:tcW w:type="dxa" w:w="1656"/>
+          </w:tcPr>
+          <w:p>
+            <w:pPr>
+              <w:spacing w:after="20"/>
+            </w:pPr>
+            <w:r>
+              <w:rPr>
+                <w:color w:val="1C3A36"/>
+                <w:sz w:val="15"/>
+              </w:rPr>
+              <w:t>seg unalloc fy25</w:t>
+            </w:r>
+          </w:p>
+        </w:tc>
+        <w:tc>
+          <w:tcPr>
+            <w:tcW w:type="dxa" w:w="1368"/>
+          </w:tcPr>
+          <w:p>
+            <w:pPr>
+              <w:spacing w:after="20"/>
+            </w:pPr>
+            <w:r>
+              <w:rPr>
+                <w:color w:val="1C3A36"/>
+                <w:sz w:val="15"/>
+              </w:rPr>
+              <w:t>-246.7</w:t>
+            </w:r>
+          </w:p>
+        </w:tc>
+        <w:tc>
+          <w:tcPr>
+            <w:tcW w:type="dxa" w:w="1037"/>
+          </w:tcPr>
+          <w:p>
+            <w:pPr>
+              <w:spacing w:after="20"/>
+            </w:pPr>
+            <w:r>
+              <w:rPr>
+                <w:color w:val="1C3A36"/>
+                <w:sz w:val="15"/>
+              </w:rPr>
+              <w:t>2026-03-15</w:t>
+            </w:r>
+          </w:p>
+        </w:tc>
+        <w:tc>
+          <w:tcPr>
+            <w:tcW w:type="dxa" w:w="6019"/>
+          </w:tcPr>
+          <w:p>
+            <w:pPr>
+              <w:spacing w:after="20"/>
+            </w:pPr>
+            <w:r>
+              <w:rPr>
+                <w:color w:val="1C3A36"/>
+                <w:sz w:val="15"/>
+              </w:rPr>
+              <w:t>Unallocated/corporate segment item, Note 16, FY2025 audited financial statements — not attributed to any of the three segments; netted against the three segments' summed profit before the corporate-load bridge is applied. No equivalent unallocated item is disclosed for FY2023 or FY2024</w:t>
+            </w:r>
+          </w:p>
+        </w:tc>
+      </w:tr>
+      <w:tr>
+        <w:tc>
+          <w:tcPr>
+            <w:tcW w:type="dxa" w:w="1656"/>
+          </w:tcPr>
+          <w:p>
+            <w:pPr>
+              <w:spacing w:after="20"/>
+            </w:pPr>
+            <w:r>
+              <w:rPr>
+                <w:color w:val="1C3A36"/>
+                <w:sz w:val="15"/>
+              </w:rPr>
+              <w:t>dna pct hist</w:t>
+            </w:r>
+          </w:p>
+        </w:tc>
+        <w:tc>
+          <w:tcPr>
+            <w:tcW w:type="dxa" w:w="1368"/>
+          </w:tcPr>
+          <w:p>
+            <w:pPr>
+              <w:spacing w:after="20"/>
+            </w:pPr>
+            <w:r>
+              <w:rPr>
+                <w:color w:val="1C3A36"/>
+                <w:sz w:val="15"/>
+              </w:rPr>
+              <w:t>FY23: 0.0151; FY24: 0.0097; FY25: 0.0107</w:t>
+            </w:r>
+          </w:p>
+        </w:tc>
+        <w:tc>
+          <w:tcPr>
+            <w:tcW w:type="dxa" w:w="1037"/>
+          </w:tcPr>
+          <w:p>
+            <w:pPr>
+              <w:spacing w:after="20"/>
+            </w:pPr>
+            <w:r>
+              <w:rPr>
+                <w:color w:val="1C3A36"/>
+                <w:sz w:val="15"/>
+              </w:rPr>
+              <w:t>2026-03-15</w:t>
+            </w:r>
+          </w:p>
+        </w:tc>
+        <w:tc>
+          <w:tcPr>
+            <w:tcW w:type="dxa" w:w="6019"/>
+          </w:tcPr>
+          <w:p>
+            <w:pPr>
+              <w:spacing w:after="20"/>
+            </w:pPr>
+            <w:r>
+              <w:rPr>
+                <w:color w:val="1C3A36"/>
+                <w:sz w:val="15"/>
+              </w:rPr>
+              <w:t>Depreciation and amortisation as a share of revenue, computed from the audited cash flow statements</w:t>
+            </w:r>
+          </w:p>
+        </w:tc>
+      </w:tr>
+      <w:tr>
+        <w:tc>
+          <w:tcPr>
+            <w:tcW w:type="dxa" w:w="1656"/>
+          </w:tcPr>
+          <w:p>
+            <w:pPr>
+              <w:spacing w:after="20"/>
+            </w:pPr>
+            <w:r>
+              <w:rPr>
+                <w:color w:val="1C3A36"/>
+                <w:sz w:val="15"/>
+              </w:rPr>
+              <w:t>capex pct hist</w:t>
+            </w:r>
+          </w:p>
+        </w:tc>
+        <w:tc>
+          <w:tcPr>
+            <w:tcW w:type="dxa" w:w="1368"/>
+          </w:tcPr>
+          <w:p>
+            <w:pPr>
+              <w:spacing w:after="20"/>
+            </w:pPr>
+            <w:r>
+              <w:rPr>
+                <w:color w:val="1C3A36"/>
+                <w:sz w:val="15"/>
+              </w:rPr>
+              <w:t>FY23: 0.0312; FY24: 0.0366; FY25: 0.0466</w:t>
+            </w:r>
+          </w:p>
+        </w:tc>
+        <w:tc>
+          <w:tcPr>
+            <w:tcW w:type="dxa" w:w="1037"/>
+          </w:tcPr>
+          <w:p>
+            <w:pPr>
+              <w:spacing w:after="20"/>
+            </w:pPr>
+            <w:r>
+              <w:rPr>
+                <w:color w:val="1C3A36"/>
+                <w:sz w:val="15"/>
+              </w:rPr>
+              <w:t>2026-03-15</w:t>
+            </w:r>
+          </w:p>
+        </w:tc>
+        <w:tc>
+          <w:tcPr>
+            <w:tcW w:type="dxa" w:w="6019"/>
+          </w:tcPr>
+          <w:p>
+            <w:pPr>
+              <w:spacing w:after="20"/>
+            </w:pPr>
+            <w:r>
+              <w:rPr>
+                <w:color w:val="1C3A36"/>
+                <w:sz w:val="15"/>
+              </w:rPr>
+              <w:t>Capital expenditure (cash paid for PP&amp;E and projects under construction, audited cash flow statements) as a share of revenue — a clear, rising capacity-investment cycle</w:t>
+            </w:r>
+          </w:p>
+        </w:tc>
+      </w:tr>
+      <w:tr>
+        <w:tc>
+          <w:tcPr>
+            <w:tcW w:type="dxa" w:w="1656"/>
+          </w:tcPr>
+          <w:p>
+            <w:pPr>
+              <w:spacing w:after="20"/>
+            </w:pPr>
+            <w:r>
+              <w:rPr>
+                <w:color w:val="1C3A36"/>
+                <w:sz w:val="15"/>
+              </w:rPr>
+              <w:t>nwc pct hist</w:t>
+            </w:r>
+          </w:p>
+        </w:tc>
+        <w:tc>
+          <w:tcPr>
+            <w:tcW w:type="dxa" w:w="1368"/>
+          </w:tcPr>
+          <w:p>
+            <w:pPr>
+              <w:spacing w:after="20"/>
+            </w:pPr>
+            <w:r>
+              <w:rPr>
+                <w:color w:val="1C3A36"/>
+                <w:sz w:val="15"/>
+              </w:rPr>
+              <w:t>FY23: 0.2409; FY24: 0.2306; FY25: 0.1987</w:t>
+            </w:r>
+          </w:p>
+        </w:tc>
+        <w:tc>
+          <w:tcPr>
+            <w:tcW w:type="dxa" w:w="1037"/>
+          </w:tcPr>
+          <w:p>
+            <w:pPr>
+              <w:spacing w:after="20"/>
+            </w:pPr>
+            <w:r>
+              <w:rPr>
+                <w:color w:val="1C3A36"/>
+                <w:sz w:val="15"/>
+              </w:rPr>
+              <w:t>2026-03-15</w:t>
+            </w:r>
+          </w:p>
+        </w:tc>
+        <w:tc>
+          <w:tcPr>
+            <w:tcW w:type="dxa" w:w="6019"/>
+          </w:tcPr>
+          <w:p>
+            <w:pPr>
+              <w:spacing w:after="20"/>
+            </w:pPr>
+            <w:r>
+              <w:rPr>
+                <w:color w:val="1C3A36"/>
+                <w:sz w:val="15"/>
+              </w:rPr>
+              <w:t>Net working capital (inventories + contract assets + trade and other receivables, current, LESS trade and other payables LESS contract liabilities; industrial real-estate-development land holdings excluded as a separate quasi-investment item) as a share of revenue, computed from the audited balance sheets. FY2025 shows a genuine, disclosed IMPROVEMENT in working-capital intensity, not an assumption</w:t>
+            </w:r>
+          </w:p>
+        </w:tc>
+      </w:tr>
+      <w:tr>
+        <w:tc>
+          <w:tcPr>
+            <w:tcW w:type="dxa" w:w="1656"/>
+          </w:tcPr>
+          <w:p>
+            <w:pPr>
+              <w:spacing w:after="20"/>
+            </w:pPr>
+            <w:r>
+              <w:rPr>
+                <w:color w:val="1C3A36"/>
+                <w:sz w:val="15"/>
+              </w:rPr>
+              <w:t>foreign share fy25</w:t>
+            </w:r>
+          </w:p>
+        </w:tc>
+        <w:tc>
+          <w:tcPr>
+            <w:tcW w:type="dxa" w:w="1368"/>
+          </w:tcPr>
+          <w:p>
+            <w:pPr>
+              <w:spacing w:after="20"/>
+            </w:pPr>
+            <w:r>
+              <w:rPr>
+                <w:color w:val="1C3A36"/>
+                <w:sz w:val="15"/>
+              </w:rPr>
+              <w:t>0.7</w:t>
+            </w:r>
+          </w:p>
+        </w:tc>
+        <w:tc>
+          <w:tcPr>
+            <w:tcW w:type="dxa" w:w="1037"/>
+          </w:tcPr>
+          <w:p>
+            <w:pPr>
+              <w:spacing w:after="20"/>
+            </w:pPr>
+            <w:r>
+              <w:rPr>
+                <w:color w:val="1C3A36"/>
+                <w:sz w:val="15"/>
+              </w:rPr>
+              <w:t>2026-03-15</w:t>
+            </w:r>
+          </w:p>
+        </w:tc>
+        <w:tc>
+          <w:tcPr>
+            <w:tcW w:type="dxa" w:w="6019"/>
+          </w:tcPr>
+          <w:p>
+            <w:pPr>
+              <w:spacing w:after="20"/>
+            </w:pPr>
+            <w:r>
+              <w:rPr>
+                <w:color w:val="1C3A36"/>
+                <w:sz w:val="15"/>
+              </w:rPr>
+              <w:t>'Over 70% of revenues generated abroad' (company commentary); the audited Note 5-2 geographic split gives Outside Egypt 40.7% of FY2025 revenue (114,461.030 / 281,049.082) — geography and hard-currency pricing are different questions, addressed explicitly below</w:t>
+            </w:r>
+          </w:p>
+        </w:tc>
+      </w:tr>
+      <w:tr>
+        <w:tc>
+          <w:tcPr>
+            <w:tcW w:type="dxa" w:w="1656"/>
+          </w:tcPr>
+          <w:p>
+            <w:pPr>
+              <w:spacing w:after="20"/>
+            </w:pPr>
+            <w:r>
+              <w:rPr>
+                <w:color w:val="1C3A36"/>
+                <w:sz w:val="15"/>
+              </w:rPr>
+              <w:t>fgn egp share fy25</w:t>
+            </w:r>
+          </w:p>
+        </w:tc>
+        <w:tc>
+          <w:tcPr>
+            <w:tcW w:type="dxa" w:w="1368"/>
+          </w:tcPr>
+          <w:p>
+            <w:pPr>
+              <w:spacing w:after="20"/>
+            </w:pPr>
+            <w:r>
+              <w:rPr>
+                <w:color w:val="1C3A36"/>
+                <w:sz w:val="15"/>
+              </w:rPr>
+              <w:t>0.407</w:t>
+            </w:r>
+          </w:p>
+        </w:tc>
+        <w:tc>
+          <w:tcPr>
+            <w:tcW w:type="dxa" w:w="1037"/>
+          </w:tcPr>
+          <w:p>
+            <w:pPr>
+              <w:spacing w:after="20"/>
+            </w:pPr>
+            <w:r>
+              <w:rPr>
+                <w:color w:val="1C3A36"/>
+                <w:sz w:val="15"/>
+              </w:rPr>
+              <w:t>2026-03-15</w:t>
+            </w:r>
+          </w:p>
+        </w:tc>
+        <w:tc>
+          <w:tcPr>
+            <w:tcW w:type="dxa" w:w="6019"/>
+          </w:tcPr>
+          <w:p>
+            <w:pPr>
+              <w:spacing w:after="20"/>
+            </w:pPr>
+            <w:r>
+              <w:rPr>
+                <w:color w:val="1C3A36"/>
+                <w:sz w:val="15"/>
+              </w:rPr>
+              <w:t>Revenue earned OUTSIDE Egypt, FY2025, Note 5-2 (geographic disaggregation): 114,461.030219 / 281,049.081719 = 40.72%. This is the audited geographic split; the HARD-CURRENCY-LINKED share used in the currency-of-discounting alternative is derived separately below from the Cables segment's copper linkage, since a project executed abroad for a local utility is foreign revenue but not necessarily dollar-priced</w:t>
+            </w:r>
+          </w:p>
+        </w:tc>
+      </w:tr>
+      <w:tr>
+        <w:tc>
+          <w:tcPr>
+            <w:tcW w:type="dxa" w:w="1656"/>
+          </w:tcPr>
+          <w:p>
+            <w:pPr>
+              <w:spacing w:after="20"/>
+            </w:pPr>
+            <w:r>
+              <w:rPr>
+                <w:color w:val="1C3A36"/>
+                <w:sz w:val="15"/>
+              </w:rPr>
+              <w:t>kd egp note</w:t>
+            </w:r>
+          </w:p>
+        </w:tc>
+        <w:tc>
+          <w:tcPr>
+            <w:tcW w:type="dxa" w:w="1368"/>
+          </w:tcPr>
+          <w:p>
+            <w:pPr>
+              <w:spacing w:after="20"/>
+            </w:pPr>
+            <w:r>
+              <w:rPr>
+                <w:color w:val="1C3A36"/>
+                <w:sz w:val="15"/>
+              </w:rPr>
+              <w:t>0.213</w:t>
+            </w:r>
+          </w:p>
+        </w:tc>
+        <w:tc>
+          <w:tcPr>
+            <w:tcW w:type="dxa" w:w="1037"/>
+          </w:tcPr>
+          <w:p>
+            <w:pPr>
+              <w:spacing w:after="20"/>
+            </w:pPr>
+            <w:r>
+              <w:rPr>
+                <w:color w:val="1C3A36"/>
+                <w:sz w:val="15"/>
+              </w:rPr>
+              <w:t>2026-03-15</w:t>
+            </w:r>
+          </w:p>
+        </w:tc>
+        <w:tc>
+          <w:tcPr>
+            <w:tcW w:type="dxa" w:w="6019"/>
+          </w:tcPr>
+          <w:p>
+            <w:pPr>
+              <w:spacing w:after="20"/>
+            </w:pPr>
+            <w:r>
+              <w:rPr>
+                <w:color w:val="1C3A36"/>
+                <w:sz w:val="15"/>
+              </w:rPr>
+              <w:t>Average interest rate on Egyptian-pound financial liabilities, audited FY2025 Note 32 (loans and borrowings) and Note 43-3-2 (interest-rate risk) — both give 21.30%/21.3%. DOWN from 28.68% at FY2024-end and further to 20.32% at Q1-2026</w:t>
+            </w:r>
+          </w:p>
+        </w:tc>
+      </w:tr>
+      <w:tr>
+        <w:tc>
+          <w:tcPr>
+            <w:tcW w:type="dxa" w:w="1656"/>
+          </w:tcPr>
+          <w:p>
+            <w:pPr>
+              <w:spacing w:after="20"/>
+            </w:pPr>
+            <w:r>
+              <w:rPr>
+                <w:color w:val="1C3A36"/>
+                <w:sz w:val="15"/>
+              </w:rPr>
+              <w:t>kd hard note</w:t>
+            </w:r>
+          </w:p>
+        </w:tc>
+        <w:tc>
+          <w:tcPr>
+            <w:tcW w:type="dxa" w:w="1368"/>
+          </w:tcPr>
+          <w:p>
+            <w:pPr>
+              <w:spacing w:after="20"/>
+            </w:pPr>
+            <w:r>
+              <w:rPr>
+                <w:color w:val="1C3A36"/>
+                <w:sz w:val="15"/>
+              </w:rPr>
+              <w:t>0.0529</w:t>
+            </w:r>
+          </w:p>
+        </w:tc>
+        <w:tc>
+          <w:tcPr>
+            <w:tcW w:type="dxa" w:w="1037"/>
+          </w:tcPr>
+          <w:p>
+            <w:pPr>
+              <w:spacing w:after="20"/>
+            </w:pPr>
+            <w:r>
+              <w:rPr>
+                <w:color w:val="1C3A36"/>
+                <w:sz w:val="15"/>
+              </w:rPr>
+              <w:t>2026-03-15</w:t>
+            </w:r>
+          </w:p>
+        </w:tc>
+        <w:tc>
+          <w:tcPr>
+            <w:tcW w:type="dxa" w:w="6019"/>
+          </w:tcPr>
+          <w:p>
+            <w:pPr>
+              <w:spacing w:after="20"/>
+            </w:pPr>
+            <w:r>
+              <w:rPr>
+                <w:color w:val="1C3A36"/>
+                <w:sz w:val="15"/>
+              </w:rPr>
+              <w:t>Average interest rate on US-dollar and other foreign-currency financial liabilities, blended, audited FY2025 Note 32 and Note 43-3-2. The company simplified its disclosure from a three-way EGP/USD/EUR split (FY2024: 28.68% / 6.49% / 3.92%) to this two-way EGP/blended-foreign split from FY2025 onward; the model follows the company's own current convention rather than preserving a split it no longer publishes</w:t>
+            </w:r>
+          </w:p>
+        </w:tc>
+      </w:tr>
+      <w:tr>
+        <w:tc>
+          <w:tcPr>
+            <w:tcW w:type="dxa" w:w="1656"/>
+          </w:tcPr>
+          <w:p>
+            <w:pPr>
+              <w:spacing w:after="20"/>
+            </w:pPr>
+            <w:r>
+              <w:rPr>
+                <w:color w:val="1C3A36"/>
+                <w:sz w:val="15"/>
+              </w:rPr>
+              <w:t>debt open fy25</w:t>
+            </w:r>
+          </w:p>
+        </w:tc>
+        <w:tc>
+          <w:tcPr>
+            <w:tcW w:type="dxa" w:w="1368"/>
+          </w:tcPr>
+          <w:p>
+            <w:pPr>
+              <w:spacing w:after="20"/>
+            </w:pPr>
+            <w:r>
+              <w:rPr>
+                <w:color w:val="1C3A36"/>
+                <w:sz w:val="15"/>
+              </w:rPr>
+              <w:t>58,796.8</w:t>
+            </w:r>
+          </w:p>
+        </w:tc>
+        <w:tc>
+          <w:tcPr>
+            <w:tcW w:type="dxa" w:w="1037"/>
+          </w:tcPr>
+          <w:p>
+            <w:pPr>
+              <w:spacing w:after="20"/>
+            </w:pPr>
+            <w:r>
+              <w:rPr>
+                <w:color w:val="1C3A36"/>
+                <w:sz w:val="15"/>
+              </w:rPr>
+              <w:t>2026-03-15</w:t>
+            </w:r>
+          </w:p>
+        </w:tc>
+        <w:tc>
+          <w:tcPr>
+            <w:tcW w:type="dxa" w:w="6019"/>
+          </w:tcPr>
+          <w:p>
+            <w:pPr>
+              <w:spacing w:after="20"/>
+            </w:pPr>
+            <w:r>
+              <w:rPr>
+                <w:color w:val="1C3A36"/>
+                <w:sz w:val="15"/>
+              </w:rPr>
+              <w:t>Loans and credit facilities (excluding lease liabilities) at 1 January 2025, financing-liability movement reconciliation, audited FY2025 Note 32</w:t>
+            </w:r>
+          </w:p>
+        </w:tc>
+      </w:tr>
+      <w:tr>
+        <w:tc>
+          <w:tcPr>
+            <w:tcW w:type="dxa" w:w="1656"/>
+          </w:tcPr>
+          <w:p>
+            <w:pPr>
+              <w:spacing w:after="20"/>
+            </w:pPr>
+            <w:r>
+              <w:rPr>
+                <w:color w:val="1C3A36"/>
+                <w:sz w:val="15"/>
+              </w:rPr>
+              <w:t>debt close fy25</w:t>
+            </w:r>
+          </w:p>
+        </w:tc>
+        <w:tc>
+          <w:tcPr>
+            <w:tcW w:type="dxa" w:w="1368"/>
+          </w:tcPr>
+          <w:p>
+            <w:pPr>
+              <w:spacing w:after="20"/>
+            </w:pPr>
+            <w:r>
+              <w:rPr>
+                <w:color w:val="1C3A36"/>
+                <w:sz w:val="15"/>
+              </w:rPr>
+              <w:t>62,462.1</w:t>
+            </w:r>
+          </w:p>
+        </w:tc>
+        <w:tc>
+          <w:tcPr>
+            <w:tcW w:type="dxa" w:w="1037"/>
+          </w:tcPr>
+          <w:p>
+            <w:pPr>
+              <w:spacing w:after="20"/>
+            </w:pPr>
+            <w:r>
+              <w:rPr>
+                <w:color w:val="1C3A36"/>
+                <w:sz w:val="15"/>
+              </w:rPr>
+              <w:t>2026-03-15</w:t>
+            </w:r>
+          </w:p>
+        </w:tc>
+        <w:tc>
+          <w:tcPr>
+            <w:tcW w:type="dxa" w:w="6019"/>
+          </w:tcPr>
+          <w:p>
+            <w:pPr>
+              <w:spacing w:after="20"/>
+            </w:pPr>
+            <w:r>
+              <w:rPr>
+                <w:color w:val="1C3A36"/>
+                <w:sz w:val="15"/>
+              </w:rPr>
+              <w:t>Loans and credit facilities (excluding lease liabilities) at 31 December 2025, financing-liability movement reconciliation, audited FY2025 Note 32</w:t>
+            </w:r>
+          </w:p>
+        </w:tc>
+      </w:tr>
+      <w:tr>
+        <w:tc>
+          <w:tcPr>
+            <w:tcW w:type="dxa" w:w="1656"/>
+          </w:tcPr>
+          <w:p>
+            <w:pPr>
+              <w:spacing w:after="20"/>
+            </w:pPr>
+            <w:r>
+              <w:rPr>
+                <w:color w:val="1C3A36"/>
+                <w:sz w:val="15"/>
+              </w:rPr>
+              <w:t>int exp fy25</w:t>
+            </w:r>
+          </w:p>
+        </w:tc>
+        <w:tc>
+          <w:tcPr>
+            <w:tcW w:type="dxa" w:w="1368"/>
+          </w:tcPr>
+          <w:p>
+            <w:pPr>
+              <w:spacing w:after="20"/>
+            </w:pPr>
+            <w:r>
+              <w:rPr>
+                <w:color w:val="1C3A36"/>
+                <w:sz w:val="15"/>
+              </w:rPr>
+              <w:t>5,966.7</w:t>
+            </w:r>
+          </w:p>
+        </w:tc>
+        <w:tc>
+          <w:tcPr>
+            <w:tcW w:type="dxa" w:w="1037"/>
+          </w:tcPr>
+          <w:p>
+            <w:pPr>
+              <w:spacing w:after="20"/>
+            </w:pPr>
+            <w:r>
+              <w:rPr>
+                <w:color w:val="1C3A36"/>
+                <w:sz w:val="15"/>
+              </w:rPr>
+              <w:t>2026-03-15</w:t>
+            </w:r>
+          </w:p>
+        </w:tc>
+        <w:tc>
+          <w:tcPr>
+            <w:tcW w:type="dxa" w:w="6019"/>
+          </w:tcPr>
+          <w:p>
+            <w:pPr>
+              <w:spacing w:after="20"/>
+            </w:pPr>
+            <w:r>
+              <w:rPr>
+                <w:color w:val="1C3A36"/>
+                <w:sz w:val="15"/>
+              </w:rPr>
+              <w:t>Interest expense on loans and credit facilities, audited FY2025 Note 32 financing-liability movement reconciliation (excludes 118.129606 of lease interest, carried separately)</w:t>
+            </w:r>
+          </w:p>
+        </w:tc>
+      </w:tr>
+      <w:tr>
+        <w:tc>
+          <w:tcPr>
+            <w:tcW w:type="dxa" w:w="1656"/>
+          </w:tcPr>
+          <w:p>
+            <w:pPr>
+              <w:spacing w:after="20"/>
+            </w:pPr>
+            <w:r>
+              <w:rPr>
+                <w:color w:val="1C3A36"/>
+                <w:sz w:val="15"/>
+              </w:rPr>
               <w:t>debt q1 26</w:t>
             </w:r>
           </w:p>
@@ -8549,6 +10229,146 @@
                 <w:sz w:val="15"/>
               </w:rPr>
               <w:t>Loans and credit facilities (excluding lease liabilities) at 31 March 2026: current 79,171.258437 (loans 39,231.844718 + bank facilities 39,939.413719) + non-current 9,825.097463 (loans only, excluding the 507.330701 of lease liabilities), per the Q1-2026 interim Note 31</w:t>
+            </w:r>
+          </w:p>
+        </w:tc>
+      </w:tr>
+      <w:tr>
+        <w:tc>
+          <w:tcPr>
+            <w:tcW w:type="dxa" w:w="1656"/>
+          </w:tcPr>
+          <w:p>
+            <w:pPr>
+              <w:spacing w:after="20"/>
+            </w:pPr>
+            <w:r>
+              <w:rPr>
+                <w:color w:val="1C3A36"/>
+                <w:sz w:val="15"/>
+              </w:rPr>
+              <w:t>ppe gross depreciable fy25</w:t>
+            </w:r>
+          </w:p>
+        </w:tc>
+        <w:tc>
+          <w:tcPr>
+            <w:tcW w:type="dxa" w:w="1368"/>
+          </w:tcPr>
+          <w:p>
+            <w:pPr>
+              <w:spacing w:after="20"/>
+            </w:pPr>
+            <w:r>
+              <w:rPr>
+                <w:color w:val="1C3A36"/>
+                <w:sz w:val="15"/>
+              </w:rPr>
+              <w:t>50,776.0</w:t>
+            </w:r>
+          </w:p>
+        </w:tc>
+        <w:tc>
+          <w:tcPr>
+            <w:tcW w:type="dxa" w:w="1037"/>
+          </w:tcPr>
+          <w:p>
+            <w:pPr>
+              <w:spacing w:after="20"/>
+            </w:pPr>
+            <w:r>
+              <w:rPr>
+                <w:color w:val="1C3A36"/>
+                <w:sz w:val="15"/>
+              </w:rPr>
+              <w:t>2026-03-01</w:t>
+            </w:r>
+          </w:p>
+        </w:tc>
+        <w:tc>
+          <w:tcPr>
+            <w:tcW w:type="dxa" w:w="6019"/>
+          </w:tcPr>
+          <w:p>
+            <w:pPr>
+              <w:spacing w:after="20"/>
+            </w:pPr>
+            <w:r>
+              <w:rPr>
+                <w:color w:val="1C3A36"/>
+                <w:sz w:val="15"/>
+              </w:rPr>
+              <w:t>Audited FY2025 consolidated financial statements, note 17: gross cost at 31-Dec-2025 of the DEPRECIABLE property, plant and equipment — buildings and constructions 13,357.135195 + machinery and equipment 32,960.824267 + furniture and fixtures 2,464.375061 + vehicles 1,630.540975 + leasehold improvements 363.075076. EXCLUDES land (2,312.648624), which the note states is not depreciated, and projects under construction (8,915.910071), which are not yet in use. The note foots three ways: components to the 53,088.599198 subtotal, subtotal plus projects to the 62,004.509269 total, and the component charges to the 2,733.671862 total charge</w:t>
+            </w:r>
+          </w:p>
+        </w:tc>
+      </w:tr>
+      <w:tr>
+        <w:tc>
+          <w:tcPr>
+            <w:tcW w:type="dxa" w:w="1656"/>
+          </w:tcPr>
+          <w:p>
+            <w:pPr>
+              <w:spacing w:after="20"/>
+            </w:pPr>
+            <w:r>
+              <w:rPr>
+                <w:color w:val="1C3A36"/>
+                <w:sz w:val="15"/>
+              </w:rPr>
+              <w:t>asset life source</w:t>
+            </w:r>
+          </w:p>
+        </w:tc>
+        <w:tc>
+          <w:tcPr>
+            <w:tcW w:type="dxa" w:w="1368"/>
+          </w:tcPr>
+          <w:p>
+            <w:pPr>
+              <w:spacing w:after="20"/>
+            </w:pPr>
+            <w:r>
+              <w:rPr>
+                <w:color w:val="1C3A36"/>
+                <w:sz w:val="15"/>
+              </w:rPr>
+              <w:t>Audited FY2025 consolidated financial statements of El Sewedy Electric Company, note 17 (property, plant and equipment) read with the accounting-policies note on depreciation: average depreciable gross cost over the year's own charge, excluding land, which the policy note states is not depreciated, and projects under construction, which are not in use.</w:t>
+            </w:r>
+          </w:p>
+        </w:tc>
+        <w:tc>
+          <w:tcPr>
+            <w:tcW w:type="dxa" w:w="1037"/>
+          </w:tcPr>
+          <w:p>
+            <w:pPr>
+              <w:spacing w:after="20"/>
+            </w:pPr>
+            <w:r>
+              <w:rPr>
+                <w:color w:val="1C3A36"/>
+                <w:sz w:val="15"/>
+              </w:rPr>
+              <w:t>2026-03-01</w:t>
+            </w:r>
+          </w:p>
+        </w:tc>
+        <w:tc>
+          <w:tcPr>
+            <w:tcW w:type="dxa" w:w="6019"/>
+          </w:tcPr>
+          <w:p>
+            <w:pPr>
+              <w:spacing w:after="20"/>
+            </w:pPr>
+            <w:r>
+              <w:rPr>
+                <w:color w:val="1C3A36"/>
+                <w:sz w:val="15"/>
+              </w:rPr>
+              <w:t>The source string the terminal module requires. It refuses a life with no disclosure behind it</w:t>
             </w:r>
           </w:p>
         </w:tc>
@@ -8640,7 +10460,7 @@
           <w:color w:val="1C3A36"/>
           <w:sz w:val="22"/>
         </w:rPr>
-        <w:t>Country layer — 8 inputs</w:t>
+        <w:t>Country layer — 9 inputs</w:t>
       </w:r>
     </w:p>
     <w:tbl>
@@ -9253,6 +11073,76 @@
                 <w:color w:val="1C3A36"/>
                 <w:sz w:val="15"/>
               </w:rPr>
+              <w:t>pi term</w:t>
+            </w:r>
+          </w:p>
+        </w:tc>
+        <w:tc>
+          <w:tcPr>
+            <w:tcW w:type="dxa" w:w="1368"/>
+          </w:tcPr>
+          <w:p>
+            <w:pPr>
+              <w:spacing w:after="20"/>
+            </w:pPr>
+            <w:r>
+              <w:rPr>
+                <w:color w:val="1C3A36"/>
+                <w:sz w:val="15"/>
+              </w:rPr>
+              <w:t>0.07</w:t>
+            </w:r>
+          </w:p>
+        </w:tc>
+        <w:tc>
+          <w:tcPr>
+            <w:tcW w:type="dxa" w:w="1037"/>
+          </w:tcPr>
+          <w:p>
+            <w:pPr>
+              <w:spacing w:after="20"/>
+            </w:pPr>
+            <w:r>
+              <w:rPr>
+                <w:color w:val="1C3A36"/>
+                <w:sz w:val="15"/>
+              </w:rPr>
+              <w:t>2026-09-04</w:t>
+            </w:r>
+          </w:p>
+        </w:tc>
+        <w:tc>
+          <w:tcPr>
+            <w:tcW w:type="dxa" w:w="6019"/>
+          </w:tcPr>
+          <w:p>
+            <w:pPr>
+              <w:spacing w:after="20"/>
+            </w:pPr>
+            <w:r>
+              <w:rPr>
+                <w:color w:val="1C3A36"/>
+                <w:sz w:val="15"/>
+              </w:rPr>
+              <w:t>Long-run Egyptian inflation, taken from this house's single dated macroeconomic path for Egypt rather than set inside this study — one path is used by every Egyptian company we cover, so two studies cannot value companies in economies that disagree with each other. It is registered here so that the terminal growth rate below is DERIVED from it rather than typed beside it</w:t>
+            </w:r>
+          </w:p>
+        </w:tc>
+      </w:tr>
+      <w:tr>
+        <w:tc>
+          <w:tcPr>
+            <w:tcW w:type="dxa" w:w="1656"/>
+          </w:tcPr>
+          <w:p>
+            <w:pPr>
+              <w:spacing w:after="20"/>
+            </w:pPr>
+            <w:r>
+              <w:rPr>
+                <w:color w:val="1C3A36"/>
+                <w:sz w:val="15"/>
+              </w:rPr>
               <w:t>usd rf</w:t>
             </w:r>
           </w:p>
@@ -9326,7 +11216,7 @@
           <w:color w:val="1C3A36"/>
           <w:sz w:val="22"/>
         </w:rPr>
-        <w:t>House layer — 31 inputs</w:t>
+        <w:t>House layer — 28 inputs</w:t>
       </w:r>
     </w:p>
     <w:tbl>
@@ -9659,7 +11549,7 @@
                 <w:color w:val="1C3A36"/>
                 <w:sz w:val="15"/>
               </w:rPr>
-              <w:t>cables margin</w:t>
+              <w:t>construct growth</w:t>
             </w:r>
           </w:p>
         </w:tc>
@@ -9676,7 +11566,7 @@
                 <w:color w:val="1C3A36"/>
                 <w:sz w:val="15"/>
               </w:rPr>
-              <w:t>0.14, 0.145, 0.15, 0.153, 0.155</w:t>
+              <w:t>0.18, 0.14, 0.11, 0.09, 0.08</w:t>
             </w:r>
           </w:p>
         </w:tc>
@@ -9710,7 +11600,7 @@
                 <w:color w:val="1C3A36"/>
                 <w:sz w:val="15"/>
               </w:rPr>
-              <w:t>Cables segment profit margin (on the Note 5-3 external-revenue base). History: 19.5% (FY2023), 18.1% (FY2024), 13.5% (FY2025) — the FY2025 collapse is the single largest driver of the group's margin story. The forecast recovers only part of it and never approaches the FY2023-24 levels, which carried devaluation gains on cheaply bought copper inventory</w:t>
+              <w:t>Constructions segment revenue growth, tapering from the FY2025 disclosed rate of +28.3% (FY2024: +32.6%) toward a more sustainable long-run pace. No order book or backlog figure is disclosed in any of the audited filings or the Q1-2026 interim, so — unlike the previous build — this is NOT a burn-rate-on-a-backlog construction; it is a direct taper on the segment's own revenue history</w:t>
             </w:r>
           </w:p>
         </w:tc>
@@ -9729,7 +11619,7 @@
                 <w:color w:val="1C3A36"/>
                 <w:sz w:val="15"/>
               </w:rPr>
-              <w:t>construct growth</w:t>
+              <w:t>elecprod growth</w:t>
             </w:r>
           </w:p>
         </w:tc>
@@ -9746,7 +11636,7 @@
                 <w:color w:val="1C3A36"/>
                 <w:sz w:val="15"/>
               </w:rPr>
-              <w:t>0.18, 0.14, 0.11, 0.09, 0.08</w:t>
+              <w:t>0.2, 0.16, 0.13, 0.11, 0.1</w:t>
             </w:r>
           </w:p>
         </w:tc>
@@ -9780,7 +11670,7 @@
                 <w:color w:val="1C3A36"/>
                 <w:sz w:val="15"/>
               </w:rPr>
-              <w:t>Constructions segment revenue growth, tapering from the FY2025 disclosed rate of +28.3% (FY2024: +32.6%) toward a more sustainable long-run pace. No order book or backlog figure is disclosed in any of the audited filings or the Q1-2026 interim, so — unlike the previous build — this is NOT a burn-rate-on-a-backlog construction; it is a direct taper on the segment's own revenue history</w:t>
+              <w:t>Electrical products and digital solutions segment revenue growth, tapering from the FY2025 disclosed rate of +43.7% (FY2024: +46.6%) off a smaller revenue base</w:t>
             </w:r>
           </w:p>
         </w:tc>
@@ -9799,7 +11689,7 @@
                 <w:color w:val="1C3A36"/>
                 <w:sz w:val="15"/>
               </w:rPr>
-              <w:t>construct margin</w:t>
+              <w:t>corp load reversion</w:t>
             </w:r>
           </w:p>
         </w:tc>
@@ -9816,7 +11706,7 @@
                 <w:color w:val="1C3A36"/>
                 <w:sz w:val="15"/>
               </w:rPr>
-              <w:t>0.068, 0.072, 0.076, 0.079, 0.082</w:t>
+              <w:t>0.0455, 0.0465, 0.0475, 0.0475, 0.0485</w:t>
             </w:r>
           </w:p>
         </w:tc>
@@ -9833,7 +11723,7 @@
                 <w:color w:val="1C3A36"/>
                 <w:sz w:val="15"/>
               </w:rPr>
-              <w:t>2026-08-05</w:t>
+              <w:t>2026-08-07</w:t>
             </w:r>
           </w:p>
         </w:tc>
@@ -9850,7 +11740,7 @@
                 <w:color w:val="1C3A36"/>
                 <w:sz w:val="15"/>
               </w:rPr>
-              <w:t>Constructions segment profit margin (on the Note 5-3 external-revenue base). History: 11.6% (FY2023), 11.4% (FY2024), 6.5% (FY2025) — the sharpest compression of the three segments. Partial, not full, recovery is assumed</w:t>
+              <w:t>THE RETIRED PATH, kept because it is this study's most consequential contested judgement and the depth bar requires such a judgement to be computed BOTH WAYS and published side by side rather than averaged. It glides the load from FY2025's level toward the FY2023-24 average of about 5.0%</w:t>
             </w:r>
           </w:p>
         </w:tc>
@@ -9869,7 +11759,7 @@
                 <w:color w:val="1C3A36"/>
                 <w:sz w:val="15"/>
               </w:rPr>
-              <w:t>elecprod growth</w:t>
+              <w:t>unit price inflation</w:t>
             </w:r>
           </w:p>
         </w:tc>
@@ -9886,7 +11776,7 @@
                 <w:color w:val="1C3A36"/>
                 <w:sz w:val="15"/>
               </w:rPr>
-              <w:t>0.2, 0.16, 0.13, 0.11, 0.1</w:t>
+              <w:t>0.08, 0.075, 0.07, 0.07, 0.07</w:t>
             </w:r>
           </w:p>
         </w:tc>
@@ -9920,7 +11810,7 @@
                 <w:color w:val="1C3A36"/>
                 <w:sz w:val="15"/>
               </w:rPr>
-              <w:t>Electrical products and digital solutions segment revenue growth, tapering from the FY2025 disclosed rate of +43.7% (FY2024: +46.6%) off a smaller revenue base</w:t>
+              <w:t>Retained input, no longer consumed by the segment build (kept for downstream compatibility)</w:t>
             </w:r>
           </w:p>
         </w:tc>
@@ -9939,7 +11829,7 @@
                 <w:color w:val="1C3A36"/>
                 <w:sz w:val="15"/>
               </w:rPr>
-              <w:t>elecprod margin</w:t>
+              <w:t>nwc pct</w:t>
             </w:r>
           </w:p>
         </w:tc>
@@ -9956,7 +11846,7 @@
                 <w:color w:val="1C3A36"/>
                 <w:sz w:val="15"/>
               </w:rPr>
-              <w:t>0.22, 0.222, 0.224, 0.226, 0.228</w:t>
+              <w:t>0.199</w:t>
             </w:r>
           </w:p>
         </w:tc>
@@ -9990,7 +11880,7 @@
                 <w:color w:val="1C3A36"/>
                 <w:sz w:val="15"/>
               </w:rPr>
-              <w:t>Electrical products and digital solutions segment profit margin (on the Note 5-3 external-revenue base). History: 25.4% (FY2023), 26.6% (FY2024), 22.2% (FY2025) — the least-compressed of the three segments; broadly stable forecast with a slight further normalisation</w:t>
+              <w:t>Net working capital as a share of revenue, held at the FY2025 disclosed level (19.87%) — a genuine improvement on FY2023 (24.1%) and FY2024 (23.1%), carried forward without assuming further improvement or reversion</w:t>
             </w:r>
           </w:p>
         </w:tc>
@@ -10009,7 +11899,7 @@
                 <w:color w:val="1C3A36"/>
                 <w:sz w:val="15"/>
               </w:rPr>
-              <w:t>corp load</w:t>
+              <w:t>capex pct</w:t>
             </w:r>
           </w:p>
         </w:tc>
@@ -10026,7 +11916,7 @@
                 <w:color w:val="1C3A36"/>
                 <w:sz w:val="15"/>
               </w:rPr>
-              <w:t>0.0455, 0.0465, 0.0475, 0.0475, 0.0485</w:t>
+              <w:t>0.044, 0.04, 0.036, 0.033, 0.031</w:t>
             </w:r>
           </w:p>
         </w:tc>
@@ -10043,7 +11933,7 @@
                 <w:color w:val="1C3A36"/>
                 <w:sz w:val="15"/>
               </w:rPr>
-              <w:t>2026-08-07</w:t>
+              <w:t>2026-08-05</w:t>
             </w:r>
           </w:p>
         </w:tc>
@@ -10060,7 +11950,7 @@
                 <w:color w:val="1C3A36"/>
                 <w:sz w:val="15"/>
               </w:rPr>
-              <w:t>Net corporate cost load forecast, stated on the SEGMENT-PROFIT-TO-EBIT basis — the same basis as the audited historical bridge (FY2023 5.70%, FY2024 4.30%, FY2025 3.16%). The path glides UP from FY2025's unusually low level toward the FY2023-24 average (~5.0%), the single most conservative choice in the build. RESTATED after external critique: the previous statement of this input (3.3-3.6%) was the load from segment profit to EBITDA, which mixed bases with the historical disclosure; the forecast EBIT is numerically UNCHANGED by the restatement (old load + D&amp;A ratio = this load, year by year)</w:t>
+              <w:t>Capex as a share of revenue, tapering from the FY2025 disclosed level of 4.7% (up from 3.1% FY2023 and 3.7% FY2024) toward a lower maintenance-plus-modest-capacity level as the current expansion cycle completes</w:t>
             </w:r>
           </w:p>
         </w:tc>
@@ -10079,7 +11969,7 @@
                 <w:color w:val="1C3A36"/>
                 <w:sz w:val="15"/>
               </w:rPr>
-              <w:t>opex pct</w:t>
+              <w:t>dna pct</w:t>
             </w:r>
           </w:p>
         </w:tc>
@@ -10096,7 +11986,7 @@
                 <w:color w:val="1C3A36"/>
                 <w:sz w:val="15"/>
               </w:rPr>
-              <w:t>0.0455, 0.0465, 0.0475, 0.0475, 0.0485</w:t>
+              <w:t>0.0125</w:t>
             </w:r>
           </w:p>
         </w:tc>
@@ -10113,7 +12003,7 @@
                 <w:color w:val="1C3A36"/>
                 <w:sz w:val="15"/>
               </w:rPr>
-              <w:t>2026-08-07</w:t>
+              <w:t>2026-08-05</w:t>
             </w:r>
           </w:p>
         </w:tc>
@@ -10130,7 +12020,7 @@
                 <w:color w:val="1C3A36"/>
                 <w:sz w:val="15"/>
               </w:rPr>
-              <w:t>Alias of corp_load (segment-profit-to-EBIT basis), retained for compatibility with the DCF waterfall and sensitivity-grid code paths that reference a single operating-load driver</w:t>
+              <w:t>Depreciation and amortisation as a share of revenue, held near the FY2025 disclosed level (1.07%) with a modest rise reflecting the larger capitalised asset base from the FY2025-26 capex ramp</w:t>
             </w:r>
           </w:p>
         </w:tc>
@@ -10149,7 +12039,7 @@
                 <w:color w:val="1C3A36"/>
                 <w:sz w:val="15"/>
               </w:rPr>
-              <w:t>unit price inflation</w:t>
+              <w:t>erp ops weighted</w:t>
             </w:r>
           </w:p>
         </w:tc>
@@ -10166,7 +12056,7 @@
                 <w:color w:val="1C3A36"/>
                 <w:sz w:val="15"/>
               </w:rPr>
-              <w:t>0.08, 0.075, 0.07, 0.07, 0.07</w:t>
+              <w:t>0.0737</w:t>
             </w:r>
           </w:p>
         </w:tc>
@@ -10200,7 +12090,7 @@
                 <w:color w:val="1C3A36"/>
                 <w:sz w:val="15"/>
               </w:rPr>
-              <w:t>Retained input, no longer consumed by the segment build (kept for downstream compatibility)</w:t>
+              <w:t>Operations-weighted equity risk premium: 30% Egypt at 9.41% and 70% rest-of-world at a 6.5% blended emerging/frontier premium, reflecting where the revenue is actually earned. Shown as an explicit alternative, not the primary, because the standing house rule takes the country premium of the listing and reporting currency</w:t>
             </w:r>
           </w:p>
         </w:tc>
@@ -10219,7 +12109,7 @@
                 <w:color w:val="1C3A36"/>
                 <w:sz w:val="15"/>
               </w:rPr>
-              <w:t>nwc pct</w:t>
+              <w:t>beta</w:t>
             </w:r>
           </w:p>
         </w:tc>
@@ -10236,7 +12126,7 @@
                 <w:color w:val="1C3A36"/>
                 <w:sz w:val="15"/>
               </w:rPr>
-              <w:t>0.199</w:t>
+              <w:t>1.009</w:t>
             </w:r>
           </w:p>
         </w:tc>
@@ -10270,7 +12160,7 @@
                 <w:color w:val="1C3A36"/>
                 <w:sz w:val="15"/>
               </w:rPr>
-              <w:t>Net working capital as a share of revenue, held at the FY2025 disclosed level (19.87%) — a genuine improvement on FY2023 (24.1%) and FY2024 (23.1%), carried forward without assuming further improvement or reversion</w:t>
+              <w:t>Own-stock tier-1 regression: SWDY weekly log-returns against a 31-name equal-weight EGX composite built from the full covered library, 5-year window. R-squared 0.291, n = 258, standard error 0.098, 90% confidence interval [0.85, 1.17]. Comfortably clears the usability gate and is NOT weak-instrument flagged (R-squared well above 10%, interval span 0.32 against a 1.009 point estimate)</w:t>
             </w:r>
           </w:p>
         </w:tc>
@@ -10289,7 +12179,7 @@
                 <w:color w:val="1C3A36"/>
                 <w:sz w:val="15"/>
               </w:rPr>
-              <w:t>capex pct</w:t>
+              <w:t>kd path</w:t>
             </w:r>
           </w:p>
         </w:tc>
@@ -10306,7 +12196,7 @@
                 <w:color w:val="1C3A36"/>
                 <w:sz w:val="15"/>
               </w:rPr>
-              <w:t>0.044, 0.04, 0.036, 0.033, 0.031</w:t>
+              <w:t>0.095, 0.089, 0.084, 0.08, 0.077</w:t>
             </w:r>
           </w:p>
         </w:tc>
@@ -10340,7 +12230,7 @@
                 <w:color w:val="1C3A36"/>
                 <w:sz w:val="15"/>
               </w:rPr>
-              <w:t>Capex as a share of revenue, tapering from the FY2025 disclosed level of 4.7% (up from 3.1% FY2023 and 3.7% FY2024) toward a lower maintenance-plus-modest-capacity level as the current expansion cycle completes</w:t>
+              <w:t>Forward cost-of-debt path FY26E-FY30E on the blended book, continuing the CBE easing cycle that has already taken the disclosed Egyptian-pound rate from 28.68% (FY2024) to 21.30% (FY2025) to 20.32% (Q1-2026), blended against a broadly flat hard-currency rate. The discount-rate glide takes its shape from this path by construction rather than being invented separately</w:t>
             </w:r>
           </w:p>
         </w:tc>
@@ -10359,7 +12249,7 @@
                 <w:color w:val="1C3A36"/>
                 <w:sz w:val="15"/>
               </w:rPr>
-              <w:t>dna pct</w:t>
+              <w:t>kd term</w:t>
             </w:r>
           </w:p>
         </w:tc>
@@ -10376,7 +12266,7 @@
                 <w:color w:val="1C3A36"/>
                 <w:sz w:val="15"/>
               </w:rPr>
-              <w:t>0.0125</w:t>
+              <w:t>0.0888</w:t>
             </w:r>
           </w:p>
         </w:tc>
@@ -10410,7 +12300,7 @@
                 <w:color w:val="1C3A36"/>
                 <w:sz w:val="15"/>
               </w:rPr>
-              <w:t>Depreciation and amortisation as a share of revenue, held near the FY2025 disclosed level (1.07%) with a modest rise reflecting the larger capitalised asset base from the FY2025-26 capex ramp</w:t>
+              <w:t>Terminal blended cost of debt: 28% Egyptian pound at the 15% long-run Egyptian corporate-borrowing norm and 72% hard currency at 6.5% — the currency WEIGHTS updated to the actual FY2025 composition (formerly modelled 45%/55%, now measured at roughly 28%/72% from the Kd-integrity back-solve); the long-run rate norms themselves are unchanged policy assumptions</w:t>
             </w:r>
           </w:p>
         </w:tc>
@@ -10429,7 +12319,7 @@
                 <w:color w:val="1C3A36"/>
                 <w:sz w:val="15"/>
               </w:rPr>
-              <w:t>erp ops weighted</w:t>
+              <w:t>rf term</w:t>
             </w:r>
           </w:p>
         </w:tc>
@@ -10446,7 +12336,7 @@
                 <w:color w:val="1C3A36"/>
                 <w:sz w:val="15"/>
               </w:rPr>
-              <w:t>0.0737</w:t>
+              <w:t>0.105</w:t>
             </w:r>
           </w:p>
         </w:tc>
@@ -10480,7 +12370,7 @@
                 <w:color w:val="1C3A36"/>
                 <w:sz w:val="15"/>
               </w:rPr>
-              <w:t>Operations-weighted equity risk premium: 30% Egypt at 9.41% and 70% rest-of-world at a 6.5% blended emerging/frontier premium, reflecting where the revenue is actually earned. Shown as an explicit alternative, not the primary, because the standing house rule takes the country premium of the listing and reporting currency</w:t>
+              <w:t>Terminal risk-free rate, norm-built: the CBE's own stated medium-term inflation target of 5% plus the standard ~5.5pp emerging-market real-rate convention. Never a raw historical average and never reverse-engineered from a price</w:t>
             </w:r>
           </w:p>
         </w:tc>
@@ -10499,7 +12389,7 @@
                 <w:color w:val="1C3A36"/>
                 <w:sz w:val="15"/>
               </w:rPr>
-              <w:t>beta</w:t>
+              <w:t>erp term</w:t>
             </w:r>
           </w:p>
         </w:tc>
@@ -10516,7 +12406,7 @@
                 <w:color w:val="1C3A36"/>
                 <w:sz w:val="15"/>
               </w:rPr>
-              <w:t>1.009</w:t>
+              <w:t>0.07</w:t>
             </w:r>
           </w:p>
         </w:tc>
@@ -10550,7 +12440,7 @@
                 <w:color w:val="1C3A36"/>
                 <w:sz w:val="15"/>
               </w:rPr>
-              <w:t>Own-stock tier-1 regression: SWDY weekly log-returns against a 31-name equal-weight EGX composite built from the full covered library, 5-year window. R-squared 0.291, n = 258, standard error 0.098, 90% confidence interval [0.85, 1.17]. Comfortably clears the usability gate and is NOT weak-instrument flagged (R-squared well above 10%, interval span 0.32 against a 1.009 point estimate)</w:t>
+              <w:t>Terminal equity risk premium, normalised below the currently elevated crisis-era level toward the rating-class norm; never held flat into perpetuity</w:t>
             </w:r>
           </w:p>
         </w:tc>
@@ -10569,7 +12459,7 @@
                 <w:color w:val="1C3A36"/>
                 <w:sz w:val="15"/>
               </w:rPr>
-              <w:t>kd path</w:t>
+              <w:t>wd term</w:t>
             </w:r>
           </w:p>
         </w:tc>
@@ -10586,7 +12476,7 @@
                 <w:color w:val="1C3A36"/>
                 <w:sz w:val="15"/>
               </w:rPr>
-              <w:t>0.095, 0.089, 0.084, 0.08, 0.077</w:t>
+              <w:t>0.15</w:t>
             </w:r>
           </w:p>
         </w:tc>
@@ -10603,7 +12493,7 @@
                 <w:color w:val="1C3A36"/>
                 <w:sz w:val="15"/>
               </w:rPr>
-              <w:t>2026-08-05</w:t>
+              <w:t>2026-08-07</w:t>
             </w:r>
           </w:p>
         </w:tc>
@@ -10620,7 +12510,7 @@
                 <w:color w:val="1C3A36"/>
                 <w:sz w:val="15"/>
               </w:rPr>
-              <w:t>Forward cost-of-debt path FY26E-FY30E on the blended book, continuing the CBE easing cycle that has already taken the disclosed Egyptian-pound rate from 28.68% (FY2024) to 21.30% (FY2025) to 20.32% (Q1-2026), blended against a broadly flat hard-currency rate. The discount-rate glide takes its shape from this path by construction rather than being invented separately</w:t>
+              <w:t>Terminal debt weight D/(D+E) on a net basis, NORMALISED — but reconciled to the model's OWN forecast balance sheet rather than asserted. REVISED from 25% after external critique (and the same finding in this study's own re-audit): at a 25% payout the forecast still deleverages toward a mid-single-digit net-debt weight by FY2030E, so a 25% terminal weight contradicted the model's own trajectory in the direction that flattered the valuation. 15% sits between today's 8.4% net weight and the old 25%, acknowledging that a working-capital-heavy industrial retains structural gross leverage. Worth about -5.3/share on the DCF lens versus the old 25%</w:t>
             </w:r>
           </w:p>
         </w:tc>
@@ -10639,7 +12529,7 @@
                 <w:color w:val="1C3A36"/>
                 <w:sz w:val="15"/>
               </w:rPr>
-              <w:t>kd term</w:t>
+              <w:t>g term real</w:t>
             </w:r>
           </w:p>
         </w:tc>
@@ -10656,7 +12546,7 @@
                 <w:color w:val="1C3A36"/>
                 <w:sz w:val="15"/>
               </w:rPr>
-              <w:t>0.0888</w:t>
+              <w:t>0</w:t>
             </w:r>
           </w:p>
         </w:tc>
@@ -10673,7 +12563,7 @@
                 <w:color w:val="1C3A36"/>
                 <w:sz w:val="15"/>
               </w:rPr>
-              <w:t>2026-08-05</w:t>
+              <w:t>2026-09-04</w:t>
             </w:r>
           </w:p>
         </w:tc>
@@ -10690,7 +12580,7 @@
                 <w:color w:val="1C3A36"/>
                 <w:sz w:val="15"/>
               </w:rPr>
-              <w:t>Terminal blended cost of debt: 28% Egyptian pound at the 15% long-run Egyptian corporate-borrowing norm and 72% hard currency at 6.5% — the currency WEIGHTS updated to the actual FY2025 composition (formerly modelled 45%/55%, now measured at roughly 28%/72% from the Kd-integrity back-solve); the long-run rate norms themselves are unchanged policy assumptions</w:t>
+              <w:t>STATED real terminal growth: zero. A mature diversified industrial holding its real scale in perpetuity; real growth costs incremental capital and none is assumed. The nominal rate is DERIVED from this and the house path's terminal inflation, never quoted beside it</w:t>
             </w:r>
           </w:p>
         </w:tc>
@@ -10709,7 +12599,7 @@
                 <w:color w:val="1C3A36"/>
                 <w:sz w:val="15"/>
               </w:rPr>
-              <w:t>rf term</w:t>
+              <w:t>g term</w:t>
             </w:r>
           </w:p>
         </w:tc>
@@ -10726,7 +12616,7 @@
                 <w:color w:val="1C3A36"/>
                 <w:sz w:val="15"/>
               </w:rPr>
-              <w:t>0.105</w:t>
+              <w:t>0.07</w:t>
             </w:r>
           </w:p>
         </w:tc>
@@ -10743,7 +12633,7 @@
                 <w:color w:val="1C3A36"/>
                 <w:sz w:val="15"/>
               </w:rPr>
-              <w:t>2026-08-05</w:t>
+              <w:t>2026-09-04</w:t>
             </w:r>
           </w:p>
         </w:tc>
@@ -10760,217 +12650,7 @@
                 <w:color w:val="1C3A36"/>
                 <w:sz w:val="15"/>
               </w:rPr>
-              <w:t>Terminal risk-free rate, norm-built: the CBE's own stated medium-term inflation target of 5% plus the standard ~5.5pp emerging-market real-rate convention. Never a raw historical average and never reverse-engineered from a price</w:t>
-            </w:r>
-          </w:p>
-        </w:tc>
-      </w:tr>
-      <w:tr>
-        <w:tc>
-          <w:tcPr>
-            <w:tcW w:type="dxa" w:w="1656"/>
-          </w:tcPr>
-          <w:p>
-            <w:pPr>
-              <w:spacing w:after="20"/>
-            </w:pPr>
-            <w:r>
-              <w:rPr>
-                <w:color w:val="1C3A36"/>
-                <w:sz w:val="15"/>
-              </w:rPr>
-              <w:t>erp term</w:t>
-            </w:r>
-          </w:p>
-        </w:tc>
-        <w:tc>
-          <w:tcPr>
-            <w:tcW w:type="dxa" w:w="1368"/>
-          </w:tcPr>
-          <w:p>
-            <w:pPr>
-              <w:spacing w:after="20"/>
-            </w:pPr>
-            <w:r>
-              <w:rPr>
-                <w:color w:val="1C3A36"/>
-                <w:sz w:val="15"/>
-              </w:rPr>
-              <w:t>0.07</w:t>
-            </w:r>
-          </w:p>
-        </w:tc>
-        <w:tc>
-          <w:tcPr>
-            <w:tcW w:type="dxa" w:w="1037"/>
-          </w:tcPr>
-          <w:p>
-            <w:pPr>
-              <w:spacing w:after="20"/>
-            </w:pPr>
-            <w:r>
-              <w:rPr>
-                <w:color w:val="1C3A36"/>
-                <w:sz w:val="15"/>
-              </w:rPr>
-              <w:t>2026-08-05</w:t>
-            </w:r>
-          </w:p>
-        </w:tc>
-        <w:tc>
-          <w:tcPr>
-            <w:tcW w:type="dxa" w:w="6019"/>
-          </w:tcPr>
-          <w:p>
-            <w:pPr>
-              <w:spacing w:after="20"/>
-            </w:pPr>
-            <w:r>
-              <w:rPr>
-                <w:color w:val="1C3A36"/>
-                <w:sz w:val="15"/>
-              </w:rPr>
-              <w:t>Terminal equity risk premium, normalised below the currently elevated crisis-era level toward the rating-class norm; never held flat into perpetuity</w:t>
-            </w:r>
-          </w:p>
-        </w:tc>
-      </w:tr>
-      <w:tr>
-        <w:tc>
-          <w:tcPr>
-            <w:tcW w:type="dxa" w:w="1656"/>
-          </w:tcPr>
-          <w:p>
-            <w:pPr>
-              <w:spacing w:after="20"/>
-            </w:pPr>
-            <w:r>
-              <w:rPr>
-                <w:color w:val="1C3A36"/>
-                <w:sz w:val="15"/>
-              </w:rPr>
-              <w:t>wd term</w:t>
-            </w:r>
-          </w:p>
-        </w:tc>
-        <w:tc>
-          <w:tcPr>
-            <w:tcW w:type="dxa" w:w="1368"/>
-          </w:tcPr>
-          <w:p>
-            <w:pPr>
-              <w:spacing w:after="20"/>
-            </w:pPr>
-            <w:r>
-              <w:rPr>
-                <w:color w:val="1C3A36"/>
-                <w:sz w:val="15"/>
-              </w:rPr>
-              <w:t>0.15</w:t>
-            </w:r>
-          </w:p>
-        </w:tc>
-        <w:tc>
-          <w:tcPr>
-            <w:tcW w:type="dxa" w:w="1037"/>
-          </w:tcPr>
-          <w:p>
-            <w:pPr>
-              <w:spacing w:after="20"/>
-            </w:pPr>
-            <w:r>
-              <w:rPr>
-                <w:color w:val="1C3A36"/>
-                <w:sz w:val="15"/>
-              </w:rPr>
-              <w:t>2026-08-07</w:t>
-            </w:r>
-          </w:p>
-        </w:tc>
-        <w:tc>
-          <w:tcPr>
-            <w:tcW w:type="dxa" w:w="6019"/>
-          </w:tcPr>
-          <w:p>
-            <w:pPr>
-              <w:spacing w:after="20"/>
-            </w:pPr>
-            <w:r>
-              <w:rPr>
-                <w:color w:val="1C3A36"/>
-                <w:sz w:val="15"/>
-              </w:rPr>
-              <w:t>Terminal debt weight D/(D+E) on a net basis, NORMALISED — but reconciled to the model's OWN forecast balance sheet rather than asserted. REVISED from 25% after external critique (and the same finding in this study's own re-audit): at a 25% payout the forecast still deleverages toward a mid-single-digit net-debt weight by FY2030E, so a 25% terminal weight contradicted the model's own trajectory in the direction that flattered the valuation. 15% sits between today's 8.4% net weight and the old 25%, acknowledging that a working-capital-heavy industrial retains structural gross leverage. Worth about -5.3/share on the DCF lens versus the old 25%</w:t>
-            </w:r>
-          </w:p>
-        </w:tc>
-      </w:tr>
-      <w:tr>
-        <w:tc>
-          <w:tcPr>
-            <w:tcW w:type="dxa" w:w="1656"/>
-          </w:tcPr>
-          <w:p>
-            <w:pPr>
-              <w:spacing w:after="20"/>
-            </w:pPr>
-            <w:r>
-              <w:rPr>
-                <w:color w:val="1C3A36"/>
-                <w:sz w:val="15"/>
-              </w:rPr>
-              <w:t>g term</w:t>
-            </w:r>
-          </w:p>
-        </w:tc>
-        <w:tc>
-          <w:tcPr>
-            <w:tcW w:type="dxa" w:w="1368"/>
-          </w:tcPr>
-          <w:p>
-            <w:pPr>
-              <w:spacing w:after="20"/>
-            </w:pPr>
-            <w:r>
-              <w:rPr>
-                <w:color w:val="1C3A36"/>
-                <w:sz w:val="15"/>
-              </w:rPr>
-              <w:t>0.05</w:t>
-            </w:r>
-          </w:p>
-        </w:tc>
-        <w:tc>
-          <w:tcPr>
-            <w:tcW w:type="dxa" w:w="1037"/>
-          </w:tcPr>
-          <w:p>
-            <w:pPr>
-              <w:spacing w:after="20"/>
-            </w:pPr>
-            <w:r>
-              <w:rPr>
-                <w:color w:val="1C3A36"/>
-                <w:sz w:val="15"/>
-              </w:rPr>
-              <w:t>2026-08-05</w:t>
-            </w:r>
-          </w:p>
-        </w:tc>
-        <w:tc>
-          <w:tcPr>
-            <w:tcW w:type="dxa" w:w="6019"/>
-          </w:tcPr>
-          <w:p>
-            <w:pPr>
-              <w:spacing w:after="20"/>
-            </w:pPr>
-            <w:r>
-              <w:rPr>
-                <w:color w:val="1C3A36"/>
-                <w:sz w:val="15"/>
-              </w:rPr>
-              <w:t>Terminal growth, 5% — the standing centre for established names in this market post-disinflation, sensitised 3-7%. Note this is an EGP-NOMINAL rate struck against a terminal risk-free rate that itself embeds 5% inflation, so the base case assumes approximately zero real terminal growth: a deliberate conservatism for a company whose revenue is majority hard-currency</w:t>
+              <w:t>Terminal NOMINAL growth, DERIVED rather than chosen: (1 + 0.0 real growth) x (1 + 7.0% long-run Egyptian inflation) - 1 = 7.0%. The house macroeconomic path is the only source of an inflation rate in this study. The first edition's 5.0% was struck against an assumed 5% inflation and was therefore a real decline of 1.87% a year in perpetuity</w:t>
             </w:r>
           </w:p>
         </w:tc>

--- a/engine/swdy_study/SWDY_Bibliography_05-08-2026.docx
+++ b/engine/swdy_study/SWDY_Bibliography_05-08-2026.docx
@@ -1318,7 +1318,7 @@
                 <w:color w:val="1C3A36"/>
                 <w:sz w:val="15"/>
               </w:rPr>
-              <w:t>105.2</w:t>
+              <w:t>130.0</w:t>
             </w:r>
           </w:p>
         </w:tc>
@@ -1335,7 +1335,7 @@
                 <w:color w:val="1C3A36"/>
                 <w:sz w:val="15"/>
               </w:rPr>
-              <w:t>2026-08-05</w:t>
+              <w:t>2026-09-03</w:t>
             </w:r>
           </w:p>
         </w:tc>
@@ -1352,7 +1352,7 @@
                 <w:color w:val="1C3A36"/>
                 <w:sz w:val="15"/>
               </w:rPr>
-              <w:t>Uploaded EGX daily price history, last close</w:t>
+              <w:t>Closing price supplied by the principal for 3 September 2026. RE-STRUCK: the study was struck at EGP 105.20 of 5 August 2026 and a fair value delivered against a month-old quote is a comparison a reader cannot use. The supplied file records that the figure first arrived as 90.50 and was CORRECTED to 130.00 on 6 September 2026 after it disagreed with this name's own price library on all 35 overlapping sessions after 14 June 2026, including the 5 August close of 105.20 this study was originally struck at. A fair value delivered against a month-old quote is a comparison a reader cannot use</w:t>
             </w:r>
           </w:p>
         </w:tc>
@@ -1374,7 +1374,7 @@
           <w:color w:val="1C3A36"/>
           <w:sz w:val="22"/>
         </w:rPr>
-        <w:t>Company layer — 128 inputs</w:t>
+        <w:t>Company layer — 143 inputs</w:t>
       </w:r>
     </w:p>
     <w:tbl>
@@ -10439,6 +10439,1056 @@
                 <w:sz w:val="15"/>
               </w:rPr>
               <w:t>EXACT capital restructuring table, Note 29, audited FY2025 financial statements, as at 31 December 2025: Sadek Ahmed Sadek Elsewedy 24.99% (534,980,391 shares), Ahmed Ahmed Sadek Elsewedy 24.99% (534,980,391), Mohamed Ahmed Sadek Elsewedy 18.01% (385,602,690) — family combined 67.99%; Electra Investment Holding Restricted Limited 18.87% (403,997,835); other shareholders 13.07% (279,794,409); ESOP shares issued not granted 0.07% (1,422,160). REPLACES a previous house estimate (family ~68.0%, Electra ~20.4%, float ~11.6%) with the company's own disclosed table. Electra's stake FELL over 2025 — the FY2024 table (same note, prior year) shows Electra at 20.37% (436,109,503 shares) and other shareholders at 11.57% (247,682,741): Electra placed exactly 32,111,668 shares into the free float during the year</w:t>
+            </w:r>
+          </w:p>
+        </w:tc>
+      </w:tr>
+      <w:tr>
+        <w:tc>
+          <w:tcPr>
+            <w:tcW w:type="dxa" w:w="1656"/>
+          </w:tcPr>
+          <w:p>
+            <w:pPr>
+              <w:spacing w:after="20"/>
+            </w:pPr>
+            <w:r>
+              <w:rPr>
+                <w:color w:val="1C3A36"/>
+                <w:sz w:val="15"/>
+              </w:rPr>
+              <w:t>sh sadek</w:t>
+            </w:r>
+          </w:p>
+        </w:tc>
+        <w:tc>
+          <w:tcPr>
+            <w:tcW w:type="dxa" w:w="1368"/>
+          </w:tcPr>
+          <w:p>
+            <w:pPr>
+              <w:spacing w:after="20"/>
+            </w:pPr>
+            <w:r>
+              <w:rPr>
+                <w:color w:val="1C3A36"/>
+                <w:sz w:val="15"/>
+              </w:rPr>
+              <w:t>0.2499</w:t>
+            </w:r>
+          </w:p>
+        </w:tc>
+        <w:tc>
+          <w:tcPr>
+            <w:tcW w:type="dxa" w:w="1037"/>
+          </w:tcPr>
+          <w:p>
+            <w:pPr>
+              <w:spacing w:after="20"/>
+            </w:pPr>
+            <w:r>
+              <w:rPr>
+                <w:color w:val="1C3A36"/>
+                <w:sz w:val="15"/>
+              </w:rPr>
+              <w:t>2026-03-01</w:t>
+            </w:r>
+          </w:p>
+        </w:tc>
+        <w:tc>
+          <w:tcPr>
+            <w:tcW w:type="dxa" w:w="6019"/>
+          </w:tcPr>
+          <w:p>
+            <w:pPr>
+              <w:spacing w:after="20"/>
+            </w:pPr>
+            <w:r>
+              <w:rPr>
+                <w:color w:val="1C3A36"/>
+                <w:sz w:val="15"/>
+              </w:rPr>
+              <w:t>Audited consolidated financial statements of El Sewedy Electric Company for the financial year ended 31 December 2025, published on the company's own investor-relations portal at ir.elsewedyelectric.com, note 40 (shareholders' structure) as at 31 December 2025: Sadek Ahmed Sadek Elsewedy, 534,980,391 shares</w:t>
+            </w:r>
+          </w:p>
+        </w:tc>
+      </w:tr>
+      <w:tr>
+        <w:tc>
+          <w:tcPr>
+            <w:tcW w:type="dxa" w:w="1656"/>
+          </w:tcPr>
+          <w:p>
+            <w:pPr>
+              <w:spacing w:after="20"/>
+            </w:pPr>
+            <w:r>
+              <w:rPr>
+                <w:color w:val="1C3A36"/>
+                <w:sz w:val="15"/>
+              </w:rPr>
+              <w:t>sh ahmed</w:t>
+            </w:r>
+          </w:p>
+        </w:tc>
+        <w:tc>
+          <w:tcPr>
+            <w:tcW w:type="dxa" w:w="1368"/>
+          </w:tcPr>
+          <w:p>
+            <w:pPr>
+              <w:spacing w:after="20"/>
+            </w:pPr>
+            <w:r>
+              <w:rPr>
+                <w:color w:val="1C3A36"/>
+                <w:sz w:val="15"/>
+              </w:rPr>
+              <w:t>0.2499</w:t>
+            </w:r>
+          </w:p>
+        </w:tc>
+        <w:tc>
+          <w:tcPr>
+            <w:tcW w:type="dxa" w:w="1037"/>
+          </w:tcPr>
+          <w:p>
+            <w:pPr>
+              <w:spacing w:after="20"/>
+            </w:pPr>
+            <w:r>
+              <w:rPr>
+                <w:color w:val="1C3A36"/>
+                <w:sz w:val="15"/>
+              </w:rPr>
+              <w:t>2026-03-01</w:t>
+            </w:r>
+          </w:p>
+        </w:tc>
+        <w:tc>
+          <w:tcPr>
+            <w:tcW w:type="dxa" w:w="6019"/>
+          </w:tcPr>
+          <w:p>
+            <w:pPr>
+              <w:spacing w:after="20"/>
+            </w:pPr>
+            <w:r>
+              <w:rPr>
+                <w:color w:val="1C3A36"/>
+                <w:sz w:val="15"/>
+              </w:rPr>
+              <w:t>Audited consolidated financial statements of El Sewedy Electric Company for the financial year ended 31 December 2025, published on the company's own investor-relations portal at ir.elsewedyelectric.com, note 40: Ahmed Ahmed Sadek Elsewedy, 534,980,391 shares</w:t>
+            </w:r>
+          </w:p>
+        </w:tc>
+      </w:tr>
+      <w:tr>
+        <w:tc>
+          <w:tcPr>
+            <w:tcW w:type="dxa" w:w="1656"/>
+          </w:tcPr>
+          <w:p>
+            <w:pPr>
+              <w:spacing w:after="20"/>
+            </w:pPr>
+            <w:r>
+              <w:rPr>
+                <w:color w:val="1C3A36"/>
+                <w:sz w:val="15"/>
+              </w:rPr>
+              <w:t>sh mohamed</w:t>
+            </w:r>
+          </w:p>
+        </w:tc>
+        <w:tc>
+          <w:tcPr>
+            <w:tcW w:type="dxa" w:w="1368"/>
+          </w:tcPr>
+          <w:p>
+            <w:pPr>
+              <w:spacing w:after="20"/>
+            </w:pPr>
+            <w:r>
+              <w:rPr>
+                <w:color w:val="1C3A36"/>
+                <w:sz w:val="15"/>
+              </w:rPr>
+              <w:t>0.1801</w:t>
+            </w:r>
+          </w:p>
+        </w:tc>
+        <w:tc>
+          <w:tcPr>
+            <w:tcW w:type="dxa" w:w="1037"/>
+          </w:tcPr>
+          <w:p>
+            <w:pPr>
+              <w:spacing w:after="20"/>
+            </w:pPr>
+            <w:r>
+              <w:rPr>
+                <w:color w:val="1C3A36"/>
+                <w:sz w:val="15"/>
+              </w:rPr>
+              <w:t>2026-03-01</w:t>
+            </w:r>
+          </w:p>
+        </w:tc>
+        <w:tc>
+          <w:tcPr>
+            <w:tcW w:type="dxa" w:w="6019"/>
+          </w:tcPr>
+          <w:p>
+            <w:pPr>
+              <w:spacing w:after="20"/>
+            </w:pPr>
+            <w:r>
+              <w:rPr>
+                <w:color w:val="1C3A36"/>
+                <w:sz w:val="15"/>
+              </w:rPr>
+              <w:t>Audited consolidated financial statements of El Sewedy Electric Company for the financial year ended 31 December 2025, published on the company's own investor-relations portal at ir.elsewedyelectric.com, note 40: Mohamed Ahmed Sadek Elsewedy, 385,602,690 shares</w:t>
+            </w:r>
+          </w:p>
+        </w:tc>
+      </w:tr>
+      <w:tr>
+        <w:tc>
+          <w:tcPr>
+            <w:tcW w:type="dxa" w:w="1656"/>
+          </w:tcPr>
+          <w:p>
+            <w:pPr>
+              <w:spacing w:after="20"/>
+            </w:pPr>
+            <w:r>
+              <w:rPr>
+                <w:color w:val="1C3A36"/>
+                <w:sz w:val="15"/>
+              </w:rPr>
+              <w:t>sh electra fy24</w:t>
+            </w:r>
+          </w:p>
+        </w:tc>
+        <w:tc>
+          <w:tcPr>
+            <w:tcW w:type="dxa" w:w="1368"/>
+          </w:tcPr>
+          <w:p>
+            <w:pPr>
+              <w:spacing w:after="20"/>
+            </w:pPr>
+            <w:r>
+              <w:rPr>
+                <w:color w:val="1C3A36"/>
+                <w:sz w:val="15"/>
+              </w:rPr>
+              <w:t>0.2037</w:t>
+            </w:r>
+          </w:p>
+        </w:tc>
+        <w:tc>
+          <w:tcPr>
+            <w:tcW w:type="dxa" w:w="1037"/>
+          </w:tcPr>
+          <w:p>
+            <w:pPr>
+              <w:spacing w:after="20"/>
+            </w:pPr>
+            <w:r>
+              <w:rPr>
+                <w:color w:val="1C3A36"/>
+                <w:sz w:val="15"/>
+              </w:rPr>
+              <w:t>2025-03-01</w:t>
+            </w:r>
+          </w:p>
+        </w:tc>
+        <w:tc>
+          <w:tcPr>
+            <w:tcW w:type="dxa" w:w="6019"/>
+          </w:tcPr>
+          <w:p>
+            <w:pPr>
+              <w:spacing w:after="20"/>
+            </w:pPr>
+            <w:r>
+              <w:rPr>
+                <w:color w:val="1C3A36"/>
+                <w:sz w:val="15"/>
+              </w:rPr>
+              <w:t>Audited consolidated financial statements of El Sewedy Electric Company for the financial year ended 31 December 2024, published on the company's own investor-relations portal at ir.elsewedyelectric.com, note 40 (prior-year column): Electra Investment Holding, 436,109,503 shares at 31 December 2024</w:t>
+            </w:r>
+          </w:p>
+        </w:tc>
+      </w:tr>
+      <w:tr>
+        <w:tc>
+          <w:tcPr>
+            <w:tcW w:type="dxa" w:w="1656"/>
+          </w:tcPr>
+          <w:p>
+            <w:pPr>
+              <w:spacing w:after="20"/>
+            </w:pPr>
+            <w:r>
+              <w:rPr>
+                <w:color w:val="1C3A36"/>
+                <w:sz w:val="15"/>
+              </w:rPr>
+              <w:t>sh other fy24</w:t>
+            </w:r>
+          </w:p>
+        </w:tc>
+        <w:tc>
+          <w:tcPr>
+            <w:tcW w:type="dxa" w:w="1368"/>
+          </w:tcPr>
+          <w:p>
+            <w:pPr>
+              <w:spacing w:after="20"/>
+            </w:pPr>
+            <w:r>
+              <w:rPr>
+                <w:color w:val="1C3A36"/>
+                <w:sz w:val="15"/>
+              </w:rPr>
+              <w:t>0.1157</w:t>
+            </w:r>
+          </w:p>
+        </w:tc>
+        <w:tc>
+          <w:tcPr>
+            <w:tcW w:type="dxa" w:w="1037"/>
+          </w:tcPr>
+          <w:p>
+            <w:pPr>
+              <w:spacing w:after="20"/>
+            </w:pPr>
+            <w:r>
+              <w:rPr>
+                <w:color w:val="1C3A36"/>
+                <w:sz w:val="15"/>
+              </w:rPr>
+              <w:t>2025-03-01</w:t>
+            </w:r>
+          </w:p>
+        </w:tc>
+        <w:tc>
+          <w:tcPr>
+            <w:tcW w:type="dxa" w:w="6019"/>
+          </w:tcPr>
+          <w:p>
+            <w:pPr>
+              <w:spacing w:after="20"/>
+            </w:pPr>
+            <w:r>
+              <w:rPr>
+                <w:color w:val="1C3A36"/>
+                <w:sz w:val="15"/>
+              </w:rPr>
+              <w:t>Audited consolidated financial statements of El Sewedy Electric Company for the financial year ended 31 December 2024, published on the company's own investor-relations portal at ir.elsewedyelectric.com, note 40 (prior-year column): other shareholders, 247,682,741 shares at 31 December 2024</w:t>
+            </w:r>
+          </w:p>
+        </w:tc>
+      </w:tr>
+      <w:tr>
+        <w:tc>
+          <w:tcPr>
+            <w:tcW w:type="dxa" w:w="1656"/>
+          </w:tcPr>
+          <w:p>
+            <w:pPr>
+              <w:spacing w:after="20"/>
+            </w:pPr>
+            <w:r>
+              <w:rPr>
+                <w:color w:val="1C3A36"/>
+                <w:sz w:val="15"/>
+              </w:rPr>
+              <w:t>stake insulators</w:t>
+            </w:r>
+          </w:p>
+        </w:tc>
+        <w:tc>
+          <w:tcPr>
+            <w:tcW w:type="dxa" w:w="1368"/>
+          </w:tcPr>
+          <w:p>
+            <w:pPr>
+              <w:spacing w:after="20"/>
+            </w:pPr>
+            <w:r>
+              <w:rPr>
+                <w:color w:val="1C3A36"/>
+                <w:sz w:val="15"/>
+              </w:rPr>
+              <w:t>0.2517</w:t>
+            </w:r>
+          </w:p>
+        </w:tc>
+        <w:tc>
+          <w:tcPr>
+            <w:tcW w:type="dxa" w:w="1037"/>
+          </w:tcPr>
+          <w:p>
+            <w:pPr>
+              <w:spacing w:after="20"/>
+            </w:pPr>
+            <w:r>
+              <w:rPr>
+                <w:color w:val="1C3A36"/>
+                <w:sz w:val="15"/>
+              </w:rPr>
+              <w:t>2026-03-01</w:t>
+            </w:r>
+          </w:p>
+        </w:tc>
+        <w:tc>
+          <w:tcPr>
+            <w:tcW w:type="dxa" w:w="6019"/>
+          </w:tcPr>
+          <w:p>
+            <w:pPr>
+              <w:spacing w:after="20"/>
+            </w:pPr>
+            <w:r>
+              <w:rPr>
+                <w:color w:val="1C3A36"/>
+                <w:sz w:val="15"/>
+              </w:rPr>
+              <w:t>Audited consolidated financial statements of El Sewedy Electric Company for the financial year ended 31 December 2025, published on the company's own investor-relations portal at ir.elsewedyelectric.com, note 20 (equity-accounted investees): Egyptian Company for Electrical Insulators, carrying value EGP 76.1mn</w:t>
+            </w:r>
+          </w:p>
+        </w:tc>
+      </w:tr>
+      <w:tr>
+        <w:tc>
+          <w:tcPr>
+            <w:tcW w:type="dxa" w:w="1656"/>
+          </w:tcPr>
+          <w:p>
+            <w:pPr>
+              <w:spacing w:after="20"/>
+            </w:pPr>
+            <w:r>
+              <w:rPr>
+                <w:color w:val="1C3A36"/>
+                <w:sz w:val="15"/>
+              </w:rPr>
+              <w:t>etr q1 26</w:t>
+            </w:r>
+          </w:p>
+        </w:tc>
+        <w:tc>
+          <w:tcPr>
+            <w:tcW w:type="dxa" w:w="1368"/>
+          </w:tcPr>
+          <w:p>
+            <w:pPr>
+              <w:spacing w:after="20"/>
+            </w:pPr>
+            <w:r>
+              <w:rPr>
+                <w:color w:val="1C3A36"/>
+                <w:sz w:val="15"/>
+              </w:rPr>
+              <w:t>0.2575</w:t>
+            </w:r>
+          </w:p>
+        </w:tc>
+        <w:tc>
+          <w:tcPr>
+            <w:tcW w:type="dxa" w:w="1037"/>
+          </w:tcPr>
+          <w:p>
+            <w:pPr>
+              <w:spacing w:after="20"/>
+            </w:pPr>
+            <w:r>
+              <w:rPr>
+                <w:color w:val="1C3A36"/>
+                <w:sz w:val="15"/>
+              </w:rPr>
+              <w:t>2026-05-01</w:t>
+            </w:r>
+          </w:p>
+        </w:tc>
+        <w:tc>
+          <w:tcPr>
+            <w:tcW w:type="dxa" w:w="6019"/>
+          </w:tcPr>
+          <w:p>
+            <w:pPr>
+              <w:spacing w:after="20"/>
+            </w:pPr>
+            <w:r>
+              <w:rPr>
+                <w:color w:val="1C3A36"/>
+                <w:sz w:val="15"/>
+              </w:rPr>
+              <w:t>Q1-2026 reviewed interim consolidated statements at ir.elsewedyelectric.com, income tax expense over profit before tax of 7,041.966803</w:t>
+            </w:r>
+          </w:p>
+        </w:tc>
+      </w:tr>
+      <w:tr>
+        <w:tc>
+          <w:tcPr>
+            <w:tcW w:type="dxa" w:w="1656"/>
+          </w:tcPr>
+          <w:p>
+            <w:pPr>
+              <w:spacing w:after="20"/>
+            </w:pPr>
+            <w:r>
+              <w:rPr>
+                <w:color w:val="1C3A36"/>
+                <w:sz w:val="15"/>
+              </w:rPr>
+              <w:t>etr q1 25</w:t>
+            </w:r>
+          </w:p>
+        </w:tc>
+        <w:tc>
+          <w:tcPr>
+            <w:tcW w:type="dxa" w:w="1368"/>
+          </w:tcPr>
+          <w:p>
+            <w:pPr>
+              <w:spacing w:after="20"/>
+            </w:pPr>
+            <w:r>
+              <w:rPr>
+                <w:color w:val="1C3A36"/>
+                <w:sz w:val="15"/>
+              </w:rPr>
+              <w:t>0.2196</w:t>
+            </w:r>
+          </w:p>
+        </w:tc>
+        <w:tc>
+          <w:tcPr>
+            <w:tcW w:type="dxa" w:w="1037"/>
+          </w:tcPr>
+          <w:p>
+            <w:pPr>
+              <w:spacing w:after="20"/>
+            </w:pPr>
+            <w:r>
+              <w:rPr>
+                <w:color w:val="1C3A36"/>
+                <w:sz w:val="15"/>
+              </w:rPr>
+              <w:t>2026-05-01</w:t>
+            </w:r>
+          </w:p>
+        </w:tc>
+        <w:tc>
+          <w:tcPr>
+            <w:tcW w:type="dxa" w:w="6019"/>
+          </w:tcPr>
+          <w:p>
+            <w:pPr>
+              <w:spacing w:after="20"/>
+            </w:pPr>
+            <w:r>
+              <w:rPr>
+                <w:color w:val="1C3A36"/>
+                <w:sz w:val="15"/>
+              </w:rPr>
+              <w:t>Q1-2025 reviewed interim consolidated statements, the comparative column of the Q1-2026 filing: income tax expense over profit before tax</w:t>
+            </w:r>
+          </w:p>
+        </w:tc>
+      </w:tr>
+      <w:tr>
+        <w:tc>
+          <w:tcPr>
+            <w:tcW w:type="dxa" w:w="1656"/>
+          </w:tcPr>
+          <w:p>
+            <w:pPr>
+              <w:spacing w:after="20"/>
+            </w:pPr>
+            <w:r>
+              <w:rPr>
+                <w:color w:val="1C3A36"/>
+                <w:sz w:val="15"/>
+              </w:rPr>
+              <w:t>etr h1 25</w:t>
+            </w:r>
+          </w:p>
+        </w:tc>
+        <w:tc>
+          <w:tcPr>
+            <w:tcW w:type="dxa" w:w="1368"/>
+          </w:tcPr>
+          <w:p>
+            <w:pPr>
+              <w:spacing w:after="20"/>
+            </w:pPr>
+            <w:r>
+              <w:rPr>
+                <w:color w:val="1C3A36"/>
+                <w:sz w:val="15"/>
+              </w:rPr>
+              <w:t>0.3085</w:t>
+            </w:r>
+          </w:p>
+        </w:tc>
+        <w:tc>
+          <w:tcPr>
+            <w:tcW w:type="dxa" w:w="1037"/>
+          </w:tcPr>
+          <w:p>
+            <w:pPr>
+              <w:spacing w:after="20"/>
+            </w:pPr>
+            <w:r>
+              <w:rPr>
+                <w:color w:val="1C3A36"/>
+                <w:sz w:val="15"/>
+              </w:rPr>
+              <w:t>2026-08-01</w:t>
+            </w:r>
+          </w:p>
+        </w:tc>
+        <w:tc>
+          <w:tcPr>
+            <w:tcW w:type="dxa" w:w="6019"/>
+          </w:tcPr>
+          <w:p>
+            <w:pPr>
+              <w:spacing w:after="20"/>
+            </w:pPr>
+            <w:r>
+              <w:rPr>
+                <w:color w:val="1C3A36"/>
+                <w:sz w:val="15"/>
+              </w:rPr>
+              <w:t>H1-2025 reviewed interim consolidated statements, the comparative column of the H1-2026 filing: income tax expense over profit before tax of 15,395.270255</w:t>
+            </w:r>
+          </w:p>
+        </w:tc>
+      </w:tr>
+      <w:tr>
+        <w:tc>
+          <w:tcPr>
+            <w:tcW w:type="dxa" w:w="1656"/>
+          </w:tcPr>
+          <w:p>
+            <w:pPr>
+              <w:spacing w:after="20"/>
+            </w:pPr>
+            <w:r>
+              <w:rPr>
+                <w:color w:val="1C3A36"/>
+                <w:sz w:val="15"/>
+              </w:rPr>
+              <w:t>nci share h1 26 profit</w:t>
+            </w:r>
+          </w:p>
+        </w:tc>
+        <w:tc>
+          <w:tcPr>
+            <w:tcW w:type="dxa" w:w="1368"/>
+          </w:tcPr>
+          <w:p>
+            <w:pPr>
+              <w:spacing w:after="20"/>
+            </w:pPr>
+            <w:r>
+              <w:rPr>
+                <w:color w:val="1C3A36"/>
+                <w:sz w:val="15"/>
+              </w:rPr>
+              <w:t>0.0681</w:t>
+            </w:r>
+          </w:p>
+        </w:tc>
+        <w:tc>
+          <w:tcPr>
+            <w:tcW w:type="dxa" w:w="1037"/>
+          </w:tcPr>
+          <w:p>
+            <w:pPr>
+              <w:spacing w:after="20"/>
+            </w:pPr>
+            <w:r>
+              <w:rPr>
+                <w:color w:val="1C3A36"/>
+                <w:sz w:val="15"/>
+              </w:rPr>
+              <w:t>2026-08-01</w:t>
+            </w:r>
+          </w:p>
+        </w:tc>
+        <w:tc>
+          <w:tcPr>
+            <w:tcW w:type="dxa" w:w="6019"/>
+          </w:tcPr>
+          <w:p>
+            <w:pPr>
+              <w:spacing w:after="20"/>
+            </w:pPr>
+            <w:r>
+              <w:rPr>
+                <w:color w:val="1C3A36"/>
+                <w:sz w:val="15"/>
+              </w:rPr>
+              <w:t>Reviewed condensed interim consolidated financial statements for the six months ended 30 June 2026, El Sewedy Electric Company, approved for issuance by the board on 11 August 2026 (note 2-1), published on the company's own investor-relations portal at ir.elsewedyelectric.com, profit attributable to non-controlling interests over total profit after tax for the half</w:t>
+            </w:r>
+          </w:p>
+        </w:tc>
+      </w:tr>
+      <w:tr>
+        <w:tc>
+          <w:tcPr>
+            <w:tcW w:type="dxa" w:w="1656"/>
+          </w:tcPr>
+          <w:p>
+            <w:pPr>
+              <w:spacing w:after="20"/>
+            </w:pPr>
+            <w:r>
+              <w:rPr>
+                <w:color w:val="1C3A36"/>
+                <w:sz w:val="15"/>
+              </w:rPr>
+              <w:t>nci share h1 26 equity</w:t>
+            </w:r>
+          </w:p>
+        </w:tc>
+        <w:tc>
+          <w:tcPr>
+            <w:tcW w:type="dxa" w:w="1368"/>
+          </w:tcPr>
+          <w:p>
+            <w:pPr>
+              <w:spacing w:after="20"/>
+            </w:pPr>
+            <w:r>
+              <w:rPr>
+                <w:color w:val="1C3A36"/>
+                <w:sz w:val="15"/>
+              </w:rPr>
+              <w:t>0.0747</w:t>
+            </w:r>
+          </w:p>
+        </w:tc>
+        <w:tc>
+          <w:tcPr>
+            <w:tcW w:type="dxa" w:w="1037"/>
+          </w:tcPr>
+          <w:p>
+            <w:pPr>
+              <w:spacing w:after="20"/>
+            </w:pPr>
+            <w:r>
+              <w:rPr>
+                <w:color w:val="1C3A36"/>
+                <w:sz w:val="15"/>
+              </w:rPr>
+              <w:t>2026-08-01</w:t>
+            </w:r>
+          </w:p>
+        </w:tc>
+        <w:tc>
+          <w:tcPr>
+            <w:tcW w:type="dxa" w:w="6019"/>
+          </w:tcPr>
+          <w:p>
+            <w:pPr>
+              <w:spacing w:after="20"/>
+            </w:pPr>
+            <w:r>
+              <w:rPr>
+                <w:color w:val="1C3A36"/>
+                <w:sz w:val="15"/>
+              </w:rPr>
+              <w:t>Reviewed condensed interim consolidated financial statements for the six months ended 30 June 2026, El Sewedy Electric Company, approved for issuance by the board on 11 August 2026 (note 2-1), published on the company's own investor-relations portal at ir.elsewedyelectric.com, non-controlling interests over total equity of 76,024.598402</w:t>
+            </w:r>
+          </w:p>
+        </w:tc>
+      </w:tr>
+      <w:tr>
+        <w:tc>
+          <w:tcPr>
+            <w:tcW w:type="dxa" w:w="1656"/>
+          </w:tcPr>
+          <w:p>
+            <w:pPr>
+              <w:spacing w:after="20"/>
+            </w:pPr>
+            <w:r>
+              <w:rPr>
+                <w:color w:val="1C3A36"/>
+                <w:sz w:val="15"/>
+              </w:rPr>
+              <w:t>emp share h1 25</w:t>
+            </w:r>
+          </w:p>
+        </w:tc>
+        <w:tc>
+          <w:tcPr>
+            <w:tcW w:type="dxa" w:w="1368"/>
+          </w:tcPr>
+          <w:p>
+            <w:pPr>
+              <w:spacing w:after="20"/>
+            </w:pPr>
+            <w:r>
+              <w:rPr>
+                <w:color w:val="1C3A36"/>
+                <w:sz w:val="15"/>
+              </w:rPr>
+              <w:t>0.1271</w:t>
+            </w:r>
+          </w:p>
+        </w:tc>
+        <w:tc>
+          <w:tcPr>
+            <w:tcW w:type="dxa" w:w="1037"/>
+          </w:tcPr>
+          <w:p>
+            <w:pPr>
+              <w:spacing w:after="20"/>
+            </w:pPr>
+            <w:r>
+              <w:rPr>
+                <w:color w:val="1C3A36"/>
+                <w:sz w:val="15"/>
+              </w:rPr>
+              <w:t>2026-08-01</w:t>
+            </w:r>
+          </w:p>
+        </w:tc>
+        <w:tc>
+          <w:tcPr>
+            <w:tcW w:type="dxa" w:w="6019"/>
+          </w:tcPr>
+          <w:p>
+            <w:pPr>
+              <w:spacing w:after="20"/>
+            </w:pPr>
+            <w:r>
+              <w:rPr>
+                <w:color w:val="1C3A36"/>
+                <w:sz w:val="15"/>
+              </w:rPr>
+              <w:t>H1-2025 comparative column of the H1-2026 reviewed statements, note 38: employees' share in profit 1,104.834367 over profit attributable to owners of 8,694.611825</w:t>
+            </w:r>
+          </w:p>
+        </w:tc>
+      </w:tr>
+      <w:tr>
+        <w:tc>
+          <w:tcPr>
+            <w:tcW w:type="dxa" w:w="1656"/>
+          </w:tcPr>
+          <w:p>
+            <w:pPr>
+              <w:spacing w:after="20"/>
+            </w:pPr>
+            <w:r>
+              <w:rPr>
+                <w:color w:val="1C3A36"/>
+                <w:sz w:val="15"/>
+              </w:rPr>
+              <w:t>export share fy25</w:t>
+            </w:r>
+          </w:p>
+        </w:tc>
+        <w:tc>
+          <w:tcPr>
+            <w:tcW w:type="dxa" w:w="1368"/>
+          </w:tcPr>
+          <w:p>
+            <w:pPr>
+              <w:spacing w:after="20"/>
+            </w:pPr>
+            <w:r>
+              <w:rPr>
+                <w:color w:val="1C3A36"/>
+                <w:sz w:val="15"/>
+              </w:rPr>
+              <w:t>0.4072</w:t>
+            </w:r>
+          </w:p>
+        </w:tc>
+        <w:tc>
+          <w:tcPr>
+            <w:tcW w:type="dxa" w:w="1037"/>
+          </w:tcPr>
+          <w:p>
+            <w:pPr>
+              <w:spacing w:after="20"/>
+            </w:pPr>
+            <w:r>
+              <w:rPr>
+                <w:color w:val="1C3A36"/>
+                <w:sz w:val="15"/>
+              </w:rPr>
+              <w:t>2026-03-01</w:t>
+            </w:r>
+          </w:p>
+        </w:tc>
+        <w:tc>
+          <w:tcPr>
+            <w:tcW w:type="dxa" w:w="6019"/>
+          </w:tcPr>
+          <w:p>
+            <w:pPr>
+              <w:spacing w:after="20"/>
+            </w:pPr>
+            <w:r>
+              <w:rPr>
+                <w:color w:val="1C3A36"/>
+                <w:sz w:val="15"/>
+              </w:rPr>
+              <w:t>Audited consolidated financial statements of El Sewedy Electric Company for the financial year ended 31 December 2025, published on the company's own investor-relations portal at ir.elsewedyelectric.com, note 5 (geographic disaggregation): revenue outside Egypt 114,461.030219 over total revenue 281,049.081719</w:t>
+            </w:r>
+          </w:p>
+        </w:tc>
+      </w:tr>
+      <w:tr>
+        <w:tc>
+          <w:tcPr>
+            <w:tcW w:type="dxa" w:w="1656"/>
+          </w:tcPr>
+          <w:p>
+            <w:pPr>
+              <w:spacing w:after="20"/>
+            </w:pPr>
+            <w:r>
+              <w:rPr>
+                <w:color w:val="1C3A36"/>
+                <w:sz w:val="15"/>
+              </w:rPr>
+              <w:t>kd egp fy24</w:t>
+            </w:r>
+          </w:p>
+        </w:tc>
+        <w:tc>
+          <w:tcPr>
+            <w:tcW w:type="dxa" w:w="1368"/>
+          </w:tcPr>
+          <w:p>
+            <w:pPr>
+              <w:spacing w:after="20"/>
+            </w:pPr>
+            <w:r>
+              <w:rPr>
+                <w:color w:val="1C3A36"/>
+                <w:sz w:val="15"/>
+              </w:rPr>
+              <w:t>0.2868</w:t>
+            </w:r>
+          </w:p>
+        </w:tc>
+        <w:tc>
+          <w:tcPr>
+            <w:tcW w:type="dxa" w:w="1037"/>
+          </w:tcPr>
+          <w:p>
+            <w:pPr>
+              <w:spacing w:after="20"/>
+            </w:pPr>
+            <w:r>
+              <w:rPr>
+                <w:color w:val="1C3A36"/>
+                <w:sz w:val="15"/>
+              </w:rPr>
+              <w:t>2025-03-01</w:t>
+            </w:r>
+          </w:p>
+        </w:tc>
+        <w:tc>
+          <w:tcPr>
+            <w:tcW w:type="dxa" w:w="6019"/>
+          </w:tcPr>
+          <w:p>
+            <w:pPr>
+              <w:spacing w:after="20"/>
+            </w:pPr>
+            <w:r>
+              <w:rPr>
+                <w:color w:val="1C3A36"/>
+                <w:sz w:val="15"/>
+              </w:rPr>
+              <w:t>Audited consolidated financial statements of El Sewedy Electric Company for the financial year ended 31 December 2024, published on the company's own investor-relations portal at ir.elsewedyelectric.com, note 32 read with note 44-2: the disclosed weighted average interest rate on Egyptian-pound borrowings at 31 December 2024</w:t>
+            </w:r>
+          </w:p>
+        </w:tc>
+      </w:tr>
+      <w:tr>
+        <w:tc>
+          <w:tcPr>
+            <w:tcW w:type="dxa" w:w="1656"/>
+          </w:tcPr>
+          <w:p>
+            <w:pPr>
+              <w:spacing w:after="20"/>
+            </w:pPr>
+            <w:r>
+              <w:rPr>
+                <w:color w:val="1C3A36"/>
+                <w:sz w:val="15"/>
+              </w:rPr>
+              <w:t>kd egp q1 26</w:t>
+            </w:r>
+          </w:p>
+        </w:tc>
+        <w:tc>
+          <w:tcPr>
+            <w:tcW w:type="dxa" w:w="1368"/>
+          </w:tcPr>
+          <w:p>
+            <w:pPr>
+              <w:spacing w:after="20"/>
+            </w:pPr>
+            <w:r>
+              <w:rPr>
+                <w:color w:val="1C3A36"/>
+                <w:sz w:val="15"/>
+              </w:rPr>
+              <w:t>0.2032</w:t>
+            </w:r>
+          </w:p>
+        </w:tc>
+        <w:tc>
+          <w:tcPr>
+            <w:tcW w:type="dxa" w:w="1037"/>
+          </w:tcPr>
+          <w:p>
+            <w:pPr>
+              <w:spacing w:after="20"/>
+            </w:pPr>
+            <w:r>
+              <w:rPr>
+                <w:color w:val="1C3A36"/>
+                <w:sz w:val="15"/>
+              </w:rPr>
+              <w:t>2026-05-01</w:t>
+            </w:r>
+          </w:p>
+        </w:tc>
+        <w:tc>
+          <w:tcPr>
+            <w:tcW w:type="dxa" w:w="6019"/>
+          </w:tcPr>
+          <w:p>
+            <w:pPr>
+              <w:spacing w:after="20"/>
+            </w:pPr>
+            <w:r>
+              <w:rPr>
+                <w:color w:val="1C3A36"/>
+                <w:sz w:val="15"/>
+              </w:rPr>
+              <w:t>Q1-2026 reviewed interim consolidated statements: the disclosed weighted average interest rate on Egyptian-pound borrowings</w:t>
             </w:r>
           </w:p>
         </w:tc>
@@ -12966,7 +14016,7 @@
                 <w:color w:val="1C3A36"/>
                 <w:sz w:val="15"/>
               </w:rPr>
-              <w:t>217</w:t>
+              <w:t>246</w:t>
             </w:r>
           </w:p>
         </w:tc>
